--- a/URUVS/Datasheets/URUV/03.2024/March_VideoAnalysis.docx
+++ b/URUVS/Datasheets/URUV/03.2024/March_VideoAnalysis.docx
@@ -40,27 +40,7 @@
           <w:kern w:val="0"/>
           <w14:ligatures w14:val="none"/>
         </w:rPr>
-        <w:t xml:space="preserve"> </w:t>
-      </w:r>
-      <w:proofErr w:type="gramStart"/>
-      <w:r>
-        <w:rPr>
-          <w:rFonts w:ascii="Arial" w:eastAsia="Times New Roman" w:hAnsi="Arial" w:cs="Arial"/>
-          <w:color w:val="000000"/>
-          <w:kern w:val="0"/>
-          <w14:ligatures w14:val="none"/>
-        </w:rPr>
-        <w:t>29</w:t>
-      </w:r>
-      <w:proofErr w:type="gramEnd"/>
-      <w:r>
-        <w:rPr>
-          <w:rFonts w:ascii="Arial" w:eastAsia="Times New Roman" w:hAnsi="Arial" w:cs="Arial"/>
-          <w:color w:val="000000"/>
-          <w:kern w:val="0"/>
-          <w14:ligatures w14:val="none"/>
-        </w:rPr>
-        <w:t>_03_2024_0740_C1_D1_LTPE4_F1</w:t>
+        <w:t xml:space="preserve"> 29_03_2024_0740_C1_D1_LTPE4_F1</w:t>
       </w:r>
     </w:p>
     <w:tbl>
@@ -285,21 +265,8 @@
                 <w:szCs w:val="20"/>
                 <w14:ligatures w14:val="none"/>
               </w:rPr>
-              <w:t xml:space="preserve"> </w:t>
-            </w:r>
-            <w:proofErr w:type="gramStart"/>
-            <w:r>
-              <w:rPr>
-                <w:rFonts w:ascii="Calibri" w:eastAsia="Times New Roman" w:hAnsi="Calibri" w:cs="Calibri"/>
-                <w:color w:val="000000"/>
-                <w:kern w:val="0"/>
-                <w:sz w:val="20"/>
-                <w:szCs w:val="20"/>
-                <w14:ligatures w14:val="none"/>
-              </w:rPr>
-              <w:t>4</w:t>
-            </w:r>
-            <w:proofErr w:type="gramEnd"/>
+              <w:t xml:space="preserve"> 4</w:t>
+            </w:r>
           </w:p>
         </w:tc>
       </w:tr>
@@ -805,27 +772,7 @@
                 <w:kern w:val="0"/>
                 <w14:ligatures w14:val="none"/>
               </w:rPr>
-              <w:t xml:space="preserve"> </w:t>
-            </w:r>
-            <w:proofErr w:type="gramStart"/>
-            <w:r>
-              <w:rPr>
-                <w:rFonts w:ascii="Calibri" w:eastAsia="Times New Roman" w:hAnsi="Calibri" w:cs="Calibri"/>
-                <w:color w:val="000000"/>
-                <w:kern w:val="0"/>
-                <w14:ligatures w14:val="none"/>
-              </w:rPr>
-              <w:t>80</w:t>
-            </w:r>
-            <w:proofErr w:type="gramEnd"/>
-            <w:r>
-              <w:rPr>
-                <w:rFonts w:ascii="Calibri" w:eastAsia="Times New Roman" w:hAnsi="Calibri" w:cs="Calibri"/>
-                <w:color w:val="000000"/>
-                <w:kern w:val="0"/>
-                <w14:ligatures w14:val="none"/>
-              </w:rPr>
-              <w:t>%</w:t>
+              <w:t xml:space="preserve"> 80%</w:t>
             </w:r>
           </w:p>
         </w:tc>
@@ -876,27 +823,7 @@
                 <w:kern w:val="0"/>
                 <w14:ligatures w14:val="none"/>
               </w:rPr>
-              <w:t xml:space="preserve"> </w:t>
-            </w:r>
-            <w:proofErr w:type="gramStart"/>
-            <w:r>
-              <w:rPr>
-                <w:rFonts w:ascii="Calibri" w:eastAsia="Times New Roman" w:hAnsi="Calibri" w:cs="Calibri"/>
-                <w:color w:val="000000"/>
-                <w:kern w:val="0"/>
-                <w14:ligatures w14:val="none"/>
-              </w:rPr>
-              <w:t>80</w:t>
-            </w:r>
-            <w:proofErr w:type="gramEnd"/>
-            <w:r>
-              <w:rPr>
-                <w:rFonts w:ascii="Calibri" w:eastAsia="Times New Roman" w:hAnsi="Calibri" w:cs="Calibri"/>
-                <w:color w:val="000000"/>
-                <w:kern w:val="0"/>
-                <w14:ligatures w14:val="none"/>
-              </w:rPr>
-              <w:t xml:space="preserve"> %</w:t>
+              <w:t xml:space="preserve"> 80 %</w:t>
             </w:r>
           </w:p>
         </w:tc>
@@ -1248,7 +1175,7 @@
                 <w:kern w:val="0"/>
                 <w:sz w:val="18"/>
                 <w:szCs w:val="18"/>
-                <w:highlight w:val="yellow"/>
+                <w:highlight w:val="green"/>
                 <w:lang w:val="fr-FR"/>
                 <w14:ligatures w14:val="none"/>
               </w:rPr>
@@ -1260,7 +1187,7 @@
                 <w:kern w:val="0"/>
                 <w:sz w:val="16"/>
                 <w:szCs w:val="16"/>
-                <w:highlight w:val="yellow"/>
+                <w:highlight w:val="green"/>
                 <w:lang w:val="fr-FR"/>
                 <w14:ligatures w14:val="none"/>
               </w:rPr>
@@ -1273,7 +1200,7 @@
                 <w:kern w:val="0"/>
                 <w:sz w:val="16"/>
                 <w:szCs w:val="16"/>
-                <w:highlight w:val="yellow"/>
+                <w:highlight w:val="green"/>
                 <w:lang w:val="fr-FR"/>
                 <w14:ligatures w14:val="none"/>
               </w:rPr>
@@ -1287,7 +1214,7 @@
                 <w:kern w:val="0"/>
                 <w:sz w:val="16"/>
                 <w:szCs w:val="16"/>
-                <w:highlight w:val="yellow"/>
+                <w:highlight w:val="green"/>
                 <w:lang w:val="fr-FR"/>
                 <w14:ligatures w14:val="none"/>
               </w:rPr>
@@ -1304,7 +1231,7 @@
                 <w:kern w:val="0"/>
                 <w:sz w:val="16"/>
                 <w:szCs w:val="16"/>
-                <w:highlight w:val="yellow"/>
+                <w:highlight w:val="green"/>
                 <w:lang w:val="fr-FR"/>
                 <w14:ligatures w14:val="none"/>
               </w:rPr>
@@ -1316,7 +1243,7 @@
                 <w:kern w:val="0"/>
                 <w:sz w:val="16"/>
                 <w:szCs w:val="16"/>
-                <w:highlight w:val="yellow"/>
+                <w:highlight w:val="green"/>
                 <w:lang w:val="fr-FR"/>
                 <w14:ligatures w14:val="none"/>
               </w:rPr>
@@ -1329,7 +1256,7 @@
                 <w:kern w:val="0"/>
                 <w:sz w:val="16"/>
                 <w:szCs w:val="16"/>
-                <w:highlight w:val="yellow"/>
+                <w:highlight w:val="green"/>
                 <w:lang w:val="fr-FR"/>
                 <w14:ligatures w14:val="none"/>
               </w:rPr>
@@ -1344,7 +1271,7 @@
                 <w:kern w:val="0"/>
                 <w:sz w:val="16"/>
                 <w:szCs w:val="16"/>
-                <w:highlight w:val="yellow"/>
+                <w:highlight w:val="green"/>
                 <w:lang w:val="fr-FR"/>
                 <w14:ligatures w14:val="none"/>
               </w:rPr>
@@ -1358,7 +1285,7 @@
                 <w:kern w:val="0"/>
                 <w:sz w:val="16"/>
                 <w:szCs w:val="16"/>
-                <w:highlight w:val="yellow"/>
+                <w:highlight w:val="green"/>
                 <w:lang w:val="fr-FR"/>
                 <w14:ligatures w14:val="none"/>
               </w:rPr>
@@ -1372,7 +1299,7 @@
                 <w:kern w:val="0"/>
                 <w:sz w:val="16"/>
                 <w:szCs w:val="16"/>
-                <w:highlight w:val="yellow"/>
+                <w:highlight w:val="green"/>
                 <w:lang w:val="fr-FR"/>
                 <w14:ligatures w14:val="none"/>
               </w:rPr>
@@ -1386,7 +1313,7 @@
                 <w:kern w:val="0"/>
                 <w:sz w:val="16"/>
                 <w:szCs w:val="16"/>
-                <w:highlight w:val="yellow"/>
+                <w:highlight w:val="green"/>
                 <w:lang w:val="fr-FR"/>
                 <w14:ligatures w14:val="none"/>
               </w:rPr>
@@ -1400,7 +1327,7 @@
                 <w:kern w:val="0"/>
                 <w:sz w:val="16"/>
                 <w:szCs w:val="16"/>
-                <w:highlight w:val="yellow"/>
+                <w:highlight w:val="green"/>
                 <w:lang w:val="fr-FR"/>
                 <w14:ligatures w14:val="none"/>
               </w:rPr>
@@ -1413,7 +1340,7 @@
                 <w:kern w:val="0"/>
                 <w:sz w:val="16"/>
                 <w:szCs w:val="16"/>
-                <w:highlight w:val="yellow"/>
+                <w:highlight w:val="green"/>
                 <w:lang w:val="fr-FR"/>
                 <w14:ligatures w14:val="none"/>
               </w:rPr>
@@ -1429,7 +1356,7 @@
                 <w:kern w:val="0"/>
                 <w:sz w:val="16"/>
                 <w:szCs w:val="16"/>
-                <w:highlight w:val="yellow"/>
+                <w:highlight w:val="green"/>
                 <w:lang w:val="fr-FR"/>
                 <w14:ligatures w14:val="none"/>
               </w:rPr>
@@ -1443,7 +1370,7 @@
                 <w:kern w:val="0"/>
                 <w:sz w:val="18"/>
                 <w:szCs w:val="18"/>
-                <w:highlight w:val="yellow"/>
+                <w:highlight w:val="green"/>
                 <w:lang w:val="fr-FR"/>
                 <w14:ligatures w14:val="none"/>
               </w:rPr>
@@ -1457,7 +1384,7 @@
                 <w:kern w:val="0"/>
                 <w:sz w:val="16"/>
                 <w:szCs w:val="16"/>
-                <w:highlight w:val="yellow"/>
+                <w:highlight w:val="green"/>
                 <w:lang w:val="fr-FR"/>
                 <w14:ligatures w14:val="none"/>
               </w:rPr>
@@ -1472,7 +1399,7 @@
                 <w:kern w:val="0"/>
                 <w:sz w:val="18"/>
                 <w:szCs w:val="18"/>
-                <w:highlight w:val="yellow"/>
+                <w:highlight w:val="green"/>
                 <w14:ligatures w14:val="none"/>
                 <w:rPrChange w:id="0" w:author="Sophie Wulfing" w:date="2026-02-13T14:07:00Z" w16du:dateUtc="2026-02-13T19:07:00Z">
                   <w:rPr>
@@ -1494,7 +1421,7 @@
                 <w:kern w:val="0"/>
                 <w:sz w:val="16"/>
                 <w:szCs w:val="16"/>
-                <w:highlight w:val="yellow"/>
+                <w:highlight w:val="green"/>
                 <w14:ligatures w14:val="none"/>
                 <w:rPrChange w:id="1" w:author="Sophie Wulfing" w:date="2026-02-13T14:07:00Z" w16du:dateUtc="2026-02-13T19:07:00Z">
                   <w:rPr>
@@ -1519,7 +1446,7 @@
                 <w:kern w:val="0"/>
                 <w:sz w:val="16"/>
                 <w:szCs w:val="16"/>
-                <w:highlight w:val="yellow"/>
+                <w:highlight w:val="green"/>
                 <w14:ligatures w14:val="none"/>
                 <w:rPrChange w:id="2" w:author="Sophie Wulfing" w:date="2026-02-13T14:07:00Z" w16du:dateUtc="2026-02-13T19:07:00Z">
                   <w:rPr>
@@ -1544,7 +1471,7 @@
                 <w:kern w:val="0"/>
                 <w:sz w:val="16"/>
                 <w:szCs w:val="16"/>
-                <w:highlight w:val="yellow"/>
+                <w:highlight w:val="green"/>
                 <w14:ligatures w14:val="none"/>
                 <w:rPrChange w:id="3" w:author="Sophie Wulfing" w:date="2026-02-13T14:07:00Z" w16du:dateUtc="2026-02-13T19:07:00Z">
                   <w:rPr>
@@ -1570,7 +1497,7 @@
                 <w:kern w:val="0"/>
                 <w:sz w:val="18"/>
                 <w:szCs w:val="18"/>
-                <w:highlight w:val="yellow"/>
+                <w:highlight w:val="green"/>
                 <w14:ligatures w14:val="none"/>
                 <w:rPrChange w:id="4" w:author="Sophie Wulfing" w:date="2026-02-13T14:07:00Z" w16du:dateUtc="2026-02-13T19:07:00Z">
                   <w:rPr>
@@ -1594,7 +1521,7 @@
                 <w:kern w:val="0"/>
                 <w:sz w:val="18"/>
                 <w:szCs w:val="18"/>
-                <w:highlight w:val="yellow"/>
+                <w:highlight w:val="green"/>
                 <w14:ligatures w14:val="none"/>
               </w:rPr>
             </w:pPr>
@@ -1605,7 +1532,7 @@
                 <w:kern w:val="0"/>
                 <w:sz w:val="16"/>
                 <w:szCs w:val="16"/>
-                <w:highlight w:val="yellow"/>
+                <w:highlight w:val="green"/>
                 <w14:ligatures w14:val="none"/>
               </w:rPr>
               <w:t>Baby Shrimp</w:t>
@@ -1619,6 +1546,7 @@
                 <w:kern w:val="0"/>
                 <w:sz w:val="18"/>
                 <w:szCs w:val="18"/>
+                <w:highlight w:val="green"/>
                 <w14:ligatures w14:val="none"/>
               </w:rPr>
             </w:pPr>
@@ -1629,7 +1557,7 @@
                 <w:kern w:val="0"/>
                 <w:sz w:val="16"/>
                 <w:szCs w:val="16"/>
-                <w:highlight w:val="yellow"/>
+                <w:highlight w:val="green"/>
                 <w14:ligatures w14:val="none"/>
               </w:rPr>
               <w:t xml:space="preserve">T1/ </w:t>
@@ -1642,7 +1570,7 @@
                 <w:kern w:val="0"/>
                 <w:sz w:val="16"/>
                 <w:szCs w:val="16"/>
-                <w:highlight w:val="yellow"/>
+                <w:highlight w:val="green"/>
                 <w14:ligatures w14:val="none"/>
               </w:rPr>
               <w:t>MaxN</w:t>
@@ -1655,7 +1583,7 @@
                 <w:kern w:val="0"/>
                 <w:sz w:val="16"/>
                 <w:szCs w:val="16"/>
-                <w:highlight w:val="yellow"/>
+                <w:highlight w:val="green"/>
                 <w14:ligatures w14:val="none"/>
               </w:rPr>
               <w:t>: 1 (0:24:00)</w:t>
@@ -1667,7 +1595,7 @@
                 <w:kern w:val="0"/>
                 <w:sz w:val="16"/>
                 <w:szCs w:val="16"/>
-                <w:highlight w:val="yellow"/>
+                <w:highlight w:val="green"/>
                 <w14:ligatures w14:val="none"/>
               </w:rPr>
               <w:t xml:space="preserve"> (F1)</w:t>
@@ -1681,6 +1609,7 @@
                 <w:kern w:val="0"/>
                 <w:sz w:val="18"/>
                 <w:szCs w:val="18"/>
+                <w:highlight w:val="green"/>
                 <w14:ligatures w14:val="none"/>
               </w:rPr>
             </w:pPr>
@@ -1926,27 +1855,7 @@
           <w:sz w:val="22"/>
           <w:szCs w:val="22"/>
         </w:rPr>
-        <w:t xml:space="preserve"> </w:t>
-      </w:r>
-      <w:proofErr w:type="gramStart"/>
-      <w:r>
-        <w:rPr>
-          <w:rFonts w:ascii="Arial" w:hAnsi="Arial" w:cs="Arial"/>
-          <w:color w:val="000000"/>
-          <w:sz w:val="22"/>
-          <w:szCs w:val="22"/>
-        </w:rPr>
-        <w:t>29</w:t>
-      </w:r>
-      <w:proofErr w:type="gramEnd"/>
-      <w:r>
-        <w:rPr>
-          <w:rFonts w:ascii="Arial" w:hAnsi="Arial" w:cs="Arial"/>
-          <w:color w:val="000000"/>
-          <w:sz w:val="22"/>
-          <w:szCs w:val="22"/>
-        </w:rPr>
-        <w:t>_03_2024_0746_C12_D2_LTPE6_F1</w:t>
+        <w:t xml:space="preserve"> 29_03_2024_0746_C12_D2_LTPE6_F1</w:t>
       </w:r>
     </w:p>
     <w:tbl>
@@ -2171,21 +2080,8 @@
                 <w:szCs w:val="20"/>
                 <w14:ligatures w14:val="none"/>
               </w:rPr>
-              <w:t xml:space="preserve"> </w:t>
-            </w:r>
-            <w:proofErr w:type="gramStart"/>
-            <w:r>
-              <w:rPr>
-                <w:rFonts w:ascii="Calibri" w:eastAsia="Times New Roman" w:hAnsi="Calibri" w:cs="Calibri"/>
-                <w:color w:val="000000"/>
-                <w:kern w:val="0"/>
-                <w:sz w:val="20"/>
-                <w:szCs w:val="20"/>
-                <w14:ligatures w14:val="none"/>
-              </w:rPr>
-              <w:t>3</w:t>
-            </w:r>
-            <w:proofErr w:type="gramEnd"/>
+              <w:t xml:space="preserve"> 3</w:t>
+            </w:r>
           </w:p>
         </w:tc>
       </w:tr>
@@ -2638,27 +2534,7 @@
                 <w:kern w:val="0"/>
                 <w14:ligatures w14:val="none"/>
               </w:rPr>
-              <w:t xml:space="preserve"> </w:t>
-            </w:r>
-            <w:proofErr w:type="gramStart"/>
-            <w:r>
-              <w:rPr>
-                <w:rFonts w:ascii="Calibri" w:eastAsia="Times New Roman" w:hAnsi="Calibri" w:cs="Calibri"/>
-                <w:color w:val="000000"/>
-                <w:kern w:val="0"/>
-                <w14:ligatures w14:val="none"/>
-              </w:rPr>
-              <w:t>80</w:t>
-            </w:r>
-            <w:proofErr w:type="gramEnd"/>
-            <w:r>
-              <w:rPr>
-                <w:rFonts w:ascii="Calibri" w:eastAsia="Times New Roman" w:hAnsi="Calibri" w:cs="Calibri"/>
-                <w:color w:val="000000"/>
-                <w:kern w:val="0"/>
-                <w14:ligatures w14:val="none"/>
-              </w:rPr>
-              <w:t>%</w:t>
+              <w:t xml:space="preserve"> 80%</w:t>
             </w:r>
           </w:p>
         </w:tc>
@@ -2709,27 +2585,7 @@
                 <w:kern w:val="0"/>
                 <w14:ligatures w14:val="none"/>
               </w:rPr>
-              <w:t xml:space="preserve"> </w:t>
-            </w:r>
-            <w:proofErr w:type="gramStart"/>
-            <w:r>
-              <w:rPr>
-                <w:rFonts w:ascii="Calibri" w:eastAsia="Times New Roman" w:hAnsi="Calibri" w:cs="Calibri"/>
-                <w:color w:val="000000"/>
-                <w:kern w:val="0"/>
-                <w14:ligatures w14:val="none"/>
-              </w:rPr>
-              <w:t>50</w:t>
-            </w:r>
-            <w:proofErr w:type="gramEnd"/>
-            <w:r>
-              <w:rPr>
-                <w:rFonts w:ascii="Calibri" w:eastAsia="Times New Roman" w:hAnsi="Calibri" w:cs="Calibri"/>
-                <w:color w:val="000000"/>
-                <w:kern w:val="0"/>
-                <w14:ligatures w14:val="none"/>
-              </w:rPr>
-              <w:t xml:space="preserve"> %</w:t>
+              <w:t xml:space="preserve"> 50 %</w:t>
             </w:r>
           </w:p>
         </w:tc>
@@ -3248,6 +3104,7 @@
               <w:rPr>
                 <w:rFonts w:ascii="Times New Roman" w:eastAsia="Times New Roman" w:hAnsi="Times New Roman" w:cs="Times New Roman"/>
                 <w:kern w:val="0"/>
+                <w:highlight w:val="green"/>
                 <w:lang w:val="fr-FR"/>
                 <w14:ligatures w14:val="none"/>
               </w:rPr>
@@ -3344,6 +3201,7 @@
               <w:rPr>
                 <w:rFonts w:ascii="Times New Roman" w:eastAsia="Times New Roman" w:hAnsi="Times New Roman" w:cs="Times New Roman"/>
                 <w:kern w:val="0"/>
+                <w:highlight w:val="green"/>
                 <w:lang w:val="fr-FR"/>
                 <w14:ligatures w14:val="none"/>
               </w:rPr>
@@ -3355,7 +3213,7 @@
               <w:rPr>
                 <w:rFonts w:ascii="Times New Roman" w:eastAsia="Times New Roman" w:hAnsi="Times New Roman" w:cs="Times New Roman"/>
                 <w:kern w:val="0"/>
-                <w:highlight w:val="yellow"/>
+                <w:highlight w:val="green"/>
                 <w:lang w:val="fr-FR"/>
                 <w14:ligatures w14:val="none"/>
               </w:rPr>
@@ -3369,7 +3227,7 @@
                 <w:kern w:val="0"/>
                 <w:sz w:val="20"/>
                 <w:szCs w:val="20"/>
-                <w:highlight w:val="yellow"/>
+                <w:highlight w:val="green"/>
                 <w:lang w:val="fr-FR"/>
                 <w14:ligatures w14:val="none"/>
               </w:rPr>
@@ -3384,7 +3242,7 @@
                 <w:kern w:val="0"/>
                 <w:sz w:val="20"/>
                 <w:szCs w:val="20"/>
-                <w:highlight w:val="yellow"/>
+                <w:highlight w:val="green"/>
                 <w:lang w:val="fr-FR"/>
                 <w14:ligatures w14:val="none"/>
               </w:rPr>
@@ -3400,7 +3258,7 @@
                 <w:kern w:val="0"/>
                 <w:sz w:val="20"/>
                 <w:szCs w:val="20"/>
-                <w:highlight w:val="yellow"/>
+                <w:highlight w:val="green"/>
                 <w:lang w:val="fr-FR"/>
                 <w14:ligatures w14:val="none"/>
               </w:rPr>
@@ -3412,7 +3270,7 @@
                 <w:kern w:val="0"/>
                 <w:sz w:val="20"/>
                 <w:szCs w:val="20"/>
-                <w:highlight w:val="yellow"/>
+                <w:highlight w:val="green"/>
                 <w:lang w:val="fr-FR"/>
                 <w14:ligatures w14:val="none"/>
               </w:rPr>
@@ -3426,7 +3284,7 @@
                 <w:kern w:val="0"/>
                 <w:sz w:val="20"/>
                 <w:szCs w:val="20"/>
-                <w:highlight w:val="yellow"/>
+                <w:highlight w:val="green"/>
                 <w:lang w:val="fr-FR"/>
                 <w14:ligatures w14:val="none"/>
               </w:rPr>
@@ -3440,7 +3298,7 @@
                 <w:kern w:val="0"/>
                 <w:sz w:val="20"/>
                 <w:szCs w:val="20"/>
-                <w:highlight w:val="yellow"/>
+                <w:highlight w:val="green"/>
                 <w:lang w:val="fr-FR"/>
                 <w14:ligatures w14:val="none"/>
               </w:rPr>
@@ -3454,7 +3312,7 @@
                 <w:kern w:val="0"/>
                 <w:sz w:val="20"/>
                 <w:szCs w:val="20"/>
-                <w:highlight w:val="yellow"/>
+                <w:highlight w:val="green"/>
                 <w:lang w:val="fr-FR"/>
                 <w14:ligatures w14:val="none"/>
               </w:rPr>
@@ -3468,7 +3326,7 @@
                 <w:kern w:val="0"/>
                 <w:sz w:val="20"/>
                 <w:szCs w:val="20"/>
-                <w:highlight w:val="yellow"/>
+                <w:highlight w:val="green"/>
                 <w:lang w:val="fr-FR"/>
                 <w14:ligatures w14:val="none"/>
               </w:rPr>
@@ -3482,7 +3340,7 @@
                 <w:kern w:val="0"/>
                 <w:sz w:val="20"/>
                 <w:szCs w:val="20"/>
-                <w:highlight w:val="yellow"/>
+                <w:highlight w:val="green"/>
                 <w:lang w:val="fr-FR"/>
                 <w14:ligatures w14:val="none"/>
               </w:rPr>
@@ -3496,7 +3354,7 @@
                 <w:kern w:val="0"/>
                 <w:sz w:val="20"/>
                 <w:szCs w:val="20"/>
-                <w:highlight w:val="yellow"/>
+                <w:highlight w:val="green"/>
                 <w:lang w:val="fr-FR"/>
                 <w14:ligatures w14:val="none"/>
               </w:rPr>
@@ -3535,7 +3393,7 @@
                 <w:kern w:val="0"/>
                 <w:sz w:val="20"/>
                 <w:szCs w:val="20"/>
-                <w:highlight w:val="yellow"/>
+                <w:highlight w:val="green"/>
                 <w:lang w:val="fr-FR"/>
                 <w14:ligatures w14:val="none"/>
                 <w:rPrChange w:id="6" w:author="Sophie Wulfing" w:date="2026-02-13T14:07:00Z" w16du:dateUtc="2026-02-13T19:07:00Z">
@@ -3560,7 +3418,7 @@
                 <w:kern w:val="0"/>
                 <w:sz w:val="20"/>
                 <w:szCs w:val="20"/>
-                <w:highlight w:val="yellow"/>
+                <w:highlight w:val="green"/>
                 <w:lang w:val="fr-FR"/>
                 <w14:ligatures w14:val="none"/>
                 <w:rPrChange w:id="7" w:author="Sophie Wulfing" w:date="2026-02-13T14:07:00Z" w16du:dateUtc="2026-02-13T19:07:00Z">
@@ -3585,7 +3443,7 @@
                 <w:kern w:val="0"/>
                 <w:sz w:val="20"/>
                 <w:szCs w:val="20"/>
-                <w:highlight w:val="yellow"/>
+                <w:highlight w:val="green"/>
                 <w:lang w:val="fr-FR"/>
                 <w14:ligatures w14:val="none"/>
                 <w:rPrChange w:id="8" w:author="Sophie Wulfing" w:date="2026-02-13T14:07:00Z" w16du:dateUtc="2026-02-13T19:07:00Z">
@@ -3610,7 +3468,7 @@
                 <w:kern w:val="0"/>
                 <w:sz w:val="20"/>
                 <w:szCs w:val="20"/>
-                <w:highlight w:val="yellow"/>
+                <w:highlight w:val="green"/>
                 <w:lang w:val="fr-FR"/>
                 <w14:ligatures w14:val="none"/>
                 <w:rPrChange w:id="9" w:author="Sophie Wulfing" w:date="2026-02-13T14:07:00Z" w16du:dateUtc="2026-02-13T19:07:00Z">
@@ -3634,7 +3492,7 @@
                 <w:kern w:val="0"/>
                 <w:sz w:val="20"/>
                 <w:szCs w:val="20"/>
-                <w:highlight w:val="yellow"/>
+                <w:highlight w:val="green"/>
                 <w:lang w:val="fr-FR"/>
                 <w14:ligatures w14:val="none"/>
                 <w:rPrChange w:id="10" w:author="Sophie Wulfing" w:date="2026-02-13T14:07:00Z" w16du:dateUtc="2026-02-13T19:07:00Z">
@@ -3658,7 +3516,7 @@
                 <w:kern w:val="0"/>
                 <w:sz w:val="20"/>
                 <w:szCs w:val="20"/>
-                <w:highlight w:val="yellow"/>
+                <w:highlight w:val="green"/>
                 <w:lang w:val="fr-FR"/>
                 <w14:ligatures w14:val="none"/>
                 <w:rPrChange w:id="11" w:author="Sophie Wulfing" w:date="2026-02-13T14:07:00Z" w16du:dateUtc="2026-02-13T19:07:00Z">
@@ -3683,7 +3541,7 @@
                 <w:kern w:val="0"/>
                 <w:sz w:val="20"/>
                 <w:szCs w:val="20"/>
-                <w:highlight w:val="yellow"/>
+                <w:highlight w:val="green"/>
                 <w:lang w:val="fr-FR"/>
                 <w14:ligatures w14:val="none"/>
                 <w:rPrChange w:id="12" w:author="Sophie Wulfing" w:date="2026-02-13T14:07:00Z" w16du:dateUtc="2026-02-13T19:07:00Z">
@@ -3707,7 +3565,7 @@
                 <w:kern w:val="0"/>
                 <w:sz w:val="20"/>
                 <w:szCs w:val="20"/>
-                <w:highlight w:val="yellow"/>
+                <w:highlight w:val="green"/>
                 <w:lang w:val="fr-FR"/>
                 <w14:ligatures w14:val="none"/>
                 <w:rPrChange w:id="13" w:author="Sophie Wulfing" w:date="2026-02-13T14:07:00Z" w16du:dateUtc="2026-02-13T19:07:00Z">
@@ -4094,27 +3952,7 @@
           <w:kern w:val="0"/>
           <w14:ligatures w14:val="none"/>
         </w:rPr>
-        <w:t xml:space="preserve"> </w:t>
-      </w:r>
-      <w:proofErr w:type="gramStart"/>
-      <w:r>
-        <w:rPr>
-          <w:rFonts w:ascii="Arial" w:eastAsia="Times New Roman" w:hAnsi="Arial" w:cs="Arial"/>
-          <w:color w:val="000000"/>
-          <w:kern w:val="0"/>
-          <w14:ligatures w14:val="none"/>
-        </w:rPr>
-        <w:t>28</w:t>
-      </w:r>
-      <w:proofErr w:type="gramEnd"/>
-      <w:r>
-        <w:rPr>
-          <w:rFonts w:ascii="Arial" w:eastAsia="Times New Roman" w:hAnsi="Arial" w:cs="Arial"/>
-          <w:color w:val="000000"/>
-          <w:kern w:val="0"/>
-          <w14:ligatures w14:val="none"/>
-        </w:rPr>
-        <w:t>_03_2024_1313_C5_D4_TMPE2_F1</w:t>
+        <w:t xml:space="preserve"> 28_03_2024_1313_C5_D4_TMPE2_F1</w:t>
       </w:r>
     </w:p>
     <w:tbl>
@@ -4335,19 +4173,8 @@
                 <w:kern w:val="0"/>
                 <w14:ligatures w14:val="none"/>
               </w:rPr>
-              <w:t xml:space="preserve"> </w:t>
-            </w:r>
-            <w:proofErr w:type="gramStart"/>
-            <w:r>
-              <w:rPr>
-                <w:rFonts w:ascii="Calibri" w:eastAsia="Times New Roman" w:hAnsi="Calibri" w:cs="Calibri"/>
-                <w:color w:val="000000"/>
-                <w:kern w:val="0"/>
-                <w14:ligatures w14:val="none"/>
-              </w:rPr>
-              <w:t>2</w:t>
-            </w:r>
-            <w:proofErr w:type="gramEnd"/>
+              <w:t xml:space="preserve"> 2</w:t>
+            </w:r>
           </w:p>
         </w:tc>
       </w:tr>
@@ -4848,7 +4675,6 @@
               </w:rPr>
               <w:t xml:space="preserve"> </w:t>
             </w:r>
-            <w:proofErr w:type="gramStart"/>
             <w:r>
               <w:rPr>
                 <w:rFonts w:ascii="Calibri" w:eastAsia="Times New Roman" w:hAnsi="Calibri" w:cs="Calibri"/>
@@ -4867,7 +4693,6 @@
               </w:rPr>
               <w:t>0</w:t>
             </w:r>
-            <w:proofErr w:type="gramEnd"/>
           </w:p>
         </w:tc>
         <w:tc>
@@ -4917,27 +4742,7 @@
                 <w:kern w:val="0"/>
                 <w14:ligatures w14:val="none"/>
               </w:rPr>
-              <w:t xml:space="preserve"> </w:t>
-            </w:r>
-            <w:proofErr w:type="gramStart"/>
-            <w:r>
-              <w:rPr>
-                <w:rFonts w:ascii="Calibri" w:eastAsia="Times New Roman" w:hAnsi="Calibri" w:cs="Calibri"/>
-                <w:color w:val="000000"/>
-                <w:kern w:val="0"/>
-                <w14:ligatures w14:val="none"/>
-              </w:rPr>
-              <w:t>80</w:t>
-            </w:r>
-            <w:proofErr w:type="gramEnd"/>
-            <w:r>
-              <w:rPr>
-                <w:rFonts w:ascii="Calibri" w:eastAsia="Times New Roman" w:hAnsi="Calibri" w:cs="Calibri"/>
-                <w:color w:val="000000"/>
-                <w:kern w:val="0"/>
-                <w14:ligatures w14:val="none"/>
-              </w:rPr>
-              <w:t>%</w:t>
+              <w:t xml:space="preserve"> 80%</w:t>
             </w:r>
           </w:p>
         </w:tc>
@@ -5160,7 +4965,7 @@
                 <w:highlight w:val="green"/>
                 <w14:ligatures w14:val="none"/>
               </w:rPr>
-              <w:t xml:space="preserve"> </w:t>
+              <w:t xml:space="preserve"> &lt;</w:t>
             </w:r>
             <w:r>
               <w:rPr>
@@ -5169,9 +4974,10 @@
                 <w:kern w:val="0"/>
                 <w:sz w:val="18"/>
                 <w:szCs w:val="18"/>
-                <w14:ligatures w14:val="none"/>
-              </w:rPr>
-              <w:t>&lt;</w:t>
+                <w:highlight w:val="green"/>
+                <w14:ligatures w14:val="none"/>
+              </w:rPr>
+              <w:sym w:font="Wingdings" w:char="F0DF"/>
             </w:r>
             <w:r>
               <w:rPr>
@@ -5180,17 +4986,7 @@
                 <w:kern w:val="0"/>
                 <w:sz w:val="18"/>
                 <w:szCs w:val="18"/>
-                <w14:ligatures w14:val="none"/>
-              </w:rPr>
-              <w:sym w:font="Wingdings" w:char="F0DF"/>
-            </w:r>
-            <w:r>
-              <w:rPr>
-                <w:rFonts w:ascii="Calibri" w:eastAsia="Times New Roman" w:hAnsi="Calibri" w:cs="Calibri"/>
-                <w:color w:val="000000"/>
-                <w:kern w:val="0"/>
-                <w:sz w:val="18"/>
-                <w:szCs w:val="18"/>
+                <w:highlight w:val="green"/>
                 <w14:ligatures w14:val="none"/>
               </w:rPr>
               <w:t xml:space="preserve"> CHANGE TO FISHF</w:t>
@@ -5478,7 +5274,7 @@
                 <w:kern w:val="0"/>
                 <w:sz w:val="18"/>
                 <w:szCs w:val="18"/>
-                <w:highlight w:val="yellow"/>
+                <w:highlight w:val="green"/>
                 <w14:ligatures w14:val="none"/>
               </w:rPr>
             </w:pPr>
@@ -5489,7 +5285,7 @@
                 <w:kern w:val="0"/>
                 <w:sz w:val="18"/>
                 <w:szCs w:val="18"/>
-                <w:highlight w:val="yellow"/>
+                <w:highlight w:val="green"/>
                 <w14:ligatures w14:val="none"/>
               </w:rPr>
               <w:t>SHRIMP</w:t>
@@ -5501,7 +5297,7 @@
                 <w:kern w:val="0"/>
                 <w:sz w:val="18"/>
                 <w:szCs w:val="18"/>
-                <w:highlight w:val="yellow"/>
+                <w:highlight w:val="green"/>
                 <w14:ligatures w14:val="none"/>
               </w:rPr>
               <w:t xml:space="preserve"> &lt;&lt;_ CHANGE TO SANDFISH</w:t>
@@ -5517,6 +5313,7 @@
                 <w:kern w:val="0"/>
                 <w:sz w:val="18"/>
                 <w:szCs w:val="18"/>
+                <w:highlight w:val="green"/>
                 <w14:ligatures w14:val="none"/>
               </w:rPr>
             </w:pPr>
@@ -5527,7 +5324,7 @@
                 <w:kern w:val="0"/>
                 <w:sz w:val="18"/>
                 <w:szCs w:val="18"/>
-                <w:highlight w:val="yellow"/>
+                <w:highlight w:val="green"/>
                 <w14:ligatures w14:val="none"/>
               </w:rPr>
               <w:t>T1/MAXN 1 0:17:12 (F1)</w:t>
@@ -5541,6 +5338,7 @@
                 <w:kern w:val="0"/>
                 <w:sz w:val="20"/>
                 <w:szCs w:val="20"/>
+                <w:highlight w:val="green"/>
                 <w14:ligatures w14:val="none"/>
               </w:rPr>
             </w:pPr>
@@ -5577,6 +5375,7 @@
                 <w:kern w:val="0"/>
                 <w:sz w:val="20"/>
                 <w:szCs w:val="20"/>
+                <w:highlight w:val="green"/>
                 <w14:ligatures w14:val="none"/>
               </w:rPr>
             </w:pPr>
@@ -5624,6 +5423,7 @@
                 <w:kern w:val="0"/>
                 <w:sz w:val="20"/>
                 <w:szCs w:val="20"/>
+                <w:highlight w:val="green"/>
                 <w14:ligatures w14:val="none"/>
               </w:rPr>
             </w:pPr>
@@ -5761,7 +5561,7 @@
                 <w:kern w:val="0"/>
                 <w:sz w:val="20"/>
                 <w:szCs w:val="20"/>
-                <w:highlight w:val="red"/>
+                <w:highlight w:val="green"/>
                 <w14:ligatures w14:val="none"/>
               </w:rPr>
             </w:pPr>
@@ -5856,7 +5656,7 @@
                 <w:kern w:val="0"/>
                 <w:sz w:val="20"/>
                 <w:szCs w:val="20"/>
-                <w:highlight w:val="red"/>
+                <w:highlight w:val="green"/>
                 <w14:ligatures w14:val="none"/>
               </w:rPr>
             </w:pPr>
@@ -5952,6 +5752,7 @@
                 <w:kern w:val="0"/>
                 <w:sz w:val="20"/>
                 <w:szCs w:val="20"/>
+                <w:highlight w:val="green"/>
                 <w14:ligatures w14:val="none"/>
               </w:rPr>
             </w:pPr>
@@ -5965,18 +5766,7 @@
                 <w:highlight w:val="green"/>
                 <w14:ligatures w14:val="none"/>
               </w:rPr>
-              <w:t>better seen at 00:08:21 in 28_03_2024_1313_C5_D4_TMPE2_F2</w:t>
-            </w:r>
-            <w:r>
-              <w:rPr>
-                <w:rFonts w:ascii="Calibri" w:eastAsia="Times New Roman" w:hAnsi="Calibri" w:cs="Calibri"/>
-                <w:color w:val="000000"/>
-                <w:kern w:val="0"/>
-                <w:sz w:val="18"/>
-                <w:szCs w:val="18"/>
-                <w14:ligatures w14:val="none"/>
-              </w:rPr>
-              <w:t> </w:t>
+              <w:t>better seen at 00:08:21 in 28_03_2024_1313_C5_D4_TMPE2_F2 </w:t>
             </w:r>
           </w:p>
           <w:p>
@@ -5987,6 +5777,7 @@
                 <w:kern w:val="0"/>
                 <w:sz w:val="20"/>
                 <w:szCs w:val="20"/>
+                <w:highlight w:val="green"/>
                 <w14:ligatures w14:val="none"/>
               </w:rPr>
             </w:pPr>
@@ -6205,6 +5996,7 @@
                 <w:kern w:val="0"/>
                 <w:sz w:val="20"/>
                 <w:szCs w:val="20"/>
+                <w:highlight w:val="green"/>
                 <w14:ligatures w14:val="none"/>
               </w:rPr>
             </w:pPr>
@@ -6217,7 +6009,7 @@
                 <w:kern w:val="0"/>
                 <w:sz w:val="20"/>
                 <w:szCs w:val="20"/>
-                <w:highlight w:val="yellow"/>
+                <w:highlight w:val="green"/>
                 <w14:ligatures w14:val="none"/>
               </w:rPr>
             </w:pPr>
@@ -6228,7 +6020,7 @@
                 <w:kern w:val="0"/>
                 <w:sz w:val="18"/>
                 <w:szCs w:val="18"/>
-                <w:highlight w:val="yellow"/>
+                <w:highlight w:val="green"/>
                 <w14:ligatures w14:val="none"/>
               </w:rPr>
               <w:t>Crab</w:t>
@@ -6240,7 +6032,7 @@
                 <w:kern w:val="0"/>
                 <w:sz w:val="18"/>
                 <w:szCs w:val="18"/>
-                <w:highlight w:val="yellow"/>
+                <w:highlight w:val="green"/>
                 <w14:ligatures w14:val="none"/>
               </w:rPr>
               <w:t xml:space="preserve"> MUD</w:t>
@@ -6260,7 +6052,7 @@
                 <w:kern w:val="0"/>
                 <w:sz w:val="18"/>
                 <w:szCs w:val="18"/>
-                <w:highlight w:val="yellow"/>
+                <w:highlight w:val="green"/>
                 <w14:ligatures w14:val="none"/>
               </w:rPr>
             </w:pPr>
@@ -6271,7 +6063,7 @@
                 <w:kern w:val="0"/>
                 <w:sz w:val="18"/>
                 <w:szCs w:val="18"/>
-                <w:highlight w:val="yellow"/>
+                <w:highlight w:val="green"/>
                 <w14:ligatures w14:val="none"/>
               </w:rPr>
               <w:t>1 (00:11:34) (F2)</w:t>
@@ -6291,7 +6083,7 @@
                 <w:kern w:val="0"/>
                 <w:sz w:val="18"/>
                 <w:szCs w:val="18"/>
-                <w:highlight w:val="yellow"/>
+                <w:highlight w:val="green"/>
                 <w14:ligatures w14:val="none"/>
               </w:rPr>
             </w:pPr>
@@ -6302,7 +6094,7 @@
                 <w:kern w:val="0"/>
                 <w:sz w:val="18"/>
                 <w:szCs w:val="18"/>
-                <w:highlight w:val="yellow"/>
+                <w:highlight w:val="green"/>
                 <w14:ligatures w14:val="none"/>
               </w:rPr>
               <w:t>1 (00:25:49) (F2)</w:t>
@@ -6533,61 +6325,61 @@
             </w:pPr>
           </w:p>
           <w:p>
-            <w:r>
-              <w:rPr>
-                <w:highlight w:val="yellow"/>
+            <w:pPr>
+              <w:rPr>
+                <w:highlight w:val="green"/>
+              </w:rPr>
+            </w:pPr>
+            <w:r>
+              <w:rPr>
+                <w:highlight w:val="green"/>
               </w:rPr>
               <w:lastRenderedPageBreak/>
-              <w:t>Species: Fish O??</w:t>
-            </w:r>
-            <w:r>
-              <w:t xml:space="preserve"> – unsure, may need to </w:t>
+              <w:t>Species: Fish O?? – unsure, may need to be labeled as UNID, look towards bottom right corner of screen at time listed***</w:t>
+            </w:r>
+          </w:p>
+          <w:p>
+            <w:pPr>
+              <w:rPr>
+                <w:highlight w:val="green"/>
+                <w:lang w:val="fr-FR"/>
+              </w:rPr>
+            </w:pPr>
+            <w:r>
+              <w:rPr>
+                <w:highlight w:val="green"/>
+                <w:lang w:val="fr-FR"/>
+              </w:rPr>
+              <w:t>T</w:t>
             </w:r>
             <w:proofErr w:type="gramStart"/>
             <w:r>
-              <w:t>be labeled</w:t>
+              <w:rPr>
+                <w:highlight w:val="green"/>
+                <w:lang w:val="fr-FR"/>
+              </w:rPr>
+              <w:t>1:</w:t>
             </w:r>
             <w:proofErr w:type="gramEnd"/>
             <w:r>
-              <w:t xml:space="preserve"> as UNID, look towards bottom right corner of screen at time listed***</w:t>
-            </w:r>
-          </w:p>
-          <w:p>
-            <w:pPr>
-              <w:rPr>
+              <w:rPr>
+                <w:highlight w:val="green"/>
                 <w:lang w:val="fr-FR"/>
               </w:rPr>
-            </w:pPr>
-            <w:r>
-              <w:rPr>
+              <w:t xml:space="preserve"> </w:t>
+            </w:r>
+            <w:proofErr w:type="gramStart"/>
+            <w:r>
+              <w:rPr>
+                <w:highlight w:val="green"/>
                 <w:lang w:val="fr-FR"/>
               </w:rPr>
-              <w:t>T</w:t>
-            </w:r>
-            <w:proofErr w:type="gramStart"/>
-            <w:r>
-              <w:rPr>
-                <w:lang w:val="fr-FR"/>
-              </w:rPr>
-              <w:t>1:</w:t>
+              <w:t>00:09:</w:t>
             </w:r>
             <w:proofErr w:type="gramEnd"/>
             <w:r>
               <w:rPr>
-                <w:lang w:val="fr-FR"/>
-              </w:rPr>
-              <w:t xml:space="preserve"> </w:t>
-            </w:r>
-            <w:proofErr w:type="gramStart"/>
-            <w:r>
-              <w:rPr>
-                <w:lang w:val="fr-FR"/>
-              </w:rPr>
-              <w:t>00:09:</w:t>
-            </w:r>
-            <w:proofErr w:type="gramEnd"/>
-            <w:r>
-              <w:rPr>
+                <w:highlight w:val="green"/>
                 <w:lang w:val="fr-FR"/>
               </w:rPr>
               <w:t>49 (F2)</w:t>
@@ -6603,6 +6395,7 @@
             <w:proofErr w:type="gramStart"/>
             <w:r>
               <w:rPr>
+                <w:highlight w:val="green"/>
                 <w:lang w:val="fr-FR"/>
               </w:rPr>
               <w:t>MaxN</w:t>
@@ -6610,6 +6403,7 @@
             <w:proofErr w:type="spellEnd"/>
             <w:r>
               <w:rPr>
+                <w:highlight w:val="green"/>
                 <w:lang w:val="fr-FR"/>
               </w:rPr>
               <w:t>:</w:t>
@@ -6617,24 +6411,28 @@
             <w:proofErr w:type="gramEnd"/>
             <w:r>
               <w:rPr>
+                <w:highlight w:val="green"/>
                 <w:lang w:val="fr-FR"/>
               </w:rPr>
               <w:t xml:space="preserve"> </w:t>
             </w:r>
             <w:r>
               <w:rPr>
+                <w:highlight w:val="green"/>
                 <w:lang w:val="fr-FR"/>
               </w:rPr>
               <w:t>3</w:t>
             </w:r>
             <w:r>
               <w:rPr>
+                <w:highlight w:val="green"/>
                 <w:lang w:val="fr-FR"/>
               </w:rPr>
               <w:t xml:space="preserve"> (F2)</w:t>
             </w:r>
             <w:r>
               <w:rPr>
+                <w:highlight w:val="green"/>
                 <w:lang w:val="fr-FR"/>
               </w:rPr>
               <w:t xml:space="preserve"> 30.50</w:t>
@@ -6736,27 +6534,7 @@
           <w:kern w:val="0"/>
           <w14:ligatures w14:val="none"/>
         </w:rPr>
-        <w:t xml:space="preserve"> </w:t>
-      </w:r>
-      <w:proofErr w:type="gramStart"/>
-      <w:r>
-        <w:rPr>
-          <w:rFonts w:ascii="Arial" w:eastAsia="Times New Roman" w:hAnsi="Arial" w:cs="Arial"/>
-          <w:color w:val="000000"/>
-          <w:kern w:val="0"/>
-          <w14:ligatures w14:val="none"/>
-        </w:rPr>
-        <w:t>28</w:t>
-      </w:r>
-      <w:proofErr w:type="gramEnd"/>
-      <w:r>
-        <w:rPr>
-          <w:rFonts w:ascii="Arial" w:eastAsia="Times New Roman" w:hAnsi="Arial" w:cs="Arial"/>
-          <w:color w:val="000000"/>
-          <w:kern w:val="0"/>
-          <w14:ligatures w14:val="none"/>
-        </w:rPr>
-        <w:t>_03_2024_1334_C11_D6_TMPE1_F1</w:t>
+        <w:t xml:space="preserve"> 28_03_2024_1334_C11_D6_TMPE1_F1</w:t>
       </w:r>
     </w:p>
     <w:tbl>
@@ -6977,19 +6755,8 @@
                 <w:kern w:val="0"/>
                 <w14:ligatures w14:val="none"/>
               </w:rPr>
-              <w:t xml:space="preserve"> </w:t>
-            </w:r>
-            <w:proofErr w:type="gramStart"/>
-            <w:r>
-              <w:rPr>
-                <w:rFonts w:ascii="Calibri" w:eastAsia="Times New Roman" w:hAnsi="Calibri" w:cs="Calibri"/>
-                <w:color w:val="000000"/>
-                <w:kern w:val="0"/>
-                <w14:ligatures w14:val="none"/>
-              </w:rPr>
-              <w:t>2</w:t>
-            </w:r>
-            <w:proofErr w:type="gramEnd"/>
+              <w:t xml:space="preserve"> 2</w:t>
+            </w:r>
           </w:p>
         </w:tc>
       </w:tr>
@@ -7488,19 +7255,8 @@
                 <w:kern w:val="0"/>
                 <w14:ligatures w14:val="none"/>
               </w:rPr>
-              <w:t xml:space="preserve"> </w:t>
-            </w:r>
-            <w:proofErr w:type="gramStart"/>
-            <w:r>
-              <w:rPr>
-                <w:rFonts w:ascii="Calibri" w:eastAsia="Times New Roman" w:hAnsi="Calibri" w:cs="Calibri"/>
-                <w:color w:val="000000"/>
-                <w:kern w:val="0"/>
-                <w14:ligatures w14:val="none"/>
-              </w:rPr>
-              <w:t>80</w:t>
-            </w:r>
-            <w:proofErr w:type="gramEnd"/>
+              <w:t xml:space="preserve"> 80</w:t>
+            </w:r>
           </w:p>
         </w:tc>
         <w:tc>
@@ -7550,27 +7306,7 @@
                 <w:kern w:val="0"/>
                 <w14:ligatures w14:val="none"/>
               </w:rPr>
-              <w:t xml:space="preserve"> </w:t>
-            </w:r>
-            <w:proofErr w:type="gramStart"/>
-            <w:r>
-              <w:rPr>
-                <w:rFonts w:ascii="Calibri" w:eastAsia="Times New Roman" w:hAnsi="Calibri" w:cs="Calibri"/>
-                <w:color w:val="000000"/>
-                <w:kern w:val="0"/>
-                <w14:ligatures w14:val="none"/>
-              </w:rPr>
-              <w:t>30</w:t>
-            </w:r>
-            <w:proofErr w:type="gramEnd"/>
-            <w:r>
-              <w:rPr>
-                <w:rFonts w:ascii="Calibri" w:eastAsia="Times New Roman" w:hAnsi="Calibri" w:cs="Calibri"/>
-                <w:color w:val="000000"/>
-                <w:kern w:val="0"/>
-                <w14:ligatures w14:val="none"/>
-              </w:rPr>
-              <w:t>%</w:t>
+              <w:t xml:space="preserve"> 30%</w:t>
             </w:r>
           </w:p>
         </w:tc>
@@ -8063,16 +7799,16 @@
                 <w:kern w:val="0"/>
                 <w:sz w:val="24"/>
                 <w:szCs w:val="24"/>
-                <w:highlight w:val="yellow"/>
-                <w14:ligatures w14:val="none"/>
-              </w:rPr>
-            </w:pPr>
-            <w:r>
-              <w:rPr>
-                <w:rFonts w:ascii="Calibri" w:eastAsia="Times New Roman" w:hAnsi="Calibri" w:cs="Calibri"/>
-                <w:color w:val="000000"/>
-                <w:kern w:val="0"/>
-                <w:highlight w:val="yellow"/>
+                <w:highlight w:val="green"/>
+                <w14:ligatures w14:val="none"/>
+              </w:rPr>
+            </w:pPr>
+            <w:r>
+              <w:rPr>
+                <w:rFonts w:ascii="Calibri" w:eastAsia="Times New Roman" w:hAnsi="Calibri" w:cs="Calibri"/>
+                <w:color w:val="000000"/>
+                <w:kern w:val="0"/>
+                <w:highlight w:val="green"/>
                 <w14:ligatures w14:val="none"/>
               </w:rPr>
               <w:t>Crab</w:t>
@@ -8090,16 +7826,16 @@
                 <w:rFonts w:ascii="Calibri" w:eastAsia="Times New Roman" w:hAnsi="Calibri" w:cs="Calibri"/>
                 <w:color w:val="000000"/>
                 <w:kern w:val="0"/>
-                <w:highlight w:val="yellow"/>
-                <w14:ligatures w14:val="none"/>
-              </w:rPr>
-            </w:pPr>
-            <w:r>
-              <w:rPr>
-                <w:rFonts w:ascii="Calibri" w:eastAsia="Times New Roman" w:hAnsi="Calibri" w:cs="Calibri"/>
-                <w:color w:val="000000"/>
-                <w:kern w:val="0"/>
-                <w:highlight w:val="yellow"/>
+                <w:highlight w:val="green"/>
+                <w14:ligatures w14:val="none"/>
+              </w:rPr>
+            </w:pPr>
+            <w:r>
+              <w:rPr>
+                <w:rFonts w:ascii="Calibri" w:eastAsia="Times New Roman" w:hAnsi="Calibri" w:cs="Calibri"/>
+                <w:color w:val="000000"/>
+                <w:kern w:val="0"/>
+                <w:highlight w:val="green"/>
                 <w14:ligatures w14:val="none"/>
               </w:rPr>
               <w:t>1(00:30:30)</w:t>
@@ -8117,16 +7853,16 @@
                 <w:rFonts w:ascii="Calibri" w:eastAsia="Times New Roman" w:hAnsi="Calibri" w:cs="Calibri"/>
                 <w:color w:val="000000"/>
                 <w:kern w:val="0"/>
-                <w:highlight w:val="yellow"/>
-                <w14:ligatures w14:val="none"/>
-              </w:rPr>
-            </w:pPr>
-            <w:r>
-              <w:rPr>
-                <w:rFonts w:ascii="Calibri" w:eastAsia="Times New Roman" w:hAnsi="Calibri" w:cs="Calibri"/>
-                <w:color w:val="000000"/>
-                <w:kern w:val="0"/>
-                <w:highlight w:val="yellow"/>
+                <w:highlight w:val="green"/>
+                <w14:ligatures w14:val="none"/>
+              </w:rPr>
+            </w:pPr>
+            <w:r>
+              <w:rPr>
+                <w:rFonts w:ascii="Calibri" w:eastAsia="Times New Roman" w:hAnsi="Calibri" w:cs="Calibri"/>
+                <w:color w:val="000000"/>
+                <w:kern w:val="0"/>
+                <w:highlight w:val="green"/>
                 <w14:ligatures w14:val="none"/>
               </w:rPr>
               <w:t>1(00:32:27)</w:t>
@@ -8144,16 +7880,16 @@
                 <w:rFonts w:ascii="Calibri" w:eastAsia="Times New Roman" w:hAnsi="Calibri" w:cs="Calibri"/>
                 <w:color w:val="000000"/>
                 <w:kern w:val="0"/>
-                <w:highlight w:val="yellow"/>
-                <w14:ligatures w14:val="none"/>
-              </w:rPr>
-            </w:pPr>
-            <w:r>
-              <w:rPr>
-                <w:rFonts w:ascii="Calibri" w:eastAsia="Times New Roman" w:hAnsi="Calibri" w:cs="Calibri"/>
-                <w:color w:val="000000"/>
-                <w:kern w:val="0"/>
-                <w:highlight w:val="yellow"/>
+                <w:highlight w:val="green"/>
+                <w14:ligatures w14:val="none"/>
+              </w:rPr>
+            </w:pPr>
+            <w:r>
+              <w:rPr>
+                <w:rFonts w:ascii="Calibri" w:eastAsia="Times New Roman" w:hAnsi="Calibri" w:cs="Calibri"/>
+                <w:color w:val="000000"/>
+                <w:kern w:val="0"/>
+                <w:highlight w:val="green"/>
                 <w14:ligatures w14:val="none"/>
               </w:rPr>
               <w:t>1(00:23:06) (F2)</w:t>
@@ -8411,23 +8147,7 @@
           <w:rFonts w:ascii="Arial" w:hAnsi="Arial" w:cs="Arial"/>
           <w:color w:val="000000"/>
         </w:rPr>
-        <w:t xml:space="preserve"> </w:t>
-      </w:r>
-      <w:proofErr w:type="gramStart"/>
-      <w:r>
-        <w:rPr>
-          <w:rFonts w:ascii="Arial" w:hAnsi="Arial" w:cs="Arial"/>
-          <w:color w:val="000000"/>
-        </w:rPr>
-        <w:t>27</w:t>
-      </w:r>
-      <w:proofErr w:type="gramEnd"/>
-      <w:r>
-        <w:rPr>
-          <w:rFonts w:ascii="Arial" w:hAnsi="Arial" w:cs="Arial"/>
-          <w:color w:val="000000"/>
-        </w:rPr>
-        <w:t>_03_2024_1458_CNEW_D2_TMPD3</w:t>
+        <w:t xml:space="preserve"> 27_03_2024_1458_CNEW_D2_TMPD3</w:t>
       </w:r>
     </w:p>
     <w:tbl>
@@ -8650,7 +8370,6 @@
               </w:rPr>
               <w:t xml:space="preserve"> </w:t>
             </w:r>
-            <w:proofErr w:type="gramStart"/>
             <w:r>
               <w:rPr>
                 <w:rFonts w:ascii="Calibri" w:eastAsia="Times New Roman" w:hAnsi="Calibri" w:cs="Calibri"/>
@@ -8660,7 +8379,6 @@
               </w:rPr>
               <w:t>6</w:t>
             </w:r>
-            <w:proofErr w:type="gramEnd"/>
           </w:p>
         </w:tc>
       </w:tr>
@@ -9264,19 +8982,8 @@
                 <w:kern w:val="0"/>
                 <w14:ligatures w14:val="none"/>
               </w:rPr>
-              <w:t xml:space="preserve"> </w:t>
-            </w:r>
-            <w:proofErr w:type="gramStart"/>
-            <w:r>
-              <w:rPr>
-                <w:rFonts w:ascii="Calibri" w:eastAsia="Times New Roman" w:hAnsi="Calibri" w:cs="Calibri"/>
-                <w:color w:val="000000"/>
-                <w:kern w:val="0"/>
-                <w14:ligatures w14:val="none"/>
-              </w:rPr>
-              <w:t>80</w:t>
-            </w:r>
-            <w:proofErr w:type="gramEnd"/>
+              <w:t xml:space="preserve"> 80</w:t>
+            </w:r>
           </w:p>
         </w:tc>
         <w:tc>
@@ -9326,27 +9033,7 @@
                 <w:kern w:val="0"/>
                 <w14:ligatures w14:val="none"/>
               </w:rPr>
-              <w:t xml:space="preserve"> </w:t>
-            </w:r>
-            <w:proofErr w:type="gramStart"/>
-            <w:r>
-              <w:rPr>
-                <w:rFonts w:ascii="Calibri" w:eastAsia="Times New Roman" w:hAnsi="Calibri" w:cs="Calibri"/>
-                <w:color w:val="000000"/>
-                <w:kern w:val="0"/>
-                <w14:ligatures w14:val="none"/>
-              </w:rPr>
-              <w:t>90</w:t>
-            </w:r>
-            <w:proofErr w:type="gramEnd"/>
-            <w:r>
-              <w:rPr>
-                <w:rFonts w:ascii="Calibri" w:eastAsia="Times New Roman" w:hAnsi="Calibri" w:cs="Calibri"/>
-                <w:color w:val="000000"/>
-                <w:kern w:val="0"/>
-                <w14:ligatures w14:val="none"/>
-              </w:rPr>
-              <w:t>%</w:t>
+              <w:t xml:space="preserve"> 90%</w:t>
             </w:r>
           </w:p>
         </w:tc>
@@ -9629,27 +9316,7 @@
           <w:kern w:val="0"/>
           <w14:ligatures w14:val="none"/>
         </w:rPr>
-        <w:t xml:space="preserve"> </w:t>
-      </w:r>
-      <w:proofErr w:type="gramStart"/>
-      <w:r>
-        <w:rPr>
-          <w:rFonts w:ascii="Arial" w:eastAsia="Times New Roman" w:hAnsi="Arial" w:cs="Arial"/>
-          <w:color w:val="000000"/>
-          <w:kern w:val="0"/>
-          <w14:ligatures w14:val="none"/>
-        </w:rPr>
-        <w:t>27</w:t>
-      </w:r>
-      <w:proofErr w:type="gramEnd"/>
-      <w:r>
-        <w:rPr>
-          <w:rFonts w:ascii="Arial" w:eastAsia="Times New Roman" w:hAnsi="Arial" w:cs="Arial"/>
-          <w:color w:val="000000"/>
-          <w:kern w:val="0"/>
-          <w14:ligatures w14:val="none"/>
-        </w:rPr>
-        <w:t>_03_2024_1521_C11_D3_TMPL2_F1</w:t>
+        <w:t xml:space="preserve"> 27_03_2024_1521_C11_D3_TMPL2_F1</w:t>
       </w:r>
     </w:p>
     <w:tbl>
@@ -9870,19 +9537,8 @@
                 <w:kern w:val="0"/>
                 <w14:ligatures w14:val="none"/>
               </w:rPr>
-              <w:t xml:space="preserve"> </w:t>
-            </w:r>
-            <w:proofErr w:type="gramStart"/>
-            <w:r>
-              <w:rPr>
-                <w:rFonts w:ascii="Calibri" w:eastAsia="Times New Roman" w:hAnsi="Calibri" w:cs="Calibri"/>
-                <w:color w:val="000000"/>
-                <w:kern w:val="0"/>
-                <w14:ligatures w14:val="none"/>
-              </w:rPr>
-              <w:t>3</w:t>
-            </w:r>
-            <w:proofErr w:type="gramEnd"/>
+              <w:t xml:space="preserve"> 3</w:t>
+            </w:r>
           </w:p>
         </w:tc>
       </w:tr>
@@ -10390,19 +10046,8 @@
                 <w:kern w:val="0"/>
                 <w14:ligatures w14:val="none"/>
               </w:rPr>
-              <w:t xml:space="preserve"> </w:t>
-            </w:r>
-            <w:proofErr w:type="gramStart"/>
-            <w:r>
-              <w:rPr>
-                <w:rFonts w:ascii="Calibri" w:eastAsia="Times New Roman" w:hAnsi="Calibri" w:cs="Calibri"/>
-                <w:color w:val="000000"/>
-                <w:kern w:val="0"/>
-                <w14:ligatures w14:val="none"/>
-              </w:rPr>
-              <w:t>70</w:t>
-            </w:r>
-            <w:proofErr w:type="gramEnd"/>
+              <w:t xml:space="preserve"> 70</w:t>
+            </w:r>
           </w:p>
         </w:tc>
         <w:tc>
@@ -10452,27 +10097,7 @@
                 <w:kern w:val="0"/>
                 <w14:ligatures w14:val="none"/>
               </w:rPr>
-              <w:t xml:space="preserve"> </w:t>
-            </w:r>
-            <w:proofErr w:type="gramStart"/>
-            <w:r>
-              <w:rPr>
-                <w:rFonts w:ascii="Calibri" w:eastAsia="Times New Roman" w:hAnsi="Calibri" w:cs="Calibri"/>
-                <w:color w:val="000000"/>
-                <w:kern w:val="0"/>
-                <w14:ligatures w14:val="none"/>
-              </w:rPr>
-              <w:t>80</w:t>
-            </w:r>
-            <w:proofErr w:type="gramEnd"/>
-            <w:r>
-              <w:rPr>
-                <w:rFonts w:ascii="Calibri" w:eastAsia="Times New Roman" w:hAnsi="Calibri" w:cs="Calibri"/>
-                <w:color w:val="000000"/>
-                <w:kern w:val="0"/>
-                <w14:ligatures w14:val="none"/>
-              </w:rPr>
-              <w:t>%</w:t>
+              <w:t xml:space="preserve"> 80%</w:t>
             </w:r>
           </w:p>
         </w:tc>
@@ -10870,16 +10495,16 @@
                 <w:kern w:val="0"/>
                 <w:sz w:val="24"/>
                 <w:szCs w:val="24"/>
-                <w:highlight w:val="yellow"/>
-                <w14:ligatures w14:val="none"/>
-              </w:rPr>
-            </w:pPr>
-            <w:r>
-              <w:rPr>
-                <w:rFonts w:ascii="Calibri" w:eastAsia="Times New Roman" w:hAnsi="Calibri" w:cs="Calibri"/>
-                <w:color w:val="000000"/>
-                <w:kern w:val="0"/>
-                <w:highlight w:val="yellow"/>
+                <w:highlight w:val="green"/>
+                <w14:ligatures w14:val="none"/>
+              </w:rPr>
+            </w:pPr>
+            <w:r>
+              <w:rPr>
+                <w:rFonts w:ascii="Calibri" w:eastAsia="Times New Roman" w:hAnsi="Calibri" w:cs="Calibri"/>
+                <w:color w:val="000000"/>
+                <w:kern w:val="0"/>
+                <w:highlight w:val="green"/>
                 <w14:ligatures w14:val="none"/>
               </w:rPr>
               <w:t>Crab</w:t>
@@ -10889,7 +10514,7 @@
                 <w:rFonts w:ascii="Calibri" w:eastAsia="Times New Roman" w:hAnsi="Calibri" w:cs="Calibri"/>
                 <w:color w:val="000000"/>
                 <w:kern w:val="0"/>
-                <w:highlight w:val="yellow"/>
+                <w:highlight w:val="green"/>
                 <w14:ligatures w14:val="none"/>
               </w:rPr>
               <w:tab/>
@@ -10908,16 +10533,16 @@
                 <w:rFonts w:ascii="Calibri" w:eastAsia="Times New Roman" w:hAnsi="Calibri" w:cs="Calibri"/>
                 <w:color w:val="000000"/>
                 <w:kern w:val="0"/>
-                <w:highlight w:val="yellow"/>
-                <w14:ligatures w14:val="none"/>
-              </w:rPr>
-            </w:pPr>
-            <w:r>
-              <w:rPr>
-                <w:rFonts w:ascii="Calibri" w:eastAsia="Times New Roman" w:hAnsi="Calibri" w:cs="Calibri"/>
-                <w:color w:val="000000"/>
-                <w:kern w:val="0"/>
-                <w:highlight w:val="yellow"/>
+                <w:highlight w:val="green"/>
+                <w14:ligatures w14:val="none"/>
+              </w:rPr>
+            </w:pPr>
+            <w:r>
+              <w:rPr>
+                <w:rFonts w:ascii="Calibri" w:eastAsia="Times New Roman" w:hAnsi="Calibri" w:cs="Calibri"/>
+                <w:color w:val="000000"/>
+                <w:kern w:val="0"/>
+                <w:highlight w:val="green"/>
                 <w14:ligatures w14:val="none"/>
               </w:rPr>
               <w:t>1(00:17:11)</w:t>
@@ -10935,16 +10560,16 @@
                 <w:rFonts w:ascii="Calibri" w:eastAsia="Times New Roman" w:hAnsi="Calibri" w:cs="Calibri"/>
                 <w:color w:val="000000"/>
                 <w:kern w:val="0"/>
-                <w:highlight w:val="yellow"/>
-                <w14:ligatures w14:val="none"/>
-              </w:rPr>
-            </w:pPr>
-            <w:r>
-              <w:rPr>
-                <w:rFonts w:ascii="Calibri" w:eastAsia="Times New Roman" w:hAnsi="Calibri" w:cs="Calibri"/>
-                <w:color w:val="000000"/>
-                <w:kern w:val="0"/>
-                <w:highlight w:val="yellow"/>
+                <w:highlight w:val="green"/>
+                <w14:ligatures w14:val="none"/>
+              </w:rPr>
+            </w:pPr>
+            <w:r>
+              <w:rPr>
+                <w:rFonts w:ascii="Calibri" w:eastAsia="Times New Roman" w:hAnsi="Calibri" w:cs="Calibri"/>
+                <w:color w:val="000000"/>
+                <w:kern w:val="0"/>
+                <w:highlight w:val="green"/>
                 <w14:ligatures w14:val="none"/>
               </w:rPr>
               <w:t>1(00:21:09)         </w:t>
@@ -10958,6 +10583,7 @@
                 <w:kern w:val="0"/>
                 <w:sz w:val="24"/>
                 <w:szCs w:val="24"/>
+                <w:highlight w:val="green"/>
                 <w14:ligatures w14:val="none"/>
               </w:rPr>
             </w:pPr>
@@ -11042,6 +10668,7 @@
                 <w:rFonts w:ascii="Calibri" w:eastAsia="Times New Roman" w:hAnsi="Calibri" w:cs="Calibri"/>
                 <w:color w:val="000000"/>
                 <w:kern w:val="0"/>
+                <w:highlight w:val="green"/>
                 <w14:ligatures w14:val="none"/>
               </w:rPr>
             </w:pPr>
@@ -11082,6 +10709,9 @@
               </w:rPr>
             </w:pPr>
             <w:r>
+              <w:rPr>
+                <w:highlight w:val="green"/>
+              </w:rPr>
               <w:t>T1: 00:02:32 (F2)</w:t>
             </w:r>
           </w:p>
@@ -11131,6 +10761,7 @@
                 <w:rFonts w:ascii="Calibri" w:eastAsia="Times New Roman" w:hAnsi="Calibri" w:cs="Calibri"/>
                 <w:color w:val="000000"/>
                 <w:kern w:val="0"/>
+                <w:highlight w:val="green"/>
                 <w14:ligatures w14:val="none"/>
               </w:rPr>
             </w:pPr>
@@ -11200,31 +10831,50 @@
             </w:pPr>
           </w:p>
           <w:p>
-            <w:r>
-              <w:rPr>
-                <w:highlight w:val="yellow"/>
+            <w:pPr>
+              <w:rPr>
+                <w:highlight w:val="green"/>
+              </w:rPr>
+            </w:pPr>
+            <w:r>
+              <w:rPr>
+                <w:highlight w:val="green"/>
               </w:rPr>
               <w:t xml:space="preserve">Species: </w:t>
             </w:r>
             <w:proofErr w:type="spellStart"/>
             <w:r>
               <w:rPr>
-                <w:highlight w:val="yellow"/>
+                <w:highlight w:val="green"/>
               </w:rPr>
               <w:t>Dotdash</w:t>
             </w:r>
             <w:proofErr w:type="spellEnd"/>
           </w:p>
           <w:p>
-            <w:r>
+            <w:pPr>
+              <w:rPr>
+                <w:highlight w:val="green"/>
+              </w:rPr>
+            </w:pPr>
+            <w:r>
+              <w:rPr>
+                <w:highlight w:val="green"/>
+              </w:rPr>
               <w:t xml:space="preserve">T1: 00:08:29 (F2) – look to left of visibility stick, underneath the log (or mangrove root?) going across the screen. Hard to </w:t>
             </w:r>
             <w:proofErr w:type="gramStart"/>
             <w:r>
+              <w:rPr>
+                <w:highlight w:val="green"/>
+              </w:rPr>
               <w:t>see at</w:t>
             </w:r>
             <w:proofErr w:type="gramEnd"/>
             <w:r>
+              <w:rPr>
+                <w:highlight w:val="green"/>
+              </w:rPr>
               <w:t xml:space="preserve"> first! Can see more clearly at 00:08:33 (F2).</w:t>
             </w:r>
           </w:p>
@@ -11242,10 +10892,16 @@
             </w:pPr>
             <w:proofErr w:type="spellStart"/>
             <w:r>
+              <w:rPr>
+                <w:highlight w:val="green"/>
+              </w:rPr>
               <w:t>MaxN</w:t>
             </w:r>
             <w:proofErr w:type="spellEnd"/>
             <w:r>
+              <w:rPr>
+                <w:highlight w:val="green"/>
+              </w:rPr>
               <w:t>: 1 (F2)</w:t>
             </w:r>
           </w:p>
@@ -11336,27 +10992,7 @@
           <w:kern w:val="0"/>
           <w14:ligatures w14:val="none"/>
         </w:rPr>
-        <w:t xml:space="preserve"> </w:t>
-      </w:r>
-      <w:proofErr w:type="gramStart"/>
-      <w:r>
-        <w:rPr>
-          <w:rFonts w:ascii="Arial" w:eastAsia="Times New Roman" w:hAnsi="Arial" w:cs="Arial"/>
-          <w:color w:val="000000"/>
-          <w:kern w:val="0"/>
-          <w14:ligatures w14:val="none"/>
-        </w:rPr>
-        <w:t>28</w:t>
-      </w:r>
-      <w:proofErr w:type="gramEnd"/>
-      <w:r>
-        <w:rPr>
-          <w:rFonts w:ascii="Arial" w:eastAsia="Times New Roman" w:hAnsi="Arial" w:cs="Arial"/>
-          <w:color w:val="000000"/>
-          <w:kern w:val="0"/>
-          <w14:ligatures w14:val="none"/>
-        </w:rPr>
-        <w:t>_03_2024_1257_CNEW_D3_TMPL1_F1</w:t>
+        <w:t xml:space="preserve"> 28_03_2024_1257_CNEW_D3_TMPL1_F1</w:t>
       </w:r>
     </w:p>
     <w:tbl>
@@ -11577,19 +11213,8 @@
                 <w:kern w:val="0"/>
                 <w14:ligatures w14:val="none"/>
               </w:rPr>
-              <w:t xml:space="preserve"> </w:t>
-            </w:r>
-            <w:proofErr w:type="gramStart"/>
-            <w:r>
-              <w:rPr>
-                <w:rFonts w:ascii="Calibri" w:eastAsia="Times New Roman" w:hAnsi="Calibri" w:cs="Calibri"/>
-                <w:color w:val="000000"/>
-                <w:kern w:val="0"/>
-                <w14:ligatures w14:val="none"/>
-              </w:rPr>
-              <w:t>5</w:t>
-            </w:r>
-            <w:proofErr w:type="gramEnd"/>
+              <w:t xml:space="preserve"> 5</w:t>
+            </w:r>
           </w:p>
         </w:tc>
       </w:tr>
@@ -12219,27 +11844,7 @@
                 <w:kern w:val="0"/>
                 <w14:ligatures w14:val="none"/>
               </w:rPr>
-              <w:t xml:space="preserve"> </w:t>
-            </w:r>
-            <w:proofErr w:type="gramStart"/>
-            <w:r>
-              <w:rPr>
-                <w:rFonts w:ascii="Calibri" w:eastAsia="Times New Roman" w:hAnsi="Calibri" w:cs="Calibri"/>
-                <w:color w:val="000000"/>
-                <w:kern w:val="0"/>
-                <w14:ligatures w14:val="none"/>
-              </w:rPr>
-              <w:t>40</w:t>
-            </w:r>
-            <w:proofErr w:type="gramEnd"/>
-            <w:r>
-              <w:rPr>
-                <w:rFonts w:ascii="Calibri" w:eastAsia="Times New Roman" w:hAnsi="Calibri" w:cs="Calibri"/>
-                <w:color w:val="000000"/>
-                <w:kern w:val="0"/>
-                <w14:ligatures w14:val="none"/>
-              </w:rPr>
-              <w:t>%</w:t>
+              <w:t xml:space="preserve"> 40%</w:t>
             </w:r>
           </w:p>
         </w:tc>
@@ -12872,27 +12477,7 @@
           <w:kern w:val="0"/>
           <w14:ligatures w14:val="none"/>
         </w:rPr>
-        <w:t xml:space="preserve"> </w:t>
-      </w:r>
-      <w:proofErr w:type="gramStart"/>
-      <w:r>
-        <w:rPr>
-          <w:rFonts w:ascii="Arial" w:eastAsia="Times New Roman" w:hAnsi="Arial" w:cs="Arial"/>
-          <w:color w:val="000000"/>
-          <w:kern w:val="0"/>
-          <w14:ligatures w14:val="none"/>
-        </w:rPr>
-        <w:t>28</w:t>
-      </w:r>
-      <w:proofErr w:type="gramEnd"/>
-      <w:r>
-        <w:rPr>
-          <w:rFonts w:ascii="Arial" w:eastAsia="Times New Roman" w:hAnsi="Arial" w:cs="Arial"/>
-          <w:color w:val="000000"/>
-          <w:kern w:val="0"/>
-          <w14:ligatures w14:val="none"/>
-        </w:rPr>
-        <w:t>_03_2024_1323_C14_D5_TMPE3_F1</w:t>
+        <w:t xml:space="preserve"> 28_03_2024_1323_C14_D5_TMPE3_F1</w:t>
       </w:r>
     </w:p>
     <w:tbl>
@@ -13113,19 +12698,8 @@
                 <w:kern w:val="0"/>
                 <w14:ligatures w14:val="none"/>
               </w:rPr>
-              <w:t xml:space="preserve"> </w:t>
-            </w:r>
-            <w:proofErr w:type="gramStart"/>
-            <w:r>
-              <w:rPr>
-                <w:rFonts w:ascii="Calibri" w:eastAsia="Times New Roman" w:hAnsi="Calibri" w:cs="Calibri"/>
-                <w:color w:val="000000"/>
-                <w:kern w:val="0"/>
-                <w14:ligatures w14:val="none"/>
-              </w:rPr>
-              <w:t>3</w:t>
-            </w:r>
-            <w:proofErr w:type="gramEnd"/>
+              <w:t xml:space="preserve"> 3</w:t>
+            </w:r>
           </w:p>
         </w:tc>
       </w:tr>
@@ -13699,27 +13273,7 @@
                 <w:kern w:val="0"/>
                 <w14:ligatures w14:val="none"/>
               </w:rPr>
-              <w:t xml:space="preserve"> </w:t>
-            </w:r>
-            <w:proofErr w:type="gramStart"/>
-            <w:r>
-              <w:rPr>
-                <w:rFonts w:ascii="Calibri" w:eastAsia="Times New Roman" w:hAnsi="Calibri" w:cs="Calibri"/>
-                <w:color w:val="000000"/>
-                <w:kern w:val="0"/>
-                <w14:ligatures w14:val="none"/>
-              </w:rPr>
-              <w:t>30</w:t>
-            </w:r>
-            <w:proofErr w:type="gramEnd"/>
-            <w:r>
-              <w:rPr>
-                <w:rFonts w:ascii="Calibri" w:eastAsia="Times New Roman" w:hAnsi="Calibri" w:cs="Calibri"/>
-                <w:color w:val="000000"/>
-                <w:kern w:val="0"/>
-                <w14:ligatures w14:val="none"/>
-              </w:rPr>
-              <w:t>%</w:t>
+              <w:t xml:space="preserve"> 30%</w:t>
             </w:r>
           </w:p>
         </w:tc>
@@ -13894,17 +13448,17 @@
                 <w:kern w:val="0"/>
                 <w:sz w:val="24"/>
                 <w:szCs w:val="24"/>
-                <w:highlight w:val="yellow"/>
-                <w14:ligatures w14:val="none"/>
-              </w:rPr>
-            </w:pPr>
-            <w:r>
-              <w:rPr>
-                <w:rFonts w:ascii="Times New Roman" w:eastAsia="Times New Roman" w:hAnsi="Times New Roman" w:cs="Times New Roman"/>
-                <w:kern w:val="0"/>
-                <w:sz w:val="24"/>
-                <w:szCs w:val="24"/>
-                <w:highlight w:val="yellow"/>
+                <w:highlight w:val="green"/>
+                <w14:ligatures w14:val="none"/>
+              </w:rPr>
+            </w:pPr>
+            <w:r>
+              <w:rPr>
+                <w:rFonts w:ascii="Times New Roman" w:eastAsia="Times New Roman" w:hAnsi="Times New Roman" w:cs="Times New Roman"/>
+                <w:kern w:val="0"/>
+                <w:sz w:val="24"/>
+                <w:szCs w:val="24"/>
+                <w:highlight w:val="green"/>
                 <w14:ligatures w14:val="none"/>
               </w:rPr>
               <w:t>Swimmer crab:</w:t>
@@ -13927,7 +13481,7 @@
                 <w:kern w:val="0"/>
                 <w:sz w:val="24"/>
                 <w:szCs w:val="24"/>
-                <w:highlight w:val="yellow"/>
+                <w:highlight w:val="green"/>
                 <w14:ligatures w14:val="none"/>
               </w:rPr>
               <w:t>1 09:47 (F1)</w:t>
@@ -14147,27 +13701,7 @@
           <w:kern w:val="0"/>
           <w14:ligatures w14:val="none"/>
         </w:rPr>
-        <w:t xml:space="preserve"> </w:t>
-      </w:r>
-      <w:proofErr w:type="gramStart"/>
-      <w:r>
-        <w:rPr>
-          <w:rFonts w:ascii="Arial" w:eastAsia="Times New Roman" w:hAnsi="Arial" w:cs="Arial"/>
-          <w:color w:val="000000"/>
-          <w:kern w:val="0"/>
-          <w14:ligatures w14:val="none"/>
-        </w:rPr>
-        <w:t>27</w:t>
-      </w:r>
-      <w:proofErr w:type="gramEnd"/>
-      <w:r>
-        <w:rPr>
-          <w:rFonts w:ascii="Arial" w:eastAsia="Times New Roman" w:hAnsi="Arial" w:cs="Arial"/>
-          <w:color w:val="000000"/>
-          <w:kern w:val="0"/>
-          <w14:ligatures w14:val="none"/>
-        </w:rPr>
-        <w:t>_03_2024_1440_C5_D1_TMPD2</w:t>
+        <w:t xml:space="preserve"> 27_03_2024_1440_C5_D1_TMPD2</w:t>
       </w:r>
     </w:p>
     <w:tbl>
@@ -14396,21 +13930,8 @@
                 <w:szCs w:val="20"/>
                 <w14:ligatures w14:val="none"/>
               </w:rPr>
-              <w:t xml:space="preserve"> </w:t>
-            </w:r>
-            <w:proofErr w:type="gramStart"/>
-            <w:r>
-              <w:rPr>
-                <w:rFonts w:ascii="Calibri" w:eastAsia="Times New Roman" w:hAnsi="Calibri" w:cs="Calibri"/>
-                <w:color w:val="000000"/>
-                <w:kern w:val="0"/>
-                <w:sz w:val="20"/>
-                <w:szCs w:val="20"/>
-                <w14:ligatures w14:val="none"/>
-              </w:rPr>
-              <w:t>3</w:t>
-            </w:r>
-            <w:proofErr w:type="gramEnd"/>
+              <w:t xml:space="preserve"> 3</w:t>
+            </w:r>
           </w:p>
         </w:tc>
       </w:tr>
@@ -14962,27 +14483,7 @@
                 <w:kern w:val="0"/>
                 <w14:ligatures w14:val="none"/>
               </w:rPr>
-              <w:t xml:space="preserve"> </w:t>
-            </w:r>
-            <w:proofErr w:type="gramStart"/>
-            <w:r>
-              <w:rPr>
-                <w:rFonts w:ascii="Calibri" w:eastAsia="Times New Roman" w:hAnsi="Calibri" w:cs="Calibri"/>
-                <w:color w:val="000000"/>
-                <w:kern w:val="0"/>
-                <w14:ligatures w14:val="none"/>
-              </w:rPr>
-              <w:t>85</w:t>
-            </w:r>
-            <w:proofErr w:type="gramEnd"/>
-            <w:r>
-              <w:rPr>
-                <w:rFonts w:ascii="Calibri" w:eastAsia="Times New Roman" w:hAnsi="Calibri" w:cs="Calibri"/>
-                <w:color w:val="000000"/>
-                <w:kern w:val="0"/>
-                <w14:ligatures w14:val="none"/>
-              </w:rPr>
-              <w:t xml:space="preserve"> %</w:t>
+              <w:t xml:space="preserve"> 85 %</w:t>
             </w:r>
           </w:p>
         </w:tc>
@@ -15665,16 +15166,16 @@
                 <w:kern w:val="0"/>
                 <w:sz w:val="24"/>
                 <w:szCs w:val="24"/>
-                <w:highlight w:val="yellow"/>
-                <w14:ligatures w14:val="none"/>
-              </w:rPr>
-            </w:pPr>
-            <w:r>
-              <w:rPr>
-                <w:rFonts w:ascii="Calibri" w:eastAsia="Times New Roman" w:hAnsi="Calibri" w:cs="Calibri"/>
-                <w:color w:val="000000"/>
-                <w:kern w:val="0"/>
-                <w:highlight w:val="yellow"/>
+                <w:highlight w:val="green"/>
+                <w14:ligatures w14:val="none"/>
+              </w:rPr>
+            </w:pPr>
+            <w:r>
+              <w:rPr>
+                <w:rFonts w:ascii="Calibri" w:eastAsia="Times New Roman" w:hAnsi="Calibri" w:cs="Calibri"/>
+                <w:color w:val="000000"/>
+                <w:kern w:val="0"/>
+                <w:highlight w:val="green"/>
                 <w14:ligatures w14:val="none"/>
               </w:rPr>
               <w:t>Crab</w:t>
@@ -15698,7 +15199,7 @@
                 <w:rFonts w:ascii="Calibri" w:eastAsia="Times New Roman" w:hAnsi="Calibri" w:cs="Calibri"/>
                 <w:color w:val="000000"/>
                 <w:kern w:val="0"/>
-                <w:highlight w:val="yellow"/>
+                <w:highlight w:val="green"/>
                 <w14:ligatures w14:val="none"/>
               </w:rPr>
               <w:t>MaxN</w:t>
@@ -15709,7 +15210,7 @@
                 <w:rFonts w:ascii="Calibri" w:eastAsia="Times New Roman" w:hAnsi="Calibri" w:cs="Calibri"/>
                 <w:color w:val="000000"/>
                 <w:kern w:val="0"/>
-                <w:highlight w:val="yellow"/>
+                <w:highlight w:val="green"/>
                 <w14:ligatures w14:val="none"/>
               </w:rPr>
               <w:t xml:space="preserve"> :</w:t>
@@ -15720,7 +15221,7 @@
                 <w:rFonts w:ascii="Calibri" w:eastAsia="Times New Roman" w:hAnsi="Calibri" w:cs="Calibri"/>
                 <w:color w:val="000000"/>
                 <w:kern w:val="0"/>
-                <w:highlight w:val="yellow"/>
+                <w:highlight w:val="green"/>
                 <w14:ligatures w14:val="none"/>
               </w:rPr>
               <w:t xml:space="preserve"> 1(0:</w:t>
@@ -15730,7 +15231,7 @@
                 <w:rFonts w:ascii="Calibri" w:eastAsia="Times New Roman" w:hAnsi="Calibri" w:cs="Calibri"/>
                 <w:color w:val="000000"/>
                 <w:kern w:val="0"/>
-                <w:highlight w:val="yellow"/>
+                <w:highlight w:val="green"/>
                 <w14:ligatures w14:val="none"/>
               </w:rPr>
               <w:t>0</w:t>
@@ -15740,7 +15241,7 @@
                 <w:rFonts w:ascii="Calibri" w:eastAsia="Times New Roman" w:hAnsi="Calibri" w:cs="Calibri"/>
                 <w:color w:val="000000"/>
                 <w:kern w:val="0"/>
-                <w:highlight w:val="yellow"/>
+                <w:highlight w:val="green"/>
                 <w14:ligatures w14:val="none"/>
               </w:rPr>
               <w:t>2:48) </w:t>
@@ -15750,7 +15251,7 @@
                 <w:rFonts w:ascii="Calibri" w:eastAsia="Times New Roman" w:hAnsi="Calibri" w:cs="Calibri"/>
                 <w:color w:val="000000"/>
                 <w:kern w:val="0"/>
-                <w:highlight w:val="yellow"/>
+                <w:highlight w:val="green"/>
                 <w14:ligatures w14:val="none"/>
               </w:rPr>
               <w:t>[F1]</w:t>
@@ -15760,7 +15261,7 @@
                 <w:rFonts w:ascii="Calibri" w:eastAsia="Times New Roman" w:hAnsi="Calibri" w:cs="Calibri"/>
                 <w:color w:val="000000"/>
                 <w:kern w:val="0"/>
-                <w:highlight w:val="yellow"/>
+                <w:highlight w:val="green"/>
                 <w14:ligatures w14:val="none"/>
               </w:rPr>
               <w:t xml:space="preserve"> </w:t>
@@ -15771,7 +15272,7 @@
                 <w:rFonts w:ascii="Calibri" w:eastAsia="Times New Roman" w:hAnsi="Calibri" w:cs="Calibri"/>
                 <w:color w:val="000000"/>
                 <w:kern w:val="0"/>
-                <w:highlight w:val="yellow"/>
+                <w:highlight w:val="green"/>
                 <w14:ligatures w14:val="none"/>
               </w:rPr>
               <w:t>Mudcrab</w:t>
@@ -15833,27 +15334,7 @@
           <w:sz w:val="22"/>
           <w:szCs w:val="22"/>
         </w:rPr>
-        <w:t xml:space="preserve"> </w:t>
-      </w:r>
-      <w:proofErr w:type="gramStart"/>
-      <w:r>
-        <w:rPr>
-          <w:rFonts w:ascii="Arial" w:hAnsi="Arial" w:cs="Arial"/>
-          <w:color w:val="000000"/>
-          <w:sz w:val="22"/>
-          <w:szCs w:val="22"/>
-        </w:rPr>
-        <w:t>28</w:t>
-      </w:r>
-      <w:proofErr w:type="gramEnd"/>
-      <w:r>
-        <w:rPr>
-          <w:rFonts w:ascii="Arial" w:hAnsi="Arial" w:cs="Arial"/>
-          <w:color w:val="000000"/>
-          <w:sz w:val="22"/>
-          <w:szCs w:val="22"/>
-        </w:rPr>
-        <w:t>_03_2024_1249_C12_D2_TMPD1</w:t>
+        <w:t xml:space="preserve"> 28_03_2024_1249_C12_D2_TMPD1</w:t>
       </w:r>
     </w:p>
     <w:tbl>
@@ -16091,21 +15572,8 @@
                 <w:szCs w:val="20"/>
                 <w14:ligatures w14:val="none"/>
               </w:rPr>
-              <w:t xml:space="preserve"> </w:t>
-            </w:r>
-            <w:proofErr w:type="gramStart"/>
-            <w:r>
-              <w:rPr>
-                <w:rFonts w:ascii="Calibri" w:eastAsia="Times New Roman" w:hAnsi="Calibri" w:cs="Calibri"/>
-                <w:color w:val="000000"/>
-                <w:kern w:val="0"/>
-                <w:sz w:val="20"/>
-                <w:szCs w:val="20"/>
-                <w14:ligatures w14:val="none"/>
-              </w:rPr>
-              <w:t>3</w:t>
-            </w:r>
-            <w:proofErr w:type="gramEnd"/>
+              <w:t xml:space="preserve"> 3</w:t>
+            </w:r>
           </w:p>
         </w:tc>
       </w:tr>
@@ -16666,27 +16134,7 @@
                 <w:kern w:val="0"/>
                 <w14:ligatures w14:val="none"/>
               </w:rPr>
-              <w:t xml:space="preserve"> </w:t>
-            </w:r>
-            <w:proofErr w:type="gramStart"/>
-            <w:r>
-              <w:rPr>
-                <w:rFonts w:ascii="Calibri" w:eastAsia="Times New Roman" w:hAnsi="Calibri" w:cs="Calibri"/>
-                <w:color w:val="000000"/>
-                <w:kern w:val="0"/>
-                <w14:ligatures w14:val="none"/>
-              </w:rPr>
-              <w:t>85</w:t>
-            </w:r>
-            <w:proofErr w:type="gramEnd"/>
-            <w:r>
-              <w:rPr>
-                <w:rFonts w:ascii="Calibri" w:eastAsia="Times New Roman" w:hAnsi="Calibri" w:cs="Calibri"/>
-                <w:color w:val="000000"/>
-                <w:kern w:val="0"/>
-                <w14:ligatures w14:val="none"/>
-              </w:rPr>
-              <w:t xml:space="preserve"> %</w:t>
+              <w:t xml:space="preserve"> 85 %</w:t>
             </w:r>
           </w:p>
         </w:tc>
@@ -17300,27 +16748,7 @@
           <w:kern w:val="0"/>
           <w14:ligatures w14:val="none"/>
         </w:rPr>
-        <w:t xml:space="preserve"> </w:t>
-      </w:r>
-      <w:proofErr w:type="gramStart"/>
-      <w:r>
-        <w:rPr>
-          <w:rFonts w:ascii="Arial" w:eastAsia="Times New Roman" w:hAnsi="Arial" w:cs="Arial"/>
-          <w:color w:val="000000"/>
-          <w:kern w:val="0"/>
-          <w14:ligatures w14:val="none"/>
-        </w:rPr>
-        <w:t>28</w:t>
-      </w:r>
-      <w:proofErr w:type="gramEnd"/>
-      <w:r>
-        <w:rPr>
-          <w:rFonts w:ascii="Arial" w:eastAsia="Times New Roman" w:hAnsi="Arial" w:cs="Arial"/>
-          <w:color w:val="000000"/>
-          <w:kern w:val="0"/>
-          <w14:ligatures w14:val="none"/>
-        </w:rPr>
-        <w:t>_03_2024_1246_C1_D1_TMPL3</w:t>
+        <w:t xml:space="preserve"> 28_03_2024_1246_C1_D1_TMPL3</w:t>
       </w:r>
     </w:p>
     <w:tbl>
@@ -17558,21 +16986,8 @@
                 <w:szCs w:val="20"/>
                 <w14:ligatures w14:val="none"/>
               </w:rPr>
-              <w:t xml:space="preserve"> </w:t>
-            </w:r>
-            <w:proofErr w:type="gramStart"/>
-            <w:r>
-              <w:rPr>
-                <w:rFonts w:ascii="Calibri" w:eastAsia="Times New Roman" w:hAnsi="Calibri" w:cs="Calibri"/>
-                <w:color w:val="000000"/>
-                <w:kern w:val="0"/>
-                <w:sz w:val="20"/>
-                <w:szCs w:val="20"/>
-                <w14:ligatures w14:val="none"/>
-              </w:rPr>
-              <w:t>2</w:t>
-            </w:r>
-            <w:proofErr w:type="gramEnd"/>
+              <w:t xml:space="preserve"> 2</w:t>
+            </w:r>
           </w:p>
         </w:tc>
       </w:tr>
@@ -18108,27 +17523,7 @@
                 <w:kern w:val="0"/>
                 <w14:ligatures w14:val="none"/>
               </w:rPr>
-              <w:t xml:space="preserve"> </w:t>
-            </w:r>
-            <w:proofErr w:type="gramStart"/>
-            <w:r>
-              <w:rPr>
-                <w:rFonts w:ascii="Calibri" w:eastAsia="Times New Roman" w:hAnsi="Calibri" w:cs="Calibri"/>
-                <w:color w:val="000000"/>
-                <w:kern w:val="0"/>
-                <w14:ligatures w14:val="none"/>
-              </w:rPr>
-              <w:t>85</w:t>
-            </w:r>
-            <w:proofErr w:type="gramEnd"/>
-            <w:r>
-              <w:rPr>
-                <w:rFonts w:ascii="Calibri" w:eastAsia="Times New Roman" w:hAnsi="Calibri" w:cs="Calibri"/>
-                <w:color w:val="000000"/>
-                <w:kern w:val="0"/>
-                <w14:ligatures w14:val="none"/>
-              </w:rPr>
-              <w:t xml:space="preserve"> %</w:t>
+              <w:t xml:space="preserve"> 85 %</w:t>
             </w:r>
           </w:p>
         </w:tc>
@@ -18264,6 +17659,7 @@
                 <w:kern w:val="0"/>
                 <w:sz w:val="24"/>
                 <w:szCs w:val="24"/>
+                <w:highlight w:val="green"/>
                 <w14:ligatures w14:val="none"/>
               </w:rPr>
             </w:pPr>
@@ -18274,6 +17670,7 @@
                 <w:bCs/>
                 <w:color w:val="000000"/>
                 <w:kern w:val="0"/>
+                <w:highlight w:val="green"/>
                 <w14:ligatures w14:val="none"/>
               </w:rPr>
               <w:t>FISH FOUND:</w:t>
@@ -18283,6 +17680,7 @@
                 <w:rFonts w:ascii="Calibri" w:eastAsia="Times New Roman" w:hAnsi="Calibri" w:cs="Calibri"/>
                 <w:color w:val="000000"/>
                 <w:kern w:val="0"/>
+                <w:highlight w:val="green"/>
                 <w14:ligatures w14:val="none"/>
               </w:rPr>
               <w:t> </w:t>
@@ -18437,6 +17835,7 @@
               <w:rPr>
                 <w:rFonts w:ascii="Calibri" w:eastAsia="Times New Roman" w:hAnsi="Calibri" w:cs="Calibri"/>
                 <w:kern w:val="0"/>
+                <w:highlight w:val="green"/>
                 <w14:ligatures w14:val="none"/>
               </w:rPr>
             </w:pPr>
@@ -18456,29 +17855,30 @@
               <w:rPr>
                 <w:rFonts w:ascii="Calibri" w:eastAsia="Times New Roman" w:hAnsi="Calibri" w:cs="Calibri"/>
                 <w:kern w:val="0"/>
-                <w14:ligatures w14:val="none"/>
-              </w:rPr>
-            </w:pPr>
-          </w:p>
-          <w:p>
-            <w:pPr>
-              <w:spacing w:after="0" w:line="240" w:lineRule="auto"/>
-              <w:rPr>
-                <w:rFonts w:ascii="Times New Roman" w:eastAsia="Times New Roman" w:hAnsi="Times New Roman" w:cs="Times New Roman"/>
-                <w:kern w:val="0"/>
-                <w:sz w:val="24"/>
-                <w:szCs w:val="24"/>
-                <w:highlight w:val="yellow"/>
-                <w14:ligatures w14:val="none"/>
-              </w:rPr>
-            </w:pPr>
-            <w:r>
-              <w:rPr>
-                <w:rFonts w:ascii="Times New Roman" w:eastAsia="Times New Roman" w:hAnsi="Times New Roman" w:cs="Times New Roman"/>
-                <w:kern w:val="0"/>
-                <w:sz w:val="24"/>
-                <w:szCs w:val="24"/>
-                <w:highlight w:val="yellow"/>
+                <w:highlight w:val="green"/>
+                <w14:ligatures w14:val="none"/>
+              </w:rPr>
+            </w:pPr>
+          </w:p>
+          <w:p>
+            <w:pPr>
+              <w:spacing w:after="0" w:line="240" w:lineRule="auto"/>
+              <w:rPr>
+                <w:rFonts w:ascii="Times New Roman" w:eastAsia="Times New Roman" w:hAnsi="Times New Roman" w:cs="Times New Roman"/>
+                <w:kern w:val="0"/>
+                <w:sz w:val="24"/>
+                <w:szCs w:val="24"/>
+                <w:highlight w:val="green"/>
+                <w14:ligatures w14:val="none"/>
+              </w:rPr>
+            </w:pPr>
+            <w:r>
+              <w:rPr>
+                <w:rFonts w:ascii="Times New Roman" w:eastAsia="Times New Roman" w:hAnsi="Times New Roman" w:cs="Times New Roman"/>
+                <w:kern w:val="0"/>
+                <w:sz w:val="24"/>
+                <w:szCs w:val="24"/>
+                <w:highlight w:val="green"/>
                 <w14:ligatures w14:val="none"/>
               </w:rPr>
               <w:t>SHRIMP</w:t>
@@ -18492,16 +17892,17 @@
                 <w:kern w:val="0"/>
                 <w:sz w:val="24"/>
                 <w:szCs w:val="24"/>
-                <w14:ligatures w14:val="none"/>
-              </w:rPr>
-            </w:pPr>
-            <w:r>
-              <w:rPr>
-                <w:rFonts w:ascii="Times New Roman" w:eastAsia="Times New Roman" w:hAnsi="Times New Roman" w:cs="Times New Roman"/>
-                <w:kern w:val="0"/>
-                <w:sz w:val="24"/>
-                <w:szCs w:val="24"/>
-                <w:highlight w:val="yellow"/>
+                <w:highlight w:val="green"/>
+                <w14:ligatures w14:val="none"/>
+              </w:rPr>
+            </w:pPr>
+            <w:r>
+              <w:rPr>
+                <w:rFonts w:ascii="Times New Roman" w:eastAsia="Times New Roman" w:hAnsi="Times New Roman" w:cs="Times New Roman"/>
+                <w:kern w:val="0"/>
+                <w:sz w:val="24"/>
+                <w:szCs w:val="24"/>
+                <w:highlight w:val="green"/>
                 <w14:ligatures w14:val="none"/>
               </w:rPr>
               <w:t>T1/MAXN 1 34:19</w:t>
@@ -18515,6 +17916,7 @@
                 <w:kern w:val="0"/>
                 <w:sz w:val="24"/>
                 <w:szCs w:val="24"/>
+                <w:highlight w:val="green"/>
                 <w14:ligatures w14:val="none"/>
               </w:rPr>
             </w:pPr>
@@ -18577,27 +17979,7 @@
           <w14:ligatures w14:val="none"/>
         </w:rPr>
         <w:lastRenderedPageBreak/>
-        <w:t xml:space="preserve">File name: </w:t>
-      </w:r>
-      <w:proofErr w:type="gramStart"/>
-      <w:r>
-        <w:rPr>
-          <w:rFonts w:ascii="Arial" w:eastAsia="Times New Roman" w:hAnsi="Arial" w:cs="Arial"/>
-          <w:color w:val="000000"/>
-          <w:kern w:val="0"/>
-          <w14:ligatures w14:val="none"/>
-        </w:rPr>
-        <w:t>29</w:t>
-      </w:r>
-      <w:proofErr w:type="gramEnd"/>
-      <w:r>
-        <w:rPr>
-          <w:rFonts w:ascii="Arial" w:eastAsia="Times New Roman" w:hAnsi="Arial" w:cs="Arial"/>
-          <w:color w:val="000000"/>
-          <w:kern w:val="0"/>
-          <w14:ligatures w14:val="none"/>
-        </w:rPr>
-        <w:t>_03_2024_0809_CNEW_D3_LTPE5_F1</w:t>
+        <w:t>File name: 29_03_2024_0809_CNEW_D3_LTPE5_F1</w:t>
       </w:r>
     </w:p>
     <w:tbl>
@@ -18764,21 +18146,8 @@
                 <w:kern w:val="0"/>
                 <w14:ligatures w14:val="none"/>
               </w:rPr>
-              <w:t xml:space="preserve">#FILES: </w:t>
-            </w:r>
-            <w:proofErr w:type="gramStart"/>
-            <w:r>
-              <w:rPr>
-                <w:rFonts w:ascii="Arial" w:eastAsia="Times New Roman" w:hAnsi="Arial" w:cs="Arial"/>
-                <w:b/>
-                <w:bCs/>
-                <w:color w:val="000000"/>
-                <w:kern w:val="0"/>
-                <w14:ligatures w14:val="none"/>
-              </w:rPr>
-              <w:t>4</w:t>
-            </w:r>
-            <w:proofErr w:type="gramEnd"/>
+              <w:t>#FILES: 4</w:t>
+            </w:r>
           </w:p>
         </w:tc>
       </w:tr>
@@ -19492,7 +18861,7 @@
                 <w:rFonts w:ascii="Arial" w:eastAsia="Times New Roman" w:hAnsi="Arial" w:cs="Arial"/>
                 <w:color w:val="000000"/>
                 <w:kern w:val="0"/>
-                <w:highlight w:val="yellow"/>
+                <w:highlight w:val="green"/>
                 <w14:ligatures w14:val="none"/>
               </w:rPr>
             </w:pPr>
@@ -19501,7 +18870,7 @@
                 <w:rFonts w:ascii="Arial" w:eastAsia="Times New Roman" w:hAnsi="Arial" w:cs="Arial"/>
                 <w:color w:val="000000"/>
                 <w:kern w:val="0"/>
-                <w:highlight w:val="yellow"/>
+                <w:highlight w:val="green"/>
                 <w14:ligatures w14:val="none"/>
               </w:rPr>
               <w:t xml:space="preserve">Crab </w:t>
@@ -19514,7 +18883,7 @@
                 <w:rFonts w:ascii="Arial" w:eastAsia="Times New Roman" w:hAnsi="Arial" w:cs="Arial"/>
                 <w:color w:val="000000"/>
                 <w:kern w:val="0"/>
-                <w:highlight w:val="yellow"/>
+                <w:highlight w:val="green"/>
                 <w14:ligatures w14:val="none"/>
               </w:rPr>
             </w:pPr>
@@ -19523,7 +18892,7 @@
                 <w:rFonts w:ascii="Arial" w:eastAsia="Times New Roman" w:hAnsi="Arial" w:cs="Arial"/>
                 <w:color w:val="000000"/>
                 <w:kern w:val="0"/>
-                <w:highlight w:val="yellow"/>
+                <w:highlight w:val="green"/>
                 <w14:ligatures w14:val="none"/>
               </w:rPr>
               <w:t xml:space="preserve">1 (07. </w:t>
@@ -19534,7 +18903,7 @@
                 <w:rFonts w:ascii="Arial" w:eastAsia="Times New Roman" w:hAnsi="Arial" w:cs="Arial"/>
                 <w:color w:val="000000"/>
                 <w:kern w:val="0"/>
-                <w:highlight w:val="yellow"/>
+                <w:highlight w:val="green"/>
                 <w14:ligatures w14:val="none"/>
               </w:rPr>
               <w:t>16) ;</w:t>
@@ -19545,7 +18914,7 @@
                 <w:rFonts w:ascii="Arial" w:eastAsia="Times New Roman" w:hAnsi="Arial" w:cs="Arial"/>
                 <w:color w:val="000000"/>
                 <w:kern w:val="0"/>
-                <w:highlight w:val="yellow"/>
+                <w:highlight w:val="green"/>
                 <w14:ligatures w14:val="none"/>
               </w:rPr>
               <w:t xml:space="preserve"> SWIMMER</w:t>
@@ -19558,7 +18927,7 @@
                 <w:rFonts w:ascii="Arial" w:eastAsia="Times New Roman" w:hAnsi="Arial" w:cs="Arial"/>
                 <w:color w:val="000000"/>
                 <w:kern w:val="0"/>
-                <w:highlight w:val="yellow"/>
+                <w:highlight w:val="green"/>
                 <w14:ligatures w14:val="none"/>
               </w:rPr>
             </w:pPr>
@@ -19567,7 +18936,7 @@
                 <w:rFonts w:ascii="Arial" w:eastAsia="Times New Roman" w:hAnsi="Arial" w:cs="Arial"/>
                 <w:color w:val="000000"/>
                 <w:kern w:val="0"/>
-                <w:highlight w:val="yellow"/>
+                <w:highlight w:val="green"/>
                 <w14:ligatures w14:val="none"/>
               </w:rPr>
               <w:t>1 (15.11) (F2</w:t>
@@ -19578,7 +18947,7 @@
                 <w:rFonts w:ascii="Arial" w:eastAsia="Times New Roman" w:hAnsi="Arial" w:cs="Arial"/>
                 <w:color w:val="000000"/>
                 <w:kern w:val="0"/>
-                <w:highlight w:val="yellow"/>
+                <w:highlight w:val="green"/>
                 <w14:ligatures w14:val="none"/>
               </w:rPr>
               <w:t>) ;</w:t>
@@ -19589,7 +18958,7 @@
                 <w:rFonts w:ascii="Arial" w:eastAsia="Times New Roman" w:hAnsi="Arial" w:cs="Arial"/>
                 <w:color w:val="000000"/>
                 <w:kern w:val="0"/>
-                <w:highlight w:val="yellow"/>
+                <w:highlight w:val="green"/>
                 <w14:ligatures w14:val="none"/>
               </w:rPr>
               <w:t xml:space="preserve"> SWIMMER</w:t>
@@ -19603,6 +18972,7 @@
                 <w:kern w:val="0"/>
                 <w:sz w:val="24"/>
                 <w:szCs w:val="24"/>
+                <w:highlight w:val="green"/>
                 <w14:ligatures w14:val="none"/>
               </w:rPr>
             </w:pPr>
@@ -19611,7 +18981,7 @@
                 <w:rFonts w:ascii="Arial" w:eastAsia="Times New Roman" w:hAnsi="Arial" w:cs="Arial"/>
                 <w:color w:val="000000"/>
                 <w:kern w:val="0"/>
-                <w:highlight w:val="yellow"/>
+                <w:highlight w:val="green"/>
                 <w14:ligatures w14:val="none"/>
               </w:rPr>
               <w:t>1 (21.05) (F3)</w:t>
@@ -19621,7 +18991,7 @@
                 <w:rFonts w:ascii="Arial" w:eastAsia="Times New Roman" w:hAnsi="Arial" w:cs="Arial"/>
                 <w:color w:val="000000"/>
                 <w:kern w:val="0"/>
-                <w:highlight w:val="yellow"/>
+                <w:highlight w:val="green"/>
                 <w14:ligatures w14:val="none"/>
               </w:rPr>
               <w:t xml:space="preserve"> SWIMMER</w:t>
@@ -19635,6 +19005,7 @@
                 <w:kern w:val="0"/>
                 <w:sz w:val="24"/>
                 <w:szCs w:val="24"/>
+                <w:highlight w:val="green"/>
                 <w14:ligatures w14:val="none"/>
               </w:rPr>
             </w:pPr>
@@ -19948,6 +19319,7 @@
                 <w:rFonts w:ascii="Arial" w:eastAsia="Times New Roman" w:hAnsi="Arial" w:cs="Arial"/>
                 <w:color w:val="000000"/>
                 <w:kern w:val="0"/>
+                <w:highlight w:val="green"/>
                 <w14:ligatures w14:val="none"/>
               </w:rPr>
             </w:pPr>
@@ -20005,6 +19377,7 @@
                 <w:kern w:val="0"/>
                 <w:sz w:val="24"/>
                 <w:szCs w:val="24"/>
+                <w:highlight w:val="green"/>
                 <w14:ligatures w14:val="none"/>
               </w:rPr>
             </w:pPr>
@@ -20018,6 +19391,7 @@
                 <w:kern w:val="0"/>
                 <w:sz w:val="24"/>
                 <w:szCs w:val="24"/>
+                <w:highlight w:val="green"/>
                 <w14:ligatures w14:val="none"/>
               </w:rPr>
             </w:pPr>
@@ -20028,6 +19402,7 @@
                 <w:kern w:val="0"/>
                 <w:sz w:val="24"/>
                 <w:szCs w:val="24"/>
+                <w:highlight w:val="green"/>
                 <w14:ligatures w14:val="none"/>
               </w:rPr>
               <w:t>Pipefish</w:t>
@@ -20051,6 +19426,7 @@
                 <w:kern w:val="0"/>
                 <w:sz w:val="24"/>
                 <w:szCs w:val="24"/>
+                <w:highlight w:val="green"/>
                 <w14:ligatures w14:val="none"/>
               </w:rPr>
               <w:t>1 08:07 (F1)</w:t>
@@ -20126,27 +19502,7 @@
           <w14:ligatures w14:val="none"/>
         </w:rPr>
         <w:lastRenderedPageBreak/>
-        <w:t xml:space="preserve">File name: </w:t>
-      </w:r>
-      <w:proofErr w:type="gramStart"/>
-      <w:r>
-        <w:rPr>
-          <w:rFonts w:ascii="Arial" w:eastAsia="Times New Roman" w:hAnsi="Arial" w:cs="Arial"/>
-          <w:color w:val="000000"/>
-          <w:kern w:val="0"/>
-          <w14:ligatures w14:val="none"/>
-        </w:rPr>
-        <w:t>29</w:t>
-      </w:r>
-      <w:proofErr w:type="gramEnd"/>
-      <w:r>
-        <w:rPr>
-          <w:rFonts w:ascii="Arial" w:eastAsia="Times New Roman" w:hAnsi="Arial" w:cs="Arial"/>
-          <w:color w:val="000000"/>
-          <w:kern w:val="0"/>
-          <w14:ligatures w14:val="none"/>
-        </w:rPr>
-        <w:t>_03_2024_1350_C1_D5_LTPD4_F1</w:t>
+        <w:t>File name: 29_03_2024_1350_C1_D5_LTPD4_F1</w:t>
       </w:r>
     </w:p>
     <w:tbl>
@@ -20314,21 +19670,8 @@
                 <w:kern w:val="0"/>
                 <w14:ligatures w14:val="none"/>
               </w:rPr>
-              <w:t xml:space="preserve">#FILES: </w:t>
-            </w:r>
-            <w:proofErr w:type="gramStart"/>
-            <w:r>
-              <w:rPr>
-                <w:rFonts w:ascii="Arial" w:eastAsia="Times New Roman" w:hAnsi="Arial" w:cs="Arial"/>
-                <w:b/>
-                <w:bCs/>
-                <w:color w:val="000000"/>
-                <w:kern w:val="0"/>
-                <w14:ligatures w14:val="none"/>
-              </w:rPr>
-              <w:t>3</w:t>
-            </w:r>
-            <w:proofErr w:type="gramEnd"/>
+              <w:t>#FILES: 3</w:t>
+            </w:r>
           </w:p>
         </w:tc>
       </w:tr>
@@ -21422,27 +20765,7 @@
           <w:kern w:val="0"/>
           <w14:ligatures w14:val="none"/>
         </w:rPr>
-        <w:t xml:space="preserve"> </w:t>
-      </w:r>
-      <w:proofErr w:type="gramStart"/>
-      <w:r>
-        <w:rPr>
-          <w:rFonts w:ascii="Arial" w:eastAsia="Times New Roman" w:hAnsi="Arial" w:cs="Arial"/>
-          <w:color w:val="000000"/>
-          <w:kern w:val="0"/>
-          <w14:ligatures w14:val="none"/>
-        </w:rPr>
-        <w:t>29</w:t>
-      </w:r>
-      <w:proofErr w:type="gramEnd"/>
-      <w:r>
-        <w:rPr>
-          <w:rFonts w:ascii="Arial" w:eastAsia="Times New Roman" w:hAnsi="Arial" w:cs="Arial"/>
-          <w:color w:val="000000"/>
-          <w:kern w:val="0"/>
-          <w14:ligatures w14:val="none"/>
-        </w:rPr>
-        <w:t>_03_2024_1405_C11_D7_LTPD5_F1</w:t>
+        <w:t xml:space="preserve"> 29_03_2024_1405_C11_D7_LTPD5_F1</w:t>
       </w:r>
     </w:p>
     <w:tbl>
@@ -21674,19 +20997,8 @@
                 <w:kern w:val="0"/>
                 <w14:ligatures w14:val="none"/>
               </w:rPr>
-              <w:t xml:space="preserve"> </w:t>
-            </w:r>
-            <w:proofErr w:type="gramStart"/>
-            <w:r>
-              <w:rPr>
-                <w:rFonts w:ascii="Calibri" w:eastAsia="Times New Roman" w:hAnsi="Calibri" w:cs="Calibri"/>
-                <w:color w:val="000000"/>
-                <w:kern w:val="0"/>
-                <w14:ligatures w14:val="none"/>
-              </w:rPr>
-              <w:t>3</w:t>
-            </w:r>
-            <w:proofErr w:type="gramEnd"/>
+              <w:t xml:space="preserve"> 3</w:t>
+            </w:r>
           </w:p>
         </w:tc>
       </w:tr>
@@ -22203,19 +21515,8 @@
                 <w:kern w:val="0"/>
                 <w14:ligatures w14:val="none"/>
               </w:rPr>
-              <w:t xml:space="preserve"> </w:t>
-            </w:r>
-            <w:proofErr w:type="gramStart"/>
-            <w:r>
-              <w:rPr>
-                <w:rFonts w:ascii="Calibri" w:eastAsia="Times New Roman" w:hAnsi="Calibri" w:cs="Calibri"/>
-                <w:color w:val="000000"/>
-                <w:kern w:val="0"/>
-                <w14:ligatures w14:val="none"/>
-              </w:rPr>
-              <w:t>80</w:t>
-            </w:r>
-            <w:proofErr w:type="gramEnd"/>
+              <w:t xml:space="preserve"> 80</w:t>
+            </w:r>
           </w:p>
         </w:tc>
         <w:tc>
@@ -22265,27 +21566,7 @@
                 <w:kern w:val="0"/>
                 <w14:ligatures w14:val="none"/>
               </w:rPr>
-              <w:t xml:space="preserve"> </w:t>
-            </w:r>
-            <w:proofErr w:type="gramStart"/>
-            <w:r>
-              <w:rPr>
-                <w:rFonts w:ascii="Calibri" w:eastAsia="Times New Roman" w:hAnsi="Calibri" w:cs="Calibri"/>
-                <w:color w:val="000000"/>
-                <w:kern w:val="0"/>
-                <w14:ligatures w14:val="none"/>
-              </w:rPr>
-              <w:t>80</w:t>
-            </w:r>
-            <w:proofErr w:type="gramEnd"/>
-            <w:r>
-              <w:rPr>
-                <w:rFonts w:ascii="Calibri" w:eastAsia="Times New Roman" w:hAnsi="Calibri" w:cs="Calibri"/>
-                <w:color w:val="000000"/>
-                <w:kern w:val="0"/>
-                <w14:ligatures w14:val="none"/>
-              </w:rPr>
-              <w:t>%</w:t>
+              <w:t xml:space="preserve"> 80%</w:t>
             </w:r>
           </w:p>
         </w:tc>
@@ -22463,16 +21744,16 @@
                 <w:kern w:val="0"/>
                 <w:sz w:val="24"/>
                 <w:szCs w:val="24"/>
-                <w:highlight w:val="yellow"/>
-                <w14:ligatures w14:val="none"/>
-              </w:rPr>
-            </w:pPr>
-            <w:r>
-              <w:rPr>
-                <w:rFonts w:ascii="Calibri" w:eastAsia="Times New Roman" w:hAnsi="Calibri" w:cs="Calibri"/>
-                <w:color w:val="000000"/>
-                <w:kern w:val="0"/>
-                <w:highlight w:val="yellow"/>
+                <w:highlight w:val="green"/>
+                <w14:ligatures w14:val="none"/>
+              </w:rPr>
+            </w:pPr>
+            <w:r>
+              <w:rPr>
+                <w:rFonts w:ascii="Calibri" w:eastAsia="Times New Roman" w:hAnsi="Calibri" w:cs="Calibri"/>
+                <w:color w:val="000000"/>
+                <w:kern w:val="0"/>
+                <w:highlight w:val="green"/>
                 <w14:ligatures w14:val="none"/>
               </w:rPr>
               <w:t>Crab</w:t>
@@ -22486,16 +21767,16 @@
                 <w:kern w:val="0"/>
                 <w:sz w:val="24"/>
                 <w:szCs w:val="24"/>
-                <w:highlight w:val="yellow"/>
-                <w14:ligatures w14:val="none"/>
-              </w:rPr>
-            </w:pPr>
-            <w:r>
-              <w:rPr>
-                <w:rFonts w:ascii="Calibri" w:eastAsia="Times New Roman" w:hAnsi="Calibri" w:cs="Calibri"/>
-                <w:color w:val="000000"/>
-                <w:kern w:val="0"/>
-                <w:highlight w:val="yellow"/>
+                <w:highlight w:val="green"/>
+                <w14:ligatures w14:val="none"/>
+              </w:rPr>
+            </w:pPr>
+            <w:r>
+              <w:rPr>
+                <w:rFonts w:ascii="Calibri" w:eastAsia="Times New Roman" w:hAnsi="Calibri" w:cs="Calibri"/>
+                <w:color w:val="000000"/>
+                <w:kern w:val="0"/>
+                <w:highlight w:val="green"/>
                 <w14:ligatures w14:val="none"/>
               </w:rPr>
               <w:t>T1=00:07:22</w:t>
@@ -22513,16 +21794,16 @@
                 <w:rFonts w:ascii="Calibri" w:eastAsia="Times New Roman" w:hAnsi="Calibri" w:cs="Calibri"/>
                 <w:color w:val="000000"/>
                 <w:kern w:val="0"/>
-                <w:highlight w:val="yellow"/>
-                <w14:ligatures w14:val="none"/>
-              </w:rPr>
-            </w:pPr>
-            <w:r>
-              <w:rPr>
-                <w:rFonts w:ascii="Calibri" w:eastAsia="Times New Roman" w:hAnsi="Calibri" w:cs="Calibri"/>
-                <w:color w:val="000000"/>
-                <w:kern w:val="0"/>
-                <w:highlight w:val="yellow"/>
+                <w:highlight w:val="green"/>
+                <w14:ligatures w14:val="none"/>
+              </w:rPr>
+            </w:pPr>
+            <w:r>
+              <w:rPr>
+                <w:rFonts w:ascii="Calibri" w:eastAsia="Times New Roman" w:hAnsi="Calibri" w:cs="Calibri"/>
+                <w:color w:val="000000"/>
+                <w:kern w:val="0"/>
+                <w:highlight w:val="green"/>
                 <w14:ligatures w14:val="none"/>
               </w:rPr>
               <w:t>1(00:18:50) (Blue)</w:t>
@@ -22532,7 +21813,7 @@
                 <w:rFonts w:ascii="Calibri" w:eastAsia="Times New Roman" w:hAnsi="Calibri" w:cs="Calibri"/>
                 <w:color w:val="000000"/>
                 <w:kern w:val="0"/>
-                <w:highlight w:val="yellow"/>
+                <w:highlight w:val="green"/>
                 <w14:ligatures w14:val="none"/>
               </w:rPr>
               <w:t xml:space="preserve"> ALL SWIMMERS</w:t>
@@ -22542,7 +21823,7 @@
                 <w:rFonts w:ascii="Calibri" w:eastAsia="Times New Roman" w:hAnsi="Calibri" w:cs="Calibri"/>
                 <w:color w:val="000000"/>
                 <w:kern w:val="0"/>
-                <w:highlight w:val="yellow"/>
+                <w:highlight w:val="green"/>
                 <w14:ligatures w14:val="none"/>
               </w:rPr>
               <w:t>        </w:t>
@@ -22552,7 +21833,7 @@
                 <w:rFonts w:ascii="Calibri" w:eastAsia="Times New Roman" w:hAnsi="Calibri" w:cs="Calibri"/>
                 <w:color w:val="000000"/>
                 <w:kern w:val="0"/>
-                <w:highlight w:val="yellow"/>
+                <w:highlight w:val="green"/>
                 <w14:ligatures w14:val="none"/>
               </w:rPr>
               <w:t xml:space="preserve"> </w:t>
@@ -22570,16 +21851,16 @@
                 <w:rFonts w:ascii="Calibri" w:eastAsia="Times New Roman" w:hAnsi="Calibri" w:cs="Calibri"/>
                 <w:color w:val="000000"/>
                 <w:kern w:val="0"/>
-                <w:highlight w:val="yellow"/>
-                <w14:ligatures w14:val="none"/>
-              </w:rPr>
-            </w:pPr>
-            <w:r>
-              <w:rPr>
-                <w:rFonts w:ascii="Calibri" w:eastAsia="Times New Roman" w:hAnsi="Calibri" w:cs="Calibri"/>
-                <w:color w:val="000000"/>
-                <w:kern w:val="0"/>
-                <w:highlight w:val="yellow"/>
+                <w:highlight w:val="green"/>
+                <w14:ligatures w14:val="none"/>
+              </w:rPr>
+            </w:pPr>
+            <w:r>
+              <w:rPr>
+                <w:rFonts w:ascii="Calibri" w:eastAsia="Times New Roman" w:hAnsi="Calibri" w:cs="Calibri"/>
+                <w:color w:val="000000"/>
+                <w:kern w:val="0"/>
+                <w:highlight w:val="green"/>
                 <w14:ligatures w14:val="none"/>
               </w:rPr>
               <w:t>1(00:29:45)</w:t>
@@ -22597,16 +21878,16 @@
                 <w:rFonts w:ascii="Calibri" w:eastAsia="Times New Roman" w:hAnsi="Calibri" w:cs="Calibri"/>
                 <w:color w:val="000000"/>
                 <w:kern w:val="0"/>
-                <w:highlight w:val="yellow"/>
-                <w14:ligatures w14:val="none"/>
-              </w:rPr>
-            </w:pPr>
-            <w:r>
-              <w:rPr>
-                <w:rFonts w:ascii="Calibri" w:eastAsia="Times New Roman" w:hAnsi="Calibri" w:cs="Calibri"/>
-                <w:color w:val="000000"/>
-                <w:kern w:val="0"/>
-                <w:highlight w:val="yellow"/>
+                <w:highlight w:val="green"/>
+                <w14:ligatures w14:val="none"/>
+              </w:rPr>
+            </w:pPr>
+            <w:r>
+              <w:rPr>
+                <w:rFonts w:ascii="Calibri" w:eastAsia="Times New Roman" w:hAnsi="Calibri" w:cs="Calibri"/>
+                <w:color w:val="000000"/>
+                <w:kern w:val="0"/>
+                <w:highlight w:val="green"/>
                 <w14:ligatures w14:val="none"/>
               </w:rPr>
               <w:t>2(</w:t>
@@ -22617,7 +21898,7 @@
                 <w:rFonts w:ascii="Calibri" w:eastAsia="Times New Roman" w:hAnsi="Calibri" w:cs="Calibri"/>
                 <w:color w:val="000000"/>
                 <w:kern w:val="0"/>
-                <w:highlight w:val="yellow"/>
+                <w:highlight w:val="green"/>
                 <w14:ligatures w14:val="none"/>
               </w:rPr>
               <w:t>00:02:52)(</w:t>
@@ -22628,7 +21909,7 @@
                 <w:rFonts w:ascii="Calibri" w:eastAsia="Times New Roman" w:hAnsi="Calibri" w:cs="Calibri"/>
                 <w:color w:val="000000"/>
                 <w:kern w:val="0"/>
-                <w:highlight w:val="yellow"/>
+                <w:highlight w:val="green"/>
                 <w14:ligatures w14:val="none"/>
               </w:rPr>
               <w:t>F2)</w:t>
@@ -22646,16 +21927,16 @@
                 <w:rFonts w:ascii="Calibri" w:eastAsia="Times New Roman" w:hAnsi="Calibri" w:cs="Calibri"/>
                 <w:color w:val="000000"/>
                 <w:kern w:val="0"/>
-                <w:highlight w:val="yellow"/>
-                <w14:ligatures w14:val="none"/>
-              </w:rPr>
-            </w:pPr>
-            <w:r>
-              <w:rPr>
-                <w:rFonts w:ascii="Calibri" w:eastAsia="Times New Roman" w:hAnsi="Calibri" w:cs="Calibri"/>
-                <w:color w:val="000000"/>
-                <w:kern w:val="0"/>
-                <w:highlight w:val="yellow"/>
+                <w:highlight w:val="green"/>
+                <w14:ligatures w14:val="none"/>
+              </w:rPr>
+            </w:pPr>
+            <w:r>
+              <w:rPr>
+                <w:rFonts w:ascii="Calibri" w:eastAsia="Times New Roman" w:hAnsi="Calibri" w:cs="Calibri"/>
+                <w:color w:val="000000"/>
+                <w:kern w:val="0"/>
+                <w:highlight w:val="green"/>
                 <w14:ligatures w14:val="none"/>
               </w:rPr>
               <w:t>1(</w:t>
@@ -22666,7 +21947,7 @@
                 <w:rFonts w:ascii="Calibri" w:eastAsia="Times New Roman" w:hAnsi="Calibri" w:cs="Calibri"/>
                 <w:color w:val="000000"/>
                 <w:kern w:val="0"/>
-                <w:highlight w:val="yellow"/>
+                <w:highlight w:val="green"/>
                 <w14:ligatures w14:val="none"/>
               </w:rPr>
               <w:t>00:05:55)(</w:t>
@@ -22677,7 +21958,7 @@
                 <w:rFonts w:ascii="Calibri" w:eastAsia="Times New Roman" w:hAnsi="Calibri" w:cs="Calibri"/>
                 <w:color w:val="000000"/>
                 <w:kern w:val="0"/>
-                <w:highlight w:val="yellow"/>
+                <w:highlight w:val="green"/>
                 <w14:ligatures w14:val="none"/>
               </w:rPr>
               <w:t>F2)</w:t>
@@ -22695,16 +21976,16 @@
                 <w:rFonts w:ascii="Calibri" w:eastAsia="Times New Roman" w:hAnsi="Calibri" w:cs="Calibri"/>
                 <w:color w:val="000000"/>
                 <w:kern w:val="0"/>
-                <w:highlight w:val="yellow"/>
-                <w14:ligatures w14:val="none"/>
-              </w:rPr>
-            </w:pPr>
-            <w:r>
-              <w:rPr>
-                <w:rFonts w:ascii="Calibri" w:eastAsia="Times New Roman" w:hAnsi="Calibri" w:cs="Calibri"/>
-                <w:color w:val="000000"/>
-                <w:kern w:val="0"/>
-                <w:highlight w:val="yellow"/>
+                <w:highlight w:val="green"/>
+                <w14:ligatures w14:val="none"/>
+              </w:rPr>
+            </w:pPr>
+            <w:r>
+              <w:rPr>
+                <w:rFonts w:ascii="Calibri" w:eastAsia="Times New Roman" w:hAnsi="Calibri" w:cs="Calibri"/>
+                <w:color w:val="000000"/>
+                <w:kern w:val="0"/>
+                <w:highlight w:val="green"/>
                 <w14:ligatures w14:val="none"/>
               </w:rPr>
               <w:t>1(</w:t>
@@ -22715,7 +21996,7 @@
                 <w:rFonts w:ascii="Calibri" w:eastAsia="Times New Roman" w:hAnsi="Calibri" w:cs="Calibri"/>
                 <w:color w:val="000000"/>
                 <w:kern w:val="0"/>
-                <w:highlight w:val="yellow"/>
+                <w:highlight w:val="green"/>
                 <w14:ligatures w14:val="none"/>
               </w:rPr>
               <w:t>00:06:41)(</w:t>
@@ -22726,7 +22007,7 @@
                 <w:rFonts w:ascii="Calibri" w:eastAsia="Times New Roman" w:hAnsi="Calibri" w:cs="Calibri"/>
                 <w:color w:val="000000"/>
                 <w:kern w:val="0"/>
-                <w:highlight w:val="yellow"/>
+                <w:highlight w:val="green"/>
                 <w14:ligatures w14:val="none"/>
               </w:rPr>
               <w:t>F2)</w:t>
@@ -22744,16 +22025,16 @@
                 <w:rFonts w:ascii="Calibri" w:eastAsia="Times New Roman" w:hAnsi="Calibri" w:cs="Calibri"/>
                 <w:color w:val="000000"/>
                 <w:kern w:val="0"/>
-                <w:highlight w:val="yellow"/>
-                <w14:ligatures w14:val="none"/>
-              </w:rPr>
-            </w:pPr>
-            <w:r>
-              <w:rPr>
-                <w:rFonts w:ascii="Calibri" w:eastAsia="Times New Roman" w:hAnsi="Calibri" w:cs="Calibri"/>
-                <w:color w:val="000000"/>
-                <w:kern w:val="0"/>
-                <w:highlight w:val="yellow"/>
+                <w:highlight w:val="green"/>
+                <w14:ligatures w14:val="none"/>
+              </w:rPr>
+            </w:pPr>
+            <w:r>
+              <w:rPr>
+                <w:rFonts w:ascii="Calibri" w:eastAsia="Times New Roman" w:hAnsi="Calibri" w:cs="Calibri"/>
+                <w:color w:val="000000"/>
+                <w:kern w:val="0"/>
+                <w:highlight w:val="green"/>
                 <w14:ligatures w14:val="none"/>
               </w:rPr>
               <w:t>1(</w:t>
@@ -22764,7 +22045,7 @@
                 <w:rFonts w:ascii="Calibri" w:eastAsia="Times New Roman" w:hAnsi="Calibri" w:cs="Calibri"/>
                 <w:color w:val="000000"/>
                 <w:kern w:val="0"/>
-                <w:highlight w:val="yellow"/>
+                <w:highlight w:val="green"/>
                 <w14:ligatures w14:val="none"/>
               </w:rPr>
               <w:t>00:08:11)(</w:t>
@@ -22775,7 +22056,7 @@
                 <w:rFonts w:ascii="Calibri" w:eastAsia="Times New Roman" w:hAnsi="Calibri" w:cs="Calibri"/>
                 <w:color w:val="000000"/>
                 <w:kern w:val="0"/>
-                <w:highlight w:val="yellow"/>
+                <w:highlight w:val="green"/>
                 <w14:ligatures w14:val="none"/>
               </w:rPr>
               <w:t>F2)</w:t>
@@ -23029,27 +22310,7 @@
           <w:sz w:val="22"/>
           <w:szCs w:val="22"/>
         </w:rPr>
-        <w:t xml:space="preserve"> </w:t>
-      </w:r>
-      <w:proofErr w:type="gramStart"/>
-      <w:r>
-        <w:rPr>
-          <w:rFonts w:ascii="Arial" w:hAnsi="Arial" w:cs="Arial"/>
-          <w:color w:val="000000"/>
-          <w:sz w:val="22"/>
-          <w:szCs w:val="22"/>
-        </w:rPr>
-        <w:t>29</w:t>
-      </w:r>
-      <w:proofErr w:type="gramEnd"/>
-      <w:r>
-        <w:rPr>
-          <w:rFonts w:ascii="Arial" w:hAnsi="Arial" w:cs="Arial"/>
-          <w:color w:val="000000"/>
-          <w:sz w:val="22"/>
-          <w:szCs w:val="22"/>
-        </w:rPr>
-        <w:t>_03_2024_1418_C5_D8_LTPL4_F1</w:t>
+        <w:t xml:space="preserve"> 29_03_2024_1418_C5_D8_LTPL4_F1</w:t>
       </w:r>
     </w:p>
     <w:tbl>
@@ -23270,19 +22531,8 @@
                 <w:kern w:val="0"/>
                 <w14:ligatures w14:val="none"/>
               </w:rPr>
-              <w:t xml:space="preserve"> </w:t>
-            </w:r>
-            <w:proofErr w:type="gramStart"/>
-            <w:r>
-              <w:rPr>
-                <w:rFonts w:ascii="Calibri" w:eastAsia="Times New Roman" w:hAnsi="Calibri" w:cs="Calibri"/>
-                <w:color w:val="000000"/>
-                <w:kern w:val="0"/>
-                <w14:ligatures w14:val="none"/>
-              </w:rPr>
-              <w:t>2</w:t>
-            </w:r>
-            <w:proofErr w:type="gramEnd"/>
+              <w:t xml:space="preserve"> 2</w:t>
+            </w:r>
           </w:p>
         </w:tc>
       </w:tr>
@@ -23781,19 +23031,8 @@
                 <w:kern w:val="0"/>
                 <w14:ligatures w14:val="none"/>
               </w:rPr>
-              <w:t xml:space="preserve"> </w:t>
-            </w:r>
-            <w:proofErr w:type="gramStart"/>
-            <w:r>
-              <w:rPr>
-                <w:rFonts w:ascii="Calibri" w:eastAsia="Times New Roman" w:hAnsi="Calibri" w:cs="Calibri"/>
-                <w:color w:val="000000"/>
-                <w:kern w:val="0"/>
-                <w14:ligatures w14:val="none"/>
-              </w:rPr>
-              <w:t>80</w:t>
-            </w:r>
-            <w:proofErr w:type="gramEnd"/>
+              <w:t xml:space="preserve"> 80</w:t>
+            </w:r>
           </w:p>
         </w:tc>
         <w:tc>
@@ -23843,27 +23082,7 @@
                 <w:kern w:val="0"/>
                 <w14:ligatures w14:val="none"/>
               </w:rPr>
-              <w:t xml:space="preserve"> </w:t>
-            </w:r>
-            <w:proofErr w:type="gramStart"/>
-            <w:r>
-              <w:rPr>
-                <w:rFonts w:ascii="Calibri" w:eastAsia="Times New Roman" w:hAnsi="Calibri" w:cs="Calibri"/>
-                <w:color w:val="000000"/>
-                <w:kern w:val="0"/>
-                <w14:ligatures w14:val="none"/>
-              </w:rPr>
-              <w:t>95</w:t>
-            </w:r>
-            <w:proofErr w:type="gramEnd"/>
-            <w:r>
-              <w:rPr>
-                <w:rFonts w:ascii="Calibri" w:eastAsia="Times New Roman" w:hAnsi="Calibri" w:cs="Calibri"/>
-                <w:color w:val="000000"/>
-                <w:kern w:val="0"/>
-                <w14:ligatures w14:val="none"/>
-              </w:rPr>
-              <w:t>%</w:t>
+              <w:t xml:space="preserve"> 95%</w:t>
             </w:r>
           </w:p>
         </w:tc>
@@ -24454,28 +23673,29 @@
                 <w:kern w:val="0"/>
                 <w:sz w:val="24"/>
                 <w:szCs w:val="24"/>
-                <w14:ligatures w14:val="none"/>
-              </w:rPr>
-            </w:pPr>
-          </w:p>
-          <w:p>
-            <w:pPr>
-              <w:spacing w:after="0" w:line="240" w:lineRule="auto"/>
-              <w:rPr>
-                <w:rFonts w:ascii="Times New Roman" w:eastAsia="Times New Roman" w:hAnsi="Times New Roman" w:cs="Times New Roman"/>
-                <w:kern w:val="0"/>
-                <w:sz w:val="24"/>
-                <w:szCs w:val="24"/>
-                <w:highlight w:val="yellow"/>
-                <w14:ligatures w14:val="none"/>
-              </w:rPr>
-            </w:pPr>
-            <w:r>
-              <w:rPr>
-                <w:rFonts w:ascii="Calibri" w:eastAsia="Times New Roman" w:hAnsi="Calibri" w:cs="Calibri"/>
-                <w:color w:val="000000"/>
-                <w:kern w:val="0"/>
-                <w:highlight w:val="yellow"/>
+                <w:highlight w:val="green"/>
+                <w14:ligatures w14:val="none"/>
+              </w:rPr>
+            </w:pPr>
+          </w:p>
+          <w:p>
+            <w:pPr>
+              <w:spacing w:after="0" w:line="240" w:lineRule="auto"/>
+              <w:rPr>
+                <w:rFonts w:ascii="Times New Roman" w:eastAsia="Times New Roman" w:hAnsi="Times New Roman" w:cs="Times New Roman"/>
+                <w:kern w:val="0"/>
+                <w:sz w:val="24"/>
+                <w:szCs w:val="24"/>
+                <w:highlight w:val="green"/>
+                <w14:ligatures w14:val="none"/>
+              </w:rPr>
+            </w:pPr>
+            <w:r>
+              <w:rPr>
+                <w:rFonts w:ascii="Calibri" w:eastAsia="Times New Roman" w:hAnsi="Calibri" w:cs="Calibri"/>
+                <w:color w:val="000000"/>
+                <w:kern w:val="0"/>
+                <w:highlight w:val="green"/>
                 <w14:ligatures w14:val="none"/>
               </w:rPr>
               <w:t>Crab</w:t>
@@ -24489,16 +23709,16 @@
                 <w:kern w:val="0"/>
                 <w:sz w:val="24"/>
                 <w:szCs w:val="24"/>
-                <w:highlight w:val="yellow"/>
-                <w14:ligatures w14:val="none"/>
-              </w:rPr>
-            </w:pPr>
-            <w:r>
-              <w:rPr>
-                <w:rFonts w:ascii="Calibri" w:eastAsia="Times New Roman" w:hAnsi="Calibri" w:cs="Calibri"/>
-                <w:color w:val="000000"/>
-                <w:kern w:val="0"/>
-                <w:highlight w:val="yellow"/>
+                <w:highlight w:val="green"/>
+                <w14:ligatures w14:val="none"/>
+              </w:rPr>
+            </w:pPr>
+            <w:r>
+              <w:rPr>
+                <w:rFonts w:ascii="Calibri" w:eastAsia="Times New Roman" w:hAnsi="Calibri" w:cs="Calibri"/>
+                <w:color w:val="000000"/>
+                <w:kern w:val="0"/>
+                <w:highlight w:val="green"/>
                 <w14:ligatures w14:val="none"/>
               </w:rPr>
               <w:t>T1=00:22:10</w:t>
@@ -24516,16 +23736,16 @@
                 <w:rFonts w:ascii="Calibri" w:eastAsia="Times New Roman" w:hAnsi="Calibri" w:cs="Calibri"/>
                 <w:color w:val="000000"/>
                 <w:kern w:val="0"/>
-                <w:highlight w:val="yellow"/>
-                <w14:ligatures w14:val="none"/>
-              </w:rPr>
-            </w:pPr>
-            <w:r>
-              <w:rPr>
-                <w:rFonts w:ascii="Calibri" w:eastAsia="Times New Roman" w:hAnsi="Calibri" w:cs="Calibri"/>
-                <w:color w:val="000000"/>
-                <w:kern w:val="0"/>
-                <w:highlight w:val="yellow"/>
+                <w:highlight w:val="green"/>
+                <w14:ligatures w14:val="none"/>
+              </w:rPr>
+            </w:pPr>
+            <w:r>
+              <w:rPr>
+                <w:rFonts w:ascii="Calibri" w:eastAsia="Times New Roman" w:hAnsi="Calibri" w:cs="Calibri"/>
+                <w:color w:val="000000"/>
+                <w:kern w:val="0"/>
+                <w:highlight w:val="green"/>
                 <w14:ligatures w14:val="none"/>
               </w:rPr>
               <w:t>1(00:22:10)</w:t>
@@ -24535,7 +23755,7 @@
                 <w:rFonts w:ascii="Calibri" w:eastAsia="Times New Roman" w:hAnsi="Calibri" w:cs="Calibri"/>
                 <w:color w:val="000000"/>
                 <w:kern w:val="0"/>
-                <w:highlight w:val="yellow"/>
+                <w:highlight w:val="green"/>
                 <w14:ligatures w14:val="none"/>
               </w:rPr>
               <w:t xml:space="preserve"> SWIMMER</w:t>
@@ -24553,16 +23773,16 @@
                 <w:rFonts w:ascii="Calibri" w:eastAsia="Times New Roman" w:hAnsi="Calibri" w:cs="Calibri"/>
                 <w:color w:val="000000"/>
                 <w:kern w:val="0"/>
-                <w:highlight w:val="yellow"/>
-                <w14:ligatures w14:val="none"/>
-              </w:rPr>
-            </w:pPr>
-            <w:r>
-              <w:rPr>
-                <w:rFonts w:ascii="Calibri" w:eastAsia="Times New Roman" w:hAnsi="Calibri" w:cs="Calibri"/>
-                <w:color w:val="000000"/>
-                <w:kern w:val="0"/>
-                <w:highlight w:val="yellow"/>
+                <w:highlight w:val="green"/>
+                <w14:ligatures w14:val="none"/>
+              </w:rPr>
+            </w:pPr>
+            <w:r>
+              <w:rPr>
+                <w:rFonts w:ascii="Calibri" w:eastAsia="Times New Roman" w:hAnsi="Calibri" w:cs="Calibri"/>
+                <w:color w:val="000000"/>
+                <w:kern w:val="0"/>
+                <w:highlight w:val="green"/>
                 <w14:ligatures w14:val="none"/>
               </w:rPr>
               <w:t>1(00:25:35)</w:t>
@@ -24572,7 +23792,7 @@
                 <w:rFonts w:ascii="Calibri" w:eastAsia="Times New Roman" w:hAnsi="Calibri" w:cs="Calibri"/>
                 <w:color w:val="000000"/>
                 <w:kern w:val="0"/>
-                <w:highlight w:val="yellow"/>
+                <w:highlight w:val="green"/>
                 <w14:ligatures w14:val="none"/>
               </w:rPr>
               <w:t xml:space="preserve"> SWIMMER</w:t>
@@ -24590,16 +23810,16 @@
                 <w:rFonts w:ascii="Calibri" w:eastAsia="Times New Roman" w:hAnsi="Calibri" w:cs="Calibri"/>
                 <w:color w:val="000000"/>
                 <w:kern w:val="0"/>
-                <w:highlight w:val="yellow"/>
-                <w14:ligatures w14:val="none"/>
-              </w:rPr>
-            </w:pPr>
-            <w:r>
-              <w:rPr>
-                <w:rFonts w:ascii="Calibri" w:eastAsia="Times New Roman" w:hAnsi="Calibri" w:cs="Calibri"/>
-                <w:color w:val="000000"/>
-                <w:kern w:val="0"/>
-                <w:highlight w:val="yellow"/>
+                <w:highlight w:val="green"/>
+                <w14:ligatures w14:val="none"/>
+              </w:rPr>
+            </w:pPr>
+            <w:r>
+              <w:rPr>
+                <w:rFonts w:ascii="Calibri" w:eastAsia="Times New Roman" w:hAnsi="Calibri" w:cs="Calibri"/>
+                <w:color w:val="000000"/>
+                <w:kern w:val="0"/>
+                <w:highlight w:val="green"/>
                 <w14:ligatures w14:val="none"/>
               </w:rPr>
               <w:t>1(00:38:37)</w:t>
@@ -24609,7 +23829,7 @@
                 <w:rFonts w:ascii="Calibri" w:eastAsia="Times New Roman" w:hAnsi="Calibri" w:cs="Calibri"/>
                 <w:color w:val="000000"/>
                 <w:kern w:val="0"/>
-                <w:highlight w:val="yellow"/>
+                <w:highlight w:val="green"/>
                 <w14:ligatures w14:val="none"/>
               </w:rPr>
               <w:t xml:space="preserve"> MUD</w:t>
@@ -24627,16 +23847,16 @@
                 <w:rFonts w:ascii="Calibri" w:eastAsia="Times New Roman" w:hAnsi="Calibri" w:cs="Calibri"/>
                 <w:color w:val="000000"/>
                 <w:kern w:val="0"/>
-                <w:highlight w:val="yellow"/>
-                <w14:ligatures w14:val="none"/>
-              </w:rPr>
-            </w:pPr>
-            <w:r>
-              <w:rPr>
-                <w:rFonts w:ascii="Calibri" w:eastAsia="Times New Roman" w:hAnsi="Calibri" w:cs="Calibri"/>
-                <w:color w:val="000000"/>
-                <w:kern w:val="0"/>
-                <w:highlight w:val="yellow"/>
+                <w:highlight w:val="green"/>
+                <w14:ligatures w14:val="none"/>
+              </w:rPr>
+            </w:pPr>
+            <w:r>
+              <w:rPr>
+                <w:rFonts w:ascii="Calibri" w:eastAsia="Times New Roman" w:hAnsi="Calibri" w:cs="Calibri"/>
+                <w:color w:val="000000"/>
+                <w:kern w:val="0"/>
+                <w:highlight w:val="green"/>
                 <w14:ligatures w14:val="none"/>
               </w:rPr>
               <w:t>1(00:39:30)</w:t>
@@ -24646,7 +23866,7 @@
                 <w:rFonts w:ascii="Calibri" w:eastAsia="Times New Roman" w:hAnsi="Calibri" w:cs="Calibri"/>
                 <w:color w:val="000000"/>
                 <w:kern w:val="0"/>
-                <w:highlight w:val="yellow"/>
+                <w:highlight w:val="green"/>
                 <w14:ligatures w14:val="none"/>
               </w:rPr>
               <w:t xml:space="preserve"> MUD</w:t>
@@ -24664,16 +23884,16 @@
                 <w:rFonts w:ascii="Calibri" w:eastAsia="Times New Roman" w:hAnsi="Calibri" w:cs="Calibri"/>
                 <w:color w:val="000000"/>
                 <w:kern w:val="0"/>
-                <w:highlight w:val="yellow"/>
-                <w14:ligatures w14:val="none"/>
-              </w:rPr>
-            </w:pPr>
-            <w:r>
-              <w:rPr>
-                <w:rFonts w:ascii="Calibri" w:eastAsia="Times New Roman" w:hAnsi="Calibri" w:cs="Calibri"/>
-                <w:color w:val="000000"/>
-                <w:kern w:val="0"/>
-                <w:highlight w:val="yellow"/>
+                <w:highlight w:val="green"/>
+                <w14:ligatures w14:val="none"/>
+              </w:rPr>
+            </w:pPr>
+            <w:r>
+              <w:rPr>
+                <w:rFonts w:ascii="Calibri" w:eastAsia="Times New Roman" w:hAnsi="Calibri" w:cs="Calibri"/>
+                <w:color w:val="000000"/>
+                <w:kern w:val="0"/>
+                <w:highlight w:val="green"/>
                 <w14:ligatures w14:val="none"/>
               </w:rPr>
               <w:t>1(</w:t>
@@ -24684,7 +23904,7 @@
                 <w:rFonts w:ascii="Calibri" w:eastAsia="Times New Roman" w:hAnsi="Calibri" w:cs="Calibri"/>
                 <w:color w:val="000000"/>
                 <w:kern w:val="0"/>
-                <w:highlight w:val="yellow"/>
+                <w:highlight w:val="green"/>
                 <w14:ligatures w14:val="none"/>
               </w:rPr>
               <w:t>00:12:49)(</w:t>
@@ -24695,7 +23915,7 @@
                 <w:rFonts w:ascii="Calibri" w:eastAsia="Times New Roman" w:hAnsi="Calibri" w:cs="Calibri"/>
                 <w:color w:val="000000"/>
                 <w:kern w:val="0"/>
-                <w:highlight w:val="yellow"/>
+                <w:highlight w:val="green"/>
                 <w14:ligatures w14:val="none"/>
               </w:rPr>
               <w:t>F2)</w:t>
@@ -24705,7 +23925,7 @@
                 <w:rFonts w:ascii="Calibri" w:eastAsia="Times New Roman" w:hAnsi="Calibri" w:cs="Calibri"/>
                 <w:color w:val="000000"/>
                 <w:kern w:val="0"/>
-                <w:highlight w:val="yellow"/>
+                <w:highlight w:val="green"/>
                 <w14:ligatures w14:val="none"/>
               </w:rPr>
               <w:t xml:space="preserve"> UNID</w:t>
@@ -24719,6 +23939,7 @@
                 <w:kern w:val="0"/>
                 <w:sz w:val="24"/>
                 <w:szCs w:val="24"/>
+                <w:highlight w:val="green"/>
                 <w14:ligatures w14:val="none"/>
               </w:rPr>
             </w:pPr>
@@ -24804,28 +24025,29 @@
                 <w:kern w:val="0"/>
                 <w:sz w:val="24"/>
                 <w:szCs w:val="24"/>
-                <w14:ligatures w14:val="none"/>
-              </w:rPr>
-            </w:pPr>
-          </w:p>
-          <w:p>
-            <w:pPr>
-              <w:spacing w:after="0" w:line="240" w:lineRule="auto"/>
-              <w:rPr>
-                <w:rFonts w:ascii="Times New Roman" w:eastAsia="Times New Roman" w:hAnsi="Times New Roman" w:cs="Times New Roman"/>
-                <w:kern w:val="0"/>
-                <w:sz w:val="24"/>
-                <w:szCs w:val="24"/>
-                <w:highlight w:val="yellow"/>
-                <w14:ligatures w14:val="none"/>
-              </w:rPr>
-            </w:pPr>
-            <w:r>
-              <w:rPr>
-                <w:rFonts w:ascii="Calibri" w:eastAsia="Times New Roman" w:hAnsi="Calibri" w:cs="Calibri"/>
-                <w:color w:val="000000"/>
-                <w:kern w:val="0"/>
-                <w:highlight w:val="yellow"/>
+                <w:highlight w:val="green"/>
+                <w14:ligatures w14:val="none"/>
+              </w:rPr>
+            </w:pPr>
+          </w:p>
+          <w:p>
+            <w:pPr>
+              <w:spacing w:after="0" w:line="240" w:lineRule="auto"/>
+              <w:rPr>
+                <w:rFonts w:ascii="Times New Roman" w:eastAsia="Times New Roman" w:hAnsi="Times New Roman" w:cs="Times New Roman"/>
+                <w:kern w:val="0"/>
+                <w:sz w:val="24"/>
+                <w:szCs w:val="24"/>
+                <w:highlight w:val="green"/>
+                <w14:ligatures w14:val="none"/>
+              </w:rPr>
+            </w:pPr>
+            <w:r>
+              <w:rPr>
+                <w:rFonts w:ascii="Calibri" w:eastAsia="Times New Roman" w:hAnsi="Calibri" w:cs="Calibri"/>
+                <w:color w:val="000000"/>
+                <w:kern w:val="0"/>
+                <w:highlight w:val="green"/>
                 <w14:ligatures w14:val="none"/>
               </w:rPr>
               <w:t>Ular</w:t>
@@ -24839,16 +24061,16 @@
                 <w:kern w:val="0"/>
                 <w:sz w:val="24"/>
                 <w:szCs w:val="24"/>
-                <w:highlight w:val="yellow"/>
-                <w14:ligatures w14:val="none"/>
-              </w:rPr>
-            </w:pPr>
-            <w:r>
-              <w:rPr>
-                <w:rFonts w:ascii="Calibri" w:eastAsia="Times New Roman" w:hAnsi="Calibri" w:cs="Calibri"/>
-                <w:color w:val="000000"/>
-                <w:kern w:val="0"/>
-                <w:highlight w:val="yellow"/>
+                <w:highlight w:val="green"/>
+                <w14:ligatures w14:val="none"/>
+              </w:rPr>
+            </w:pPr>
+            <w:r>
+              <w:rPr>
+                <w:rFonts w:ascii="Calibri" w:eastAsia="Times New Roman" w:hAnsi="Calibri" w:cs="Calibri"/>
+                <w:color w:val="000000"/>
+                <w:kern w:val="0"/>
+                <w:highlight w:val="green"/>
                 <w14:ligatures w14:val="none"/>
               </w:rPr>
               <w:t>T1</w:t>
@@ -24859,7 +24081,7 @@
                 <w:rFonts w:ascii="Calibri" w:eastAsia="Times New Roman" w:hAnsi="Calibri" w:cs="Calibri"/>
                 <w:color w:val="000000"/>
                 <w:kern w:val="0"/>
-                <w:highlight w:val="yellow"/>
+                <w:highlight w:val="green"/>
                 <w14:ligatures w14:val="none"/>
               </w:rPr>
               <w:t>=(</w:t>
@@ -24870,7 +24092,7 @@
                 <w:rFonts w:ascii="Calibri" w:eastAsia="Times New Roman" w:hAnsi="Calibri" w:cs="Calibri"/>
                 <w:color w:val="000000"/>
                 <w:kern w:val="0"/>
-                <w:highlight w:val="yellow"/>
+                <w:highlight w:val="green"/>
                 <w14:ligatures w14:val="none"/>
               </w:rPr>
               <w:t>00:27:13)</w:t>
@@ -24888,16 +24110,16 @@
                 <w:rFonts w:ascii="Calibri" w:eastAsia="Times New Roman" w:hAnsi="Calibri" w:cs="Calibri"/>
                 <w:color w:val="000000"/>
                 <w:kern w:val="0"/>
-                <w:highlight w:val="yellow"/>
-                <w14:ligatures w14:val="none"/>
-              </w:rPr>
-            </w:pPr>
-            <w:r>
-              <w:rPr>
-                <w:rFonts w:ascii="Calibri" w:eastAsia="Times New Roman" w:hAnsi="Calibri" w:cs="Calibri"/>
-                <w:color w:val="000000"/>
-                <w:kern w:val="0"/>
-                <w:highlight w:val="yellow"/>
+                <w:highlight w:val="green"/>
+                <w14:ligatures w14:val="none"/>
+              </w:rPr>
+            </w:pPr>
+            <w:r>
+              <w:rPr>
+                <w:rFonts w:ascii="Calibri" w:eastAsia="Times New Roman" w:hAnsi="Calibri" w:cs="Calibri"/>
+                <w:color w:val="000000"/>
+                <w:kern w:val="0"/>
+                <w:highlight w:val="green"/>
                 <w14:ligatures w14:val="none"/>
               </w:rPr>
               <w:t>1(00:27:13)</w:t>
@@ -24911,7 +24133,7 @@
                 <w:rFonts w:ascii="Calibri" w:eastAsia="Times New Roman" w:hAnsi="Calibri" w:cs="Calibri"/>
                 <w:color w:val="000000"/>
                 <w:kern w:val="0"/>
-                <w:highlight w:val="yellow"/>
+                <w:highlight w:val="green"/>
                 <w14:ligatures w14:val="none"/>
               </w:rPr>
             </w:pPr>
@@ -24924,16 +24146,16 @@
                 <w:rFonts w:ascii="Calibri" w:eastAsia="Times New Roman" w:hAnsi="Calibri" w:cs="Calibri"/>
                 <w:color w:val="000000"/>
                 <w:kern w:val="0"/>
-                <w:highlight w:val="yellow"/>
-                <w14:ligatures w14:val="none"/>
-              </w:rPr>
-            </w:pPr>
-            <w:r>
-              <w:rPr>
-                <w:rFonts w:ascii="Calibri" w:eastAsia="Times New Roman" w:hAnsi="Calibri" w:cs="Calibri"/>
-                <w:color w:val="000000"/>
-                <w:kern w:val="0"/>
-                <w:highlight w:val="yellow"/>
+                <w:highlight w:val="green"/>
+                <w14:ligatures w14:val="none"/>
+              </w:rPr>
+            </w:pPr>
+            <w:r>
+              <w:rPr>
+                <w:rFonts w:ascii="Calibri" w:eastAsia="Times New Roman" w:hAnsi="Calibri" w:cs="Calibri"/>
+                <w:color w:val="000000"/>
+                <w:kern w:val="0"/>
+                <w:highlight w:val="green"/>
                 <w14:ligatures w14:val="none"/>
               </w:rPr>
               <w:t>GUPPY C</w:t>
@@ -24941,18 +24163,30 @@
           </w:p>
           <w:p>
             <w:r>
+              <w:rPr>
+                <w:highlight w:val="green"/>
+              </w:rPr>
               <w:lastRenderedPageBreak/>
               <w:t>T1: 00:20:14 (F1)</w:t>
             </w:r>
             <w:r>
+              <w:rPr>
+                <w:highlight w:val="green"/>
+              </w:rPr>
               <w:br/>
             </w:r>
             <w:proofErr w:type="spellStart"/>
             <w:r>
+              <w:rPr>
+                <w:highlight w:val="green"/>
+              </w:rPr>
               <w:t>MaxN</w:t>
             </w:r>
             <w:proofErr w:type="spellEnd"/>
             <w:r>
+              <w:rPr>
+                <w:highlight w:val="green"/>
+              </w:rPr>
               <w:t>: 1 (F1)</w:t>
             </w:r>
           </w:p>
@@ -25144,27 +24378,7 @@
           <w:kern w:val="0"/>
           <w14:ligatures w14:val="none"/>
         </w:rPr>
-        <w:t xml:space="preserve"> </w:t>
-      </w:r>
-      <w:proofErr w:type="gramStart"/>
-      <w:r>
-        <w:rPr>
-          <w:rFonts w:ascii="Arial" w:eastAsia="Times New Roman" w:hAnsi="Arial" w:cs="Arial"/>
-          <w:color w:val="000000"/>
-          <w:kern w:val="0"/>
-          <w14:ligatures w14:val="none"/>
-        </w:rPr>
-        <w:t>29</w:t>
-      </w:r>
-      <w:proofErr w:type="gramEnd"/>
-      <w:r>
-        <w:rPr>
-          <w:rFonts w:ascii="Arial" w:eastAsia="Times New Roman" w:hAnsi="Arial" w:cs="Arial"/>
-          <w:color w:val="000000"/>
-          <w:kern w:val="0"/>
-          <w14:ligatures w14:val="none"/>
-        </w:rPr>
-        <w:t>_03_2024_1424_C14_D9_LTPD6_F1</w:t>
+        <w:t xml:space="preserve"> 29_03_2024_1424_C14_D9_LTPD6_F1</w:t>
       </w:r>
     </w:p>
     <w:tbl>
@@ -25385,19 +24599,8 @@
                 <w:kern w:val="0"/>
                 <w14:ligatures w14:val="none"/>
               </w:rPr>
-              <w:t xml:space="preserve"> </w:t>
-            </w:r>
-            <w:proofErr w:type="gramStart"/>
-            <w:r>
-              <w:rPr>
-                <w:rFonts w:ascii="Calibri" w:eastAsia="Times New Roman" w:hAnsi="Calibri" w:cs="Calibri"/>
-                <w:color w:val="000000"/>
-                <w:kern w:val="0"/>
-                <w14:ligatures w14:val="none"/>
-              </w:rPr>
-              <w:t>3</w:t>
-            </w:r>
-            <w:proofErr w:type="gramEnd"/>
+              <w:t xml:space="preserve"> 3</w:t>
+            </w:r>
           </w:p>
         </w:tc>
       </w:tr>
@@ -25887,19 +25090,8 @@
                 <w:kern w:val="0"/>
                 <w14:ligatures w14:val="none"/>
               </w:rPr>
-              <w:t xml:space="preserve"> </w:t>
-            </w:r>
-            <w:proofErr w:type="gramStart"/>
-            <w:r>
-              <w:rPr>
-                <w:rFonts w:ascii="Calibri" w:eastAsia="Times New Roman" w:hAnsi="Calibri" w:cs="Calibri"/>
-                <w:color w:val="000000"/>
-                <w:kern w:val="0"/>
-                <w14:ligatures w14:val="none"/>
-              </w:rPr>
-              <w:t>80</w:t>
-            </w:r>
-            <w:proofErr w:type="gramEnd"/>
+              <w:t xml:space="preserve"> 80</w:t>
+            </w:r>
           </w:p>
         </w:tc>
         <w:tc>
@@ -25949,27 +25141,7 @@
                 <w:kern w:val="0"/>
                 <w14:ligatures w14:val="none"/>
               </w:rPr>
-              <w:t xml:space="preserve"> </w:t>
-            </w:r>
-            <w:proofErr w:type="gramStart"/>
-            <w:r>
-              <w:rPr>
-                <w:rFonts w:ascii="Calibri" w:eastAsia="Times New Roman" w:hAnsi="Calibri" w:cs="Calibri"/>
-                <w:color w:val="000000"/>
-                <w:kern w:val="0"/>
-                <w14:ligatures w14:val="none"/>
-              </w:rPr>
-              <w:t>75</w:t>
-            </w:r>
-            <w:proofErr w:type="gramEnd"/>
-            <w:r>
-              <w:rPr>
-                <w:rFonts w:ascii="Calibri" w:eastAsia="Times New Roman" w:hAnsi="Calibri" w:cs="Calibri"/>
-                <w:color w:val="000000"/>
-                <w:kern w:val="0"/>
-                <w14:ligatures w14:val="none"/>
-              </w:rPr>
-              <w:t>%</w:t>
+              <w:t xml:space="preserve"> 75%</w:t>
             </w:r>
           </w:p>
         </w:tc>
@@ -26147,16 +25319,16 @@
                 <w:kern w:val="0"/>
                 <w:sz w:val="24"/>
                 <w:szCs w:val="24"/>
-                <w:highlight w:val="yellow"/>
-                <w14:ligatures w14:val="none"/>
-              </w:rPr>
-            </w:pPr>
-            <w:r>
-              <w:rPr>
-                <w:rFonts w:ascii="Calibri" w:eastAsia="Times New Roman" w:hAnsi="Calibri" w:cs="Calibri"/>
-                <w:color w:val="000000"/>
-                <w:kern w:val="0"/>
-                <w:highlight w:val="yellow"/>
+                <w:highlight w:val="green"/>
+                <w14:ligatures w14:val="none"/>
+              </w:rPr>
+            </w:pPr>
+            <w:r>
+              <w:rPr>
+                <w:rFonts w:ascii="Calibri" w:eastAsia="Times New Roman" w:hAnsi="Calibri" w:cs="Calibri"/>
+                <w:color w:val="000000"/>
+                <w:kern w:val="0"/>
+                <w:highlight w:val="green"/>
                 <w14:ligatures w14:val="none"/>
               </w:rPr>
               <w:t>Crab</w:t>
@@ -26170,16 +25342,16 @@
                 <w:kern w:val="0"/>
                 <w:sz w:val="24"/>
                 <w:szCs w:val="24"/>
-                <w:highlight w:val="yellow"/>
-                <w14:ligatures w14:val="none"/>
-              </w:rPr>
-            </w:pPr>
-            <w:r>
-              <w:rPr>
-                <w:rFonts w:ascii="Calibri" w:eastAsia="Times New Roman" w:hAnsi="Calibri" w:cs="Calibri"/>
-                <w:color w:val="000000"/>
-                <w:kern w:val="0"/>
-                <w:highlight w:val="yellow"/>
+                <w:highlight w:val="green"/>
+                <w14:ligatures w14:val="none"/>
+              </w:rPr>
+            </w:pPr>
+            <w:r>
+              <w:rPr>
+                <w:rFonts w:ascii="Calibri" w:eastAsia="Times New Roman" w:hAnsi="Calibri" w:cs="Calibri"/>
+                <w:color w:val="000000"/>
+                <w:kern w:val="0"/>
+                <w:highlight w:val="green"/>
                 <w14:ligatures w14:val="none"/>
               </w:rPr>
               <w:t>T1=00:10:35(F2)</w:t>
@@ -26197,16 +25369,16 @@
                 <w:rFonts w:ascii="Calibri" w:eastAsia="Times New Roman" w:hAnsi="Calibri" w:cs="Calibri"/>
                 <w:color w:val="000000"/>
                 <w:kern w:val="0"/>
-                <w:highlight w:val="yellow"/>
-                <w14:ligatures w14:val="none"/>
-              </w:rPr>
-            </w:pPr>
-            <w:r>
-              <w:rPr>
-                <w:rFonts w:ascii="Calibri" w:eastAsia="Times New Roman" w:hAnsi="Calibri" w:cs="Calibri"/>
-                <w:color w:val="000000"/>
-                <w:kern w:val="0"/>
-                <w:highlight w:val="yellow"/>
+                <w:highlight w:val="green"/>
+                <w14:ligatures w14:val="none"/>
+              </w:rPr>
+            </w:pPr>
+            <w:r>
+              <w:rPr>
+                <w:rFonts w:ascii="Calibri" w:eastAsia="Times New Roman" w:hAnsi="Calibri" w:cs="Calibri"/>
+                <w:color w:val="000000"/>
+                <w:kern w:val="0"/>
+                <w:highlight w:val="green"/>
                 <w14:ligatures w14:val="none"/>
               </w:rPr>
               <w:t>1(</w:t>
@@ -26217,7 +25389,7 @@
                 <w:rFonts w:ascii="Calibri" w:eastAsia="Times New Roman" w:hAnsi="Calibri" w:cs="Calibri"/>
                 <w:color w:val="000000"/>
                 <w:kern w:val="0"/>
-                <w:highlight w:val="yellow"/>
+                <w:highlight w:val="green"/>
                 <w14:ligatures w14:val="none"/>
               </w:rPr>
               <w:t>00:10:35)(</w:t>
@@ -26228,7 +25400,7 @@
                 <w:rFonts w:ascii="Calibri" w:eastAsia="Times New Roman" w:hAnsi="Calibri" w:cs="Calibri"/>
                 <w:color w:val="000000"/>
                 <w:kern w:val="0"/>
-                <w:highlight w:val="yellow"/>
+                <w:highlight w:val="green"/>
                 <w14:ligatures w14:val="none"/>
               </w:rPr>
               <w:t>F2) MUD</w:t>
@@ -26246,16 +25418,16 @@
                 <w:rFonts w:ascii="Calibri" w:eastAsia="Times New Roman" w:hAnsi="Calibri" w:cs="Calibri"/>
                 <w:color w:val="000000"/>
                 <w:kern w:val="0"/>
-                <w:highlight w:val="yellow"/>
-                <w14:ligatures w14:val="none"/>
-              </w:rPr>
-            </w:pPr>
-            <w:r>
-              <w:rPr>
-                <w:rFonts w:ascii="Calibri" w:eastAsia="Times New Roman" w:hAnsi="Calibri" w:cs="Calibri"/>
-                <w:color w:val="000000"/>
-                <w:kern w:val="0"/>
-                <w:highlight w:val="yellow"/>
+                <w:highlight w:val="green"/>
+                <w14:ligatures w14:val="none"/>
+              </w:rPr>
+            </w:pPr>
+            <w:r>
+              <w:rPr>
+                <w:rFonts w:ascii="Calibri" w:eastAsia="Times New Roman" w:hAnsi="Calibri" w:cs="Calibri"/>
+                <w:color w:val="000000"/>
+                <w:kern w:val="0"/>
+                <w:highlight w:val="green"/>
                 <w14:ligatures w14:val="none"/>
               </w:rPr>
               <w:t>1(</w:t>
@@ -26266,7 +25438,7 @@
                 <w:rFonts w:ascii="Calibri" w:eastAsia="Times New Roman" w:hAnsi="Calibri" w:cs="Calibri"/>
                 <w:color w:val="000000"/>
                 <w:kern w:val="0"/>
-                <w:highlight w:val="yellow"/>
+                <w:highlight w:val="green"/>
                 <w14:ligatures w14:val="none"/>
               </w:rPr>
               <w:t>00:14:21)(</w:t>
@@ -26277,7 +25449,7 @@
                 <w:rFonts w:ascii="Calibri" w:eastAsia="Times New Roman" w:hAnsi="Calibri" w:cs="Calibri"/>
                 <w:color w:val="000000"/>
                 <w:kern w:val="0"/>
-                <w:highlight w:val="yellow"/>
+                <w:highlight w:val="green"/>
                 <w14:ligatures w14:val="none"/>
               </w:rPr>
               <w:t>F2) MUD</w:t>
@@ -26295,16 +25467,16 @@
                 <w:rFonts w:ascii="Calibri" w:eastAsia="Times New Roman" w:hAnsi="Calibri" w:cs="Calibri"/>
                 <w:color w:val="000000"/>
                 <w:kern w:val="0"/>
-                <w:highlight w:val="yellow"/>
-                <w14:ligatures w14:val="none"/>
-              </w:rPr>
-            </w:pPr>
-            <w:r>
-              <w:rPr>
-                <w:rFonts w:ascii="Calibri" w:eastAsia="Times New Roman" w:hAnsi="Calibri" w:cs="Calibri"/>
-                <w:color w:val="000000"/>
-                <w:kern w:val="0"/>
-                <w:highlight w:val="yellow"/>
+                <w:highlight w:val="green"/>
+                <w14:ligatures w14:val="none"/>
+              </w:rPr>
+            </w:pPr>
+            <w:r>
+              <w:rPr>
+                <w:rFonts w:ascii="Calibri" w:eastAsia="Times New Roman" w:hAnsi="Calibri" w:cs="Calibri"/>
+                <w:color w:val="000000"/>
+                <w:kern w:val="0"/>
+                <w:highlight w:val="green"/>
                 <w14:ligatures w14:val="none"/>
               </w:rPr>
               <w:t>1(</w:t>
@@ -26315,7 +25487,7 @@
                 <w:rFonts w:ascii="Calibri" w:eastAsia="Times New Roman" w:hAnsi="Calibri" w:cs="Calibri"/>
                 <w:color w:val="000000"/>
                 <w:kern w:val="0"/>
-                <w:highlight w:val="yellow"/>
+                <w:highlight w:val="green"/>
                 <w14:ligatures w14:val="none"/>
               </w:rPr>
               <w:t>00:22:24)(</w:t>
@@ -26326,7 +25498,7 @@
                 <w:rFonts w:ascii="Calibri" w:eastAsia="Times New Roman" w:hAnsi="Calibri" w:cs="Calibri"/>
                 <w:color w:val="000000"/>
                 <w:kern w:val="0"/>
-                <w:highlight w:val="yellow"/>
+                <w:highlight w:val="green"/>
                 <w14:ligatures w14:val="none"/>
               </w:rPr>
               <w:t>F2) MUD</w:t>
@@ -26344,16 +25516,16 @@
                 <w:rFonts w:ascii="Calibri" w:eastAsia="Times New Roman" w:hAnsi="Calibri" w:cs="Calibri"/>
                 <w:color w:val="000000"/>
                 <w:kern w:val="0"/>
-                <w:highlight w:val="yellow"/>
-                <w14:ligatures w14:val="none"/>
-              </w:rPr>
-            </w:pPr>
-            <w:r>
-              <w:rPr>
-                <w:rFonts w:ascii="Calibri" w:eastAsia="Times New Roman" w:hAnsi="Calibri" w:cs="Calibri"/>
-                <w:color w:val="000000"/>
-                <w:kern w:val="0"/>
-                <w:highlight w:val="yellow"/>
+                <w:highlight w:val="green"/>
+                <w14:ligatures w14:val="none"/>
+              </w:rPr>
+            </w:pPr>
+            <w:r>
+              <w:rPr>
+                <w:rFonts w:ascii="Calibri" w:eastAsia="Times New Roman" w:hAnsi="Calibri" w:cs="Calibri"/>
+                <w:color w:val="000000"/>
+                <w:kern w:val="0"/>
+                <w:highlight w:val="green"/>
                 <w14:ligatures w14:val="none"/>
               </w:rPr>
               <w:t>1(</w:t>
@@ -26364,7 +25536,7 @@
                 <w:rFonts w:ascii="Calibri" w:eastAsia="Times New Roman" w:hAnsi="Calibri" w:cs="Calibri"/>
                 <w:color w:val="000000"/>
                 <w:kern w:val="0"/>
-                <w:highlight w:val="yellow"/>
+                <w:highlight w:val="green"/>
                 <w14:ligatures w14:val="none"/>
               </w:rPr>
               <w:t>00:17:02)(</w:t>
@@ -26375,7 +25547,7 @@
                 <w:rFonts w:ascii="Calibri" w:eastAsia="Times New Roman" w:hAnsi="Calibri" w:cs="Calibri"/>
                 <w:color w:val="000000"/>
                 <w:kern w:val="0"/>
-                <w:highlight w:val="yellow"/>
+                <w:highlight w:val="green"/>
                 <w14:ligatures w14:val="none"/>
               </w:rPr>
               <w:t>F3) SWIMMER</w:t>
@@ -26564,15 +25736,17 @@
                 <w:kern w:val="0"/>
                 <w:sz w:val="24"/>
                 <w:szCs w:val="24"/>
-                <w14:ligatures w14:val="none"/>
-              </w:rPr>
-            </w:pPr>
-            <w:r>
-              <w:rPr>
-                <w:rFonts w:ascii="Times New Roman" w:eastAsia="Times New Roman" w:hAnsi="Times New Roman" w:cs="Times New Roman"/>
-                <w:kern w:val="0"/>
-                <w:sz w:val="24"/>
-                <w:szCs w:val="24"/>
+                <w:highlight w:val="green"/>
+                <w14:ligatures w14:val="none"/>
+              </w:rPr>
+            </w:pPr>
+            <w:r>
+              <w:rPr>
+                <w:rFonts w:ascii="Times New Roman" w:eastAsia="Times New Roman" w:hAnsi="Times New Roman" w:cs="Times New Roman"/>
+                <w:kern w:val="0"/>
+                <w:sz w:val="24"/>
+                <w:szCs w:val="24"/>
+                <w:highlight w:val="green"/>
                 <w14:ligatures w14:val="none"/>
               </w:rPr>
               <w:t>NEW T1 09.47 F2</w:t>
@@ -26960,14 +26134,16 @@
                 <w:rFonts w:ascii="Calibri" w:eastAsia="Times New Roman" w:hAnsi="Calibri" w:cs="Calibri"/>
                 <w:color w:val="000000"/>
                 <w:kern w:val="0"/>
-                <w14:ligatures w14:val="none"/>
-              </w:rPr>
-            </w:pPr>
-            <w:r>
-              <w:rPr>
-                <w:rFonts w:ascii="Calibri" w:eastAsia="Times New Roman" w:hAnsi="Calibri" w:cs="Calibri"/>
-                <w:color w:val="000000"/>
-                <w:kern w:val="0"/>
+                <w:highlight w:val="green"/>
+                <w14:ligatures w14:val="none"/>
+              </w:rPr>
+            </w:pPr>
+            <w:r>
+              <w:rPr>
+                <w:rFonts w:ascii="Calibri" w:eastAsia="Times New Roman" w:hAnsi="Calibri" w:cs="Calibri"/>
+                <w:color w:val="000000"/>
+                <w:kern w:val="0"/>
+                <w:highlight w:val="green"/>
                 <w14:ligatures w14:val="none"/>
               </w:rPr>
               <w:t xml:space="preserve">UNID </w:t>
@@ -26979,6 +26155,7 @@
               <w:textAlignment w:val="baseline"/>
               <w:rPr>
                 <w:ins w:id="20" w:author="Sophie Wulfing" w:date="2025-12-26T20:45:00Z" w16du:dateUtc="2025-12-27T01:45:00Z"/>
+                <w:highlight w:val="green"/>
               </w:rPr>
             </w:pPr>
             <w:proofErr w:type="gramStart"/>
@@ -26987,15 +26164,22 @@
                 <w:rFonts w:ascii="Calibri" w:eastAsia="Times New Roman" w:hAnsi="Calibri" w:cs="Calibri"/>
                 <w:color w:val="000000"/>
                 <w:kern w:val="0"/>
+                <w:highlight w:val="green"/>
                 <w14:ligatures w14:val="none"/>
               </w:rPr>
               <w:t xml:space="preserve">1 </w:t>
             </w:r>
             <w:r>
+              <w:rPr>
+                <w:highlight w:val="green"/>
+              </w:rPr>
               <w:t>:</w:t>
             </w:r>
             <w:proofErr w:type="gramEnd"/>
             <w:r>
+              <w:rPr>
+                <w:highlight w:val="green"/>
+              </w:rPr>
               <w:t xml:space="preserve"> 00:29:10 (F2)</w:t>
             </w:r>
           </w:p>
@@ -27005,6 +26189,7 @@
               <w:textAlignment w:val="baseline"/>
               <w:rPr>
                 <w:ins w:id="21" w:author="Sophie Wulfing" w:date="2025-12-26T20:45:00Z" w16du:dateUtc="2025-12-27T01:45:00Z"/>
+                <w:highlight w:val="green"/>
               </w:rPr>
             </w:pPr>
           </w:p>
@@ -27017,6 +26202,7 @@
                 <w:rFonts w:ascii="Calibri" w:eastAsia="Times New Roman" w:hAnsi="Calibri" w:cs="Calibri"/>
                 <w:color w:val="000000"/>
                 <w:kern w:val="0"/>
+                <w:highlight w:val="green"/>
                 <w14:ligatures w14:val="none"/>
               </w:rPr>
             </w:pPr>
@@ -27026,6 +26212,7 @@
                   <w:rFonts w:ascii="Calibri" w:eastAsia="Times New Roman" w:hAnsi="Calibri" w:cs="Calibri"/>
                   <w:color w:val="000000"/>
                   <w:kern w:val="0"/>
+                  <w:highlight w:val="green"/>
                   <w14:ligatures w14:val="none"/>
                 </w:rPr>
                 <w:t>DOTDASH</w:t>
@@ -27050,6 +26237,7 @@
                   <w:rFonts w:ascii="Calibri" w:eastAsia="Times New Roman" w:hAnsi="Calibri" w:cs="Calibri"/>
                   <w:color w:val="000000"/>
                   <w:kern w:val="0"/>
+                  <w:highlight w:val="green"/>
                   <w14:ligatures w14:val="none"/>
                 </w:rPr>
                 <w:t>1  32.49</w:t>
@@ -27060,6 +26248,7 @@
                   <w:rFonts w:ascii="Calibri" w:eastAsia="Times New Roman" w:hAnsi="Calibri" w:cs="Calibri"/>
                   <w:color w:val="000000"/>
                   <w:kern w:val="0"/>
+                  <w:highlight w:val="green"/>
                   <w14:ligatures w14:val="none"/>
                 </w:rPr>
                 <w:t xml:space="preserve"> (F3)</w:t>
@@ -27155,27 +26344,7 @@
           <w:kern w:val="0"/>
           <w14:ligatures w14:val="none"/>
         </w:rPr>
-        <w:t xml:space="preserve"> </w:t>
-      </w:r>
-      <w:proofErr w:type="gramStart"/>
-      <w:r>
-        <w:rPr>
-          <w:rFonts w:ascii="Arial" w:eastAsia="Times New Roman" w:hAnsi="Arial" w:cs="Arial"/>
-          <w:color w:val="000000"/>
-          <w:kern w:val="0"/>
-          <w14:ligatures w14:val="none"/>
-        </w:rPr>
-        <w:t>29</w:t>
-      </w:r>
-      <w:proofErr w:type="gramEnd"/>
-      <w:r>
-        <w:rPr>
-          <w:rFonts w:ascii="Arial" w:eastAsia="Times New Roman" w:hAnsi="Arial" w:cs="Arial"/>
-          <w:color w:val="000000"/>
-          <w:kern w:val="0"/>
-          <w14:ligatures w14:val="none"/>
-        </w:rPr>
-        <w:t>_03_2024_1358_CNEW_D6_TMPL5</w:t>
+        <w:t xml:space="preserve"> 29_03_2024_1358_CNEW_D6_TMPL5</w:t>
       </w:r>
     </w:p>
     <w:tbl>
@@ -27414,21 +26583,8 @@
                 <w:szCs w:val="20"/>
                 <w14:ligatures w14:val="none"/>
               </w:rPr>
-              <w:t xml:space="preserve"> </w:t>
-            </w:r>
-            <w:proofErr w:type="gramStart"/>
-            <w:r>
-              <w:rPr>
-                <w:rFonts w:ascii="Calibri" w:eastAsia="Times New Roman" w:hAnsi="Calibri" w:cs="Calibri"/>
-                <w:color w:val="000000"/>
-                <w:kern w:val="0"/>
-                <w:sz w:val="20"/>
-                <w:szCs w:val="20"/>
-                <w14:ligatures w14:val="none"/>
-              </w:rPr>
-              <w:t>4</w:t>
-            </w:r>
-            <w:proofErr w:type="gramEnd"/>
+              <w:t xml:space="preserve"> 4</w:t>
+            </w:r>
           </w:p>
         </w:tc>
         <w:tc>
@@ -28108,27 +27264,7 @@
                 <w:kern w:val="0"/>
                 <w14:ligatures w14:val="none"/>
               </w:rPr>
-              <w:t xml:space="preserve"> </w:t>
-            </w:r>
-            <w:proofErr w:type="gramStart"/>
-            <w:r>
-              <w:rPr>
-                <w:rFonts w:ascii="Calibri" w:eastAsia="Times New Roman" w:hAnsi="Calibri" w:cs="Calibri"/>
-                <w:color w:val="000000"/>
-                <w:kern w:val="0"/>
-                <w14:ligatures w14:val="none"/>
-              </w:rPr>
-              <w:t>60</w:t>
-            </w:r>
-            <w:proofErr w:type="gramEnd"/>
-            <w:r>
-              <w:rPr>
-                <w:rFonts w:ascii="Calibri" w:eastAsia="Times New Roman" w:hAnsi="Calibri" w:cs="Calibri"/>
-                <w:color w:val="000000"/>
-                <w:kern w:val="0"/>
-                <w14:ligatures w14:val="none"/>
-              </w:rPr>
-              <w:t xml:space="preserve"> %</w:t>
+              <w:t xml:space="preserve"> 60 %</w:t>
             </w:r>
           </w:p>
         </w:tc>
@@ -28460,17 +27596,17 @@
                 <w:kern w:val="0"/>
                 <w:sz w:val="24"/>
                 <w:szCs w:val="24"/>
-                <w:highlight w:val="yellow"/>
-                <w14:ligatures w14:val="none"/>
-              </w:rPr>
-            </w:pPr>
-            <w:r>
-              <w:rPr>
-                <w:rFonts w:ascii="Times New Roman" w:eastAsia="Times New Roman" w:hAnsi="Times New Roman" w:cs="Times New Roman"/>
-                <w:kern w:val="0"/>
-                <w:sz w:val="24"/>
-                <w:szCs w:val="24"/>
-                <w:highlight w:val="yellow"/>
+                <w:highlight w:val="green"/>
+                <w14:ligatures w14:val="none"/>
+              </w:rPr>
+            </w:pPr>
+            <w:r>
+              <w:rPr>
+                <w:rFonts w:ascii="Times New Roman" w:eastAsia="Times New Roman" w:hAnsi="Times New Roman" w:cs="Times New Roman"/>
+                <w:kern w:val="0"/>
+                <w:sz w:val="24"/>
+                <w:szCs w:val="24"/>
+                <w:highlight w:val="green"/>
                 <w14:ligatures w14:val="none"/>
               </w:rPr>
               <w:t>CRAB</w:t>
@@ -28489,17 +27625,17 @@
                 <w:kern w:val="0"/>
                 <w:sz w:val="24"/>
                 <w:szCs w:val="24"/>
-                <w:highlight w:val="yellow"/>
-                <w14:ligatures w14:val="none"/>
-              </w:rPr>
-            </w:pPr>
-            <w:r>
-              <w:rPr>
-                <w:rFonts w:ascii="Times New Roman" w:eastAsia="Times New Roman" w:hAnsi="Times New Roman" w:cs="Times New Roman"/>
-                <w:kern w:val="0"/>
-                <w:sz w:val="24"/>
-                <w:szCs w:val="24"/>
-                <w:highlight w:val="yellow"/>
+                <w:highlight w:val="green"/>
+                <w14:ligatures w14:val="none"/>
+              </w:rPr>
+            </w:pPr>
+            <w:r>
+              <w:rPr>
+                <w:rFonts w:ascii="Times New Roman" w:eastAsia="Times New Roman" w:hAnsi="Times New Roman" w:cs="Times New Roman"/>
+                <w:kern w:val="0"/>
+                <w:sz w:val="24"/>
+                <w:szCs w:val="24"/>
+                <w:highlight w:val="green"/>
                 <w14:ligatures w14:val="none"/>
               </w:rPr>
               <w:t xml:space="preserve">27:05 MUD </w:t>
@@ -28513,17 +27649,17 @@
                 <w:kern w:val="0"/>
                 <w:sz w:val="24"/>
                 <w:szCs w:val="24"/>
-                <w:highlight w:val="yellow"/>
-                <w14:ligatures w14:val="none"/>
-              </w:rPr>
-            </w:pPr>
-            <w:r>
-              <w:rPr>
-                <w:rFonts w:ascii="Times New Roman" w:eastAsia="Times New Roman" w:hAnsi="Times New Roman" w:cs="Times New Roman"/>
-                <w:kern w:val="0"/>
-                <w:sz w:val="24"/>
-                <w:szCs w:val="24"/>
-                <w:highlight w:val="yellow"/>
+                <w:highlight w:val="green"/>
+                <w14:ligatures w14:val="none"/>
+              </w:rPr>
+            </w:pPr>
+            <w:r>
+              <w:rPr>
+                <w:rFonts w:ascii="Times New Roman" w:eastAsia="Times New Roman" w:hAnsi="Times New Roman" w:cs="Times New Roman"/>
+                <w:kern w:val="0"/>
+                <w:sz w:val="24"/>
+                <w:szCs w:val="24"/>
+                <w:highlight w:val="green"/>
                 <w14:ligatures w14:val="none"/>
               </w:rPr>
               <w:t>SHRIMP</w:t>
@@ -28542,17 +27678,17 @@
                 <w:kern w:val="0"/>
                 <w:sz w:val="24"/>
                 <w:szCs w:val="24"/>
-                <w:highlight w:val="yellow"/>
-                <w14:ligatures w14:val="none"/>
-              </w:rPr>
-            </w:pPr>
-            <w:r>
-              <w:rPr>
-                <w:rFonts w:ascii="Times New Roman" w:eastAsia="Times New Roman" w:hAnsi="Times New Roman" w:cs="Times New Roman"/>
-                <w:kern w:val="0"/>
-                <w:sz w:val="24"/>
-                <w:szCs w:val="24"/>
-                <w:highlight w:val="yellow"/>
+                <w:highlight w:val="green"/>
+                <w14:ligatures w14:val="none"/>
+              </w:rPr>
+            </w:pPr>
+            <w:r>
+              <w:rPr>
+                <w:rFonts w:ascii="Times New Roman" w:eastAsia="Times New Roman" w:hAnsi="Times New Roman" w:cs="Times New Roman"/>
+                <w:kern w:val="0"/>
+                <w:sz w:val="24"/>
+                <w:szCs w:val="24"/>
+                <w:highlight w:val="green"/>
                 <w14:ligatures w14:val="none"/>
               </w:rPr>
               <w:t>11:30 (F2)</w:t>
@@ -28747,27 +27883,7 @@
           <w:kern w:val="0"/>
           <w14:ligatures w14:val="none"/>
         </w:rPr>
-        <w:t xml:space="preserve"> </w:t>
-      </w:r>
-      <w:proofErr w:type="gramStart"/>
-      <w:r>
-        <w:rPr>
-          <w:rFonts w:ascii="Arial" w:eastAsia="Times New Roman" w:hAnsi="Arial" w:cs="Arial"/>
-          <w:color w:val="000000"/>
-          <w:kern w:val="0"/>
-          <w14:ligatures w14:val="none"/>
-        </w:rPr>
-        <w:t>29</w:t>
-      </w:r>
-      <w:proofErr w:type="gramEnd"/>
-      <w:r>
-        <w:rPr>
-          <w:rFonts w:ascii="Arial" w:eastAsia="Times New Roman" w:hAnsi="Arial" w:cs="Arial"/>
-          <w:color w:val="000000"/>
-          <w:kern w:val="0"/>
-          <w14:ligatures w14:val="none"/>
-        </w:rPr>
-        <w:t>_03_2024_1344_CN12_D4_TMPL6</w:t>
+        <w:t xml:space="preserve"> 29_03_2024_1344_CN12_D4_TMPL6</w:t>
       </w:r>
     </w:p>
     <w:tbl>
@@ -29005,21 +28121,8 @@
                 <w:szCs w:val="20"/>
                 <w14:ligatures w14:val="none"/>
               </w:rPr>
-              <w:t xml:space="preserve"> </w:t>
-            </w:r>
-            <w:proofErr w:type="gramStart"/>
-            <w:r>
-              <w:rPr>
-                <w:rFonts w:ascii="Calibri" w:eastAsia="Times New Roman" w:hAnsi="Calibri" w:cs="Calibri"/>
-                <w:color w:val="000000"/>
-                <w:kern w:val="0"/>
-                <w:sz w:val="20"/>
-                <w:szCs w:val="20"/>
-                <w14:ligatures w14:val="none"/>
-              </w:rPr>
-              <w:t>2</w:t>
-            </w:r>
-            <w:proofErr w:type="gramEnd"/>
+              <w:t xml:space="preserve"> 2</w:t>
+            </w:r>
           </w:p>
         </w:tc>
       </w:tr>
@@ -29560,27 +28663,7 @@
                 <w:kern w:val="0"/>
                 <w14:ligatures w14:val="none"/>
               </w:rPr>
-              <w:t xml:space="preserve"> </w:t>
-            </w:r>
-            <w:proofErr w:type="gramStart"/>
-            <w:r>
-              <w:rPr>
-                <w:rFonts w:ascii="Calibri" w:eastAsia="Times New Roman" w:hAnsi="Calibri" w:cs="Calibri"/>
-                <w:color w:val="000000"/>
-                <w:kern w:val="0"/>
-                <w14:ligatures w14:val="none"/>
-              </w:rPr>
-              <w:t>90</w:t>
-            </w:r>
-            <w:proofErr w:type="gramEnd"/>
-            <w:r>
-              <w:rPr>
-                <w:rFonts w:ascii="Calibri" w:eastAsia="Times New Roman" w:hAnsi="Calibri" w:cs="Calibri"/>
-                <w:color w:val="000000"/>
-                <w:kern w:val="0"/>
-                <w14:ligatures w14:val="none"/>
-              </w:rPr>
-              <w:t xml:space="preserve"> %</w:t>
+              <w:t xml:space="preserve"> 90 %</w:t>
             </w:r>
           </w:p>
         </w:tc>
@@ -29933,17 +29016,17 @@
                 <w:kern w:val="0"/>
                 <w:sz w:val="24"/>
                 <w:szCs w:val="24"/>
-                <w:highlight w:val="yellow"/>
-                <w14:ligatures w14:val="none"/>
-              </w:rPr>
-            </w:pPr>
-            <w:r>
-              <w:rPr>
-                <w:rFonts w:ascii="Times New Roman" w:eastAsia="Times New Roman" w:hAnsi="Times New Roman" w:cs="Times New Roman"/>
-                <w:kern w:val="0"/>
-                <w:sz w:val="24"/>
-                <w:szCs w:val="24"/>
-                <w:highlight w:val="yellow"/>
+                <w:highlight w:val="green"/>
+                <w14:ligatures w14:val="none"/>
+              </w:rPr>
+            </w:pPr>
+            <w:r>
+              <w:rPr>
+                <w:rFonts w:ascii="Times New Roman" w:eastAsia="Times New Roman" w:hAnsi="Times New Roman" w:cs="Times New Roman"/>
+                <w:kern w:val="0"/>
+                <w:sz w:val="24"/>
+                <w:szCs w:val="24"/>
+                <w:highlight w:val="green"/>
                 <w14:ligatures w14:val="none"/>
               </w:rPr>
               <w:t>CRAB ALL MUD</w:t>
@@ -29962,17 +29045,17 @@
                 <w:kern w:val="0"/>
                 <w:sz w:val="24"/>
                 <w:szCs w:val="24"/>
-                <w:highlight w:val="yellow"/>
-                <w14:ligatures w14:val="none"/>
-              </w:rPr>
-            </w:pPr>
-            <w:r>
-              <w:rPr>
-                <w:rFonts w:ascii="Times New Roman" w:eastAsia="Times New Roman" w:hAnsi="Times New Roman" w:cs="Times New Roman"/>
-                <w:kern w:val="0"/>
-                <w:sz w:val="24"/>
-                <w:szCs w:val="24"/>
-                <w:highlight w:val="yellow"/>
+                <w:highlight w:val="green"/>
+                <w14:ligatures w14:val="none"/>
+              </w:rPr>
+            </w:pPr>
+            <w:r>
+              <w:rPr>
+                <w:rFonts w:ascii="Times New Roman" w:eastAsia="Times New Roman" w:hAnsi="Times New Roman" w:cs="Times New Roman"/>
+                <w:kern w:val="0"/>
+                <w:sz w:val="24"/>
+                <w:szCs w:val="24"/>
+                <w:highlight w:val="green"/>
                 <w14:ligatures w14:val="none"/>
               </w:rPr>
               <w:t>37:21</w:t>
@@ -29991,17 +29074,17 @@
                 <w:kern w:val="0"/>
                 <w:sz w:val="24"/>
                 <w:szCs w:val="24"/>
-                <w:highlight w:val="yellow"/>
-                <w14:ligatures w14:val="none"/>
-              </w:rPr>
-            </w:pPr>
-            <w:r>
-              <w:rPr>
-                <w:rFonts w:ascii="Times New Roman" w:eastAsia="Times New Roman" w:hAnsi="Times New Roman" w:cs="Times New Roman"/>
-                <w:kern w:val="0"/>
-                <w:sz w:val="24"/>
-                <w:szCs w:val="24"/>
-                <w:highlight w:val="yellow"/>
+                <w:highlight w:val="green"/>
+                <w14:ligatures w14:val="none"/>
+              </w:rPr>
+            </w:pPr>
+            <w:r>
+              <w:rPr>
+                <w:rFonts w:ascii="Times New Roman" w:eastAsia="Times New Roman" w:hAnsi="Times New Roman" w:cs="Times New Roman"/>
+                <w:kern w:val="0"/>
+                <w:sz w:val="24"/>
+                <w:szCs w:val="24"/>
+                <w:highlight w:val="green"/>
                 <w14:ligatures w14:val="none"/>
               </w:rPr>
               <w:t>01:42 (F2)</w:t>
@@ -30020,17 +29103,17 @@
                 <w:kern w:val="0"/>
                 <w:sz w:val="24"/>
                 <w:szCs w:val="24"/>
-                <w:highlight w:val="yellow"/>
-                <w14:ligatures w14:val="none"/>
-              </w:rPr>
-            </w:pPr>
-            <w:r>
-              <w:rPr>
-                <w:rFonts w:ascii="Times New Roman" w:eastAsia="Times New Roman" w:hAnsi="Times New Roman" w:cs="Times New Roman"/>
-                <w:kern w:val="0"/>
-                <w:sz w:val="24"/>
-                <w:szCs w:val="24"/>
-                <w:highlight w:val="yellow"/>
+                <w:highlight w:val="green"/>
+                <w14:ligatures w14:val="none"/>
+              </w:rPr>
+            </w:pPr>
+            <w:r>
+              <w:rPr>
+                <w:rFonts w:ascii="Times New Roman" w:eastAsia="Times New Roman" w:hAnsi="Times New Roman" w:cs="Times New Roman"/>
+                <w:kern w:val="0"/>
+                <w:sz w:val="24"/>
+                <w:szCs w:val="24"/>
+                <w:highlight w:val="green"/>
                 <w14:ligatures w14:val="none"/>
               </w:rPr>
               <w:t>15:06 (F2)</w:t>
@@ -30049,19 +29132,20 @@
                 <w:kern w:val="0"/>
                 <w:sz w:val="24"/>
                 <w:szCs w:val="24"/>
-                <w:highlight w:val="yellow"/>
-                <w14:ligatures w14:val="none"/>
-              </w:rPr>
-            </w:pPr>
-          </w:p>
-          <w:p>
-            <w:pPr>
-              <w:spacing w:after="0" w:line="240" w:lineRule="auto"/>
-              <w:rPr>
-                <w:rFonts w:ascii="Times New Roman" w:eastAsia="Times New Roman" w:hAnsi="Times New Roman" w:cs="Times New Roman"/>
-                <w:kern w:val="0"/>
-                <w:sz w:val="24"/>
-                <w:szCs w:val="24"/>
+                <w:highlight w:val="green"/>
+                <w14:ligatures w14:val="none"/>
+              </w:rPr>
+            </w:pPr>
+          </w:p>
+          <w:p>
+            <w:pPr>
+              <w:spacing w:after="0" w:line="240" w:lineRule="auto"/>
+              <w:rPr>
+                <w:rFonts w:ascii="Times New Roman" w:eastAsia="Times New Roman" w:hAnsi="Times New Roman" w:cs="Times New Roman"/>
+                <w:kern w:val="0"/>
+                <w:sz w:val="24"/>
+                <w:szCs w:val="24"/>
+                <w:highlight w:val="green"/>
                 <w14:ligatures w14:val="none"/>
               </w:rPr>
             </w:pPr>

--- a/URUVS/Datasheets/URUV/03.2024/March_VideoAnalysis.docx
+++ b/URUVS/Datasheets/URUV/03.2024/March_VideoAnalysis.docx
@@ -3967,10 +3967,10 @@
         <w:tblLook w:val="04A0" w:firstRow="1" w:lastRow="0" w:firstColumn="1" w:lastColumn="0" w:noHBand="0" w:noVBand="1"/>
       </w:tblPr>
       <w:tblGrid>
-        <w:gridCol w:w="2595"/>
-        <w:gridCol w:w="1994"/>
-        <w:gridCol w:w="2693"/>
-        <w:gridCol w:w="2068"/>
+        <w:gridCol w:w="2561"/>
+        <w:gridCol w:w="2027"/>
+        <w:gridCol w:w="2691"/>
+        <w:gridCol w:w="2071"/>
       </w:tblGrid>
       <w:tr>
         <w:tc>
@@ -6184,7 +6184,7 @@
                 <w:highlight w:val="green"/>
                 <w14:ligatures w14:val="none"/>
               </w:rPr>
-              <w:t xml:space="preserve"> butterfly fish)</w:t>
+              <w:t xml:space="preserve"> butterfly fish</w:t>
             </w:r>
             <w:r>
               <w:rPr>
@@ -6196,7 +6196,7 @@
                 <w:highlight w:val="green"/>
                 <w14:ligatures w14:val="none"/>
               </w:rPr>
-              <w:t xml:space="preserve"> </w:t>
+              <w:t>)</w:t>
             </w:r>
             <w:r>
               <w:rPr>
@@ -6205,20 +6205,10 @@
                 <w:kern w:val="0"/>
                 <w:sz w:val="18"/>
                 <w:szCs w:val="18"/>
-                <w14:ligatures w14:val="none"/>
-              </w:rPr>
-              <w:t>THIS IS FISH M. CHANGE T1 FOR FISH M</w:t>
-            </w:r>
-            <w:r>
-              <w:rPr>
-                <w:rFonts w:ascii="Calibri" w:eastAsia="Times New Roman" w:hAnsi="Calibri" w:cs="Calibri"/>
-                <w:color w:val="000000"/>
-                <w:kern w:val="0"/>
-                <w:sz w:val="18"/>
-                <w:szCs w:val="18"/>
-                <w14:ligatures w14:val="none"/>
-              </w:rPr>
-              <w:t>. CHANGE T1 DOE FISH YL TO 34.26 (F2)</w:t>
+                <w:highlight w:val="green"/>
+                <w14:ligatures w14:val="none"/>
+              </w:rPr>
+              <w:t xml:space="preserve"> THIS IS FISH M. CHANGE T1 FOR FISH M. CHANGE T1 DOE FISH YL TO 34.26 (F2)</w:t>
             </w:r>
           </w:p>
           <w:p>
@@ -6260,6 +6250,7 @@
                 <w:kern w:val="0"/>
                 <w:sz w:val="20"/>
                 <w:szCs w:val="20"/>
+                <w:highlight w:val="green"/>
                 <w14:ligatures w14:val="none"/>
               </w:rPr>
             </w:pPr>
@@ -6283,6 +6274,7 @@
                 <w:kern w:val="0"/>
                 <w:sz w:val="18"/>
                 <w:szCs w:val="18"/>
+                <w:highlight w:val="green"/>
                 <w14:ligatures w14:val="none"/>
               </w:rPr>
               <w:t xml:space="preserve">better seen at </w:t>
@@ -6295,6 +6287,7 @@
                 <w:kern w:val="0"/>
                 <w:sz w:val="18"/>
                 <w:szCs w:val="18"/>
+                <w:highlight w:val="green"/>
                 <w14:ligatures w14:val="none"/>
               </w:rPr>
               <w:t>00:34:26  in</w:t>
@@ -6307,6 +6300,7 @@
                 <w:kern w:val="0"/>
                 <w:sz w:val="18"/>
                 <w:szCs w:val="18"/>
+                <w:highlight w:val="green"/>
                 <w14:ligatures w14:val="none"/>
               </w:rPr>
               <w:t xml:space="preserve"> 28_03_2024_1313_C5_D4_TMPE2_F2</w:t>
@@ -6336,6 +6330,12 @@
               </w:rPr>
               <w:lastRenderedPageBreak/>
               <w:t>Species: Fish O?? – unsure, may need to be labeled as UNID, look towards bottom right corner of screen at time listed***</w:t>
+            </w:r>
+            <w:r>
+              <w:rPr>
+                <w:highlight w:val="green"/>
+              </w:rPr>
+              <w:t>&lt;&lt; FISHO</w:t>
             </w:r>
           </w:p>
           <w:p>

--- a/URUVS/Datasheets/URUV/03.2024/March_VideoAnalysis.docx
+++ b/URUVS/Datasheets/URUV/03.2024/March_VideoAnalysis.docx
@@ -20,27 +20,7 @@
           <w:kern w:val="0"/>
           <w14:ligatures w14:val="none"/>
         </w:rPr>
-        <w:t xml:space="preserve">File </w:t>
-      </w:r>
-      <w:proofErr w:type="gramStart"/>
-      <w:r>
-        <w:rPr>
-          <w:rFonts w:ascii="Arial" w:eastAsia="Times New Roman" w:hAnsi="Arial" w:cs="Arial"/>
-          <w:color w:val="000000"/>
-          <w:kern w:val="0"/>
-          <w14:ligatures w14:val="none"/>
-        </w:rPr>
-        <w:t>name :</w:t>
-      </w:r>
-      <w:proofErr w:type="gramEnd"/>
-      <w:r>
-        <w:rPr>
-          <w:rFonts w:ascii="Arial" w:eastAsia="Times New Roman" w:hAnsi="Arial" w:cs="Arial"/>
-          <w:color w:val="000000"/>
-          <w:kern w:val="0"/>
-          <w14:ligatures w14:val="none"/>
-        </w:rPr>
-        <w:t xml:space="preserve"> 29_03_2024_0740_C1_D1_LTPE4_F1</w:t>
+        <w:t>File name : 29_03_2024_0740_C1_D1_LTPE4_F1</w:t>
       </w:r>
     </w:p>
     <w:tbl>
@@ -1087,59 +1067,7 @@
                 <w:lang w:val="fr-FR"/>
                 <w14:ligatures w14:val="none"/>
               </w:rPr>
-              <w:t>T1/</w:t>
-            </w:r>
-            <w:proofErr w:type="spellStart"/>
-            <w:r>
-              <w:rPr>
-                <w:rFonts w:ascii="Times New Roman" w:eastAsia="Times New Roman" w:hAnsi="Times New Roman" w:cs="Times New Roman"/>
-                <w:kern w:val="0"/>
-                <w:sz w:val="18"/>
-                <w:szCs w:val="18"/>
-                <w:highlight w:val="green"/>
-                <w:lang w:val="fr-FR"/>
-                <w14:ligatures w14:val="none"/>
-              </w:rPr>
-              <w:t>maxn</w:t>
-            </w:r>
-            <w:proofErr w:type="spellEnd"/>
-            <w:r>
-              <w:rPr>
-                <w:rFonts w:ascii="Times New Roman" w:eastAsia="Times New Roman" w:hAnsi="Times New Roman" w:cs="Times New Roman"/>
-                <w:kern w:val="0"/>
-                <w:sz w:val="18"/>
-                <w:szCs w:val="18"/>
-                <w:highlight w:val="green"/>
-                <w:lang w:val="fr-FR"/>
-                <w14:ligatures w14:val="none"/>
-              </w:rPr>
-              <w:t xml:space="preserve"> </w:t>
-            </w:r>
-            <w:proofErr w:type="gramStart"/>
-            <w:r>
-              <w:rPr>
-                <w:rFonts w:ascii="Times New Roman" w:eastAsia="Times New Roman" w:hAnsi="Times New Roman" w:cs="Times New Roman"/>
-                <w:kern w:val="0"/>
-                <w:sz w:val="18"/>
-                <w:szCs w:val="18"/>
-                <w:highlight w:val="green"/>
-                <w:lang w:val="fr-FR"/>
-                <w14:ligatures w14:val="none"/>
-              </w:rPr>
-              <w:t>0:23:</w:t>
-            </w:r>
-            <w:proofErr w:type="gramEnd"/>
-            <w:r>
-              <w:rPr>
-                <w:rFonts w:ascii="Times New Roman" w:eastAsia="Times New Roman" w:hAnsi="Times New Roman" w:cs="Times New Roman"/>
-                <w:kern w:val="0"/>
-                <w:sz w:val="18"/>
-                <w:szCs w:val="18"/>
-                <w:highlight w:val="green"/>
-                <w:lang w:val="fr-FR"/>
-                <w14:ligatures w14:val="none"/>
-              </w:rPr>
-              <w:t>49 (F1)</w:t>
+              <w:t>T1/maxn 0:23:49 (F1)</w:t>
             </w:r>
           </w:p>
           <w:p>
@@ -1204,10 +1132,12 @@
                 <w:lang w:val="fr-FR"/>
                 <w14:ligatures w14:val="none"/>
               </w:rPr>
-              <w:t xml:space="preserve"> </w:t>
-            </w:r>
-            <w:proofErr w:type="spellStart"/>
-            <w:r>
+              <w:t xml:space="preserve"> Crab</w:t>
+            </w:r>
+          </w:p>
+          <w:p>
+            <w:pPr>
+              <w:spacing w:after="0" w:line="240" w:lineRule="auto"/>
               <w:rPr>
                 <w:rFonts w:ascii="Calibri" w:eastAsia="Times New Roman" w:hAnsi="Calibri" w:cs="Calibri"/>
                 <w:color w:val="000000"/>
@@ -1218,13 +1148,8 @@
                 <w:lang w:val="fr-FR"/>
                 <w14:ligatures w14:val="none"/>
               </w:rPr>
-              <w:t>Crab</w:t>
-            </w:r>
-            <w:proofErr w:type="spellEnd"/>
-          </w:p>
-          <w:p>
-            <w:pPr>
-              <w:spacing w:after="0" w:line="240" w:lineRule="auto"/>
+            </w:pPr>
+            <w:r>
               <w:rPr>
                 <w:rFonts w:ascii="Calibri" w:eastAsia="Times New Roman" w:hAnsi="Calibri" w:cs="Calibri"/>
                 <w:color w:val="000000"/>
@@ -1235,7 +1160,8 @@
                 <w:lang w:val="fr-FR"/>
                 <w14:ligatures w14:val="none"/>
               </w:rPr>
-            </w:pPr>
+              <w:t> </w:t>
+            </w:r>
             <w:r>
               <w:rPr>
                 <w:rFonts w:ascii="Calibri" w:eastAsia="Times New Roman" w:hAnsi="Calibri" w:cs="Calibri"/>
@@ -1247,7 +1173,7 @@
                 <w:lang w:val="fr-FR"/>
                 <w14:ligatures w14:val="none"/>
               </w:rPr>
-              <w:t> </w:t>
+              <w:t>T1/</w:t>
             </w:r>
             <w:r>
               <w:rPr>
@@ -1260,78 +1186,7 @@
                 <w:lang w:val="fr-FR"/>
                 <w14:ligatures w14:val="none"/>
               </w:rPr>
-              <w:t>T1/</w:t>
-            </w:r>
-            <w:proofErr w:type="spellStart"/>
-            <w:proofErr w:type="gramStart"/>
-            <w:r>
-              <w:rPr>
-                <w:rFonts w:ascii="Calibri" w:eastAsia="Times New Roman" w:hAnsi="Calibri" w:cs="Calibri"/>
-                <w:color w:val="000000"/>
-                <w:kern w:val="0"/>
-                <w:sz w:val="16"/>
-                <w:szCs w:val="16"/>
-                <w:highlight w:val="green"/>
-                <w:lang w:val="fr-FR"/>
-                <w14:ligatures w14:val="none"/>
-              </w:rPr>
-              <w:t>MaxN</w:t>
-            </w:r>
-            <w:proofErr w:type="spellEnd"/>
-            <w:r>
-              <w:rPr>
-                <w:rFonts w:ascii="Calibri" w:eastAsia="Times New Roman" w:hAnsi="Calibri" w:cs="Calibri"/>
-                <w:color w:val="000000"/>
-                <w:kern w:val="0"/>
-                <w:sz w:val="16"/>
-                <w:szCs w:val="16"/>
-                <w:highlight w:val="green"/>
-                <w:lang w:val="fr-FR"/>
-                <w14:ligatures w14:val="none"/>
-              </w:rPr>
-              <w:t>:</w:t>
-            </w:r>
-            <w:proofErr w:type="gramEnd"/>
-            <w:r>
-              <w:rPr>
-                <w:rFonts w:ascii="Calibri" w:eastAsia="Times New Roman" w:hAnsi="Calibri" w:cs="Calibri"/>
-                <w:color w:val="000000"/>
-                <w:kern w:val="0"/>
-                <w:sz w:val="16"/>
-                <w:szCs w:val="16"/>
-                <w:highlight w:val="green"/>
-                <w:lang w:val="fr-FR"/>
-                <w14:ligatures w14:val="none"/>
-              </w:rPr>
-              <w:t xml:space="preserve"> 1 (</w:t>
-            </w:r>
-            <w:proofErr w:type="gramStart"/>
-            <w:r>
-              <w:rPr>
-                <w:rFonts w:ascii="Calibri" w:eastAsia="Times New Roman" w:hAnsi="Calibri" w:cs="Calibri"/>
-                <w:color w:val="000000"/>
-                <w:kern w:val="0"/>
-                <w:sz w:val="16"/>
-                <w:szCs w:val="16"/>
-                <w:highlight w:val="green"/>
-                <w:lang w:val="fr-FR"/>
-                <w14:ligatures w14:val="none"/>
-              </w:rPr>
-              <w:t>0:08:</w:t>
-            </w:r>
-            <w:proofErr w:type="gramEnd"/>
-            <w:r>
-              <w:rPr>
-                <w:rFonts w:ascii="Calibri" w:eastAsia="Times New Roman" w:hAnsi="Calibri" w:cs="Calibri"/>
-                <w:color w:val="000000"/>
-                <w:kern w:val="0"/>
-                <w:sz w:val="16"/>
-                <w:szCs w:val="16"/>
-                <w:highlight w:val="green"/>
-                <w:lang w:val="fr-FR"/>
-                <w14:ligatures w14:val="none"/>
-              </w:rPr>
-              <w:t>50)</w:t>
+              <w:t>MaxN: 1 (0:08:50)</w:t>
             </w:r>
             <w:r>
               <w:rPr>
@@ -1436,57 +1291,7 @@
                   </w:rPr>
                 </w:rPrChange>
               </w:rPr>
-              <w:t xml:space="preserve">T1/ </w:t>
-            </w:r>
-            <w:proofErr w:type="spellStart"/>
-            <w:r>
-              <w:rPr>
-                <w:rFonts w:ascii="Calibri" w:eastAsia="Times New Roman" w:hAnsi="Calibri" w:cs="Calibri"/>
-                <w:color w:val="000000"/>
-                <w:kern w:val="0"/>
-                <w:sz w:val="16"/>
-                <w:szCs w:val="16"/>
-                <w:highlight w:val="green"/>
-                <w14:ligatures w14:val="none"/>
-                <w:rPrChange w:id="2" w:author="Sophie Wulfing" w:date="2026-02-13T14:07:00Z" w16du:dateUtc="2026-02-13T19:07:00Z">
-                  <w:rPr>
-                    <w:rFonts w:ascii="Calibri" w:eastAsia="Times New Roman" w:hAnsi="Calibri" w:cs="Calibri"/>
-                    <w:color w:val="000000"/>
-                    <w:kern w:val="0"/>
-                    <w:sz w:val="16"/>
-                    <w:szCs w:val="16"/>
-                    <w:highlight w:val="yellow"/>
-                    <w:lang w:val="fr-FR"/>
-                    <w14:ligatures w14:val="none"/>
-                  </w:rPr>
-                </w:rPrChange>
-              </w:rPr>
-              <w:t>MaxN</w:t>
-            </w:r>
-            <w:proofErr w:type="spellEnd"/>
-            <w:r>
-              <w:rPr>
-                <w:rFonts w:ascii="Calibri" w:eastAsia="Times New Roman" w:hAnsi="Calibri" w:cs="Calibri"/>
-                <w:color w:val="000000"/>
-                <w:kern w:val="0"/>
-                <w:sz w:val="16"/>
-                <w:szCs w:val="16"/>
-                <w:highlight w:val="green"/>
-                <w14:ligatures w14:val="none"/>
-                <w:rPrChange w:id="3" w:author="Sophie Wulfing" w:date="2026-02-13T14:07:00Z" w16du:dateUtc="2026-02-13T19:07:00Z">
-                  <w:rPr>
-                    <w:rFonts w:ascii="Calibri" w:eastAsia="Times New Roman" w:hAnsi="Calibri" w:cs="Calibri"/>
-                    <w:color w:val="000000"/>
-                    <w:kern w:val="0"/>
-                    <w:sz w:val="16"/>
-                    <w:szCs w:val="16"/>
-                    <w:highlight w:val="yellow"/>
-                    <w:lang w:val="fr-FR"/>
-                    <w14:ligatures w14:val="none"/>
-                  </w:rPr>
-                </w:rPrChange>
-              </w:rPr>
-              <w:t>: 1 (0:03:07) (F2)</w:t>
+              <w:t>T1/ MaxN: 1 (0:03:07) (F2)</w:t>
             </w:r>
           </w:p>
           <w:p>
@@ -1499,7 +1304,7 @@
                 <w:szCs w:val="18"/>
                 <w:highlight w:val="green"/>
                 <w14:ligatures w14:val="none"/>
-                <w:rPrChange w:id="4" w:author="Sophie Wulfing" w:date="2026-02-13T14:07:00Z" w16du:dateUtc="2026-02-13T19:07:00Z">
+                <w:rPrChange w:id="2" w:author="Sophie Wulfing" w:date="2026-02-13T14:07:00Z" w16du:dateUtc="2026-02-13T19:07:00Z">
                   <w:rPr>
                     <w:rFonts w:ascii="Times New Roman" w:eastAsia="Times New Roman" w:hAnsi="Times New Roman" w:cs="Times New Roman"/>
                     <w:kern w:val="0"/>
@@ -1562,7 +1367,6 @@
               </w:rPr>
               <w:t xml:space="preserve">T1/ </w:t>
             </w:r>
-            <w:proofErr w:type="spellStart"/>
             <w:r>
               <w:rPr>
                 <w:rFonts w:ascii="Calibri" w:eastAsia="Times New Roman" w:hAnsi="Calibri" w:cs="Calibri"/>
@@ -1573,9 +1377,8 @@
                 <w:highlight w:val="green"/>
                 <w14:ligatures w14:val="none"/>
               </w:rPr>
-              <w:t>MaxN</w:t>
-            </w:r>
-            <w:proofErr w:type="spellEnd"/>
+              <w:t>MaxN: 1 (0:24:00)</w:t>
+            </w:r>
             <w:r>
               <w:rPr>
                 <w:rFonts w:ascii="Calibri" w:eastAsia="Times New Roman" w:hAnsi="Calibri" w:cs="Calibri"/>
@@ -1586,8 +1389,34 @@
                 <w:highlight w:val="green"/>
                 <w14:ligatures w14:val="none"/>
               </w:rPr>
-              <w:t>: 1 (0:24:00)</w:t>
-            </w:r>
+              <w:t xml:space="preserve"> (F1)</w:t>
+            </w:r>
+          </w:p>
+          <w:p>
+            <w:pPr>
+              <w:spacing w:after="0" w:line="240" w:lineRule="auto"/>
+              <w:rPr>
+                <w:rFonts w:ascii="Times New Roman" w:eastAsia="Times New Roman" w:hAnsi="Times New Roman" w:cs="Times New Roman"/>
+                <w:kern w:val="0"/>
+                <w:sz w:val="18"/>
+                <w:szCs w:val="18"/>
+                <w:highlight w:val="green"/>
+                <w14:ligatures w14:val="none"/>
+              </w:rPr>
+            </w:pPr>
+          </w:p>
+          <w:p>
+            <w:pPr>
+              <w:spacing w:after="0" w:line="240" w:lineRule="auto"/>
+              <w:rPr>
+                <w:rFonts w:ascii="Times New Roman" w:eastAsia="Times New Roman" w:hAnsi="Times New Roman" w:cs="Times New Roman"/>
+                <w:kern w:val="0"/>
+                <w:sz w:val="18"/>
+                <w:szCs w:val="18"/>
+                <w:highlight w:val="green"/>
+                <w14:ligatures w14:val="none"/>
+              </w:rPr>
+            </w:pPr>
             <w:r>
               <w:rPr>
                 <w:rFonts w:ascii="Calibri" w:eastAsia="Times New Roman" w:hAnsi="Calibri" w:cs="Calibri"/>
@@ -1598,7 +1427,7 @@
                 <w:highlight w:val="green"/>
                 <w14:ligatures w14:val="none"/>
               </w:rPr>
-              <w:t xml:space="preserve"> (F1)</w:t>
+              <w:t>FISHF</w:t>
             </w:r>
           </w:p>
           <w:p>
@@ -1609,20 +1438,6 @@
                 <w:kern w:val="0"/>
                 <w:sz w:val="18"/>
                 <w:szCs w:val="18"/>
-                <w:highlight w:val="green"/>
-                <w14:ligatures w14:val="none"/>
-              </w:rPr>
-            </w:pPr>
-          </w:p>
-          <w:p>
-            <w:pPr>
-              <w:spacing w:after="0" w:line="240" w:lineRule="auto"/>
-              <w:rPr>
-                <w:rFonts w:ascii="Times New Roman" w:eastAsia="Times New Roman" w:hAnsi="Times New Roman" w:cs="Times New Roman"/>
-                <w:kern w:val="0"/>
-                <w:sz w:val="18"/>
-                <w:szCs w:val="18"/>
-                <w:highlight w:val="green"/>
                 <w14:ligatures w14:val="none"/>
               </w:rPr>
             </w:pPr>
@@ -1636,20 +1451,8 @@
                 <w:highlight w:val="green"/>
                 <w14:ligatures w14:val="none"/>
               </w:rPr>
-              <w:t>FISHF</w:t>
-            </w:r>
-          </w:p>
-          <w:p>
-            <w:pPr>
-              <w:spacing w:after="0" w:line="240" w:lineRule="auto"/>
-              <w:rPr>
-                <w:rFonts w:ascii="Times New Roman" w:eastAsia="Times New Roman" w:hAnsi="Times New Roman" w:cs="Times New Roman"/>
-                <w:kern w:val="0"/>
-                <w:sz w:val="18"/>
-                <w:szCs w:val="18"/>
-                <w14:ligatures w14:val="none"/>
-              </w:rPr>
-            </w:pPr>
+              <w:t>T1/</w:t>
+            </w:r>
             <w:r>
               <w:rPr>
                 <w:rFonts w:ascii="Calibri" w:eastAsia="Times New Roman" w:hAnsi="Calibri" w:cs="Calibri"/>
@@ -1660,33 +1463,7 @@
                 <w:highlight w:val="green"/>
                 <w14:ligatures w14:val="none"/>
               </w:rPr>
-              <w:t>T1/</w:t>
-            </w:r>
-            <w:proofErr w:type="spellStart"/>
-            <w:r>
-              <w:rPr>
-                <w:rFonts w:ascii="Calibri" w:eastAsia="Times New Roman" w:hAnsi="Calibri" w:cs="Calibri"/>
-                <w:color w:val="000000"/>
-                <w:kern w:val="0"/>
-                <w:sz w:val="16"/>
-                <w:szCs w:val="16"/>
-                <w:highlight w:val="green"/>
-                <w14:ligatures w14:val="none"/>
-              </w:rPr>
-              <w:t>MaxN</w:t>
-            </w:r>
-            <w:proofErr w:type="spellEnd"/>
-            <w:r>
-              <w:rPr>
-                <w:rFonts w:ascii="Calibri" w:eastAsia="Times New Roman" w:hAnsi="Calibri" w:cs="Calibri"/>
-                <w:color w:val="000000"/>
-                <w:kern w:val="0"/>
-                <w:sz w:val="16"/>
-                <w:szCs w:val="16"/>
-                <w:highlight w:val="green"/>
-                <w14:ligatures w14:val="none"/>
-              </w:rPr>
-              <w:t>: 1 (0:00:25)</w:t>
+              <w:t>MaxN: 1 (0:00:25)</w:t>
             </w:r>
             <w:r>
               <w:rPr>
@@ -1835,27 +1612,7 @@
           <w:szCs w:val="22"/>
         </w:rPr>
         <w:lastRenderedPageBreak/>
-        <w:t xml:space="preserve">File </w:t>
-      </w:r>
-      <w:proofErr w:type="gramStart"/>
-      <w:r>
-        <w:rPr>
-          <w:rFonts w:ascii="Arial" w:hAnsi="Arial" w:cs="Arial"/>
-          <w:color w:val="000000"/>
-          <w:sz w:val="22"/>
-          <w:szCs w:val="22"/>
-        </w:rPr>
-        <w:t>name :</w:t>
-      </w:r>
-      <w:proofErr w:type="gramEnd"/>
-      <w:r>
-        <w:rPr>
-          <w:rFonts w:ascii="Arial" w:hAnsi="Arial" w:cs="Arial"/>
-          <w:color w:val="000000"/>
-          <w:sz w:val="22"/>
-          <w:szCs w:val="22"/>
-        </w:rPr>
-        <w:t xml:space="preserve"> 29_03_2024_0746_C12_D2_LTPE6_F1</w:t>
+        <w:t>File name : 29_03_2024_0746_C12_D2_LTPE6_F1</w:t>
       </w:r>
     </w:p>
     <w:tbl>
@@ -2796,7 +2553,6 @@
                 <w14:ligatures w14:val="none"/>
               </w:rPr>
             </w:pPr>
-            <w:proofErr w:type="spellStart"/>
             <w:r>
               <w:rPr>
                 <w:rFonts w:ascii="Calibri" w:eastAsia="Times New Roman" w:hAnsi="Calibri" w:cs="Calibri"/>
@@ -2807,9 +2563,8 @@
                 <w:highlight w:val="green"/>
                 <w14:ligatures w14:val="none"/>
               </w:rPr>
-              <w:t>FIsh</w:t>
-            </w:r>
-            <w:proofErr w:type="spellEnd"/>
+              <w:t xml:space="preserve">FIsh </w:t>
+            </w:r>
             <w:r>
               <w:rPr>
                 <w:rFonts w:ascii="Calibri" w:eastAsia="Times New Roman" w:hAnsi="Calibri" w:cs="Calibri"/>
@@ -2820,7 +2575,7 @@
                 <w:highlight w:val="green"/>
                 <w14:ligatures w14:val="none"/>
               </w:rPr>
-              <w:t xml:space="preserve"> </w:t>
+              <w:t xml:space="preserve">KERONGKERONG </w:t>
             </w:r>
             <w:r>
               <w:rPr>
@@ -2832,9 +2587,12 @@
                 <w:highlight w:val="green"/>
                 <w14:ligatures w14:val="none"/>
               </w:rPr>
-              <w:t xml:space="preserve">KERONGKERONG </w:t>
-            </w:r>
-            <w:r>
+              <w:t>DOUBLE CHECK SPECIES</w:t>
+            </w:r>
+          </w:p>
+          <w:p>
+            <w:pPr>
+              <w:spacing w:after="0" w:line="240" w:lineRule="auto"/>
               <w:rPr>
                 <w:rFonts w:ascii="Calibri" w:eastAsia="Times New Roman" w:hAnsi="Calibri" w:cs="Calibri"/>
                 <w:color w:val="000000"/>
@@ -2842,14 +2600,11 @@
                 <w:sz w:val="20"/>
                 <w:szCs w:val="20"/>
                 <w:highlight w:val="green"/>
-                <w14:ligatures w14:val="none"/>
-              </w:rPr>
-              <w:t>DOUBLE CHECK SPECIES</w:t>
-            </w:r>
-          </w:p>
-          <w:p>
-            <w:pPr>
-              <w:spacing w:after="0" w:line="240" w:lineRule="auto"/>
+                <w:lang w:val="fr-FR"/>
+                <w14:ligatures w14:val="none"/>
+              </w:rPr>
+            </w:pPr>
+            <w:r>
               <w:rPr>
                 <w:rFonts w:ascii="Calibri" w:eastAsia="Times New Roman" w:hAnsi="Calibri" w:cs="Calibri"/>
                 <w:color w:val="000000"/>
@@ -2860,7 +2615,8 @@
                 <w:lang w:val="fr-FR"/>
                 <w14:ligatures w14:val="none"/>
               </w:rPr>
-            </w:pPr>
+              <w:t>T1/</w:t>
+            </w:r>
             <w:r>
               <w:rPr>
                 <w:rFonts w:ascii="Calibri" w:eastAsia="Times New Roman" w:hAnsi="Calibri" w:cs="Calibri"/>
@@ -2872,10 +2628,8 @@
                 <w:lang w:val="fr-FR"/>
                 <w14:ligatures w14:val="none"/>
               </w:rPr>
-              <w:t>T1/</w:t>
-            </w:r>
-            <w:proofErr w:type="spellStart"/>
-            <w:proofErr w:type="gramStart"/>
+              <w:t xml:space="preserve">MaxN: 1 </w:t>
+            </w:r>
             <w:r>
               <w:rPr>
                 <w:rFonts w:ascii="Calibri" w:eastAsia="Times New Roman" w:hAnsi="Calibri" w:cs="Calibri"/>
@@ -2887,10 +2641,24 @@
                 <w:lang w:val="fr-FR"/>
                 <w14:ligatures w14:val="none"/>
               </w:rPr>
-              <w:t>MaxN</w:t>
-            </w:r>
-            <w:proofErr w:type="spellEnd"/>
-            <w:r>
+              <w:t>14:49 (F1)</w:t>
+            </w:r>
+          </w:p>
+          <w:p>
+            <w:pPr>
+              <w:spacing w:after="0" w:line="240" w:lineRule="auto"/>
+              <w:rPr>
+                <w:rFonts w:ascii="Times New Roman" w:eastAsia="Times New Roman" w:hAnsi="Times New Roman" w:cs="Times New Roman"/>
+                <w:kern w:val="0"/>
+                <w:highlight w:val="red"/>
+                <w:lang w:val="fr-FR"/>
+                <w14:ligatures w14:val="none"/>
+              </w:rPr>
+            </w:pPr>
+          </w:p>
+          <w:p>
+            <w:pPr>
+              <w:spacing w:after="0" w:line="240" w:lineRule="auto"/>
               <w:rPr>
                 <w:rFonts w:ascii="Calibri" w:eastAsia="Times New Roman" w:hAnsi="Calibri" w:cs="Calibri"/>
                 <w:color w:val="000000"/>
@@ -2901,9 +2669,7 @@
                 <w:lang w:val="fr-FR"/>
                 <w14:ligatures w14:val="none"/>
               </w:rPr>
-              <w:t>:</w:t>
-            </w:r>
-            <w:proofErr w:type="gramEnd"/>
+            </w:pPr>
             <w:r>
               <w:rPr>
                 <w:rFonts w:ascii="Calibri" w:eastAsia="Times New Roman" w:hAnsi="Calibri" w:cs="Calibri"/>
@@ -2915,9 +2681,8 @@
                 <w:lang w:val="fr-FR"/>
                 <w14:ligatures w14:val="none"/>
               </w:rPr>
-              <w:t xml:space="preserve"> 1 </w:t>
-            </w:r>
-            <w:proofErr w:type="gramStart"/>
+              <w:t xml:space="preserve">Fish </w:t>
+            </w:r>
             <w:r>
               <w:rPr>
                 <w:rFonts w:ascii="Calibri" w:eastAsia="Times New Roman" w:hAnsi="Calibri" w:cs="Calibri"/>
@@ -2929,9 +2694,85 @@
                 <w:lang w:val="fr-FR"/>
                 <w14:ligatures w14:val="none"/>
               </w:rPr>
-              <w:t>14:</w:t>
-            </w:r>
-            <w:proofErr w:type="gramEnd"/>
+              <w:t>L</w:t>
+            </w:r>
+          </w:p>
+          <w:p>
+            <w:pPr>
+              <w:spacing w:after="0" w:line="240" w:lineRule="auto"/>
+              <w:rPr>
+                <w:rFonts w:ascii="Times New Roman" w:eastAsia="Times New Roman" w:hAnsi="Times New Roman" w:cs="Times New Roman"/>
+                <w:kern w:val="0"/>
+                <w:highlight w:val="green"/>
+                <w:lang w:val="fr-FR"/>
+                <w14:ligatures w14:val="none"/>
+              </w:rPr>
+            </w:pPr>
+            <w:r>
+              <w:rPr>
+                <w:rFonts w:ascii="Times New Roman" w:eastAsia="Times New Roman" w:hAnsi="Times New Roman" w:cs="Times New Roman"/>
+                <w:kern w:val="0"/>
+                <w:highlight w:val="green"/>
+                <w:lang w:val="fr-FR"/>
+                <w14:ligatures w14:val="none"/>
+              </w:rPr>
+              <w:t>T1MaxN: 1  18:20 (F1)</w:t>
+            </w:r>
+          </w:p>
+          <w:p>
+            <w:pPr>
+              <w:spacing w:after="0" w:line="240" w:lineRule="auto"/>
+              <w:rPr>
+                <w:rFonts w:ascii="Times New Roman" w:eastAsia="Times New Roman" w:hAnsi="Times New Roman" w:cs="Times New Roman"/>
+                <w:kern w:val="0"/>
+                <w:lang w:val="fr-FR"/>
+                <w14:ligatures w14:val="none"/>
+              </w:rPr>
+            </w:pPr>
+          </w:p>
+          <w:p>
+            <w:pPr>
+              <w:spacing w:after="0" w:line="240" w:lineRule="auto"/>
+              <w:rPr>
+                <w:rFonts w:ascii="Times New Roman" w:eastAsia="Times New Roman" w:hAnsi="Times New Roman" w:cs="Times New Roman"/>
+                <w:kern w:val="0"/>
+                <w:highlight w:val="green"/>
+                <w:lang w:val="fr-FR"/>
+                <w14:ligatures w14:val="none"/>
+              </w:rPr>
+            </w:pPr>
+            <w:r>
+              <w:rPr>
+                <w:rFonts w:ascii="Times New Roman" w:eastAsia="Times New Roman" w:hAnsi="Times New Roman" w:cs="Times New Roman"/>
+                <w:kern w:val="0"/>
+                <w:highlight w:val="green"/>
+                <w:lang w:val="fr-FR"/>
+                <w14:ligatures w14:val="none"/>
+              </w:rPr>
+              <w:t>UNIDFISH</w:t>
+            </w:r>
+          </w:p>
+          <w:p>
+            <w:pPr>
+              <w:spacing w:after="0" w:line="240" w:lineRule="auto"/>
+              <w:rPr>
+                <w:rFonts w:ascii="Times New Roman" w:eastAsia="Times New Roman" w:hAnsi="Times New Roman" w:cs="Times New Roman"/>
+                <w:kern w:val="0"/>
+                <w:highlight w:val="green"/>
+                <w:lang w:val="fr-FR"/>
+                <w14:ligatures w14:val="none"/>
+              </w:rPr>
+            </w:pPr>
+            <w:r>
+              <w:rPr>
+                <w:rFonts w:ascii="Times New Roman" w:eastAsia="Times New Roman" w:hAnsi="Times New Roman" w:cs="Times New Roman"/>
+                <w:kern w:val="0"/>
+                <w:highlight w:val="green"/>
+                <w:lang w:val="fr-FR"/>
+                <w14:ligatures w14:val="none"/>
+              </w:rPr>
+              <w:t xml:space="preserve">T1/MaxN: </w:t>
+            </w:r>
             <w:r>
               <w:rPr>
                 <w:rFonts w:ascii="Calibri" w:eastAsia="Times New Roman" w:hAnsi="Calibri" w:cs="Calibri"/>
@@ -2943,16 +2784,16 @@
                 <w:lang w:val="fr-FR"/>
                 <w14:ligatures w14:val="none"/>
               </w:rPr>
-              <w:t>49 (F1)</w:t>
-            </w:r>
-          </w:p>
-          <w:p>
-            <w:pPr>
-              <w:spacing w:after="0" w:line="240" w:lineRule="auto"/>
-              <w:rPr>
-                <w:rFonts w:ascii="Times New Roman" w:eastAsia="Times New Roman" w:hAnsi="Times New Roman" w:cs="Times New Roman"/>
-                <w:kern w:val="0"/>
-                <w:highlight w:val="red"/>
+              <w:t>2 (0:19:12) (F1)</w:t>
+            </w:r>
+          </w:p>
+          <w:p>
+            <w:pPr>
+              <w:spacing w:after="0" w:line="240" w:lineRule="auto"/>
+              <w:rPr>
+                <w:rFonts w:ascii="Times New Roman" w:eastAsia="Times New Roman" w:hAnsi="Times New Roman" w:cs="Times New Roman"/>
+                <w:kern w:val="0"/>
+                <w:highlight w:val="green"/>
                 <w:lang w:val="fr-FR"/>
                 <w14:ligatures w14:val="none"/>
               </w:rPr>
@@ -2962,7 +2803,18 @@
             <w:pPr>
               <w:spacing w:after="0" w:line="240" w:lineRule="auto"/>
               <w:rPr>
-                <w:rFonts w:ascii="Calibri" w:eastAsia="Times New Roman" w:hAnsi="Calibri" w:cs="Calibri"/>
+                <w:rFonts w:ascii="Times New Roman" w:eastAsia="Times New Roman" w:hAnsi="Times New Roman" w:cs="Times New Roman"/>
+                <w:kern w:val="0"/>
+                <w:highlight w:val="green"/>
+                <w:lang w:val="fr-FR"/>
+                <w14:ligatures w14:val="none"/>
+              </w:rPr>
+            </w:pPr>
+            <w:r>
+              <w:rPr>
+                <w:rFonts w:ascii="Calibri" w:eastAsia="Times New Roman" w:hAnsi="Calibri" w:cs="Calibri"/>
+                <w:i/>
+                <w:iCs/>
                 <w:color w:val="000000"/>
                 <w:kern w:val="0"/>
                 <w:sz w:val="20"/>
@@ -2971,10 +2823,13 @@
                 <w:lang w:val="fr-FR"/>
                 <w14:ligatures w14:val="none"/>
               </w:rPr>
-            </w:pPr>
-            <w:r>
-              <w:rPr>
-                <w:rFonts w:ascii="Calibri" w:eastAsia="Times New Roman" w:hAnsi="Calibri" w:cs="Calibri"/>
+              <w:t xml:space="preserve">Swimmer </w:t>
+            </w:r>
+            <w:r>
+              <w:rPr>
+                <w:rFonts w:ascii="Calibri" w:eastAsia="Times New Roman" w:hAnsi="Calibri" w:cs="Calibri"/>
+                <w:i/>
+                <w:iCs/>
                 <w:color w:val="000000"/>
                 <w:kern w:val="0"/>
                 <w:sz w:val="20"/>
@@ -2983,9 +2838,12 @@
                 <w:lang w:val="fr-FR"/>
                 <w14:ligatures w14:val="none"/>
               </w:rPr>
-              <w:t xml:space="preserve">Fish </w:t>
-            </w:r>
-            <w:r>
+              <w:t>Crab</w:t>
+            </w:r>
+          </w:p>
+          <w:p>
+            <w:pPr>
+              <w:spacing w:after="0" w:line="240" w:lineRule="auto"/>
               <w:rPr>
                 <w:rFonts w:ascii="Calibri" w:eastAsia="Times New Roman" w:hAnsi="Calibri" w:cs="Calibri"/>
                 <w:color w:val="000000"/>
@@ -2996,163 +2854,7 @@
                 <w:lang w:val="fr-FR"/>
                 <w14:ligatures w14:val="none"/>
               </w:rPr>
-              <w:t>L</w:t>
-            </w:r>
-          </w:p>
-          <w:p>
-            <w:pPr>
-              <w:spacing w:after="0" w:line="240" w:lineRule="auto"/>
-              <w:rPr>
-                <w:rFonts w:ascii="Times New Roman" w:eastAsia="Times New Roman" w:hAnsi="Times New Roman" w:cs="Times New Roman"/>
-                <w:kern w:val="0"/>
-                <w:highlight w:val="green"/>
-                <w:lang w:val="fr-FR"/>
-                <w14:ligatures w14:val="none"/>
-              </w:rPr>
-            </w:pPr>
-            <w:r>
-              <w:rPr>
-                <w:rFonts w:ascii="Times New Roman" w:eastAsia="Times New Roman" w:hAnsi="Times New Roman" w:cs="Times New Roman"/>
-                <w:kern w:val="0"/>
-                <w:highlight w:val="green"/>
-                <w:lang w:val="fr-FR"/>
-                <w14:ligatures w14:val="none"/>
-              </w:rPr>
-              <w:t>T1</w:t>
-            </w:r>
-            <w:proofErr w:type="gramStart"/>
-            <w:r>
-              <w:rPr>
-                <w:rFonts w:ascii="Times New Roman" w:eastAsia="Times New Roman" w:hAnsi="Times New Roman" w:cs="Times New Roman"/>
-                <w:kern w:val="0"/>
-                <w:highlight w:val="green"/>
-                <w:lang w:val="fr-FR"/>
-                <w14:ligatures w14:val="none"/>
-              </w:rPr>
-              <w:t>MaxN:</w:t>
-            </w:r>
-            <w:proofErr w:type="gramEnd"/>
-            <w:r>
-              <w:rPr>
-                <w:rFonts w:ascii="Times New Roman" w:eastAsia="Times New Roman" w:hAnsi="Times New Roman" w:cs="Times New Roman"/>
-                <w:kern w:val="0"/>
-                <w:highlight w:val="green"/>
-                <w:lang w:val="fr-FR"/>
-                <w14:ligatures w14:val="none"/>
-              </w:rPr>
-              <w:t xml:space="preserve"> </w:t>
-            </w:r>
-            <w:proofErr w:type="gramStart"/>
-            <w:r>
-              <w:rPr>
-                <w:rFonts w:ascii="Times New Roman" w:eastAsia="Times New Roman" w:hAnsi="Times New Roman" w:cs="Times New Roman"/>
-                <w:kern w:val="0"/>
-                <w:highlight w:val="green"/>
-                <w:lang w:val="fr-FR"/>
-                <w14:ligatures w14:val="none"/>
-              </w:rPr>
-              <w:t>1  18</w:t>
-            </w:r>
-            <w:proofErr w:type="gramEnd"/>
-            <w:r>
-              <w:rPr>
-                <w:rFonts w:ascii="Times New Roman" w:eastAsia="Times New Roman" w:hAnsi="Times New Roman" w:cs="Times New Roman"/>
-                <w:kern w:val="0"/>
-                <w:highlight w:val="green"/>
-                <w:lang w:val="fr-FR"/>
-                <w14:ligatures w14:val="none"/>
-              </w:rPr>
-              <w:t>:20 (F1)</w:t>
-            </w:r>
-          </w:p>
-          <w:p>
-            <w:pPr>
-              <w:spacing w:after="0" w:line="240" w:lineRule="auto"/>
-              <w:rPr>
-                <w:rFonts w:ascii="Times New Roman" w:eastAsia="Times New Roman" w:hAnsi="Times New Roman" w:cs="Times New Roman"/>
-                <w:kern w:val="0"/>
-                <w:lang w:val="fr-FR"/>
-                <w14:ligatures w14:val="none"/>
-              </w:rPr>
-            </w:pPr>
-          </w:p>
-          <w:p>
-            <w:pPr>
-              <w:spacing w:after="0" w:line="240" w:lineRule="auto"/>
-              <w:rPr>
-                <w:rFonts w:ascii="Times New Roman" w:eastAsia="Times New Roman" w:hAnsi="Times New Roman" w:cs="Times New Roman"/>
-                <w:kern w:val="0"/>
-                <w:highlight w:val="green"/>
-                <w:lang w:val="fr-FR"/>
-                <w14:ligatures w14:val="none"/>
-              </w:rPr>
-            </w:pPr>
-            <w:r>
-              <w:rPr>
-                <w:rFonts w:ascii="Times New Roman" w:eastAsia="Times New Roman" w:hAnsi="Times New Roman" w:cs="Times New Roman"/>
-                <w:kern w:val="0"/>
-                <w:highlight w:val="green"/>
-                <w:lang w:val="fr-FR"/>
-                <w14:ligatures w14:val="none"/>
-              </w:rPr>
-              <w:t>UNIDFISH</w:t>
-            </w:r>
-          </w:p>
-          <w:p>
-            <w:pPr>
-              <w:spacing w:after="0" w:line="240" w:lineRule="auto"/>
-              <w:rPr>
-                <w:rFonts w:ascii="Times New Roman" w:eastAsia="Times New Roman" w:hAnsi="Times New Roman" w:cs="Times New Roman"/>
-                <w:kern w:val="0"/>
-                <w:highlight w:val="green"/>
-                <w:lang w:val="fr-FR"/>
-                <w14:ligatures w14:val="none"/>
-              </w:rPr>
-            </w:pPr>
-            <w:r>
-              <w:rPr>
-                <w:rFonts w:ascii="Times New Roman" w:eastAsia="Times New Roman" w:hAnsi="Times New Roman" w:cs="Times New Roman"/>
-                <w:kern w:val="0"/>
-                <w:highlight w:val="green"/>
-                <w:lang w:val="fr-FR"/>
-                <w14:ligatures w14:val="none"/>
-              </w:rPr>
-              <w:t>T1/</w:t>
-            </w:r>
-            <w:proofErr w:type="spellStart"/>
-            <w:proofErr w:type="gramStart"/>
-            <w:r>
-              <w:rPr>
-                <w:rFonts w:ascii="Times New Roman" w:eastAsia="Times New Roman" w:hAnsi="Times New Roman" w:cs="Times New Roman"/>
-                <w:kern w:val="0"/>
-                <w:highlight w:val="green"/>
-                <w:lang w:val="fr-FR"/>
-                <w14:ligatures w14:val="none"/>
-              </w:rPr>
-              <w:t>MaxN</w:t>
-            </w:r>
-            <w:proofErr w:type="spellEnd"/>
-            <w:r>
-              <w:rPr>
-                <w:rFonts w:ascii="Times New Roman" w:eastAsia="Times New Roman" w:hAnsi="Times New Roman" w:cs="Times New Roman"/>
-                <w:kern w:val="0"/>
-                <w:highlight w:val="green"/>
-                <w:lang w:val="fr-FR"/>
-                <w14:ligatures w14:val="none"/>
-              </w:rPr>
-              <w:t>:</w:t>
-            </w:r>
-            <w:proofErr w:type="gramEnd"/>
-            <w:r>
-              <w:rPr>
-                <w:rFonts w:ascii="Times New Roman" w:eastAsia="Times New Roman" w:hAnsi="Times New Roman" w:cs="Times New Roman"/>
-                <w:kern w:val="0"/>
-                <w:highlight w:val="green"/>
-                <w:lang w:val="fr-FR"/>
-                <w14:ligatures w14:val="none"/>
-              </w:rPr>
-              <w:t xml:space="preserve"> </w:t>
-            </w:r>
+            </w:pPr>
             <w:r>
               <w:rPr>
                 <w:rFonts w:ascii="Calibri" w:eastAsia="Times New Roman" w:hAnsi="Calibri" w:cs="Calibri"/>
@@ -3164,201 +2866,7 @@
                 <w:lang w:val="fr-FR"/>
                 <w14:ligatures w14:val="none"/>
               </w:rPr>
-              <w:t>2 (</w:t>
-            </w:r>
-            <w:proofErr w:type="gramStart"/>
-            <w:r>
-              <w:rPr>
-                <w:rFonts w:ascii="Calibri" w:eastAsia="Times New Roman" w:hAnsi="Calibri" w:cs="Calibri"/>
-                <w:color w:val="000000"/>
-                <w:kern w:val="0"/>
-                <w:sz w:val="20"/>
-                <w:szCs w:val="20"/>
-                <w:highlight w:val="green"/>
-                <w:lang w:val="fr-FR"/>
-                <w14:ligatures w14:val="none"/>
-              </w:rPr>
-              <w:t>0:19:</w:t>
-            </w:r>
-            <w:proofErr w:type="gramEnd"/>
-            <w:r>
-              <w:rPr>
-                <w:rFonts w:ascii="Calibri" w:eastAsia="Times New Roman" w:hAnsi="Calibri" w:cs="Calibri"/>
-                <w:color w:val="000000"/>
-                <w:kern w:val="0"/>
-                <w:sz w:val="20"/>
-                <w:szCs w:val="20"/>
-                <w:highlight w:val="green"/>
-                <w:lang w:val="fr-FR"/>
-                <w14:ligatures w14:val="none"/>
-              </w:rPr>
-              <w:t>12) (F1)</w:t>
-            </w:r>
-          </w:p>
-          <w:p>
-            <w:pPr>
-              <w:spacing w:after="0" w:line="240" w:lineRule="auto"/>
-              <w:rPr>
-                <w:rFonts w:ascii="Times New Roman" w:eastAsia="Times New Roman" w:hAnsi="Times New Roman" w:cs="Times New Roman"/>
-                <w:kern w:val="0"/>
-                <w:highlight w:val="green"/>
-                <w:lang w:val="fr-FR"/>
-                <w14:ligatures w14:val="none"/>
-              </w:rPr>
-            </w:pPr>
-          </w:p>
-          <w:p>
-            <w:pPr>
-              <w:spacing w:after="0" w:line="240" w:lineRule="auto"/>
-              <w:rPr>
-                <w:rFonts w:ascii="Times New Roman" w:eastAsia="Times New Roman" w:hAnsi="Times New Roman" w:cs="Times New Roman"/>
-                <w:kern w:val="0"/>
-                <w:highlight w:val="green"/>
-                <w:lang w:val="fr-FR"/>
-                <w14:ligatures w14:val="none"/>
-              </w:rPr>
-            </w:pPr>
-            <w:r>
-              <w:rPr>
-                <w:rFonts w:ascii="Calibri" w:eastAsia="Times New Roman" w:hAnsi="Calibri" w:cs="Calibri"/>
-                <w:i/>
-                <w:iCs/>
-                <w:color w:val="000000"/>
-                <w:kern w:val="0"/>
-                <w:sz w:val="20"/>
-                <w:szCs w:val="20"/>
-                <w:highlight w:val="green"/>
-                <w:lang w:val="fr-FR"/>
-                <w14:ligatures w14:val="none"/>
-              </w:rPr>
-              <w:t xml:space="preserve">Swimmer </w:t>
-            </w:r>
-            <w:r>
-              <w:rPr>
-                <w:rFonts w:ascii="Calibri" w:eastAsia="Times New Roman" w:hAnsi="Calibri" w:cs="Calibri"/>
-                <w:i/>
-                <w:iCs/>
-                <w:color w:val="000000"/>
-                <w:kern w:val="0"/>
-                <w:sz w:val="20"/>
-                <w:szCs w:val="20"/>
-                <w:highlight w:val="green"/>
-                <w:lang w:val="fr-FR"/>
-                <w14:ligatures w14:val="none"/>
-              </w:rPr>
-              <w:t>Crab</w:t>
-            </w:r>
-          </w:p>
-          <w:p>
-            <w:pPr>
-              <w:spacing w:after="0" w:line="240" w:lineRule="auto"/>
-              <w:rPr>
-                <w:rFonts w:ascii="Calibri" w:eastAsia="Times New Roman" w:hAnsi="Calibri" w:cs="Calibri"/>
-                <w:color w:val="000000"/>
-                <w:kern w:val="0"/>
-                <w:sz w:val="20"/>
-                <w:szCs w:val="20"/>
-                <w:highlight w:val="green"/>
-                <w:lang w:val="fr-FR"/>
-                <w14:ligatures w14:val="none"/>
-              </w:rPr>
-            </w:pPr>
-            <w:r>
-              <w:rPr>
-                <w:rFonts w:ascii="Calibri" w:eastAsia="Times New Roman" w:hAnsi="Calibri" w:cs="Calibri"/>
-                <w:color w:val="000000"/>
-                <w:kern w:val="0"/>
-                <w:sz w:val="20"/>
-                <w:szCs w:val="20"/>
-                <w:highlight w:val="green"/>
-                <w:lang w:val="fr-FR"/>
-                <w14:ligatures w14:val="none"/>
-              </w:rPr>
-              <w:t>T</w:t>
-            </w:r>
-            <w:proofErr w:type="gramStart"/>
-            <w:r>
-              <w:rPr>
-                <w:rFonts w:ascii="Calibri" w:eastAsia="Times New Roman" w:hAnsi="Calibri" w:cs="Calibri"/>
-                <w:color w:val="000000"/>
-                <w:kern w:val="0"/>
-                <w:sz w:val="20"/>
-                <w:szCs w:val="20"/>
-                <w:highlight w:val="green"/>
-                <w:lang w:val="fr-FR"/>
-                <w14:ligatures w14:val="none"/>
-              </w:rPr>
-              <w:t>1:</w:t>
-            </w:r>
-            <w:proofErr w:type="gramEnd"/>
-            <w:r>
-              <w:rPr>
-                <w:rFonts w:ascii="Calibri" w:eastAsia="Times New Roman" w:hAnsi="Calibri" w:cs="Calibri"/>
-                <w:color w:val="000000"/>
-                <w:kern w:val="0"/>
-                <w:sz w:val="20"/>
-                <w:szCs w:val="20"/>
-                <w:highlight w:val="green"/>
-                <w:lang w:val="fr-FR"/>
-                <w14:ligatures w14:val="none"/>
-              </w:rPr>
-              <w:t xml:space="preserve"> </w:t>
-            </w:r>
-            <w:proofErr w:type="gramStart"/>
-            <w:r>
-              <w:rPr>
-                <w:rFonts w:ascii="Calibri" w:eastAsia="Times New Roman" w:hAnsi="Calibri" w:cs="Calibri"/>
-                <w:color w:val="000000"/>
-                <w:kern w:val="0"/>
-                <w:sz w:val="20"/>
-                <w:szCs w:val="20"/>
-                <w:highlight w:val="green"/>
-                <w:lang w:val="fr-FR"/>
-                <w14:ligatures w14:val="none"/>
-              </w:rPr>
-              <w:t>8:</w:t>
-            </w:r>
-            <w:proofErr w:type="gramEnd"/>
-            <w:r>
-              <w:rPr>
-                <w:rFonts w:ascii="Calibri" w:eastAsia="Times New Roman" w:hAnsi="Calibri" w:cs="Calibri"/>
-                <w:color w:val="000000"/>
-                <w:kern w:val="0"/>
-                <w:sz w:val="20"/>
-                <w:szCs w:val="20"/>
-                <w:highlight w:val="green"/>
-                <w:lang w:val="fr-FR"/>
-                <w14:ligatures w14:val="none"/>
-              </w:rPr>
-              <w:t>30 (F1) (</w:t>
-            </w:r>
-            <w:proofErr w:type="spellStart"/>
-            <w:r>
-              <w:rPr>
-                <w:rFonts w:ascii="Calibri" w:eastAsia="Times New Roman" w:hAnsi="Calibri" w:cs="Calibri"/>
-                <w:color w:val="000000"/>
-                <w:kern w:val="0"/>
-                <w:sz w:val="20"/>
-                <w:szCs w:val="20"/>
-                <w:highlight w:val="green"/>
-                <w:lang w:val="fr-FR"/>
-                <w14:ligatures w14:val="none"/>
-              </w:rPr>
-              <w:t>Rajungan</w:t>
-            </w:r>
-            <w:proofErr w:type="spellEnd"/>
-            <w:r>
-              <w:rPr>
-                <w:rFonts w:ascii="Calibri" w:eastAsia="Times New Roman" w:hAnsi="Calibri" w:cs="Calibri"/>
-                <w:color w:val="000000"/>
-                <w:kern w:val="0"/>
-                <w:sz w:val="20"/>
-                <w:szCs w:val="20"/>
-                <w:highlight w:val="green"/>
-                <w:lang w:val="fr-FR"/>
-                <w14:ligatures w14:val="none"/>
-              </w:rPr>
-              <w:t>)</w:t>
+              <w:t>T1: 8:30 (F1) (Rajungan)</w:t>
             </w:r>
           </w:p>
           <w:p>
@@ -3372,7 +2880,7 @@
                 <w:szCs w:val="20"/>
                 <w:lang w:val="fr-FR"/>
                 <w14:ligatures w14:val="none"/>
-                <w:rPrChange w:id="5" w:author="Sophie Wulfing" w:date="2026-02-13T14:07:00Z" w16du:dateUtc="2026-02-13T19:07:00Z">
+                <w:rPrChange w:id="3" w:author="Sophie Wulfing" w:date="2026-02-13T14:07:00Z" w16du:dateUtc="2026-02-13T19:07:00Z">
                   <w:rPr>
                     <w:rFonts w:ascii="Calibri" w:eastAsia="Times New Roman" w:hAnsi="Calibri" w:cs="Calibri"/>
                     <w:color w:val="000000"/>
@@ -3384,8 +2892,54 @@
                 </w:rPrChange>
               </w:rPr>
             </w:pPr>
-            <w:proofErr w:type="spellStart"/>
-            <w:proofErr w:type="gramStart"/>
+            <w:r>
+              <w:rPr>
+                <w:rFonts w:ascii="Calibri" w:eastAsia="Times New Roman" w:hAnsi="Calibri" w:cs="Calibri"/>
+                <w:color w:val="000000"/>
+                <w:kern w:val="0"/>
+                <w:sz w:val="20"/>
+                <w:szCs w:val="20"/>
+                <w:highlight w:val="green"/>
+                <w:lang w:val="fr-FR"/>
+                <w14:ligatures w14:val="none"/>
+                <w:rPrChange w:id="4" w:author="Sophie Wulfing" w:date="2026-02-13T14:07:00Z" w16du:dateUtc="2026-02-13T19:07:00Z">
+                  <w:rPr>
+                    <w:rFonts w:ascii="Calibri" w:eastAsia="Times New Roman" w:hAnsi="Calibri" w:cs="Calibri"/>
+                    <w:color w:val="000000"/>
+                    <w:kern w:val="0"/>
+                    <w:sz w:val="20"/>
+                    <w:szCs w:val="20"/>
+                    <w:highlight w:val="yellow"/>
+                    <w14:ligatures w14:val="none"/>
+                  </w:rPr>
+                </w:rPrChange>
+              </w:rPr>
+              <w:t>MaxN: 3 (0:1</w:t>
+            </w:r>
+            <w:r>
+              <w:rPr>
+                <w:rFonts w:ascii="Calibri" w:eastAsia="Times New Roman" w:hAnsi="Calibri" w:cs="Calibri"/>
+                <w:color w:val="000000"/>
+                <w:kern w:val="0"/>
+                <w:sz w:val="20"/>
+                <w:szCs w:val="20"/>
+                <w:highlight w:val="green"/>
+                <w:lang w:val="fr-FR"/>
+                <w14:ligatures w14:val="none"/>
+                <w:rPrChange w:id="5" w:author="Sophie Wulfing" w:date="2026-02-13T14:07:00Z" w16du:dateUtc="2026-02-13T19:07:00Z">
+                  <w:rPr>
+                    <w:rFonts w:ascii="Calibri" w:eastAsia="Times New Roman" w:hAnsi="Calibri" w:cs="Calibri"/>
+                    <w:color w:val="000000"/>
+                    <w:kern w:val="0"/>
+                    <w:sz w:val="20"/>
+                    <w:szCs w:val="20"/>
+                    <w:highlight w:val="yellow"/>
+                    <w14:ligatures w14:val="none"/>
+                  </w:rPr>
+                </w:rPrChange>
+              </w:rPr>
+              <w:t>0</w:t>
+            </w:r>
             <w:r>
               <w:rPr>
                 <w:rFonts w:ascii="Calibri" w:eastAsia="Times New Roman" w:hAnsi="Calibri" w:cs="Calibri"/>
@@ -3408,9 +2962,8 @@
                   </w:rPr>
                 </w:rPrChange>
               </w:rPr>
-              <w:t>MaxN</w:t>
-            </w:r>
-            <w:proofErr w:type="spellEnd"/>
+              <w:t>:</w:t>
+            </w:r>
             <w:r>
               <w:rPr>
                 <w:rFonts w:ascii="Calibri" w:eastAsia="Times New Roman" w:hAnsi="Calibri" w:cs="Calibri"/>
@@ -3433,9 +2986,8 @@
                   </w:rPr>
                 </w:rPrChange>
               </w:rPr>
-              <w:t>:</w:t>
-            </w:r>
-            <w:proofErr w:type="gramEnd"/>
+              <w:t>57</w:t>
+            </w:r>
             <w:r>
               <w:rPr>
                 <w:rFonts w:ascii="Calibri" w:eastAsia="Times New Roman" w:hAnsi="Calibri" w:cs="Calibri"/>
@@ -3458,140 +3010,18 @@
                   </w:rPr>
                 </w:rPrChange>
               </w:rPr>
-              <w:t xml:space="preserve"> 3 (</w:t>
-            </w:r>
-            <w:proofErr w:type="gramStart"/>
-            <w:r>
-              <w:rPr>
-                <w:rFonts w:ascii="Calibri" w:eastAsia="Times New Roman" w:hAnsi="Calibri" w:cs="Calibri"/>
-                <w:color w:val="000000"/>
-                <w:kern w:val="0"/>
-                <w:sz w:val="20"/>
-                <w:szCs w:val="20"/>
-                <w:highlight w:val="green"/>
+              <w:t>) (F1)</w:t>
+            </w:r>
+          </w:p>
+          <w:p>
+            <w:pPr>
+              <w:spacing w:after="0" w:line="240" w:lineRule="auto"/>
+              <w:rPr>
+                <w:rFonts w:ascii="Times New Roman" w:eastAsia="Times New Roman" w:hAnsi="Times New Roman" w:cs="Times New Roman"/>
+                <w:kern w:val="0"/>
                 <w:lang w:val="fr-FR"/>
                 <w14:ligatures w14:val="none"/>
                 <w:rPrChange w:id="9" w:author="Sophie Wulfing" w:date="2026-02-13T14:07:00Z" w16du:dateUtc="2026-02-13T19:07:00Z">
-                  <w:rPr>
-                    <w:rFonts w:ascii="Calibri" w:eastAsia="Times New Roman" w:hAnsi="Calibri" w:cs="Calibri"/>
-                    <w:color w:val="000000"/>
-                    <w:kern w:val="0"/>
-                    <w:sz w:val="20"/>
-                    <w:szCs w:val="20"/>
-                    <w:highlight w:val="yellow"/>
-                    <w14:ligatures w14:val="none"/>
-                  </w:rPr>
-                </w:rPrChange>
-              </w:rPr>
-              <w:t>0:1</w:t>
-            </w:r>
-            <w:r>
-              <w:rPr>
-                <w:rFonts w:ascii="Calibri" w:eastAsia="Times New Roman" w:hAnsi="Calibri" w:cs="Calibri"/>
-                <w:color w:val="000000"/>
-                <w:kern w:val="0"/>
-                <w:sz w:val="20"/>
-                <w:szCs w:val="20"/>
-                <w:highlight w:val="green"/>
-                <w:lang w:val="fr-FR"/>
-                <w14:ligatures w14:val="none"/>
-                <w:rPrChange w:id="10" w:author="Sophie Wulfing" w:date="2026-02-13T14:07:00Z" w16du:dateUtc="2026-02-13T19:07:00Z">
-                  <w:rPr>
-                    <w:rFonts w:ascii="Calibri" w:eastAsia="Times New Roman" w:hAnsi="Calibri" w:cs="Calibri"/>
-                    <w:color w:val="000000"/>
-                    <w:kern w:val="0"/>
-                    <w:sz w:val="20"/>
-                    <w:szCs w:val="20"/>
-                    <w:highlight w:val="yellow"/>
-                    <w14:ligatures w14:val="none"/>
-                  </w:rPr>
-                </w:rPrChange>
-              </w:rPr>
-              <w:t>0</w:t>
-            </w:r>
-            <w:r>
-              <w:rPr>
-                <w:rFonts w:ascii="Calibri" w:eastAsia="Times New Roman" w:hAnsi="Calibri" w:cs="Calibri"/>
-                <w:color w:val="000000"/>
-                <w:kern w:val="0"/>
-                <w:sz w:val="20"/>
-                <w:szCs w:val="20"/>
-                <w:highlight w:val="green"/>
-                <w:lang w:val="fr-FR"/>
-                <w14:ligatures w14:val="none"/>
-                <w:rPrChange w:id="11" w:author="Sophie Wulfing" w:date="2026-02-13T14:07:00Z" w16du:dateUtc="2026-02-13T19:07:00Z">
-                  <w:rPr>
-                    <w:rFonts w:ascii="Calibri" w:eastAsia="Times New Roman" w:hAnsi="Calibri" w:cs="Calibri"/>
-                    <w:color w:val="000000"/>
-                    <w:kern w:val="0"/>
-                    <w:sz w:val="20"/>
-                    <w:szCs w:val="20"/>
-                    <w:highlight w:val="yellow"/>
-                    <w14:ligatures w14:val="none"/>
-                  </w:rPr>
-                </w:rPrChange>
-              </w:rPr>
-              <w:t>:</w:t>
-            </w:r>
-            <w:proofErr w:type="gramEnd"/>
-            <w:r>
-              <w:rPr>
-                <w:rFonts w:ascii="Calibri" w:eastAsia="Times New Roman" w:hAnsi="Calibri" w:cs="Calibri"/>
-                <w:color w:val="000000"/>
-                <w:kern w:val="0"/>
-                <w:sz w:val="20"/>
-                <w:szCs w:val="20"/>
-                <w:highlight w:val="green"/>
-                <w:lang w:val="fr-FR"/>
-                <w14:ligatures w14:val="none"/>
-                <w:rPrChange w:id="12" w:author="Sophie Wulfing" w:date="2026-02-13T14:07:00Z" w16du:dateUtc="2026-02-13T19:07:00Z">
-                  <w:rPr>
-                    <w:rFonts w:ascii="Calibri" w:eastAsia="Times New Roman" w:hAnsi="Calibri" w:cs="Calibri"/>
-                    <w:color w:val="000000"/>
-                    <w:kern w:val="0"/>
-                    <w:sz w:val="20"/>
-                    <w:szCs w:val="20"/>
-                    <w:highlight w:val="yellow"/>
-                    <w14:ligatures w14:val="none"/>
-                  </w:rPr>
-                </w:rPrChange>
-              </w:rPr>
-              <w:t>57</w:t>
-            </w:r>
-            <w:r>
-              <w:rPr>
-                <w:rFonts w:ascii="Calibri" w:eastAsia="Times New Roman" w:hAnsi="Calibri" w:cs="Calibri"/>
-                <w:color w:val="000000"/>
-                <w:kern w:val="0"/>
-                <w:sz w:val="20"/>
-                <w:szCs w:val="20"/>
-                <w:highlight w:val="green"/>
-                <w:lang w:val="fr-FR"/>
-                <w14:ligatures w14:val="none"/>
-                <w:rPrChange w:id="13" w:author="Sophie Wulfing" w:date="2026-02-13T14:07:00Z" w16du:dateUtc="2026-02-13T19:07:00Z">
-                  <w:rPr>
-                    <w:rFonts w:ascii="Calibri" w:eastAsia="Times New Roman" w:hAnsi="Calibri" w:cs="Calibri"/>
-                    <w:color w:val="000000"/>
-                    <w:kern w:val="0"/>
-                    <w:sz w:val="20"/>
-                    <w:szCs w:val="20"/>
-                    <w:highlight w:val="yellow"/>
-                    <w14:ligatures w14:val="none"/>
-                  </w:rPr>
-                </w:rPrChange>
-              </w:rPr>
-              <w:t>) (F1)</w:t>
-            </w:r>
-          </w:p>
-          <w:p>
-            <w:pPr>
-              <w:spacing w:after="0" w:line="240" w:lineRule="auto"/>
-              <w:rPr>
-                <w:rFonts w:ascii="Times New Roman" w:eastAsia="Times New Roman" w:hAnsi="Times New Roman" w:cs="Times New Roman"/>
-                <w:kern w:val="0"/>
-                <w:lang w:val="fr-FR"/>
-                <w14:ligatures w14:val="none"/>
-                <w:rPrChange w:id="14" w:author="Sophie Wulfing" w:date="2026-02-13T14:07:00Z" w16du:dateUtc="2026-02-13T19:07:00Z">
                   <w:rPr>
                     <w:rFonts w:ascii="Times New Roman" w:eastAsia="Times New Roman" w:hAnsi="Times New Roman" w:cs="Times New Roman"/>
                     <w:kern w:val="0"/>
@@ -3649,7 +3079,6 @@
                 <w14:ligatures w14:val="none"/>
               </w:rPr>
             </w:pPr>
-            <w:proofErr w:type="spellStart"/>
             <w:r>
               <w:rPr>
                 <w:rFonts w:ascii="Calibri" w:eastAsia="Times New Roman" w:hAnsi="Calibri" w:cs="Calibri"/>
@@ -3660,9 +3089,8 @@
                 <w:highlight w:val="green"/>
                 <w14:ligatures w14:val="none"/>
               </w:rPr>
-              <w:t>MaxN</w:t>
-            </w:r>
-            <w:proofErr w:type="spellEnd"/>
+              <w:t>MaxN: 2 (0:11:</w:t>
+            </w:r>
             <w:r>
               <w:rPr>
                 <w:rFonts w:ascii="Calibri" w:eastAsia="Times New Roman" w:hAnsi="Calibri" w:cs="Calibri"/>
@@ -3673,7 +3101,7 @@
                 <w:highlight w:val="green"/>
                 <w14:ligatures w14:val="none"/>
               </w:rPr>
-              <w:t>: 2 (0:11:</w:t>
+              <w:t>31</w:t>
             </w:r>
             <w:r>
               <w:rPr>
@@ -3685,8 +3113,19 @@
                 <w:highlight w:val="green"/>
                 <w14:ligatures w14:val="none"/>
               </w:rPr>
-              <w:t>31</w:t>
-            </w:r>
+              <w:t>) (F1)</w:t>
+            </w:r>
+          </w:p>
+          <w:p>
+            <w:pPr>
+              <w:spacing w:after="0" w:line="240" w:lineRule="auto"/>
+              <w:rPr>
+                <w:rFonts w:ascii="Times New Roman" w:eastAsia="Times New Roman" w:hAnsi="Times New Roman" w:cs="Times New Roman"/>
+                <w:kern w:val="0"/>
+                <w:highlight w:val="green"/>
+                <w14:ligatures w14:val="none"/>
+              </w:rPr>
+            </w:pPr>
             <w:r>
               <w:rPr>
                 <w:rFonts w:ascii="Calibri" w:eastAsia="Times New Roman" w:hAnsi="Calibri" w:cs="Calibri"/>
@@ -3697,20 +3136,30 @@
                 <w:highlight w:val="green"/>
                 <w14:ligatures w14:val="none"/>
               </w:rPr>
-              <w:t>) (F1)</w:t>
-            </w:r>
-          </w:p>
-          <w:p>
-            <w:pPr>
-              <w:spacing w:after="0" w:line="240" w:lineRule="auto"/>
-              <w:rPr>
-                <w:rFonts w:ascii="Times New Roman" w:eastAsia="Times New Roman" w:hAnsi="Times New Roman" w:cs="Times New Roman"/>
-                <w:kern w:val="0"/>
-                <w:highlight w:val="green"/>
-                <w14:ligatures w14:val="none"/>
-              </w:rPr>
-            </w:pPr>
-            <w:proofErr w:type="gramStart"/>
+              <w:t>Also at 24:01</w:t>
+            </w:r>
+          </w:p>
+          <w:p>
+            <w:pPr>
+              <w:spacing w:after="0" w:line="240" w:lineRule="auto"/>
+              <w:rPr>
+                <w:rFonts w:ascii="Times New Roman" w:eastAsia="Times New Roman" w:hAnsi="Times New Roman" w:cs="Times New Roman"/>
+                <w:kern w:val="0"/>
+                <w:highlight w:val="red"/>
+                <w14:ligatures w14:val="none"/>
+              </w:rPr>
+            </w:pPr>
+          </w:p>
+          <w:p>
+            <w:pPr>
+              <w:spacing w:after="0" w:line="240" w:lineRule="auto"/>
+              <w:rPr>
+                <w:rFonts w:ascii="Times New Roman" w:eastAsia="Times New Roman" w:hAnsi="Times New Roman" w:cs="Times New Roman"/>
+                <w:kern w:val="0"/>
+                <w:highlight w:val="green"/>
+                <w14:ligatures w14:val="none"/>
+              </w:rPr>
+            </w:pPr>
             <w:r>
               <w:rPr>
                 <w:rFonts w:ascii="Calibri" w:eastAsia="Times New Roman" w:hAnsi="Calibri" w:cs="Calibri"/>
@@ -3721,9 +3170,8 @@
                 <w:highlight w:val="green"/>
                 <w14:ligatures w14:val="none"/>
               </w:rPr>
-              <w:t>Also</w:t>
-            </w:r>
-            <w:proofErr w:type="gramEnd"/>
+              <w:t xml:space="preserve">Fish </w:t>
+            </w:r>
             <w:r>
               <w:rPr>
                 <w:rFonts w:ascii="Calibri" w:eastAsia="Times New Roman" w:hAnsi="Calibri" w:cs="Calibri"/>
@@ -3734,30 +3182,8 @@
                 <w:highlight w:val="green"/>
                 <w14:ligatures w14:val="none"/>
               </w:rPr>
-              <w:t xml:space="preserve"> at 24:01</w:t>
-            </w:r>
-          </w:p>
-          <w:p>
-            <w:pPr>
-              <w:spacing w:after="0" w:line="240" w:lineRule="auto"/>
-              <w:rPr>
-                <w:rFonts w:ascii="Times New Roman" w:eastAsia="Times New Roman" w:hAnsi="Times New Roman" w:cs="Times New Roman"/>
-                <w:kern w:val="0"/>
-                <w:highlight w:val="red"/>
-                <w14:ligatures w14:val="none"/>
-              </w:rPr>
-            </w:pPr>
-          </w:p>
-          <w:p>
-            <w:pPr>
-              <w:spacing w:after="0" w:line="240" w:lineRule="auto"/>
-              <w:rPr>
-                <w:rFonts w:ascii="Times New Roman" w:eastAsia="Times New Roman" w:hAnsi="Times New Roman" w:cs="Times New Roman"/>
-                <w:kern w:val="0"/>
-                <w:highlight w:val="green"/>
-                <w14:ligatures w14:val="none"/>
-              </w:rPr>
-            </w:pPr>
+              <w:t xml:space="preserve">M </w:t>
+            </w:r>
             <w:r>
               <w:rPr>
                 <w:rFonts w:ascii="Calibri" w:eastAsia="Times New Roman" w:hAnsi="Calibri" w:cs="Calibri"/>
@@ -3768,57 +3194,7 @@
                 <w:highlight w:val="green"/>
                 <w14:ligatures w14:val="none"/>
               </w:rPr>
-              <w:t xml:space="preserve">Fish </w:t>
-            </w:r>
-            <w:r>
-              <w:rPr>
-                <w:rFonts w:ascii="Calibri" w:eastAsia="Times New Roman" w:hAnsi="Calibri" w:cs="Calibri"/>
-                <w:color w:val="000000"/>
-                <w:kern w:val="0"/>
-                <w:sz w:val="20"/>
-                <w:szCs w:val="20"/>
-                <w:highlight w:val="green"/>
-                <w14:ligatures w14:val="none"/>
-              </w:rPr>
-              <w:t xml:space="preserve">M </w:t>
-            </w:r>
-            <w:r>
-              <w:rPr>
-                <w:rFonts w:ascii="Calibri" w:eastAsia="Times New Roman" w:hAnsi="Calibri" w:cs="Calibri"/>
-                <w:color w:val="000000"/>
-                <w:kern w:val="0"/>
-                <w:sz w:val="20"/>
-                <w:szCs w:val="20"/>
-                <w:highlight w:val="green"/>
-                <w14:ligatures w14:val="none"/>
-              </w:rPr>
-              <w:t xml:space="preserve">(Ikan </w:t>
-            </w:r>
-            <w:proofErr w:type="spellStart"/>
-            <w:r>
-              <w:rPr>
-                <w:rFonts w:ascii="Calibri" w:eastAsia="Times New Roman" w:hAnsi="Calibri" w:cs="Calibri"/>
-                <w:color w:val="000000"/>
-                <w:kern w:val="0"/>
-                <w:sz w:val="20"/>
-                <w:szCs w:val="20"/>
-                <w:highlight w:val="green"/>
-                <w14:ligatures w14:val="none"/>
-              </w:rPr>
-              <w:t>sunu</w:t>
-            </w:r>
-            <w:proofErr w:type="spellEnd"/>
-            <w:r>
-              <w:rPr>
-                <w:rFonts w:ascii="Calibri" w:eastAsia="Times New Roman" w:hAnsi="Calibri" w:cs="Calibri"/>
-                <w:color w:val="000000"/>
-                <w:kern w:val="0"/>
-                <w:sz w:val="20"/>
-                <w:szCs w:val="20"/>
-                <w:highlight w:val="green"/>
-                <w14:ligatures w14:val="none"/>
-              </w:rPr>
-              <w:t xml:space="preserve">) </w:t>
+              <w:t xml:space="preserve">(Ikan sunu) </w:t>
             </w:r>
           </w:p>
           <w:p>
@@ -3932,27 +3308,7 @@
           <w14:ligatures w14:val="none"/>
         </w:rPr>
         <w:lastRenderedPageBreak/>
-        <w:t xml:space="preserve">File </w:t>
-      </w:r>
-      <w:proofErr w:type="gramStart"/>
-      <w:r>
-        <w:rPr>
-          <w:rFonts w:ascii="Arial" w:eastAsia="Times New Roman" w:hAnsi="Arial" w:cs="Arial"/>
-          <w:color w:val="000000"/>
-          <w:kern w:val="0"/>
-          <w14:ligatures w14:val="none"/>
-        </w:rPr>
-        <w:t>name :</w:t>
-      </w:r>
-      <w:proofErr w:type="gramEnd"/>
-      <w:r>
-        <w:rPr>
-          <w:rFonts w:ascii="Arial" w:eastAsia="Times New Roman" w:hAnsi="Arial" w:cs="Arial"/>
-          <w:color w:val="000000"/>
-          <w:kern w:val="0"/>
-          <w14:ligatures w14:val="none"/>
-        </w:rPr>
-        <w:t xml:space="preserve"> 28_03_2024_1313_C5_D4_TMPE2_F1</w:t>
+        <w:t>File name : 28_03_2024_1313_C5_D4_TMPE2_F1</w:t>
       </w:r>
     </w:p>
     <w:tbl>
@@ -4546,38 +3902,16 @@
                 <w:kern w:val="0"/>
                 <w14:ligatures w14:val="none"/>
               </w:rPr>
-              <w:t>TIME END</w:t>
-            </w:r>
-            <w:proofErr w:type="gramStart"/>
-            <w:r>
-              <w:rPr>
-                <w:rFonts w:ascii="Calibri" w:eastAsia="Times New Roman" w:hAnsi="Calibri" w:cs="Calibri"/>
-                <w:b/>
-                <w:bCs/>
-                <w:color w:val="000000"/>
-                <w:kern w:val="0"/>
-                <w14:ligatures w14:val="none"/>
-              </w:rPr>
-              <w:t>:</w:t>
-            </w:r>
-            <w:r>
-              <w:rPr>
-                <w:rFonts w:ascii="Calibri" w:eastAsia="Times New Roman" w:hAnsi="Calibri" w:cs="Calibri"/>
-                <w:color w:val="000000"/>
-                <w:kern w:val="0"/>
-                <w14:ligatures w14:val="none"/>
-              </w:rPr>
-              <w:t>  00</w:t>
-            </w:r>
-            <w:proofErr w:type="gramEnd"/>
-            <w:r>
-              <w:rPr>
-                <w:rFonts w:ascii="Calibri" w:eastAsia="Times New Roman" w:hAnsi="Calibri" w:cs="Calibri"/>
-                <w:color w:val="000000"/>
-                <w:kern w:val="0"/>
-                <w14:ligatures w14:val="none"/>
-              </w:rPr>
-              <w:t>:00:44</w:t>
+              <w:t>TIME END:</w:t>
+            </w:r>
+            <w:r>
+              <w:rPr>
+                <w:rFonts w:ascii="Calibri" w:eastAsia="Times New Roman" w:hAnsi="Calibri" w:cs="Calibri"/>
+                <w:color w:val="000000"/>
+                <w:kern w:val="0"/>
+                <w14:ligatures w14:val="none"/>
+              </w:rPr>
+              <w:t>  00:00:44</w:t>
             </w:r>
           </w:p>
           <w:p>
@@ -5388,31 +4722,7 @@
                 <w:highlight w:val="green"/>
                 <w14:ligatures w14:val="none"/>
               </w:rPr>
-              <w:t>T1/</w:t>
-            </w:r>
-            <w:proofErr w:type="spellStart"/>
-            <w:r>
-              <w:rPr>
-                <w:rFonts w:ascii="Times New Roman" w:eastAsia="Times New Roman" w:hAnsi="Times New Roman" w:cs="Times New Roman"/>
-                <w:kern w:val="0"/>
-                <w:sz w:val="20"/>
-                <w:szCs w:val="20"/>
-                <w:highlight w:val="green"/>
-                <w14:ligatures w14:val="none"/>
-              </w:rPr>
-              <w:t>maxn</w:t>
-            </w:r>
-            <w:proofErr w:type="spellEnd"/>
-            <w:r>
-              <w:rPr>
-                <w:rFonts w:ascii="Times New Roman" w:eastAsia="Times New Roman" w:hAnsi="Times New Roman" w:cs="Times New Roman"/>
-                <w:kern w:val="0"/>
-                <w:sz w:val="20"/>
-                <w:szCs w:val="20"/>
-                <w:highlight w:val="green"/>
-                <w14:ligatures w14:val="none"/>
-              </w:rPr>
-              <w:t xml:space="preserve"> 34:03 (F1)</w:t>
+              <w:t>T1/maxn 34:03 (F1)</w:t>
             </w:r>
           </w:p>
           <w:p>
@@ -5588,33 +4898,7 @@
                 <w:highlight w:val="green"/>
                 <w14:ligatures w14:val="none"/>
               </w:rPr>
-              <w:t>FishE (yellow-</w:t>
-            </w:r>
-            <w:proofErr w:type="spellStart"/>
-            <w:r>
-              <w:rPr>
-                <w:rFonts w:ascii="Calibri" w:eastAsia="Times New Roman" w:hAnsi="Calibri" w:cs="Calibri"/>
-                <w:color w:val="000000"/>
-                <w:kern w:val="0"/>
-                <w:sz w:val="18"/>
-                <w:szCs w:val="18"/>
-                <w:highlight w:val="green"/>
-                <w14:ligatures w14:val="none"/>
-              </w:rPr>
-              <w:t>blackdot</w:t>
-            </w:r>
-            <w:proofErr w:type="spellEnd"/>
-            <w:r>
-              <w:rPr>
-                <w:rFonts w:ascii="Calibri" w:eastAsia="Times New Roman" w:hAnsi="Calibri" w:cs="Calibri"/>
-                <w:color w:val="000000"/>
-                <w:kern w:val="0"/>
-                <w:sz w:val="18"/>
-                <w:szCs w:val="18"/>
-                <w:highlight w:val="green"/>
-                <w14:ligatures w14:val="none"/>
-              </w:rPr>
-              <w:t>)</w:t>
+              <w:t>FishE (yellow-blackdot)</w:t>
             </w:r>
           </w:p>
           <w:p>
@@ -5673,7 +4957,6 @@
                 <w14:ligatures w14:val="none"/>
               </w:rPr>
             </w:pPr>
-            <w:proofErr w:type="spellStart"/>
             <w:r>
               <w:rPr>
                 <w:rFonts w:ascii="Calibri" w:eastAsia="Times New Roman" w:hAnsi="Calibri" w:cs="Calibri"/>
@@ -5684,20 +4967,7 @@
                 <w:highlight w:val="green"/>
                 <w14:ligatures w14:val="none"/>
               </w:rPr>
-              <w:t>FishG</w:t>
-            </w:r>
-            <w:proofErr w:type="spellEnd"/>
-            <w:r>
-              <w:rPr>
-                <w:rFonts w:ascii="Calibri" w:eastAsia="Times New Roman" w:hAnsi="Calibri" w:cs="Calibri"/>
-                <w:color w:val="000000"/>
-                <w:kern w:val="0"/>
-                <w:sz w:val="18"/>
-                <w:szCs w:val="18"/>
-                <w:highlight w:val="green"/>
-                <w14:ligatures w14:val="none"/>
-              </w:rPr>
-              <w:t xml:space="preserve"> (orange)</w:t>
+              <w:t>FishG (orange)</w:t>
             </w:r>
           </w:p>
           <w:p>
@@ -6158,33 +5428,7 @@
                 <w:highlight w:val="green"/>
                 <w14:ligatures w14:val="none"/>
               </w:rPr>
-              <w:t xml:space="preserve">L (yellow </w:t>
-            </w:r>
-            <w:proofErr w:type="spellStart"/>
-            <w:r>
-              <w:rPr>
-                <w:rFonts w:ascii="Calibri" w:eastAsia="Times New Roman" w:hAnsi="Calibri" w:cs="Calibri"/>
-                <w:color w:val="000000"/>
-                <w:kern w:val="0"/>
-                <w:sz w:val="18"/>
-                <w:szCs w:val="18"/>
-                <w:highlight w:val="green"/>
-                <w14:ligatures w14:val="none"/>
-              </w:rPr>
-              <w:t>lognose</w:t>
-            </w:r>
-            <w:proofErr w:type="spellEnd"/>
-            <w:r>
-              <w:rPr>
-                <w:rFonts w:ascii="Calibri" w:eastAsia="Times New Roman" w:hAnsi="Calibri" w:cs="Calibri"/>
-                <w:color w:val="000000"/>
-                <w:kern w:val="0"/>
-                <w:sz w:val="18"/>
-                <w:szCs w:val="18"/>
-                <w:highlight w:val="green"/>
-                <w14:ligatures w14:val="none"/>
-              </w:rPr>
-              <w:t xml:space="preserve"> butterfly fish</w:t>
+              <w:t>L (yellow lognose butterfly fish</w:t>
             </w:r>
             <w:r>
               <w:rPr>
@@ -6277,33 +5521,7 @@
                 <w:highlight w:val="green"/>
                 <w14:ligatures w14:val="none"/>
               </w:rPr>
-              <w:t xml:space="preserve">better seen at </w:t>
-            </w:r>
-            <w:proofErr w:type="gramStart"/>
-            <w:r>
-              <w:rPr>
-                <w:rFonts w:ascii="Calibri" w:eastAsia="Times New Roman" w:hAnsi="Calibri" w:cs="Calibri"/>
-                <w:color w:val="000000"/>
-                <w:kern w:val="0"/>
-                <w:sz w:val="18"/>
-                <w:szCs w:val="18"/>
-                <w:highlight w:val="green"/>
-                <w14:ligatures w14:val="none"/>
-              </w:rPr>
-              <w:t>00:34:26  in</w:t>
-            </w:r>
-            <w:proofErr w:type="gramEnd"/>
-            <w:r>
-              <w:rPr>
-                <w:rFonts w:ascii="Calibri" w:eastAsia="Times New Roman" w:hAnsi="Calibri" w:cs="Calibri"/>
-                <w:color w:val="000000"/>
-                <w:kern w:val="0"/>
-                <w:sz w:val="18"/>
-                <w:szCs w:val="18"/>
-                <w:highlight w:val="green"/>
-                <w14:ligatures w14:val="none"/>
-              </w:rPr>
-              <w:t xml:space="preserve"> 28_03_2024_1313_C5_D4_TMPE2_F2</w:t>
+              <w:t>better seen at 00:34:26  in 28_03_2024_1313_C5_D4_TMPE2_F2</w:t>
             </w:r>
           </w:p>
           <w:p>
@@ -6350,71 +5568,21 @@
                 <w:highlight w:val="green"/>
                 <w:lang w:val="fr-FR"/>
               </w:rPr>
-              <w:t>T</w:t>
-            </w:r>
-            <w:proofErr w:type="gramStart"/>
-            <w:r>
-              <w:rPr>
-                <w:highlight w:val="green"/>
+              <w:t>T1: 00:09:49 (F2)</w:t>
+            </w:r>
+          </w:p>
+          <w:p>
+            <w:pPr>
+              <w:rPr>
                 <w:lang w:val="fr-FR"/>
               </w:rPr>
-              <w:t>1:</w:t>
-            </w:r>
-            <w:proofErr w:type="gramEnd"/>
+            </w:pPr>
             <w:r>
               <w:rPr>
                 <w:highlight w:val="green"/>
                 <w:lang w:val="fr-FR"/>
               </w:rPr>
-              <w:t xml:space="preserve"> </w:t>
-            </w:r>
-            <w:proofErr w:type="gramStart"/>
-            <w:r>
-              <w:rPr>
-                <w:highlight w:val="green"/>
-                <w:lang w:val="fr-FR"/>
-              </w:rPr>
-              <w:t>00:09:</w:t>
-            </w:r>
-            <w:proofErr w:type="gramEnd"/>
-            <w:r>
-              <w:rPr>
-                <w:highlight w:val="green"/>
-                <w:lang w:val="fr-FR"/>
-              </w:rPr>
-              <w:t>49 (F2)</w:t>
-            </w:r>
-          </w:p>
-          <w:p>
-            <w:pPr>
-              <w:rPr>
-                <w:lang w:val="fr-FR"/>
-              </w:rPr>
-            </w:pPr>
-            <w:proofErr w:type="spellStart"/>
-            <w:proofErr w:type="gramStart"/>
-            <w:r>
-              <w:rPr>
-                <w:highlight w:val="green"/>
-                <w:lang w:val="fr-FR"/>
-              </w:rPr>
-              <w:t>MaxN</w:t>
-            </w:r>
-            <w:proofErr w:type="spellEnd"/>
-            <w:r>
-              <w:rPr>
-                <w:highlight w:val="green"/>
-                <w:lang w:val="fr-FR"/>
-              </w:rPr>
-              <w:t>:</w:t>
-            </w:r>
-            <w:proofErr w:type="gramEnd"/>
-            <w:r>
-              <w:rPr>
-                <w:highlight w:val="green"/>
-                <w:lang w:val="fr-FR"/>
-              </w:rPr>
-              <w:t xml:space="preserve"> </w:t>
+              <w:t xml:space="preserve">MaxN: </w:t>
             </w:r>
             <w:r>
               <w:rPr>
@@ -6514,27 +5682,7 @@
           <w14:ligatures w14:val="none"/>
         </w:rPr>
         <w:lastRenderedPageBreak/>
-        <w:t xml:space="preserve">File </w:t>
-      </w:r>
-      <w:proofErr w:type="gramStart"/>
-      <w:r>
-        <w:rPr>
-          <w:rFonts w:ascii="Arial" w:eastAsia="Times New Roman" w:hAnsi="Arial" w:cs="Arial"/>
-          <w:color w:val="000000"/>
-          <w:kern w:val="0"/>
-          <w14:ligatures w14:val="none"/>
-        </w:rPr>
-        <w:t>name :</w:t>
-      </w:r>
-      <w:proofErr w:type="gramEnd"/>
-      <w:r>
-        <w:rPr>
-          <w:rFonts w:ascii="Arial" w:eastAsia="Times New Roman" w:hAnsi="Arial" w:cs="Arial"/>
-          <w:color w:val="000000"/>
-          <w:kern w:val="0"/>
-          <w14:ligatures w14:val="none"/>
-        </w:rPr>
-        <w:t xml:space="preserve"> 28_03_2024_1334_C11_D6_TMPE1_F1</w:t>
+        <w:t>File name : 28_03_2024_1334_C11_D6_TMPE1_F1</w:t>
       </w:r>
     </w:p>
     <w:tbl>
@@ -7119,38 +6267,16 @@
                 <w:kern w:val="0"/>
                 <w14:ligatures w14:val="none"/>
               </w:rPr>
-              <w:t>TIME END</w:t>
-            </w:r>
-            <w:proofErr w:type="gramStart"/>
-            <w:r>
-              <w:rPr>
-                <w:rFonts w:ascii="Calibri" w:eastAsia="Times New Roman" w:hAnsi="Calibri" w:cs="Calibri"/>
-                <w:b/>
-                <w:bCs/>
-                <w:color w:val="000000"/>
-                <w:kern w:val="0"/>
-                <w14:ligatures w14:val="none"/>
-              </w:rPr>
-              <w:t>:</w:t>
-            </w:r>
-            <w:r>
-              <w:rPr>
-                <w:rFonts w:ascii="Calibri" w:eastAsia="Times New Roman" w:hAnsi="Calibri" w:cs="Calibri"/>
-                <w:color w:val="000000"/>
-                <w:kern w:val="0"/>
-                <w14:ligatures w14:val="none"/>
-              </w:rPr>
-              <w:t>  00</w:t>
-            </w:r>
-            <w:proofErr w:type="gramEnd"/>
-            <w:r>
-              <w:rPr>
-                <w:rFonts w:ascii="Calibri" w:eastAsia="Times New Roman" w:hAnsi="Calibri" w:cs="Calibri"/>
-                <w:color w:val="000000"/>
-                <w:kern w:val="0"/>
-                <w14:ligatures w14:val="none"/>
-              </w:rPr>
-              <w:t>:</w:t>
+              <w:t>TIME END:</w:t>
+            </w:r>
+            <w:r>
+              <w:rPr>
+                <w:rFonts w:ascii="Calibri" w:eastAsia="Times New Roman" w:hAnsi="Calibri" w:cs="Calibri"/>
+                <w:color w:val="000000"/>
+                <w:kern w:val="0"/>
+                <w14:ligatures w14:val="none"/>
+              </w:rPr>
+              <w:t>  00:</w:t>
             </w:r>
             <w:r>
               <w:rPr>
@@ -7727,29 +6853,7 @@
                 <w:highlight w:val="green"/>
                 <w14:ligatures w14:val="none"/>
               </w:rPr>
-              <w:t>Fish E (yellow-</w:t>
-            </w:r>
-            <w:proofErr w:type="spellStart"/>
-            <w:r>
-              <w:rPr>
-                <w:rFonts w:ascii="Calibri" w:eastAsia="Times New Roman" w:hAnsi="Calibri" w:cs="Calibri"/>
-                <w:color w:val="000000"/>
-                <w:kern w:val="0"/>
-                <w:highlight w:val="green"/>
-                <w14:ligatures w14:val="none"/>
-              </w:rPr>
-              <w:t>blackdot</w:t>
-            </w:r>
-            <w:proofErr w:type="spellEnd"/>
-            <w:r>
-              <w:rPr>
-                <w:rFonts w:ascii="Calibri" w:eastAsia="Times New Roman" w:hAnsi="Calibri" w:cs="Calibri"/>
-                <w:color w:val="000000"/>
-                <w:kern w:val="0"/>
-                <w:highlight w:val="green"/>
-                <w14:ligatures w14:val="none"/>
-              </w:rPr>
-              <w:t>)</w:t>
+              <w:t>Fish E (yellow-blackdot)</w:t>
             </w:r>
           </w:p>
           <w:p>
@@ -8027,29 +7131,7 @@
                 <w:highlight w:val="green"/>
                 <w14:ligatures w14:val="none"/>
               </w:rPr>
-              <w:t>T1/</w:t>
-            </w:r>
-            <w:proofErr w:type="spellStart"/>
-            <w:r>
-              <w:rPr>
-                <w:rFonts w:ascii="Calibri" w:eastAsia="Times New Roman" w:hAnsi="Calibri" w:cs="Calibri"/>
-                <w:color w:val="000000"/>
-                <w:kern w:val="0"/>
-                <w:highlight w:val="green"/>
-                <w14:ligatures w14:val="none"/>
-              </w:rPr>
-              <w:t>maxn</w:t>
-            </w:r>
-            <w:proofErr w:type="spellEnd"/>
-            <w:r>
-              <w:rPr>
-                <w:rFonts w:ascii="Calibri" w:eastAsia="Times New Roman" w:hAnsi="Calibri" w:cs="Calibri"/>
-                <w:color w:val="000000"/>
-                <w:kern w:val="0"/>
-                <w:highlight w:val="green"/>
-                <w14:ligatures w14:val="none"/>
-              </w:rPr>
-              <w:t xml:space="preserve"> </w:t>
+              <w:t xml:space="preserve">T1/maxn </w:t>
             </w:r>
             <w:r>
               <w:rPr>
@@ -8131,23 +7213,7 @@
           <w:color w:val="000000"/>
         </w:rPr>
         <w:lastRenderedPageBreak/>
-        <w:t xml:space="preserve">File </w:t>
-      </w:r>
-      <w:proofErr w:type="gramStart"/>
-      <w:r>
-        <w:rPr>
-          <w:rFonts w:ascii="Arial" w:hAnsi="Arial" w:cs="Arial"/>
-          <w:color w:val="000000"/>
-        </w:rPr>
-        <w:t>name :</w:t>
-      </w:r>
-      <w:proofErr w:type="gramEnd"/>
-      <w:r>
-        <w:rPr>
-          <w:rFonts w:ascii="Arial" w:hAnsi="Arial" w:cs="Arial"/>
-          <w:color w:val="000000"/>
-        </w:rPr>
-        <w:t xml:space="preserve"> 27_03_2024_1458_CNEW_D2_TMPD3</w:t>
+        <w:t>File name : 27_03_2024_1458_CNEW_D2_TMPD3</w:t>
       </w:r>
     </w:p>
     <w:tbl>
@@ -8846,38 +7912,16 @@
                 <w:kern w:val="0"/>
                 <w14:ligatures w14:val="none"/>
               </w:rPr>
-              <w:t>TIME END</w:t>
-            </w:r>
-            <w:proofErr w:type="gramStart"/>
-            <w:r>
-              <w:rPr>
-                <w:rFonts w:ascii="Calibri" w:eastAsia="Times New Roman" w:hAnsi="Calibri" w:cs="Calibri"/>
-                <w:b/>
-                <w:bCs/>
-                <w:color w:val="000000"/>
-                <w:kern w:val="0"/>
-                <w14:ligatures w14:val="none"/>
-              </w:rPr>
-              <w:t>:</w:t>
-            </w:r>
-            <w:r>
-              <w:rPr>
-                <w:rFonts w:ascii="Calibri" w:eastAsia="Times New Roman" w:hAnsi="Calibri" w:cs="Calibri"/>
-                <w:color w:val="000000"/>
-                <w:kern w:val="0"/>
-                <w14:ligatures w14:val="none"/>
-              </w:rPr>
-              <w:t>  00</w:t>
-            </w:r>
-            <w:proofErr w:type="gramEnd"/>
-            <w:r>
-              <w:rPr>
-                <w:rFonts w:ascii="Calibri" w:eastAsia="Times New Roman" w:hAnsi="Calibri" w:cs="Calibri"/>
-                <w:color w:val="000000"/>
-                <w:kern w:val="0"/>
-                <w14:ligatures w14:val="none"/>
-              </w:rPr>
-              <w:t>:</w:t>
+              <w:t>TIME END:</w:t>
+            </w:r>
+            <w:r>
+              <w:rPr>
+                <w:rFonts w:ascii="Calibri" w:eastAsia="Times New Roman" w:hAnsi="Calibri" w:cs="Calibri"/>
+                <w:color w:val="000000"/>
+                <w:kern w:val="0"/>
+                <w14:ligatures w14:val="none"/>
+              </w:rPr>
+              <w:t>  00:</w:t>
             </w:r>
             <w:r>
               <w:rPr>
@@ -9296,27 +8340,7 @@
           <w14:ligatures w14:val="none"/>
         </w:rPr>
         <w:lastRenderedPageBreak/>
-        <w:t xml:space="preserve">File </w:t>
-      </w:r>
-      <w:proofErr w:type="gramStart"/>
-      <w:r>
-        <w:rPr>
-          <w:rFonts w:ascii="Arial" w:eastAsia="Times New Roman" w:hAnsi="Arial" w:cs="Arial"/>
-          <w:color w:val="000000"/>
-          <w:kern w:val="0"/>
-          <w14:ligatures w14:val="none"/>
-        </w:rPr>
-        <w:t>name :</w:t>
-      </w:r>
-      <w:proofErr w:type="gramEnd"/>
-      <w:r>
-        <w:rPr>
-          <w:rFonts w:ascii="Arial" w:eastAsia="Times New Roman" w:hAnsi="Arial" w:cs="Arial"/>
-          <w:color w:val="000000"/>
-          <w:kern w:val="0"/>
-          <w14:ligatures w14:val="none"/>
-        </w:rPr>
-        <w:t xml:space="preserve"> 27_03_2024_1521_C11_D3_TMPL2_F1</w:t>
+        <w:t>File name : 27_03_2024_1521_C11_D3_TMPL2_F1</w:t>
       </w:r>
     </w:p>
     <w:tbl>
@@ -9910,38 +8934,16 @@
                 <w:kern w:val="0"/>
                 <w14:ligatures w14:val="none"/>
               </w:rPr>
-              <w:t>TIME END</w:t>
-            </w:r>
-            <w:proofErr w:type="gramStart"/>
-            <w:r>
-              <w:rPr>
-                <w:rFonts w:ascii="Calibri" w:eastAsia="Times New Roman" w:hAnsi="Calibri" w:cs="Calibri"/>
-                <w:b/>
-                <w:bCs/>
-                <w:color w:val="000000"/>
-                <w:kern w:val="0"/>
-                <w14:ligatures w14:val="none"/>
-              </w:rPr>
-              <w:t>:</w:t>
-            </w:r>
-            <w:r>
-              <w:rPr>
-                <w:rFonts w:ascii="Calibri" w:eastAsia="Times New Roman" w:hAnsi="Calibri" w:cs="Calibri"/>
-                <w:color w:val="000000"/>
-                <w:kern w:val="0"/>
-                <w14:ligatures w14:val="none"/>
-              </w:rPr>
-              <w:t>  00</w:t>
-            </w:r>
-            <w:proofErr w:type="gramEnd"/>
-            <w:r>
-              <w:rPr>
-                <w:rFonts w:ascii="Calibri" w:eastAsia="Times New Roman" w:hAnsi="Calibri" w:cs="Calibri"/>
-                <w:color w:val="000000"/>
-                <w:kern w:val="0"/>
-                <w14:ligatures w14:val="none"/>
-              </w:rPr>
-              <w:t>:11:00</w:t>
+              <w:t>TIME END:</w:t>
+            </w:r>
+            <w:r>
+              <w:rPr>
+                <w:rFonts w:ascii="Calibri" w:eastAsia="Times New Roman" w:hAnsi="Calibri" w:cs="Calibri"/>
+                <w:color w:val="000000"/>
+                <w:kern w:val="0"/>
+                <w14:ligatures w14:val="none"/>
+              </w:rPr>
+              <w:t>  00:11:00</w:t>
             </w:r>
             <w:r>
               <w:rPr>
@@ -10449,27 +9451,15 @@
                 <w14:ligatures w14:val="none"/>
               </w:rPr>
             </w:pPr>
-            <w:proofErr w:type="gramStart"/>
-            <w:r>
-              <w:rPr>
-                <w:rFonts w:ascii="Calibri" w:eastAsia="Times New Roman" w:hAnsi="Calibri" w:cs="Calibri"/>
-                <w:color w:val="000000"/>
-                <w:kern w:val="0"/>
-                <w:highlight w:val="green"/>
-                <w14:ligatures w14:val="none"/>
-              </w:rPr>
-              <w:t>Also</w:t>
-            </w:r>
-            <w:proofErr w:type="gramEnd"/>
-            <w:r>
-              <w:rPr>
-                <w:rFonts w:ascii="Calibri" w:eastAsia="Times New Roman" w:hAnsi="Calibri" w:cs="Calibri"/>
-                <w:color w:val="000000"/>
-                <w:kern w:val="0"/>
-                <w:highlight w:val="green"/>
-                <w14:ligatures w14:val="none"/>
-              </w:rPr>
-              <w:t xml:space="preserve"> in f1 02:42</w:t>
+            <w:r>
+              <w:rPr>
+                <w:rFonts w:ascii="Calibri" w:eastAsia="Times New Roman" w:hAnsi="Calibri" w:cs="Calibri"/>
+                <w:color w:val="000000"/>
+                <w:kern w:val="0"/>
+                <w:highlight w:val="green"/>
+                <w14:ligatures w14:val="none"/>
+              </w:rPr>
+              <w:t>Also in f1 02:42</w:t>
             </w:r>
           </w:p>
           <w:p>
@@ -10608,29 +9598,7 @@
                 <w:highlight w:val="green"/>
                 <w14:ligatures w14:val="none"/>
               </w:rPr>
-              <w:t>Fish E (yellow-</w:t>
-            </w:r>
-            <w:proofErr w:type="spellStart"/>
-            <w:r>
-              <w:rPr>
-                <w:rFonts w:ascii="Calibri" w:eastAsia="Times New Roman" w:hAnsi="Calibri" w:cs="Calibri"/>
-                <w:color w:val="000000"/>
-                <w:kern w:val="0"/>
-                <w:highlight w:val="green"/>
-                <w14:ligatures w14:val="none"/>
-              </w:rPr>
-              <w:t>blackdot</w:t>
-            </w:r>
-            <w:proofErr w:type="spellEnd"/>
-            <w:r>
-              <w:rPr>
-                <w:rFonts w:ascii="Calibri" w:eastAsia="Times New Roman" w:hAnsi="Calibri" w:cs="Calibri"/>
-                <w:color w:val="000000"/>
-                <w:kern w:val="0"/>
-                <w:highlight w:val="green"/>
-                <w14:ligatures w14:val="none"/>
-              </w:rPr>
-              <w:t>)</w:t>
+              <w:t>Fish E (yellow-blackdot)</w:t>
             </w:r>
           </w:p>
           <w:p>
@@ -10840,42 +9808,20 @@
               <w:rPr>
                 <w:highlight w:val="green"/>
               </w:rPr>
-              <w:t xml:space="preserve">Species: </w:t>
-            </w:r>
-            <w:proofErr w:type="spellStart"/>
-            <w:r>
-              <w:rPr>
-                <w:highlight w:val="green"/>
-              </w:rPr>
-              <w:t>Dotdash</w:t>
-            </w:r>
-            <w:proofErr w:type="spellEnd"/>
-          </w:p>
-          <w:p>
-            <w:pPr>
-              <w:rPr>
-                <w:highlight w:val="green"/>
-              </w:rPr>
-            </w:pPr>
-            <w:r>
-              <w:rPr>
-                <w:highlight w:val="green"/>
-              </w:rPr>
-              <w:t xml:space="preserve">T1: 00:08:29 (F2) – look to left of visibility stick, underneath the log (or mangrove root?) going across the screen. Hard to </w:t>
-            </w:r>
-            <w:proofErr w:type="gramStart"/>
-            <w:r>
-              <w:rPr>
-                <w:highlight w:val="green"/>
-              </w:rPr>
-              <w:t>see at</w:t>
-            </w:r>
-            <w:proofErr w:type="gramEnd"/>
-            <w:r>
-              <w:rPr>
-                <w:highlight w:val="green"/>
-              </w:rPr>
-              <w:t xml:space="preserve"> first! Can see more clearly at 00:08:33 (F2).</w:t>
+              <w:t>Species: Dotdash</w:t>
+            </w:r>
+          </w:p>
+          <w:p>
+            <w:pPr>
+              <w:rPr>
+                <w:highlight w:val="green"/>
+              </w:rPr>
+            </w:pPr>
+            <w:r>
+              <w:rPr>
+                <w:highlight w:val="green"/>
+              </w:rPr>
+              <w:t>T1: 00:08:29 (F2) – look to left of visibility stick, underneath the log (or mangrove root?) going across the screen. Hard to see at first! Can see more clearly at 00:08:33 (F2).</w:t>
             </w:r>
           </w:p>
           <w:p>
@@ -10890,19 +9836,11 @@
                 <w14:ligatures w14:val="none"/>
               </w:rPr>
             </w:pPr>
-            <w:proofErr w:type="spellStart"/>
-            <w:r>
-              <w:rPr>
-                <w:highlight w:val="green"/>
-              </w:rPr>
-              <w:t>MaxN</w:t>
-            </w:r>
-            <w:proofErr w:type="spellEnd"/>
-            <w:r>
-              <w:rPr>
-                <w:highlight w:val="green"/>
-              </w:rPr>
-              <w:t>: 1 (F2)</w:t>
+            <w:r>
+              <w:rPr>
+                <w:highlight w:val="green"/>
+              </w:rPr>
+              <w:t>MaxN: 1 (F2)</w:t>
             </w:r>
           </w:p>
           <w:p>
@@ -10972,27 +9910,7 @@
           <w14:ligatures w14:val="none"/>
         </w:rPr>
         <w:lastRenderedPageBreak/>
-        <w:t xml:space="preserve">File </w:t>
-      </w:r>
-      <w:proofErr w:type="gramStart"/>
-      <w:r>
-        <w:rPr>
-          <w:rFonts w:ascii="Arial" w:eastAsia="Times New Roman" w:hAnsi="Arial" w:cs="Arial"/>
-          <w:color w:val="000000"/>
-          <w:kern w:val="0"/>
-          <w14:ligatures w14:val="none"/>
-        </w:rPr>
-        <w:t>name :</w:t>
-      </w:r>
-      <w:proofErr w:type="gramEnd"/>
-      <w:r>
-        <w:rPr>
-          <w:rFonts w:ascii="Arial" w:eastAsia="Times New Roman" w:hAnsi="Arial" w:cs="Arial"/>
-          <w:color w:val="000000"/>
-          <w:kern w:val="0"/>
-          <w14:ligatures w14:val="none"/>
-        </w:rPr>
-        <w:t xml:space="preserve"> 28_03_2024_1257_CNEW_D3_TMPL1_F1</w:t>
+        <w:t>File name : 28_03_2024_1257_CNEW_D3_TMPL1_F1</w:t>
       </w:r>
     </w:p>
     <w:tbl>
@@ -11657,19 +10575,7 @@
                 <w:kern w:val="0"/>
                 <w14:ligatures w14:val="none"/>
               </w:rPr>
-              <w:t>TIME END</w:t>
-            </w:r>
-            <w:proofErr w:type="gramStart"/>
-            <w:r>
-              <w:rPr>
-                <w:rFonts w:ascii="Calibri" w:eastAsia="Times New Roman" w:hAnsi="Calibri" w:cs="Calibri"/>
-                <w:b/>
-                <w:bCs/>
-                <w:color w:val="000000"/>
-                <w:kern w:val="0"/>
-                <w14:ligatures w14:val="none"/>
-              </w:rPr>
-              <w:t>:</w:t>
+              <w:t>TIME END:</w:t>
             </w:r>
             <w:r>
               <w:rPr>
@@ -11687,17 +10593,7 @@
                 <w:kern w:val="0"/>
                 <w14:ligatures w14:val="none"/>
               </w:rPr>
-              <w:t>F5</w:t>
-            </w:r>
-            <w:proofErr w:type="gramEnd"/>
-            <w:r>
-              <w:rPr>
-                <w:rFonts w:ascii="Calibri" w:eastAsia="Times New Roman" w:hAnsi="Calibri" w:cs="Calibri"/>
-                <w:color w:val="000000"/>
-                <w:kern w:val="0"/>
-                <w14:ligatures w14:val="none"/>
-              </w:rPr>
-              <w:t xml:space="preserve"> UNUSED</w:t>
+              <w:t>F5 UNUSED</w:t>
             </w:r>
           </w:p>
           <w:p>
@@ -12068,7 +10964,6 @@
                 <w14:ligatures w14:val="none"/>
               </w:rPr>
             </w:pPr>
-            <w:proofErr w:type="gramStart"/>
             <w:r>
               <w:rPr>
                 <w:rFonts w:ascii="Calibri" w:eastAsia="Times New Roman" w:hAnsi="Calibri" w:cs="Calibri"/>
@@ -12079,7 +10974,6 @@
               </w:rPr>
               <w:t>CRAB :</w:t>
             </w:r>
-            <w:proofErr w:type="gramEnd"/>
           </w:p>
           <w:p>
             <w:pPr>
@@ -12135,7 +11029,6 @@
                 <w14:ligatures w14:val="none"/>
               </w:rPr>
             </w:pPr>
-            <w:proofErr w:type="gramStart"/>
             <w:r>
               <w:rPr>
                 <w:rFonts w:ascii="Calibri" w:eastAsia="Times New Roman" w:hAnsi="Calibri" w:cs="Calibri"/>
@@ -12146,7 +11039,6 @@
               </w:rPr>
               <w:t>PIPEFISH :</w:t>
             </w:r>
-            <w:proofErr w:type="gramEnd"/>
           </w:p>
           <w:p>
             <w:pPr>
@@ -12177,109 +11069,65 @@
                 <w:highlight w:val="green"/>
                 <w14:ligatures w14:val="none"/>
               </w:rPr>
-              <w:t>: 1 (08.35) (F2</w:t>
-            </w:r>
-            <w:proofErr w:type="gramStart"/>
-            <w:r>
-              <w:rPr>
-                <w:rFonts w:ascii="Calibri" w:eastAsia="Times New Roman" w:hAnsi="Calibri" w:cs="Calibri"/>
-                <w:color w:val="000000"/>
-                <w:kern w:val="0"/>
-                <w:highlight w:val="green"/>
-                <w14:ligatures w14:val="none"/>
-              </w:rPr>
-              <w:t>) ;</w:t>
-            </w:r>
-            <w:proofErr w:type="gramEnd"/>
-          </w:p>
-          <w:p>
-            <w:pPr>
-              <w:spacing w:after="0" w:line="240" w:lineRule="auto"/>
-              <w:rPr>
-                <w:rFonts w:ascii="Times New Roman" w:eastAsia="Times New Roman" w:hAnsi="Times New Roman" w:cs="Times New Roman"/>
-                <w:kern w:val="0"/>
-                <w:sz w:val="24"/>
-                <w:szCs w:val="24"/>
-                <w:highlight w:val="green"/>
-                <w14:ligatures w14:val="none"/>
-              </w:rPr>
-            </w:pPr>
-            <w:proofErr w:type="spellStart"/>
-            <w:proofErr w:type="gramStart"/>
+              <w:t>: 1 (08.35) (F2) ;</w:t>
+            </w:r>
+          </w:p>
+          <w:p>
+            <w:pPr>
+              <w:spacing w:after="0" w:line="240" w:lineRule="auto"/>
+              <w:rPr>
+                <w:rFonts w:ascii="Times New Roman" w:eastAsia="Times New Roman" w:hAnsi="Times New Roman" w:cs="Times New Roman"/>
+                <w:kern w:val="0"/>
+                <w:sz w:val="24"/>
+                <w:szCs w:val="24"/>
+                <w:highlight w:val="green"/>
+                <w14:ligatures w14:val="none"/>
+              </w:rPr>
+            </w:pPr>
             <w:r>
               <w:rPr>
                 <w:rFonts w:ascii="Calibri" w:hAnsi="Calibri" w:cs="Calibri"/>
                 <w:color w:val="000000"/>
                 <w:highlight w:val="green"/>
               </w:rPr>
-              <w:t>MaxN</w:t>
-            </w:r>
-            <w:proofErr w:type="spellEnd"/>
-            <w:r>
-              <w:rPr>
-                <w:rFonts w:ascii="Calibri" w:hAnsi="Calibri" w:cs="Calibri"/>
-                <w:color w:val="000000"/>
-                <w:highlight w:val="green"/>
-              </w:rPr>
-              <w:t xml:space="preserve"> :</w:t>
-            </w:r>
-            <w:proofErr w:type="gramEnd"/>
-            <w:r>
-              <w:rPr>
-                <w:rFonts w:ascii="Calibri" w:hAnsi="Calibri" w:cs="Calibri"/>
-                <w:color w:val="000000"/>
-                <w:highlight w:val="green"/>
-              </w:rPr>
-              <w:t xml:space="preserve"> 2 (00.45) (F4)</w:t>
-            </w:r>
-          </w:p>
-          <w:p>
-            <w:pPr>
-              <w:spacing w:after="0" w:line="240" w:lineRule="auto"/>
-              <w:rPr>
-                <w:rFonts w:ascii="Times New Roman" w:eastAsia="Times New Roman" w:hAnsi="Times New Roman" w:cs="Times New Roman"/>
-                <w:kern w:val="0"/>
-                <w:sz w:val="24"/>
-                <w:szCs w:val="24"/>
-                <w:highlight w:val="green"/>
-                <w14:ligatures w14:val="none"/>
-              </w:rPr>
-            </w:pPr>
-          </w:p>
-          <w:p>
-            <w:pPr>
-              <w:spacing w:after="0" w:line="240" w:lineRule="auto"/>
-              <w:rPr>
-                <w:rFonts w:ascii="Times New Roman" w:eastAsia="Times New Roman" w:hAnsi="Times New Roman" w:cs="Times New Roman"/>
-                <w:kern w:val="0"/>
-                <w:sz w:val="24"/>
-                <w:szCs w:val="24"/>
-                <w:highlight w:val="green"/>
-                <w14:ligatures w14:val="none"/>
-              </w:rPr>
-            </w:pPr>
-            <w:r>
-              <w:rPr>
-                <w:rFonts w:ascii="Calibri" w:eastAsia="Times New Roman" w:hAnsi="Calibri" w:cs="Calibri"/>
-                <w:color w:val="000000"/>
-                <w:kern w:val="0"/>
-                <w:highlight w:val="green"/>
-                <w14:ligatures w14:val="none"/>
-              </w:rPr>
-              <w:t xml:space="preserve">UNIDENTIFIED </w:t>
-            </w:r>
-            <w:proofErr w:type="gramStart"/>
-            <w:r>
-              <w:rPr>
-                <w:rFonts w:ascii="Calibri" w:eastAsia="Times New Roman" w:hAnsi="Calibri" w:cs="Calibri"/>
-                <w:color w:val="000000"/>
-                <w:kern w:val="0"/>
-                <w:highlight w:val="green"/>
-                <w14:ligatures w14:val="none"/>
-              </w:rPr>
-              <w:t>FISH :</w:t>
-            </w:r>
-            <w:proofErr w:type="gramEnd"/>
+              <w:t>MaxN : 2 (00.45) (F4)</w:t>
+            </w:r>
+          </w:p>
+          <w:p>
+            <w:pPr>
+              <w:spacing w:after="0" w:line="240" w:lineRule="auto"/>
+              <w:rPr>
+                <w:rFonts w:ascii="Times New Roman" w:eastAsia="Times New Roman" w:hAnsi="Times New Roman" w:cs="Times New Roman"/>
+                <w:kern w:val="0"/>
+                <w:sz w:val="24"/>
+                <w:szCs w:val="24"/>
+                <w:highlight w:val="green"/>
+                <w14:ligatures w14:val="none"/>
+              </w:rPr>
+            </w:pPr>
+          </w:p>
+          <w:p>
+            <w:pPr>
+              <w:spacing w:after="0" w:line="240" w:lineRule="auto"/>
+              <w:rPr>
+                <w:rFonts w:ascii="Times New Roman" w:eastAsia="Times New Roman" w:hAnsi="Times New Roman" w:cs="Times New Roman"/>
+                <w:kern w:val="0"/>
+                <w:sz w:val="24"/>
+                <w:szCs w:val="24"/>
+                <w:highlight w:val="green"/>
+                <w14:ligatures w14:val="none"/>
+              </w:rPr>
+            </w:pPr>
+            <w:r>
+              <w:rPr>
+                <w:rFonts w:ascii="Calibri" w:eastAsia="Times New Roman" w:hAnsi="Calibri" w:cs="Calibri"/>
+                <w:color w:val="000000"/>
+                <w:kern w:val="0"/>
+                <w:highlight w:val="green"/>
+                <w14:ligatures w14:val="none"/>
+              </w:rPr>
+              <w:t>UNIDENTIFIED FISH :</w:t>
+            </w:r>
           </w:p>
           <w:p>
             <w:pPr>
@@ -12367,29 +11215,7 @@
                 <w:highlight w:val="green"/>
                 <w14:ligatures w14:val="none"/>
               </w:rPr>
-              <w:t>3 (</w:t>
-            </w:r>
-            <w:proofErr w:type="gramStart"/>
-            <w:r>
-              <w:rPr>
-                <w:rFonts w:ascii="Calibri" w:eastAsia="Times New Roman" w:hAnsi="Calibri" w:cs="Calibri"/>
-                <w:color w:val="000000"/>
-                <w:kern w:val="0"/>
-                <w:highlight w:val="green"/>
-                <w14:ligatures w14:val="none"/>
-              </w:rPr>
-              <w:t>00.07)(</w:t>
-            </w:r>
-            <w:proofErr w:type="gramEnd"/>
-            <w:r>
-              <w:rPr>
-                <w:rFonts w:ascii="Calibri" w:eastAsia="Times New Roman" w:hAnsi="Calibri" w:cs="Calibri"/>
-                <w:color w:val="000000"/>
-                <w:kern w:val="0"/>
-                <w:highlight w:val="green"/>
-                <w14:ligatures w14:val="none"/>
-              </w:rPr>
-              <w:t>F3)</w:t>
+              <w:t>3 (00.07)(F3)</w:t>
             </w:r>
           </w:p>
           <w:p>
@@ -12457,27 +11283,7 @@
           <w14:ligatures w14:val="none"/>
         </w:rPr>
         <w:lastRenderedPageBreak/>
-        <w:t xml:space="preserve">File </w:t>
-      </w:r>
-      <w:proofErr w:type="gramStart"/>
-      <w:r>
-        <w:rPr>
-          <w:rFonts w:ascii="Arial" w:eastAsia="Times New Roman" w:hAnsi="Arial" w:cs="Arial"/>
-          <w:color w:val="000000"/>
-          <w:kern w:val="0"/>
-          <w14:ligatures w14:val="none"/>
-        </w:rPr>
-        <w:t>name :</w:t>
-      </w:r>
-      <w:proofErr w:type="gramEnd"/>
-      <w:r>
-        <w:rPr>
-          <w:rFonts w:ascii="Arial" w:eastAsia="Times New Roman" w:hAnsi="Arial" w:cs="Arial"/>
-          <w:color w:val="000000"/>
-          <w:kern w:val="0"/>
-          <w14:ligatures w14:val="none"/>
-        </w:rPr>
-        <w:t xml:space="preserve"> 28_03_2024_1323_C14_D5_TMPE3_F1</w:t>
+        <w:t>File name : 28_03_2024_1323_C14_D5_TMPE3_F1</w:t>
       </w:r>
     </w:p>
     <w:tbl>
@@ -13086,19 +11892,7 @@
                 <w:kern w:val="0"/>
                 <w14:ligatures w14:val="none"/>
               </w:rPr>
-              <w:t>TIME END</w:t>
-            </w:r>
-            <w:proofErr w:type="gramStart"/>
-            <w:r>
-              <w:rPr>
-                <w:rFonts w:ascii="Calibri" w:eastAsia="Times New Roman" w:hAnsi="Calibri" w:cs="Calibri"/>
-                <w:b/>
-                <w:bCs/>
-                <w:color w:val="000000"/>
-                <w:kern w:val="0"/>
-                <w14:ligatures w14:val="none"/>
-              </w:rPr>
-              <w:t>:</w:t>
+              <w:t>TIME END:</w:t>
             </w:r>
             <w:r>
               <w:rPr>
@@ -13116,17 +11910,7 @@
                 <w:kern w:val="0"/>
                 <w14:ligatures w14:val="none"/>
               </w:rPr>
-              <w:t>F3</w:t>
-            </w:r>
-            <w:proofErr w:type="gramEnd"/>
-            <w:r>
-              <w:rPr>
-                <w:rFonts w:ascii="Calibri" w:eastAsia="Times New Roman" w:hAnsi="Calibri" w:cs="Calibri"/>
-                <w:color w:val="000000"/>
-                <w:kern w:val="0"/>
-                <w14:ligatures w14:val="none"/>
-              </w:rPr>
-              <w:t xml:space="preserve"> UNUSED</w:t>
+              <w:t>F3 UNUSED</w:t>
             </w:r>
           </w:p>
           <w:p>
@@ -13499,7 +12283,6 @@
                 <w14:ligatures w14:val="none"/>
               </w:rPr>
             </w:pPr>
-            <w:proofErr w:type="gramStart"/>
             <w:r>
               <w:rPr>
                 <w:rFonts w:ascii="Calibri" w:eastAsia="Times New Roman" w:hAnsi="Calibri" w:cs="Calibri"/>
@@ -13510,7 +12293,6 @@
               </w:rPr>
               <w:t>PIPEFISH :</w:t>
             </w:r>
-            <w:proofErr w:type="gramEnd"/>
           </w:p>
           <w:p>
             <w:pPr>
@@ -13545,61 +12327,15 @@
                 <w14:ligatures w14:val="none"/>
               </w:rPr>
             </w:pPr>
-            <w:proofErr w:type="spellStart"/>
-            <w:proofErr w:type="gramStart"/>
-            <w:r>
-              <w:rPr>
-                <w:rFonts w:ascii="Calibri" w:eastAsia="Times New Roman" w:hAnsi="Calibri" w:cs="Calibri"/>
-                <w:color w:val="000000"/>
-                <w:kern w:val="0"/>
-                <w:highlight w:val="green"/>
-                <w14:ligatures w14:val="none"/>
-              </w:rPr>
-              <w:t>MaxN</w:t>
-            </w:r>
-            <w:proofErr w:type="spellEnd"/>
-            <w:r>
-              <w:rPr>
-                <w:rFonts w:ascii="Calibri" w:eastAsia="Times New Roman" w:hAnsi="Calibri" w:cs="Calibri"/>
-                <w:color w:val="000000"/>
-                <w:kern w:val="0"/>
-                <w:highlight w:val="green"/>
-                <w14:ligatures w14:val="none"/>
-              </w:rPr>
-              <w:t xml:space="preserve"> :</w:t>
-            </w:r>
-            <w:proofErr w:type="gramEnd"/>
-            <w:r>
-              <w:rPr>
-                <w:rFonts w:ascii="Calibri" w:eastAsia="Times New Roman" w:hAnsi="Calibri" w:cs="Calibri"/>
-                <w:color w:val="000000"/>
-                <w:kern w:val="0"/>
-                <w:highlight w:val="green"/>
-                <w14:ligatures w14:val="none"/>
-              </w:rPr>
-              <w:t xml:space="preserve"> 3 (00.38) (F2</w:t>
-            </w:r>
-            <w:proofErr w:type="gramStart"/>
-            <w:r>
-              <w:rPr>
-                <w:rFonts w:ascii="Calibri" w:eastAsia="Times New Roman" w:hAnsi="Calibri" w:cs="Calibri"/>
-                <w:color w:val="000000"/>
-                <w:kern w:val="0"/>
-                <w:highlight w:val="green"/>
-                <w14:ligatures w14:val="none"/>
-              </w:rPr>
-              <w:t>) ;</w:t>
-            </w:r>
-            <w:proofErr w:type="gramEnd"/>
-            <w:r>
-              <w:rPr>
-                <w:rFonts w:ascii="Calibri" w:eastAsia="Times New Roman" w:hAnsi="Calibri" w:cs="Calibri"/>
-                <w:color w:val="000000"/>
-                <w:kern w:val="0"/>
-                <w:highlight w:val="green"/>
-                <w14:ligatures w14:val="none"/>
-              </w:rPr>
-              <w:t xml:space="preserve"> 5 (01.00) (F2)</w:t>
+            <w:r>
+              <w:rPr>
+                <w:rFonts w:ascii="Calibri" w:eastAsia="Times New Roman" w:hAnsi="Calibri" w:cs="Calibri"/>
+                <w:color w:val="000000"/>
+                <w:kern w:val="0"/>
+                <w:highlight w:val="green"/>
+                <w14:ligatures w14:val="none"/>
+              </w:rPr>
+              <w:t>MaxN : 3 (00.38) (F2) ; 5 (01.00) (F2)</w:t>
             </w:r>
           </w:p>
           <w:p>
@@ -13681,27 +12417,7 @@
           <w14:ligatures w14:val="none"/>
         </w:rPr>
         <w:lastRenderedPageBreak/>
-        <w:t xml:space="preserve">File </w:t>
-      </w:r>
-      <w:proofErr w:type="gramStart"/>
-      <w:r>
-        <w:rPr>
-          <w:rFonts w:ascii="Arial" w:eastAsia="Times New Roman" w:hAnsi="Arial" w:cs="Arial"/>
-          <w:color w:val="000000"/>
-          <w:kern w:val="0"/>
-          <w14:ligatures w14:val="none"/>
-        </w:rPr>
-        <w:t>name :</w:t>
-      </w:r>
-      <w:proofErr w:type="gramEnd"/>
-      <w:r>
-        <w:rPr>
-          <w:rFonts w:ascii="Arial" w:eastAsia="Times New Roman" w:hAnsi="Arial" w:cs="Arial"/>
-          <w:color w:val="000000"/>
-          <w:kern w:val="0"/>
-          <w14:ligatures w14:val="none"/>
-        </w:rPr>
-        <w:t xml:space="preserve"> 27_03_2024_1440_C5_D1_TMPD2</w:t>
+        <w:t>File name : 27_03_2024_1440_C5_D1_TMPD2</w:t>
       </w:r>
     </w:p>
     <w:tbl>
@@ -14687,27 +13403,15 @@
                 <w14:ligatures w14:val="none"/>
               </w:rPr>
             </w:pPr>
-            <w:proofErr w:type="spellStart"/>
-            <w:r>
-              <w:rPr>
-                <w:rFonts w:ascii="Calibri" w:eastAsia="Times New Roman" w:hAnsi="Calibri" w:cs="Calibri"/>
-                <w:color w:val="000000"/>
-                <w:kern w:val="0"/>
-                <w:highlight w:val="green"/>
-                <w14:ligatures w14:val="none"/>
-              </w:rPr>
-              <w:t>FIsh</w:t>
-            </w:r>
-            <w:proofErr w:type="spellEnd"/>
-            <w:r>
-              <w:rPr>
-                <w:rFonts w:ascii="Calibri" w:eastAsia="Times New Roman" w:hAnsi="Calibri" w:cs="Calibri"/>
-                <w:color w:val="000000"/>
-                <w:kern w:val="0"/>
-                <w:highlight w:val="green"/>
-                <w14:ligatures w14:val="none"/>
-              </w:rPr>
-              <w:t xml:space="preserve"> </w:t>
+            <w:r>
+              <w:rPr>
+                <w:rFonts w:ascii="Calibri" w:eastAsia="Times New Roman" w:hAnsi="Calibri" w:cs="Calibri"/>
+                <w:color w:val="000000"/>
+                <w:kern w:val="0"/>
+                <w:highlight w:val="green"/>
+                <w14:ligatures w14:val="none"/>
+              </w:rPr>
+              <w:t xml:space="preserve">FIsh </w:t>
             </w:r>
             <w:r>
               <w:rPr>
@@ -14899,107 +13603,37 @@
                 <w14:ligatures w14:val="none"/>
               </w:rPr>
             </w:pPr>
-            <w:proofErr w:type="spellStart"/>
-            <w:proofErr w:type="gramStart"/>
-            <w:r>
-              <w:rPr>
-                <w:rFonts w:ascii="Calibri" w:eastAsia="Times New Roman" w:hAnsi="Calibri" w:cs="Calibri"/>
-                <w:color w:val="000000"/>
-                <w:kern w:val="0"/>
-                <w:highlight w:val="green"/>
-                <w14:ligatures w14:val="none"/>
-              </w:rPr>
-              <w:t>MaxN</w:t>
-            </w:r>
-            <w:proofErr w:type="spellEnd"/>
-            <w:r>
-              <w:rPr>
-                <w:rFonts w:ascii="Calibri" w:eastAsia="Times New Roman" w:hAnsi="Calibri" w:cs="Calibri"/>
-                <w:color w:val="000000"/>
-                <w:kern w:val="0"/>
-                <w:highlight w:val="green"/>
-                <w14:ligatures w14:val="none"/>
-              </w:rPr>
-              <w:t xml:space="preserve"> :</w:t>
-            </w:r>
-            <w:proofErr w:type="gramEnd"/>
-            <w:r>
-              <w:rPr>
-                <w:rFonts w:ascii="Calibri" w:eastAsia="Times New Roman" w:hAnsi="Calibri" w:cs="Calibri"/>
-                <w:color w:val="000000"/>
-                <w:kern w:val="0"/>
-                <w:highlight w:val="green"/>
-                <w14:ligatures w14:val="none"/>
-              </w:rPr>
-              <w:t xml:space="preserve"> 1(0:01:49, 2(0:05:44), 3(0:17:22) [F2]</w:t>
-            </w:r>
-          </w:p>
-          <w:p>
-            <w:pPr>
-              <w:spacing w:after="0" w:line="240" w:lineRule="auto"/>
-              <w:rPr>
-                <w:rFonts w:ascii="Calibri" w:eastAsia="Times New Roman" w:hAnsi="Calibri" w:cs="Calibri"/>
-                <w:color w:val="000000"/>
-                <w:kern w:val="0"/>
-                <w:highlight w:val="green"/>
-                <w14:ligatures w14:val="none"/>
-              </w:rPr>
-            </w:pPr>
-            <w:proofErr w:type="spellStart"/>
-            <w:proofErr w:type="gramStart"/>
-            <w:r>
-              <w:rPr>
-                <w:rFonts w:ascii="Calibri" w:eastAsia="Times New Roman" w:hAnsi="Calibri" w:cs="Calibri"/>
-                <w:color w:val="000000"/>
-                <w:kern w:val="0"/>
-                <w:highlight w:val="green"/>
-                <w14:ligatures w14:val="none"/>
-              </w:rPr>
-              <w:t>MaxN</w:t>
-            </w:r>
-            <w:proofErr w:type="spellEnd"/>
-            <w:r>
-              <w:rPr>
-                <w:rFonts w:ascii="Calibri" w:eastAsia="Times New Roman" w:hAnsi="Calibri" w:cs="Calibri"/>
-                <w:color w:val="000000"/>
-                <w:kern w:val="0"/>
-                <w:highlight w:val="green"/>
-                <w14:ligatures w14:val="none"/>
-              </w:rPr>
-              <w:t xml:space="preserve"> :</w:t>
-            </w:r>
-            <w:proofErr w:type="gramEnd"/>
-            <w:r>
-              <w:rPr>
-                <w:rFonts w:ascii="Calibri" w:eastAsia="Times New Roman" w:hAnsi="Calibri" w:cs="Calibri"/>
-                <w:color w:val="000000"/>
-                <w:kern w:val="0"/>
-                <w:highlight w:val="green"/>
-                <w14:ligatures w14:val="none"/>
-              </w:rPr>
-              <w:t xml:space="preserve"> 1 (</w:t>
-            </w:r>
-            <w:proofErr w:type="gramStart"/>
-            <w:r>
-              <w:rPr>
-                <w:rFonts w:ascii="Calibri" w:eastAsia="Times New Roman" w:hAnsi="Calibri" w:cs="Calibri"/>
-                <w:color w:val="000000"/>
-                <w:kern w:val="0"/>
-                <w:highlight w:val="green"/>
-                <w14:ligatures w14:val="none"/>
-              </w:rPr>
-              <w:t>0:00:30)[</w:t>
-            </w:r>
-            <w:proofErr w:type="gramEnd"/>
-            <w:r>
-              <w:rPr>
-                <w:rFonts w:ascii="Calibri" w:eastAsia="Times New Roman" w:hAnsi="Calibri" w:cs="Calibri"/>
-                <w:color w:val="000000"/>
-                <w:kern w:val="0"/>
-                <w:highlight w:val="green"/>
-                <w14:ligatures w14:val="none"/>
-              </w:rPr>
-              <w:t>F3]</w:t>
+            <w:r>
+              <w:rPr>
+                <w:rFonts w:ascii="Calibri" w:eastAsia="Times New Roman" w:hAnsi="Calibri" w:cs="Calibri"/>
+                <w:color w:val="000000"/>
+                <w:kern w:val="0"/>
+                <w:highlight w:val="green"/>
+                <w14:ligatures w14:val="none"/>
+              </w:rPr>
+              <w:t>MaxN : 1(0:01:49, 2(0:05:44), 3(0:17:22) [F2]</w:t>
+            </w:r>
+          </w:p>
+          <w:p>
+            <w:pPr>
+              <w:spacing w:after="0" w:line="240" w:lineRule="auto"/>
+              <w:rPr>
+                <w:rFonts w:ascii="Calibri" w:eastAsia="Times New Roman" w:hAnsi="Calibri" w:cs="Calibri"/>
+                <w:color w:val="000000"/>
+                <w:kern w:val="0"/>
+                <w:highlight w:val="green"/>
+                <w14:ligatures w14:val="none"/>
+              </w:rPr>
+            </w:pPr>
+            <w:r>
+              <w:rPr>
+                <w:rFonts w:ascii="Calibri" w:eastAsia="Times New Roman" w:hAnsi="Calibri" w:cs="Calibri"/>
+                <w:color w:val="000000"/>
+                <w:kern w:val="0"/>
+                <w:highlight w:val="green"/>
+                <w14:ligatures w14:val="none"/>
+              </w:rPr>
+              <w:t>MaxN : 1 (0:00:30)[F3]</w:t>
             </w:r>
           </w:p>
           <w:p>
@@ -15192,39 +13826,15 @@
                 <w14:ligatures w14:val="none"/>
               </w:rPr>
             </w:pPr>
-            <w:proofErr w:type="spellStart"/>
-            <w:proofErr w:type="gramStart"/>
-            <w:r>
-              <w:rPr>
-                <w:rFonts w:ascii="Calibri" w:eastAsia="Times New Roman" w:hAnsi="Calibri" w:cs="Calibri"/>
-                <w:color w:val="000000"/>
-                <w:kern w:val="0"/>
-                <w:highlight w:val="green"/>
-                <w14:ligatures w14:val="none"/>
-              </w:rPr>
-              <w:t>MaxN</w:t>
-            </w:r>
-            <w:proofErr w:type="spellEnd"/>
-            <w:r>
-              <w:rPr>
-                <w:rFonts w:ascii="Calibri" w:eastAsia="Times New Roman" w:hAnsi="Calibri" w:cs="Calibri"/>
-                <w:color w:val="000000"/>
-                <w:kern w:val="0"/>
-                <w:highlight w:val="green"/>
-                <w14:ligatures w14:val="none"/>
-              </w:rPr>
-              <w:t xml:space="preserve"> :</w:t>
-            </w:r>
-            <w:proofErr w:type="gramEnd"/>
-            <w:r>
-              <w:rPr>
-                <w:rFonts w:ascii="Calibri" w:eastAsia="Times New Roman" w:hAnsi="Calibri" w:cs="Calibri"/>
-                <w:color w:val="000000"/>
-                <w:kern w:val="0"/>
-                <w:highlight w:val="green"/>
-                <w14:ligatures w14:val="none"/>
-              </w:rPr>
-              <w:t xml:space="preserve"> 1(0:</w:t>
+            <w:r>
+              <w:rPr>
+                <w:rFonts w:ascii="Calibri" w:eastAsia="Times New Roman" w:hAnsi="Calibri" w:cs="Calibri"/>
+                <w:color w:val="000000"/>
+                <w:kern w:val="0"/>
+                <w:highlight w:val="green"/>
+                <w14:ligatures w14:val="none"/>
+              </w:rPr>
+              <w:t>MaxN : 1(0:</w:t>
             </w:r>
             <w:r>
               <w:rPr>
@@ -15264,20 +13874,8 @@
                 <w:highlight w:val="green"/>
                 <w14:ligatures w14:val="none"/>
               </w:rPr>
-              <w:t xml:space="preserve"> </w:t>
-            </w:r>
-            <w:proofErr w:type="spellStart"/>
-            <w:r>
-              <w:rPr>
-                <w:rFonts w:ascii="Calibri" w:eastAsia="Times New Roman" w:hAnsi="Calibri" w:cs="Calibri"/>
-                <w:color w:val="000000"/>
-                <w:kern w:val="0"/>
-                <w:highlight w:val="green"/>
-                <w14:ligatures w14:val="none"/>
-              </w:rPr>
-              <w:t>Mudcrab</w:t>
-            </w:r>
-            <w:proofErr w:type="spellEnd"/>
+              <w:t xml:space="preserve"> Mudcrab</w:t>
+            </w:r>
           </w:p>
           <w:p>
             <w:pPr>
@@ -15314,27 +13912,7 @@
           <w:szCs w:val="22"/>
         </w:rPr>
         <w:lastRenderedPageBreak/>
-        <w:t xml:space="preserve">File </w:t>
-      </w:r>
-      <w:proofErr w:type="gramStart"/>
-      <w:r>
-        <w:rPr>
-          <w:rFonts w:ascii="Arial" w:hAnsi="Arial" w:cs="Arial"/>
-          <w:color w:val="000000"/>
-          <w:sz w:val="22"/>
-          <w:szCs w:val="22"/>
-        </w:rPr>
-        <w:t>name :</w:t>
-      </w:r>
-      <w:proofErr w:type="gramEnd"/>
-      <w:r>
-        <w:rPr>
-          <w:rFonts w:ascii="Arial" w:hAnsi="Arial" w:cs="Arial"/>
-          <w:color w:val="000000"/>
-          <w:sz w:val="22"/>
-          <w:szCs w:val="22"/>
-        </w:rPr>
-        <w:t xml:space="preserve"> 28_03_2024_1249_C12_D2_TMPD1</w:t>
+        <w:t>File name : 28_03_2024_1249_C12_D2_TMPD1</w:t>
       </w:r>
     </w:p>
     <w:tbl>
@@ -16348,39 +14926,17 @@
                 <w:highlight w:val="green"/>
                 <w14:ligatures w14:val="none"/>
               </w:rPr>
-              <w:t>T</w:t>
-            </w:r>
-            <w:proofErr w:type="gramStart"/>
-            <w:r>
-              <w:rPr>
-                <w:rFonts w:ascii="Calibri" w:eastAsia="Times New Roman" w:hAnsi="Calibri" w:cs="Calibri"/>
-                <w:color w:val="000000"/>
-                <w:kern w:val="0"/>
-                <w:highlight w:val="green"/>
-                <w14:ligatures w14:val="none"/>
-              </w:rPr>
-              <w:t>1</w:t>
-            </w:r>
-            <w:r>
-              <w:rPr>
-                <w:rFonts w:ascii="Calibri" w:eastAsia="Times New Roman" w:hAnsi="Calibri" w:cs="Calibri"/>
-                <w:color w:val="000000"/>
-                <w:kern w:val="0"/>
-                <w:highlight w:val="green"/>
-                <w14:ligatures w14:val="none"/>
-              </w:rPr>
-              <w:t xml:space="preserve"> :</w:t>
-            </w:r>
-            <w:proofErr w:type="gramEnd"/>
-            <w:r>
-              <w:rPr>
-                <w:rFonts w:ascii="Calibri" w:eastAsia="Times New Roman" w:hAnsi="Calibri" w:cs="Calibri"/>
-                <w:color w:val="000000"/>
-                <w:kern w:val="0"/>
-                <w:highlight w:val="green"/>
-                <w14:ligatures w14:val="none"/>
-              </w:rPr>
-              <w:t xml:space="preserve"> 1(0:</w:t>
+              <w:t>T1</w:t>
+            </w:r>
+            <w:r>
+              <w:rPr>
+                <w:rFonts w:ascii="Calibri" w:eastAsia="Times New Roman" w:hAnsi="Calibri" w:cs="Calibri"/>
+                <w:color w:val="000000"/>
+                <w:kern w:val="0"/>
+                <w:highlight w:val="green"/>
+                <w14:ligatures w14:val="none"/>
+              </w:rPr>
+              <w:t xml:space="preserve"> : 1(0:</w:t>
             </w:r>
             <w:r>
               <w:rPr>
@@ -16435,27 +14991,15 @@
               </w:rPr>
               <w:t xml:space="preserve"> </w:t>
             </w:r>
-            <w:proofErr w:type="spellStart"/>
-            <w:r>
-              <w:rPr>
-                <w:rFonts w:ascii="Calibri" w:eastAsia="Times New Roman" w:hAnsi="Calibri" w:cs="Calibri"/>
-                <w:color w:val="000000"/>
-                <w:kern w:val="0"/>
-                <w:highlight w:val="green"/>
-                <w14:ligatures w14:val="none"/>
-              </w:rPr>
-              <w:t>MaxN</w:t>
-            </w:r>
-            <w:proofErr w:type="spellEnd"/>
-            <w:r>
-              <w:rPr>
-                <w:rFonts w:ascii="Calibri" w:eastAsia="Times New Roman" w:hAnsi="Calibri" w:cs="Calibri"/>
-                <w:color w:val="000000"/>
-                <w:kern w:val="0"/>
-                <w:highlight w:val="green"/>
-                <w14:ligatures w14:val="none"/>
-              </w:rPr>
-              <w:t xml:space="preserve">: </w:t>
+            <w:r>
+              <w:rPr>
+                <w:rFonts w:ascii="Calibri" w:eastAsia="Times New Roman" w:hAnsi="Calibri" w:cs="Calibri"/>
+                <w:color w:val="000000"/>
+                <w:kern w:val="0"/>
+                <w:highlight w:val="green"/>
+                <w14:ligatures w14:val="none"/>
+              </w:rPr>
+              <w:t xml:space="preserve">MaxN: </w:t>
             </w:r>
             <w:r>
               <w:rPr>
@@ -16586,39 +15130,15 @@
                 <w14:ligatures w14:val="none"/>
               </w:rPr>
             </w:pPr>
-            <w:proofErr w:type="spellStart"/>
-            <w:proofErr w:type="gramStart"/>
-            <w:r>
-              <w:rPr>
-                <w:rFonts w:ascii="Calibri" w:eastAsia="Times New Roman" w:hAnsi="Calibri" w:cs="Calibri"/>
-                <w:color w:val="000000"/>
-                <w:kern w:val="0"/>
-                <w:highlight w:val="green"/>
-                <w14:ligatures w14:val="none"/>
-              </w:rPr>
-              <w:t>MaxN</w:t>
-            </w:r>
-            <w:proofErr w:type="spellEnd"/>
-            <w:r>
-              <w:rPr>
-                <w:rFonts w:ascii="Calibri" w:eastAsia="Times New Roman" w:hAnsi="Calibri" w:cs="Calibri"/>
-                <w:color w:val="000000"/>
-                <w:kern w:val="0"/>
-                <w:highlight w:val="green"/>
-                <w14:ligatures w14:val="none"/>
-              </w:rPr>
-              <w:t xml:space="preserve"> :</w:t>
-            </w:r>
-            <w:proofErr w:type="gramEnd"/>
-            <w:r>
-              <w:rPr>
-                <w:rFonts w:ascii="Calibri" w:eastAsia="Times New Roman" w:hAnsi="Calibri" w:cs="Calibri"/>
-                <w:color w:val="000000"/>
-                <w:kern w:val="0"/>
-                <w:highlight w:val="green"/>
-                <w14:ligatures w14:val="none"/>
-              </w:rPr>
-              <w:t xml:space="preserve"> 3(0:</w:t>
+            <w:r>
+              <w:rPr>
+                <w:rFonts w:ascii="Calibri" w:eastAsia="Times New Roman" w:hAnsi="Calibri" w:cs="Calibri"/>
+                <w:color w:val="000000"/>
+                <w:kern w:val="0"/>
+                <w:highlight w:val="green"/>
+                <w14:ligatures w14:val="none"/>
+              </w:rPr>
+              <w:t>MaxN : 3(0:</w:t>
             </w:r>
             <w:r>
               <w:rPr>
@@ -16728,27 +15248,7 @@
           <w14:ligatures w14:val="none"/>
         </w:rPr>
         <w:lastRenderedPageBreak/>
-        <w:t xml:space="preserve">File </w:t>
-      </w:r>
-      <w:proofErr w:type="gramStart"/>
-      <w:r>
-        <w:rPr>
-          <w:rFonts w:ascii="Arial" w:eastAsia="Times New Roman" w:hAnsi="Arial" w:cs="Arial"/>
-          <w:color w:val="000000"/>
-          <w:kern w:val="0"/>
-          <w14:ligatures w14:val="none"/>
-        </w:rPr>
-        <w:t>name :</w:t>
-      </w:r>
-      <w:proofErr w:type="gramEnd"/>
-      <w:r>
-        <w:rPr>
-          <w:rFonts w:ascii="Arial" w:eastAsia="Times New Roman" w:hAnsi="Arial" w:cs="Arial"/>
-          <w:color w:val="000000"/>
-          <w:kern w:val="0"/>
-          <w14:ligatures w14:val="none"/>
-        </w:rPr>
-        <w:t xml:space="preserve"> 28_03_2024_1246_C1_D1_TMPL3</w:t>
+        <w:t>File name : 28_03_2024_1246_C1_D1_TMPL3</w:t>
       </w:r>
     </w:p>
     <w:tbl>
@@ -17327,19 +15827,7 @@
                 <w:kern w:val="0"/>
                 <w14:ligatures w14:val="none"/>
               </w:rPr>
-              <w:t>TIME END</w:t>
-            </w:r>
-            <w:proofErr w:type="gramStart"/>
-            <w:r>
-              <w:rPr>
-                <w:rFonts w:ascii="Calibri" w:eastAsia="Times New Roman" w:hAnsi="Calibri" w:cs="Calibri"/>
-                <w:b/>
-                <w:bCs/>
-                <w:color w:val="000000"/>
-                <w:kern w:val="0"/>
-                <w14:ligatures w14:val="none"/>
-              </w:rPr>
-              <w:t>:</w:t>
+              <w:t>TIME END:</w:t>
             </w:r>
             <w:r>
               <w:rPr>
@@ -17359,7 +15847,6 @@
               </w:rPr>
               <w:t>2</w:t>
             </w:r>
-            <w:proofErr w:type="gramEnd"/>
             <w:r>
               <w:rPr>
                 <w:rFonts w:ascii="Calibri" w:eastAsia="Times New Roman" w:hAnsi="Calibri" w:cs="Calibri"/>
@@ -18359,31 +16846,7 @@
                 <w:kern w:val="0"/>
                 <w14:ligatures w14:val="none"/>
               </w:rPr>
-              <w:t>F</w:t>
-            </w:r>
-            <w:proofErr w:type="gramStart"/>
-            <w:r>
-              <w:rPr>
-                <w:rFonts w:ascii="Arial" w:eastAsia="Times New Roman" w:hAnsi="Arial" w:cs="Arial"/>
-                <w:b/>
-                <w:bCs/>
-                <w:color w:val="000000"/>
-                <w:kern w:val="0"/>
-                <w14:ligatures w14:val="none"/>
-              </w:rPr>
-              <w:t>4 :</w:t>
-            </w:r>
-            <w:proofErr w:type="gramEnd"/>
-            <w:r>
-              <w:rPr>
-                <w:rFonts w:ascii="Arial" w:eastAsia="Times New Roman" w:hAnsi="Arial" w:cs="Arial"/>
-                <w:b/>
-                <w:bCs/>
-                <w:color w:val="000000"/>
-                <w:kern w:val="0"/>
-                <w14:ligatures w14:val="none"/>
-              </w:rPr>
-              <w:t xml:space="preserve"> </w:t>
+              <w:t xml:space="preserve">F4 : </w:t>
             </w:r>
             <w:r>
               <w:rPr>
@@ -18808,51 +17271,51 @@
                 <w:kern w:val="0"/>
                 <w14:ligatures w14:val="none"/>
               </w:rPr>
-              <w:t xml:space="preserve">FISH </w:t>
-            </w:r>
-            <w:proofErr w:type="gramStart"/>
+              <w:t>FISH FOUND:</w:t>
+            </w:r>
             <w:r>
               <w:rPr>
                 <w:rFonts w:ascii="Arial" w:eastAsia="Times New Roman" w:hAnsi="Arial" w:cs="Arial"/>
-                <w:b/>
-                <w:bCs/>
-                <w:color w:val="000000"/>
-                <w:kern w:val="0"/>
-                <w14:ligatures w14:val="none"/>
-              </w:rPr>
-              <w:t>FOUND:</w:t>
-            </w:r>
-            <w:r>
+                <w:color w:val="000000"/>
+                <w:kern w:val="0"/>
+                <w14:ligatures w14:val="none"/>
+              </w:rPr>
+              <w:t>RECORD MAXN AND T1 FOR EACH SPECIES</w:t>
+            </w:r>
+          </w:p>
+          <w:p>
+            <w:pPr>
+              <w:spacing w:after="0" w:line="240" w:lineRule="auto"/>
+              <w:rPr>
+                <w:rFonts w:ascii="Times New Roman" w:eastAsia="Times New Roman" w:hAnsi="Times New Roman" w:cs="Times New Roman"/>
+                <w:kern w:val="0"/>
+                <w:sz w:val="24"/>
+                <w:szCs w:val="24"/>
+                <w14:ligatures w14:val="none"/>
+              </w:rPr>
+            </w:pPr>
+          </w:p>
+          <w:p>
+            <w:pPr>
+              <w:spacing w:after="0" w:line="240" w:lineRule="auto"/>
               <w:rPr>
                 <w:rFonts w:ascii="Arial" w:eastAsia="Times New Roman" w:hAnsi="Arial" w:cs="Arial"/>
                 <w:color w:val="000000"/>
                 <w:kern w:val="0"/>
-                <w14:ligatures w14:val="none"/>
-              </w:rPr>
-              <w:t>RECORD</w:t>
-            </w:r>
-            <w:proofErr w:type="gramEnd"/>
+                <w:highlight w:val="green"/>
+                <w14:ligatures w14:val="none"/>
+              </w:rPr>
+            </w:pPr>
             <w:r>
               <w:rPr>
                 <w:rFonts w:ascii="Arial" w:eastAsia="Times New Roman" w:hAnsi="Arial" w:cs="Arial"/>
                 <w:color w:val="000000"/>
                 <w:kern w:val="0"/>
-                <w14:ligatures w14:val="none"/>
-              </w:rPr>
-              <w:t xml:space="preserve"> MAXN AND T1 FOR EACH SPECIES</w:t>
-            </w:r>
-          </w:p>
-          <w:p>
-            <w:pPr>
-              <w:spacing w:after="0" w:line="240" w:lineRule="auto"/>
-              <w:rPr>
-                <w:rFonts w:ascii="Times New Roman" w:eastAsia="Times New Roman" w:hAnsi="Times New Roman" w:cs="Times New Roman"/>
-                <w:kern w:val="0"/>
-                <w:sz w:val="24"/>
-                <w:szCs w:val="24"/>
-                <w14:ligatures w14:val="none"/>
-              </w:rPr>
-            </w:pPr>
+                <w:highlight w:val="green"/>
+                <w14:ligatures w14:val="none"/>
+              </w:rPr>
+              <w:t xml:space="preserve">Crab </w:t>
+            </w:r>
           </w:p>
           <w:p>
             <w:pPr>
@@ -18873,12 +17336,9 @@
                 <w:highlight w:val="green"/>
                 <w14:ligatures w14:val="none"/>
               </w:rPr>
-              <w:t xml:space="preserve">Crab </w:t>
-            </w:r>
-          </w:p>
-          <w:p>
-            <w:pPr>
-              <w:spacing w:after="0" w:line="240" w:lineRule="auto"/>
+              <w:t>1 (07. 16) ;</w:t>
+            </w:r>
+            <w:r>
               <w:rPr>
                 <w:rFonts w:ascii="Arial" w:eastAsia="Times New Roman" w:hAnsi="Arial" w:cs="Arial"/>
                 <w:color w:val="000000"/>
@@ -18886,8 +17346,12 @@
                 <w:highlight w:val="green"/>
                 <w14:ligatures w14:val="none"/>
               </w:rPr>
-            </w:pPr>
-            <w:r>
+              <w:t xml:space="preserve"> SWIMMER</w:t>
+            </w:r>
+          </w:p>
+          <w:p>
+            <w:pPr>
+              <w:spacing w:after="0" w:line="240" w:lineRule="auto"/>
               <w:rPr>
                 <w:rFonts w:ascii="Arial" w:eastAsia="Times New Roman" w:hAnsi="Arial" w:cs="Arial"/>
                 <w:color w:val="000000"/>
@@ -18895,9 +17359,7 @@
                 <w:highlight w:val="green"/>
                 <w14:ligatures w14:val="none"/>
               </w:rPr>
-              <w:t xml:space="preserve">1 (07. </w:t>
-            </w:r>
-            <w:proofErr w:type="gramStart"/>
+            </w:pPr>
             <w:r>
               <w:rPr>
                 <w:rFonts w:ascii="Arial" w:eastAsia="Times New Roman" w:hAnsi="Arial" w:cs="Arial"/>
@@ -18906,9 +17368,8 @@
                 <w:highlight w:val="green"/>
                 <w14:ligatures w14:val="none"/>
               </w:rPr>
-              <w:t>16) ;</w:t>
-            </w:r>
-            <w:proofErr w:type="gramEnd"/>
+              <w:t>1 (15.11) (F2) ;</w:t>
+            </w:r>
             <w:r>
               <w:rPr>
                 <w:rFonts w:ascii="Arial" w:eastAsia="Times New Roman" w:hAnsi="Arial" w:cs="Arial"/>
@@ -18924,13 +17385,24 @@
             <w:pPr>
               <w:spacing w:after="0" w:line="240" w:lineRule="auto"/>
               <w:rPr>
+                <w:rFonts w:ascii="Times New Roman" w:eastAsia="Times New Roman" w:hAnsi="Times New Roman" w:cs="Times New Roman"/>
+                <w:kern w:val="0"/>
+                <w:sz w:val="24"/>
+                <w:szCs w:val="24"/>
+                <w:highlight w:val="green"/>
+                <w14:ligatures w14:val="none"/>
+              </w:rPr>
+            </w:pPr>
+            <w:r>
+              <w:rPr>
                 <w:rFonts w:ascii="Arial" w:eastAsia="Times New Roman" w:hAnsi="Arial" w:cs="Arial"/>
                 <w:color w:val="000000"/>
                 <w:kern w:val="0"/>
                 <w:highlight w:val="green"/>
                 <w14:ligatures w14:val="none"/>
               </w:rPr>
-            </w:pPr>
+              <w:t>1 (21.05) (F3)</w:t>
+            </w:r>
             <w:r>
               <w:rPr>
                 <w:rFonts w:ascii="Arial" w:eastAsia="Times New Roman" w:hAnsi="Arial" w:cs="Arial"/>
@@ -18939,10 +17411,76 @@
                 <w:highlight w:val="green"/>
                 <w14:ligatures w14:val="none"/>
               </w:rPr>
-              <w:t>1 (15.11) (F2</w:t>
-            </w:r>
-            <w:proofErr w:type="gramStart"/>
-            <w:r>
+              <w:t xml:space="preserve"> SWIMMER</w:t>
+            </w:r>
+          </w:p>
+          <w:p>
+            <w:pPr>
+              <w:spacing w:after="0" w:line="240" w:lineRule="auto"/>
+              <w:rPr>
+                <w:rFonts w:ascii="Times New Roman" w:eastAsia="Times New Roman" w:hAnsi="Times New Roman" w:cs="Times New Roman"/>
+                <w:kern w:val="0"/>
+                <w:sz w:val="24"/>
+                <w:szCs w:val="24"/>
+                <w:highlight w:val="green"/>
+                <w14:ligatures w14:val="none"/>
+              </w:rPr>
+            </w:pPr>
+          </w:p>
+          <w:p>
+            <w:pPr>
+              <w:spacing w:after="0" w:line="240" w:lineRule="auto"/>
+              <w:ind w:left="102"/>
+              <w:rPr>
+                <w:rFonts w:ascii="Times New Roman" w:eastAsia="Times New Roman" w:hAnsi="Times New Roman" w:cs="Times New Roman"/>
+                <w:kern w:val="0"/>
+                <w:sz w:val="24"/>
+                <w:szCs w:val="24"/>
+                <w:highlight w:val="green"/>
+                <w14:ligatures w14:val="none"/>
+              </w:rPr>
+            </w:pPr>
+            <w:r>
+              <w:rPr>
+                <w:rFonts w:ascii="Times New Roman" w:eastAsia="Times New Roman" w:hAnsi="Times New Roman" w:cs="Times New Roman"/>
+                <w:kern w:val="0"/>
+                <w:sz w:val="24"/>
+                <w:szCs w:val="24"/>
+                <w:highlight w:val="green"/>
+                <w14:ligatures w14:val="none"/>
+              </w:rPr>
+              <w:t>FISHF</w:t>
+            </w:r>
+          </w:p>
+          <w:p>
+            <w:pPr>
+              <w:spacing w:after="0" w:line="240" w:lineRule="auto"/>
+              <w:ind w:left="102"/>
+              <w:rPr>
+                <w:rFonts w:ascii="Times New Roman" w:eastAsia="Times New Roman" w:hAnsi="Times New Roman" w:cs="Times New Roman"/>
+                <w:kern w:val="0"/>
+                <w:sz w:val="24"/>
+                <w:szCs w:val="24"/>
+                <w:highlight w:val="green"/>
+                <w14:ligatures w14:val="none"/>
+              </w:rPr>
+            </w:pPr>
+            <w:r>
+              <w:rPr>
+                <w:rFonts w:ascii="Times New Roman" w:eastAsia="Times New Roman" w:hAnsi="Times New Roman" w:cs="Times New Roman"/>
+                <w:kern w:val="0"/>
+                <w:sz w:val="24"/>
+                <w:szCs w:val="24"/>
+                <w:highlight w:val="green"/>
+                <w14:ligatures w14:val="none"/>
+              </w:rPr>
+              <w:t>T1 08:16</w:t>
+            </w:r>
+          </w:p>
+          <w:p>
+            <w:pPr>
+              <w:spacing w:after="0" w:line="240" w:lineRule="auto"/>
+              <w:ind w:left="102"/>
               <w:rPr>
                 <w:rFonts w:ascii="Arial" w:eastAsia="Times New Roman" w:hAnsi="Arial" w:cs="Arial"/>
                 <w:color w:val="000000"/>
@@ -18950,9 +17488,7 @@
                 <w:highlight w:val="green"/>
                 <w14:ligatures w14:val="none"/>
               </w:rPr>
-              <w:t>) ;</w:t>
-            </w:r>
-            <w:proofErr w:type="gramEnd"/>
+            </w:pPr>
             <w:r>
               <w:rPr>
                 <w:rFonts w:ascii="Arial" w:eastAsia="Times New Roman" w:hAnsi="Arial" w:cs="Arial"/>
@@ -18961,12 +17497,13 @@
                 <w:highlight w:val="green"/>
                 <w14:ligatures w14:val="none"/>
               </w:rPr>
-              <w:t xml:space="preserve"> SWIMMER</w:t>
-            </w:r>
-          </w:p>
-          <w:p>
-            <w:pPr>
-              <w:spacing w:after="0" w:line="240" w:lineRule="auto"/>
+              <w:t>MaxN : 10 (08.43) ;</w:t>
+            </w:r>
+          </w:p>
+          <w:p>
+            <w:pPr>
+              <w:spacing w:after="0" w:line="240" w:lineRule="auto"/>
+              <w:ind w:left="102"/>
               <w:rPr>
                 <w:rFonts w:ascii="Times New Roman" w:eastAsia="Times New Roman" w:hAnsi="Times New Roman" w:cs="Times New Roman"/>
                 <w:kern w:val="0"/>
@@ -18984,8 +17521,21 @@
                 <w:highlight w:val="green"/>
                 <w14:ligatures w14:val="none"/>
               </w:rPr>
-              <w:t>1 (21.05) (F3)</w:t>
-            </w:r>
+              <w:t>12 (10.36) </w:t>
+            </w:r>
+          </w:p>
+          <w:p>
+            <w:pPr>
+              <w:spacing w:after="0" w:line="240" w:lineRule="auto"/>
+              <w:rPr>
+                <w:rFonts w:ascii="Times New Roman" w:eastAsia="Times New Roman" w:hAnsi="Times New Roman" w:cs="Times New Roman"/>
+                <w:kern w:val="0"/>
+                <w:sz w:val="24"/>
+                <w:szCs w:val="24"/>
+                <w:highlight w:val="green"/>
+                <w14:ligatures w14:val="none"/>
+              </w:rPr>
+            </w:pPr>
             <w:r>
               <w:rPr>
                 <w:rFonts w:ascii="Arial" w:eastAsia="Times New Roman" w:hAnsi="Arial" w:cs="Arial"/>
@@ -18994,76 +17544,22 @@
                 <w:highlight w:val="green"/>
                 <w14:ligatures w14:val="none"/>
               </w:rPr>
-              <w:t xml:space="preserve"> SWIMMER</w:t>
-            </w:r>
-          </w:p>
-          <w:p>
-            <w:pPr>
-              <w:spacing w:after="0" w:line="240" w:lineRule="auto"/>
-              <w:rPr>
-                <w:rFonts w:ascii="Times New Roman" w:eastAsia="Times New Roman" w:hAnsi="Times New Roman" w:cs="Times New Roman"/>
-                <w:kern w:val="0"/>
-                <w:sz w:val="24"/>
-                <w:szCs w:val="24"/>
-                <w:highlight w:val="green"/>
-                <w14:ligatures w14:val="none"/>
-              </w:rPr>
-            </w:pPr>
-          </w:p>
-          <w:p>
-            <w:pPr>
-              <w:spacing w:after="0" w:line="240" w:lineRule="auto"/>
-              <w:ind w:left="102"/>
-              <w:rPr>
-                <w:rFonts w:ascii="Times New Roman" w:eastAsia="Times New Roman" w:hAnsi="Times New Roman" w:cs="Times New Roman"/>
-                <w:kern w:val="0"/>
-                <w:sz w:val="24"/>
-                <w:szCs w:val="24"/>
-                <w:highlight w:val="green"/>
-                <w14:ligatures w14:val="none"/>
-              </w:rPr>
-            </w:pPr>
-            <w:r>
-              <w:rPr>
-                <w:rFonts w:ascii="Times New Roman" w:eastAsia="Times New Roman" w:hAnsi="Times New Roman" w:cs="Times New Roman"/>
-                <w:kern w:val="0"/>
-                <w:sz w:val="24"/>
-                <w:szCs w:val="24"/>
-                <w:highlight w:val="green"/>
-                <w14:ligatures w14:val="none"/>
-              </w:rPr>
-              <w:t>FISHF</w:t>
-            </w:r>
-          </w:p>
-          <w:p>
-            <w:pPr>
-              <w:spacing w:after="0" w:line="240" w:lineRule="auto"/>
-              <w:ind w:left="102"/>
-              <w:rPr>
-                <w:rFonts w:ascii="Times New Roman" w:eastAsia="Times New Roman" w:hAnsi="Times New Roman" w:cs="Times New Roman"/>
-                <w:kern w:val="0"/>
-                <w:sz w:val="24"/>
-                <w:szCs w:val="24"/>
-                <w:highlight w:val="green"/>
-                <w14:ligatures w14:val="none"/>
-              </w:rPr>
-            </w:pPr>
-            <w:r>
-              <w:rPr>
-                <w:rFonts w:ascii="Times New Roman" w:eastAsia="Times New Roman" w:hAnsi="Times New Roman" w:cs="Times New Roman"/>
-                <w:kern w:val="0"/>
-                <w:sz w:val="24"/>
-                <w:szCs w:val="24"/>
-                <w:highlight w:val="green"/>
-                <w14:ligatures w14:val="none"/>
-              </w:rPr>
-              <w:t>T1 08:16</w:t>
-            </w:r>
-          </w:p>
-          <w:p>
-            <w:pPr>
-              <w:spacing w:after="0" w:line="240" w:lineRule="auto"/>
-              <w:ind w:left="102"/>
+              <w:t>  </w:t>
+            </w:r>
+          </w:p>
+          <w:p>
+            <w:pPr>
+              <w:spacing w:after="0" w:line="240" w:lineRule="auto"/>
+              <w:rPr>
+                <w:rFonts w:ascii="Times New Roman" w:eastAsia="Times New Roman" w:hAnsi="Times New Roman" w:cs="Times New Roman"/>
+                <w:kern w:val="0"/>
+                <w:sz w:val="24"/>
+                <w:szCs w:val="24"/>
+                <w:highlight w:val="green"/>
+                <w14:ligatures w14:val="none"/>
+              </w:rPr>
+            </w:pPr>
+            <w:r>
               <w:rPr>
                 <w:rFonts w:ascii="Arial" w:eastAsia="Times New Roman" w:hAnsi="Arial" w:cs="Arial"/>
                 <w:color w:val="000000"/>
@@ -19071,9 +17567,8 @@
                 <w:highlight w:val="green"/>
                 <w14:ligatures w14:val="none"/>
               </w:rPr>
-            </w:pPr>
-            <w:proofErr w:type="spellStart"/>
-            <w:proofErr w:type="gramStart"/>
+              <w:t>  F</w:t>
+            </w:r>
             <w:r>
               <w:rPr>
                 <w:rFonts w:ascii="Arial" w:eastAsia="Times New Roman" w:hAnsi="Arial" w:cs="Arial"/>
@@ -19082,9 +17577,21 @@
                 <w:highlight w:val="green"/>
                 <w14:ligatures w14:val="none"/>
               </w:rPr>
-              <w:t>MaxN</w:t>
-            </w:r>
-            <w:proofErr w:type="spellEnd"/>
+              <w:t>ISHK</w:t>
+            </w:r>
+          </w:p>
+          <w:p>
+            <w:pPr>
+              <w:spacing w:after="0" w:line="240" w:lineRule="auto"/>
+              <w:rPr>
+                <w:rFonts w:ascii="Times New Roman" w:eastAsia="Times New Roman" w:hAnsi="Times New Roman" w:cs="Times New Roman"/>
+                <w:kern w:val="0"/>
+                <w:sz w:val="24"/>
+                <w:szCs w:val="24"/>
+                <w:highlight w:val="green"/>
+                <w14:ligatures w14:val="none"/>
+              </w:rPr>
+            </w:pPr>
             <w:r>
               <w:rPr>
                 <w:rFonts w:ascii="Arial" w:eastAsia="Times New Roman" w:hAnsi="Arial" w:cs="Arial"/>
@@ -19093,9 +17600,34 @@
                 <w:highlight w:val="green"/>
                 <w14:ligatures w14:val="none"/>
               </w:rPr>
-              <w:t xml:space="preserve"> :</w:t>
-            </w:r>
-            <w:proofErr w:type="gramEnd"/>
+              <w:t>  MaxN : 1 (01.54) (F3)</w:t>
+            </w:r>
+          </w:p>
+          <w:p>
+            <w:pPr>
+              <w:spacing w:after="0" w:line="240" w:lineRule="auto"/>
+              <w:rPr>
+                <w:rFonts w:ascii="Times New Roman" w:eastAsia="Times New Roman" w:hAnsi="Times New Roman" w:cs="Times New Roman"/>
+                <w:kern w:val="0"/>
+                <w:sz w:val="24"/>
+                <w:szCs w:val="24"/>
+                <w:highlight w:val="green"/>
+                <w14:ligatures w14:val="none"/>
+              </w:rPr>
+            </w:pPr>
+          </w:p>
+          <w:p>
+            <w:pPr>
+              <w:spacing w:after="0" w:line="240" w:lineRule="auto"/>
+              <w:rPr>
+                <w:rFonts w:ascii="Times New Roman" w:eastAsia="Times New Roman" w:hAnsi="Times New Roman" w:cs="Times New Roman"/>
+                <w:kern w:val="0"/>
+                <w:sz w:val="24"/>
+                <w:szCs w:val="24"/>
+                <w:highlight w:val="green"/>
+                <w14:ligatures w14:val="none"/>
+              </w:rPr>
+            </w:pPr>
             <w:r>
               <w:rPr>
                 <w:rFonts w:ascii="Arial" w:eastAsia="Times New Roman" w:hAnsi="Arial" w:cs="Arial"/>
@@ -19104,9 +17636,8 @@
                 <w:highlight w:val="green"/>
                 <w14:ligatures w14:val="none"/>
               </w:rPr>
-              <w:t xml:space="preserve"> 10 (08.43</w:t>
-            </w:r>
-            <w:proofErr w:type="gramStart"/>
+              <w:t>  </w:t>
+            </w:r>
             <w:r>
               <w:rPr>
                 <w:rFonts w:ascii="Arial" w:eastAsia="Times New Roman" w:hAnsi="Arial" w:cs="Arial"/>
@@ -19115,23 +17646,8 @@
                 <w:highlight w:val="green"/>
                 <w14:ligatures w14:val="none"/>
               </w:rPr>
-              <w:t>) ;</w:t>
-            </w:r>
-            <w:proofErr w:type="gramEnd"/>
-          </w:p>
-          <w:p>
-            <w:pPr>
-              <w:spacing w:after="0" w:line="240" w:lineRule="auto"/>
-              <w:ind w:left="102"/>
-              <w:rPr>
-                <w:rFonts w:ascii="Times New Roman" w:eastAsia="Times New Roman" w:hAnsi="Times New Roman" w:cs="Times New Roman"/>
-                <w:kern w:val="0"/>
-                <w:sz w:val="24"/>
-                <w:szCs w:val="24"/>
-                <w:highlight w:val="green"/>
-                <w14:ligatures w14:val="none"/>
-              </w:rPr>
-            </w:pPr>
+              <w:t>GUPPYA</w:t>
+            </w:r>
             <w:r>
               <w:rPr>
                 <w:rFonts w:ascii="Arial" w:eastAsia="Times New Roman" w:hAnsi="Arial" w:cs="Arial"/>
@@ -19140,22 +17656,12 @@
                 <w:highlight w:val="green"/>
                 <w14:ligatures w14:val="none"/>
               </w:rPr>
-              <w:t>12 (10.36) </w:t>
-            </w:r>
-          </w:p>
-          <w:p>
-            <w:pPr>
-              <w:spacing w:after="0" w:line="240" w:lineRule="auto"/>
-              <w:rPr>
-                <w:rFonts w:ascii="Times New Roman" w:eastAsia="Times New Roman" w:hAnsi="Times New Roman" w:cs="Times New Roman"/>
-                <w:kern w:val="0"/>
-                <w:sz w:val="24"/>
-                <w:szCs w:val="24"/>
-                <w:highlight w:val="green"/>
-                <w14:ligatures w14:val="none"/>
-              </w:rPr>
-            </w:pPr>
-            <w:r>
+              <w:t> </w:t>
+            </w:r>
+          </w:p>
+          <w:p>
+            <w:pPr>
+              <w:spacing w:after="0" w:line="240" w:lineRule="auto"/>
               <w:rPr>
                 <w:rFonts w:ascii="Arial" w:eastAsia="Times New Roman" w:hAnsi="Arial" w:cs="Arial"/>
                 <w:color w:val="000000"/>
@@ -19163,20 +17669,6 @@
                 <w:highlight w:val="green"/>
                 <w14:ligatures w14:val="none"/>
               </w:rPr>
-              <w:t>  </w:t>
-            </w:r>
-          </w:p>
-          <w:p>
-            <w:pPr>
-              <w:spacing w:after="0" w:line="240" w:lineRule="auto"/>
-              <w:rPr>
-                <w:rFonts w:ascii="Times New Roman" w:eastAsia="Times New Roman" w:hAnsi="Times New Roman" w:cs="Times New Roman"/>
-                <w:kern w:val="0"/>
-                <w:sz w:val="24"/>
-                <w:szCs w:val="24"/>
-                <w:highlight w:val="green"/>
-                <w14:ligatures w14:val="none"/>
-              </w:rPr>
             </w:pPr>
             <w:r>
               <w:rPr>
@@ -19186,186 +17678,7 @@
                 <w:highlight w:val="green"/>
                 <w14:ligatures w14:val="none"/>
               </w:rPr>
-              <w:t>  F</w:t>
-            </w:r>
-            <w:r>
-              <w:rPr>
-                <w:rFonts w:ascii="Arial" w:eastAsia="Times New Roman" w:hAnsi="Arial" w:cs="Arial"/>
-                <w:color w:val="000000"/>
-                <w:kern w:val="0"/>
-                <w:highlight w:val="green"/>
-                <w14:ligatures w14:val="none"/>
-              </w:rPr>
-              <w:t>ISHK</w:t>
-            </w:r>
-          </w:p>
-          <w:p>
-            <w:pPr>
-              <w:spacing w:after="0" w:line="240" w:lineRule="auto"/>
-              <w:rPr>
-                <w:rFonts w:ascii="Times New Roman" w:eastAsia="Times New Roman" w:hAnsi="Times New Roman" w:cs="Times New Roman"/>
-                <w:kern w:val="0"/>
-                <w:sz w:val="24"/>
-                <w:szCs w:val="24"/>
-                <w:highlight w:val="green"/>
-                <w14:ligatures w14:val="none"/>
-              </w:rPr>
-            </w:pPr>
-            <w:r>
-              <w:rPr>
-                <w:rFonts w:ascii="Arial" w:eastAsia="Times New Roman" w:hAnsi="Arial" w:cs="Arial"/>
-                <w:color w:val="000000"/>
-                <w:kern w:val="0"/>
-                <w:highlight w:val="green"/>
-                <w14:ligatures w14:val="none"/>
-              </w:rPr>
-              <w:t>  </w:t>
-            </w:r>
-            <w:proofErr w:type="spellStart"/>
-            <w:proofErr w:type="gramStart"/>
-            <w:r>
-              <w:rPr>
-                <w:rFonts w:ascii="Arial" w:eastAsia="Times New Roman" w:hAnsi="Arial" w:cs="Arial"/>
-                <w:color w:val="000000"/>
-                <w:kern w:val="0"/>
-                <w:highlight w:val="green"/>
-                <w14:ligatures w14:val="none"/>
-              </w:rPr>
-              <w:t>MaxN</w:t>
-            </w:r>
-            <w:proofErr w:type="spellEnd"/>
-            <w:r>
-              <w:rPr>
-                <w:rFonts w:ascii="Arial" w:eastAsia="Times New Roman" w:hAnsi="Arial" w:cs="Arial"/>
-                <w:color w:val="000000"/>
-                <w:kern w:val="0"/>
-                <w:highlight w:val="green"/>
-                <w14:ligatures w14:val="none"/>
-              </w:rPr>
-              <w:t xml:space="preserve"> :</w:t>
-            </w:r>
-            <w:proofErr w:type="gramEnd"/>
-            <w:r>
-              <w:rPr>
-                <w:rFonts w:ascii="Arial" w:eastAsia="Times New Roman" w:hAnsi="Arial" w:cs="Arial"/>
-                <w:color w:val="000000"/>
-                <w:kern w:val="0"/>
-                <w:highlight w:val="green"/>
-                <w14:ligatures w14:val="none"/>
-              </w:rPr>
-              <w:t xml:space="preserve"> 1 (01.54) (F3)</w:t>
-            </w:r>
-          </w:p>
-          <w:p>
-            <w:pPr>
-              <w:spacing w:after="0" w:line="240" w:lineRule="auto"/>
-              <w:rPr>
-                <w:rFonts w:ascii="Times New Roman" w:eastAsia="Times New Roman" w:hAnsi="Times New Roman" w:cs="Times New Roman"/>
-                <w:kern w:val="0"/>
-                <w:sz w:val="24"/>
-                <w:szCs w:val="24"/>
-                <w:highlight w:val="green"/>
-                <w14:ligatures w14:val="none"/>
-              </w:rPr>
-            </w:pPr>
-          </w:p>
-          <w:p>
-            <w:pPr>
-              <w:spacing w:after="0" w:line="240" w:lineRule="auto"/>
-              <w:rPr>
-                <w:rFonts w:ascii="Times New Roman" w:eastAsia="Times New Roman" w:hAnsi="Times New Roman" w:cs="Times New Roman"/>
-                <w:kern w:val="0"/>
-                <w:sz w:val="24"/>
-                <w:szCs w:val="24"/>
-                <w:highlight w:val="green"/>
-                <w14:ligatures w14:val="none"/>
-              </w:rPr>
-            </w:pPr>
-            <w:r>
-              <w:rPr>
-                <w:rFonts w:ascii="Arial" w:eastAsia="Times New Roman" w:hAnsi="Arial" w:cs="Arial"/>
-                <w:color w:val="000000"/>
-                <w:kern w:val="0"/>
-                <w:highlight w:val="green"/>
-                <w14:ligatures w14:val="none"/>
-              </w:rPr>
-              <w:t>  </w:t>
-            </w:r>
-            <w:r>
-              <w:rPr>
-                <w:rFonts w:ascii="Arial" w:eastAsia="Times New Roman" w:hAnsi="Arial" w:cs="Arial"/>
-                <w:color w:val="000000"/>
-                <w:kern w:val="0"/>
-                <w:highlight w:val="green"/>
-                <w14:ligatures w14:val="none"/>
-              </w:rPr>
-              <w:t>GUPPYA</w:t>
-            </w:r>
-            <w:r>
-              <w:rPr>
-                <w:rFonts w:ascii="Arial" w:eastAsia="Times New Roman" w:hAnsi="Arial" w:cs="Arial"/>
-                <w:color w:val="000000"/>
-                <w:kern w:val="0"/>
-                <w:highlight w:val="green"/>
-                <w14:ligatures w14:val="none"/>
-              </w:rPr>
-              <w:t> </w:t>
-            </w:r>
-          </w:p>
-          <w:p>
-            <w:pPr>
-              <w:spacing w:after="0" w:line="240" w:lineRule="auto"/>
-              <w:rPr>
-                <w:rFonts w:ascii="Arial" w:eastAsia="Times New Roman" w:hAnsi="Arial" w:cs="Arial"/>
-                <w:color w:val="000000"/>
-                <w:kern w:val="0"/>
-                <w:highlight w:val="green"/>
-                <w14:ligatures w14:val="none"/>
-              </w:rPr>
-            </w:pPr>
-            <w:r>
-              <w:rPr>
-                <w:rFonts w:ascii="Arial" w:eastAsia="Times New Roman" w:hAnsi="Arial" w:cs="Arial"/>
-                <w:color w:val="000000"/>
-                <w:kern w:val="0"/>
-                <w:highlight w:val="green"/>
-                <w14:ligatures w14:val="none"/>
-              </w:rPr>
-              <w:t>  </w:t>
-            </w:r>
-            <w:proofErr w:type="spellStart"/>
-            <w:proofErr w:type="gramStart"/>
-            <w:r>
-              <w:rPr>
-                <w:rFonts w:ascii="Arial" w:eastAsia="Times New Roman" w:hAnsi="Arial" w:cs="Arial"/>
-                <w:color w:val="000000"/>
-                <w:kern w:val="0"/>
-                <w:highlight w:val="green"/>
-                <w14:ligatures w14:val="none"/>
-              </w:rPr>
-              <w:t>MaxN</w:t>
-            </w:r>
-            <w:proofErr w:type="spellEnd"/>
-            <w:r>
-              <w:rPr>
-                <w:rFonts w:ascii="Arial" w:eastAsia="Times New Roman" w:hAnsi="Arial" w:cs="Arial"/>
-                <w:color w:val="000000"/>
-                <w:kern w:val="0"/>
-                <w:highlight w:val="green"/>
-                <w14:ligatures w14:val="none"/>
-              </w:rPr>
-              <w:t xml:space="preserve"> :</w:t>
-            </w:r>
-            <w:proofErr w:type="gramEnd"/>
-            <w:r>
-              <w:rPr>
-                <w:rFonts w:ascii="Arial" w:eastAsia="Times New Roman" w:hAnsi="Arial" w:cs="Arial"/>
-                <w:color w:val="000000"/>
-                <w:kern w:val="0"/>
-                <w:highlight w:val="green"/>
-                <w14:ligatures w14:val="none"/>
-              </w:rPr>
-              <w:t xml:space="preserve"> 1 (01.12) (F4)</w:t>
+              <w:t>  MaxN : 1 (01.12) (F4)</w:t>
             </w:r>
           </w:p>
           <w:p>
@@ -20296,64 +18609,126 @@
                 <w:kern w:val="0"/>
                 <w14:ligatures w14:val="none"/>
               </w:rPr>
-              <w:t xml:space="preserve">FISH </w:t>
-            </w:r>
-            <w:proofErr w:type="gramStart"/>
+              <w:t>FISH FOUND:</w:t>
+            </w:r>
             <w:r>
               <w:rPr>
                 <w:rFonts w:ascii="Arial" w:eastAsia="Times New Roman" w:hAnsi="Arial" w:cs="Arial"/>
-                <w:b/>
-                <w:bCs/>
-                <w:color w:val="000000"/>
-                <w:kern w:val="0"/>
-                <w14:ligatures w14:val="none"/>
-              </w:rPr>
-              <w:t>FOUND:</w:t>
-            </w:r>
-            <w:r>
+                <w:color w:val="000000"/>
+                <w:kern w:val="0"/>
+                <w14:ligatures w14:val="none"/>
+              </w:rPr>
+              <w:t>RECORD MAXN AND T1 FOR EACH SPECIES</w:t>
+            </w:r>
+          </w:p>
+          <w:p>
+            <w:pPr>
+              <w:spacing w:after="0" w:line="240" w:lineRule="auto"/>
+              <w:rPr>
+                <w:rFonts w:ascii="Times New Roman" w:eastAsia="Times New Roman" w:hAnsi="Times New Roman" w:cs="Times New Roman"/>
+                <w:kern w:val="0"/>
+                <w:sz w:val="24"/>
+                <w:szCs w:val="24"/>
+                <w14:ligatures w14:val="none"/>
+              </w:rPr>
+            </w:pPr>
+          </w:p>
+          <w:p>
+            <w:pPr>
+              <w:spacing w:after="0" w:line="240" w:lineRule="auto"/>
+              <w:ind w:left="102"/>
               <w:rPr>
                 <w:rFonts w:ascii="Arial" w:eastAsia="Times New Roman" w:hAnsi="Arial" w:cs="Arial"/>
                 <w:color w:val="000000"/>
                 <w:kern w:val="0"/>
-                <w14:ligatures w14:val="none"/>
-              </w:rPr>
-              <w:t>RECORD</w:t>
-            </w:r>
-            <w:proofErr w:type="gramEnd"/>
+                <w:highlight w:val="green"/>
+                <w14:ligatures w14:val="none"/>
+              </w:rPr>
+            </w:pPr>
             <w:r>
               <w:rPr>
                 <w:rFonts w:ascii="Arial" w:eastAsia="Times New Roman" w:hAnsi="Arial" w:cs="Arial"/>
                 <w:color w:val="000000"/>
                 <w:kern w:val="0"/>
-                <w14:ligatures w14:val="none"/>
-              </w:rPr>
-              <w:t xml:space="preserve"> MAXN AND T1 FOR EACH SPECIES</w:t>
-            </w:r>
-          </w:p>
-          <w:p>
-            <w:pPr>
-              <w:spacing w:after="0" w:line="240" w:lineRule="auto"/>
-              <w:rPr>
-                <w:rFonts w:ascii="Times New Roman" w:eastAsia="Times New Roman" w:hAnsi="Times New Roman" w:cs="Times New Roman"/>
-                <w:kern w:val="0"/>
-                <w:sz w:val="24"/>
-                <w:szCs w:val="24"/>
-                <w14:ligatures w14:val="none"/>
-              </w:rPr>
-            </w:pPr>
+                <w:highlight w:val="green"/>
+                <w14:ligatures w14:val="none"/>
+              </w:rPr>
+              <w:t>Pipefish </w:t>
+            </w:r>
           </w:p>
           <w:p>
             <w:pPr>
               <w:spacing w:after="0" w:line="240" w:lineRule="auto"/>
               <w:ind w:left="102"/>
               <w:rPr>
+                <w:rFonts w:ascii="Times New Roman" w:eastAsia="Times New Roman" w:hAnsi="Times New Roman" w:cs="Times New Roman"/>
+                <w:kern w:val="0"/>
+                <w:sz w:val="24"/>
+                <w:szCs w:val="24"/>
+                <w:highlight w:val="green"/>
+                <w14:ligatures w14:val="none"/>
+              </w:rPr>
+            </w:pPr>
+            <w:r>
+              <w:rPr>
+                <w:rFonts w:ascii="Times New Roman" w:eastAsia="Times New Roman" w:hAnsi="Times New Roman" w:cs="Times New Roman"/>
+                <w:kern w:val="0"/>
+                <w:sz w:val="24"/>
+                <w:szCs w:val="24"/>
+                <w:highlight w:val="green"/>
+                <w14:ligatures w14:val="none"/>
+              </w:rPr>
+              <w:t>T1 0:06:05</w:t>
+            </w:r>
+          </w:p>
+          <w:p>
+            <w:pPr>
+              <w:spacing w:after="0" w:line="240" w:lineRule="auto"/>
+              <w:ind w:left="102"/>
+              <w:rPr>
+                <w:rFonts w:ascii="Times New Roman" w:eastAsia="Times New Roman" w:hAnsi="Times New Roman" w:cs="Times New Roman"/>
+                <w:kern w:val="0"/>
+                <w:sz w:val="24"/>
+                <w:szCs w:val="24"/>
+                <w:highlight w:val="green"/>
+                <w14:ligatures w14:val="none"/>
+              </w:rPr>
+            </w:pPr>
+            <w:r>
+              <w:rPr>
+                <w:rFonts w:ascii="Times New Roman" w:eastAsia="Times New Roman" w:hAnsi="Times New Roman" w:cs="Times New Roman"/>
+                <w:kern w:val="0"/>
+                <w:sz w:val="24"/>
+                <w:szCs w:val="24"/>
+                <w:highlight w:val="green"/>
+                <w14:ligatures w14:val="none"/>
+              </w:rPr>
+              <w:t>2 0:21:31</w:t>
+            </w:r>
+          </w:p>
+          <w:p>
+            <w:pPr>
+              <w:spacing w:after="0" w:line="240" w:lineRule="auto"/>
+              <w:ind w:left="102"/>
+              <w:rPr>
+                <w:rFonts w:ascii="Times New Roman" w:eastAsia="Times New Roman" w:hAnsi="Times New Roman" w:cs="Times New Roman"/>
+                <w:kern w:val="0"/>
+                <w:sz w:val="24"/>
+                <w:szCs w:val="24"/>
+                <w:highlight w:val="green"/>
+                <w14:ligatures w14:val="none"/>
+              </w:rPr>
+            </w:pPr>
+            <w:r>
+              <w:rPr>
                 <w:rFonts w:ascii="Arial" w:eastAsia="Times New Roman" w:hAnsi="Arial" w:cs="Arial"/>
                 <w:color w:val="000000"/>
                 <w:kern w:val="0"/>
                 <w:highlight w:val="green"/>
                 <w14:ligatures w14:val="none"/>
               </w:rPr>
-            </w:pPr>
+              <w:t>MaxN : 3 (</w:t>
+            </w:r>
             <w:r>
               <w:rPr>
                 <w:rFonts w:ascii="Arial" w:eastAsia="Times New Roman" w:hAnsi="Arial" w:cs="Arial"/>
@@ -20362,8 +18737,41 @@
                 <w:highlight w:val="green"/>
                 <w14:ligatures w14:val="none"/>
               </w:rPr>
-              <w:t>Pipefish </w:t>
-            </w:r>
+              <w:t>12:19</w:t>
+            </w:r>
+            <w:r>
+              <w:rPr>
+                <w:rFonts w:ascii="Arial" w:eastAsia="Times New Roman" w:hAnsi="Arial" w:cs="Arial"/>
+                <w:color w:val="000000"/>
+                <w:kern w:val="0"/>
+                <w:highlight w:val="green"/>
+                <w14:ligatures w14:val="none"/>
+              </w:rPr>
+              <w:t>)</w:t>
+            </w:r>
+            <w:r>
+              <w:rPr>
+                <w:rFonts w:ascii="Arial" w:eastAsia="Times New Roman" w:hAnsi="Arial" w:cs="Arial"/>
+                <w:color w:val="000000"/>
+                <w:kern w:val="0"/>
+                <w:highlight w:val="green"/>
+                <w14:ligatures w14:val="none"/>
+              </w:rPr>
+              <w:t xml:space="preserve"> F2</w:t>
+            </w:r>
+          </w:p>
+          <w:p>
+            <w:pPr>
+              <w:spacing w:after="0" w:line="240" w:lineRule="auto"/>
+              <w:rPr>
+                <w:rFonts w:ascii="Times New Roman" w:eastAsia="Times New Roman" w:hAnsi="Times New Roman" w:cs="Times New Roman"/>
+                <w:kern w:val="0"/>
+                <w:sz w:val="24"/>
+                <w:szCs w:val="24"/>
+                <w:highlight w:val="green"/>
+                <w14:ligatures w14:val="none"/>
+              </w:rPr>
+            </w:pPr>
           </w:p>
           <w:p>
             <w:pPr>
@@ -20380,14 +18788,13 @@
             </w:pPr>
             <w:r>
               <w:rPr>
-                <w:rFonts w:ascii="Times New Roman" w:eastAsia="Times New Roman" w:hAnsi="Times New Roman" w:cs="Times New Roman"/>
-                <w:kern w:val="0"/>
-                <w:sz w:val="24"/>
-                <w:szCs w:val="24"/>
-                <w:highlight w:val="green"/>
-                <w14:ligatures w14:val="none"/>
-              </w:rPr>
-              <w:t>T1 0:06:05</w:t>
+                <w:rFonts w:ascii="Arial" w:eastAsia="Times New Roman" w:hAnsi="Arial" w:cs="Arial"/>
+                <w:color w:val="000000"/>
+                <w:kern w:val="0"/>
+                <w:highlight w:val="green"/>
+                <w14:ligatures w14:val="none"/>
+              </w:rPr>
+              <w:t>Blowfish </w:t>
             </w:r>
           </w:p>
           <w:p>
@@ -20405,177 +18812,13 @@
             </w:pPr>
             <w:r>
               <w:rPr>
-                <w:rFonts w:ascii="Times New Roman" w:eastAsia="Times New Roman" w:hAnsi="Times New Roman" w:cs="Times New Roman"/>
-                <w:kern w:val="0"/>
-                <w:sz w:val="24"/>
-                <w:szCs w:val="24"/>
-                <w:highlight w:val="green"/>
-                <w14:ligatures w14:val="none"/>
-              </w:rPr>
-              <w:t>2 0:21:31</w:t>
-            </w:r>
-          </w:p>
-          <w:p>
-            <w:pPr>
-              <w:spacing w:after="0" w:line="240" w:lineRule="auto"/>
-              <w:ind w:left="102"/>
-              <w:rPr>
-                <w:rFonts w:ascii="Times New Roman" w:eastAsia="Times New Roman" w:hAnsi="Times New Roman" w:cs="Times New Roman"/>
-                <w:kern w:val="0"/>
-                <w:sz w:val="24"/>
-                <w:szCs w:val="24"/>
-                <w:highlight w:val="green"/>
-                <w14:ligatures w14:val="none"/>
-              </w:rPr>
-            </w:pPr>
-            <w:proofErr w:type="spellStart"/>
-            <w:proofErr w:type="gramStart"/>
-            <w:r>
-              <w:rPr>
                 <w:rFonts w:ascii="Arial" w:eastAsia="Times New Roman" w:hAnsi="Arial" w:cs="Arial"/>
                 <w:color w:val="000000"/>
                 <w:kern w:val="0"/>
                 <w:highlight w:val="green"/>
                 <w14:ligatures w14:val="none"/>
               </w:rPr>
-              <w:t>MaxN</w:t>
-            </w:r>
-            <w:proofErr w:type="spellEnd"/>
-            <w:r>
-              <w:rPr>
-                <w:rFonts w:ascii="Arial" w:eastAsia="Times New Roman" w:hAnsi="Arial" w:cs="Arial"/>
-                <w:color w:val="000000"/>
-                <w:kern w:val="0"/>
-                <w:highlight w:val="green"/>
-                <w14:ligatures w14:val="none"/>
-              </w:rPr>
-              <w:t xml:space="preserve"> :</w:t>
-            </w:r>
-            <w:proofErr w:type="gramEnd"/>
-            <w:r>
-              <w:rPr>
-                <w:rFonts w:ascii="Arial" w:eastAsia="Times New Roman" w:hAnsi="Arial" w:cs="Arial"/>
-                <w:color w:val="000000"/>
-                <w:kern w:val="0"/>
-                <w:highlight w:val="green"/>
-                <w14:ligatures w14:val="none"/>
-              </w:rPr>
-              <w:t xml:space="preserve"> 3 (</w:t>
-            </w:r>
-            <w:r>
-              <w:rPr>
-                <w:rFonts w:ascii="Arial" w:eastAsia="Times New Roman" w:hAnsi="Arial" w:cs="Arial"/>
-                <w:color w:val="000000"/>
-                <w:kern w:val="0"/>
-                <w:highlight w:val="green"/>
-                <w14:ligatures w14:val="none"/>
-              </w:rPr>
-              <w:t>12:19</w:t>
-            </w:r>
-            <w:r>
-              <w:rPr>
-                <w:rFonts w:ascii="Arial" w:eastAsia="Times New Roman" w:hAnsi="Arial" w:cs="Arial"/>
-                <w:color w:val="000000"/>
-                <w:kern w:val="0"/>
-                <w:highlight w:val="green"/>
-                <w14:ligatures w14:val="none"/>
-              </w:rPr>
-              <w:t>)</w:t>
-            </w:r>
-            <w:r>
-              <w:rPr>
-                <w:rFonts w:ascii="Arial" w:eastAsia="Times New Roman" w:hAnsi="Arial" w:cs="Arial"/>
-                <w:color w:val="000000"/>
-                <w:kern w:val="0"/>
-                <w:highlight w:val="green"/>
-                <w14:ligatures w14:val="none"/>
-              </w:rPr>
-              <w:t xml:space="preserve"> F2</w:t>
-            </w:r>
-          </w:p>
-          <w:p>
-            <w:pPr>
-              <w:spacing w:after="0" w:line="240" w:lineRule="auto"/>
-              <w:rPr>
-                <w:rFonts w:ascii="Times New Roman" w:eastAsia="Times New Roman" w:hAnsi="Times New Roman" w:cs="Times New Roman"/>
-                <w:kern w:val="0"/>
-                <w:sz w:val="24"/>
-                <w:szCs w:val="24"/>
-                <w:highlight w:val="green"/>
-                <w14:ligatures w14:val="none"/>
-              </w:rPr>
-            </w:pPr>
-          </w:p>
-          <w:p>
-            <w:pPr>
-              <w:spacing w:after="0" w:line="240" w:lineRule="auto"/>
-              <w:ind w:left="102"/>
-              <w:rPr>
-                <w:rFonts w:ascii="Times New Roman" w:eastAsia="Times New Roman" w:hAnsi="Times New Roman" w:cs="Times New Roman"/>
-                <w:kern w:val="0"/>
-                <w:sz w:val="24"/>
-                <w:szCs w:val="24"/>
-                <w:highlight w:val="green"/>
-                <w14:ligatures w14:val="none"/>
-              </w:rPr>
-            </w:pPr>
-            <w:r>
-              <w:rPr>
-                <w:rFonts w:ascii="Arial" w:eastAsia="Times New Roman" w:hAnsi="Arial" w:cs="Arial"/>
-                <w:color w:val="000000"/>
-                <w:kern w:val="0"/>
-                <w:highlight w:val="green"/>
-                <w14:ligatures w14:val="none"/>
-              </w:rPr>
-              <w:t>Blowfish </w:t>
-            </w:r>
-          </w:p>
-          <w:p>
-            <w:pPr>
-              <w:spacing w:after="0" w:line="240" w:lineRule="auto"/>
-              <w:ind w:left="102"/>
-              <w:rPr>
-                <w:rFonts w:ascii="Times New Roman" w:eastAsia="Times New Roman" w:hAnsi="Times New Roman" w:cs="Times New Roman"/>
-                <w:kern w:val="0"/>
-                <w:sz w:val="24"/>
-                <w:szCs w:val="24"/>
-                <w:highlight w:val="green"/>
-                <w14:ligatures w14:val="none"/>
-              </w:rPr>
-            </w:pPr>
-            <w:proofErr w:type="spellStart"/>
-            <w:proofErr w:type="gramStart"/>
-            <w:r>
-              <w:rPr>
-                <w:rFonts w:ascii="Arial" w:eastAsia="Times New Roman" w:hAnsi="Arial" w:cs="Arial"/>
-                <w:color w:val="000000"/>
-                <w:kern w:val="0"/>
-                <w:highlight w:val="green"/>
-                <w14:ligatures w14:val="none"/>
-              </w:rPr>
-              <w:t>MaxN</w:t>
-            </w:r>
-            <w:proofErr w:type="spellEnd"/>
-            <w:r>
-              <w:rPr>
-                <w:rFonts w:ascii="Arial" w:eastAsia="Times New Roman" w:hAnsi="Arial" w:cs="Arial"/>
-                <w:color w:val="000000"/>
-                <w:kern w:val="0"/>
-                <w:highlight w:val="green"/>
-                <w14:ligatures w14:val="none"/>
-              </w:rPr>
-              <w:t xml:space="preserve"> :</w:t>
-            </w:r>
-            <w:proofErr w:type="gramEnd"/>
-            <w:r>
-              <w:rPr>
-                <w:rFonts w:ascii="Arial" w:eastAsia="Times New Roman" w:hAnsi="Arial" w:cs="Arial"/>
-                <w:color w:val="000000"/>
-                <w:kern w:val="0"/>
-                <w:highlight w:val="green"/>
-                <w14:ligatures w14:val="none"/>
-              </w:rPr>
-              <w:t xml:space="preserve"> 1 </w:t>
+              <w:t xml:space="preserve">MaxN : 1 </w:t>
             </w:r>
             <w:r>
               <w:rPr>
@@ -20745,27 +18988,7 @@
           <w14:ligatures w14:val="none"/>
         </w:rPr>
         <w:lastRenderedPageBreak/>
-        <w:t xml:space="preserve">File </w:t>
-      </w:r>
-      <w:proofErr w:type="gramStart"/>
-      <w:r>
-        <w:rPr>
-          <w:rFonts w:ascii="Arial" w:eastAsia="Times New Roman" w:hAnsi="Arial" w:cs="Arial"/>
-          <w:color w:val="000000"/>
-          <w:kern w:val="0"/>
-          <w14:ligatures w14:val="none"/>
-        </w:rPr>
-        <w:t>name :</w:t>
-      </w:r>
-      <w:proofErr w:type="gramEnd"/>
-      <w:r>
-        <w:rPr>
-          <w:rFonts w:ascii="Arial" w:eastAsia="Times New Roman" w:hAnsi="Arial" w:cs="Arial"/>
-          <w:color w:val="000000"/>
-          <w:kern w:val="0"/>
-          <w14:ligatures w14:val="none"/>
-        </w:rPr>
-        <w:t xml:space="preserve"> 29_03_2024_1405_C11_D7_LTPD5_F1</w:t>
+        <w:t>File name : 29_03_2024_1405_C11_D7_LTPD5_F1</w:t>
       </w:r>
     </w:p>
     <w:tbl>
@@ -20815,7 +19038,6 @@
                 <w14:ligatures w14:val="none"/>
               </w:rPr>
             </w:pPr>
-            <w:proofErr w:type="gramStart"/>
             <w:r>
               <w:rPr>
                 <w:rFonts w:ascii="Calibri" w:eastAsia="Times New Roman" w:hAnsi="Calibri" w:cs="Calibri"/>
@@ -20834,17 +19056,7 @@
                 <w:kern w:val="0"/>
                 <w14:ligatures w14:val="none"/>
               </w:rPr>
-              <w:t>LTPD</w:t>
-            </w:r>
-            <w:proofErr w:type="gramEnd"/>
-            <w:r>
-              <w:rPr>
-                <w:rFonts w:ascii="Calibri" w:eastAsia="Times New Roman" w:hAnsi="Calibri" w:cs="Calibri"/>
-                <w:color w:val="000000"/>
-                <w:kern w:val="0"/>
-                <w14:ligatures w14:val="none"/>
-              </w:rPr>
-              <w:t>5</w:t>
+              <w:t>LTPD5</w:t>
             </w:r>
           </w:p>
         </w:tc>
@@ -21361,38 +19573,16 @@
                 <w:kern w:val="0"/>
                 <w14:ligatures w14:val="none"/>
               </w:rPr>
-              <w:t>TIME END</w:t>
-            </w:r>
-            <w:proofErr w:type="gramStart"/>
-            <w:r>
-              <w:rPr>
-                <w:rFonts w:ascii="Calibri" w:eastAsia="Times New Roman" w:hAnsi="Calibri" w:cs="Calibri"/>
-                <w:b/>
-                <w:bCs/>
-                <w:color w:val="000000"/>
-                <w:kern w:val="0"/>
-                <w14:ligatures w14:val="none"/>
-              </w:rPr>
-              <w:t>:</w:t>
-            </w:r>
-            <w:r>
-              <w:rPr>
-                <w:rFonts w:ascii="Calibri" w:eastAsia="Times New Roman" w:hAnsi="Calibri" w:cs="Calibri"/>
-                <w:color w:val="000000"/>
-                <w:kern w:val="0"/>
-                <w14:ligatures w14:val="none"/>
-              </w:rPr>
-              <w:t>  00</w:t>
-            </w:r>
-            <w:proofErr w:type="gramEnd"/>
-            <w:r>
-              <w:rPr>
-                <w:rFonts w:ascii="Calibri" w:eastAsia="Times New Roman" w:hAnsi="Calibri" w:cs="Calibri"/>
-                <w:color w:val="000000"/>
-                <w:kern w:val="0"/>
-                <w14:ligatures w14:val="none"/>
-              </w:rPr>
-              <w:t>:</w:t>
+              <w:t>TIME END:</w:t>
+            </w:r>
+            <w:r>
+              <w:rPr>
+                <w:rFonts w:ascii="Calibri" w:eastAsia="Times New Roman" w:hAnsi="Calibri" w:cs="Calibri"/>
+                <w:color w:val="000000"/>
+                <w:kern w:val="0"/>
+                <w14:ligatures w14:val="none"/>
+              </w:rPr>
+              <w:t>  00:</w:t>
             </w:r>
             <w:r>
               <w:rPr>
@@ -21890,29 +20080,7 @@
                 <w:highlight w:val="green"/>
                 <w14:ligatures w14:val="none"/>
               </w:rPr>
-              <w:t>2(</w:t>
-            </w:r>
-            <w:proofErr w:type="gramStart"/>
-            <w:r>
-              <w:rPr>
-                <w:rFonts w:ascii="Calibri" w:eastAsia="Times New Roman" w:hAnsi="Calibri" w:cs="Calibri"/>
-                <w:color w:val="000000"/>
-                <w:kern w:val="0"/>
-                <w:highlight w:val="green"/>
-                <w14:ligatures w14:val="none"/>
-              </w:rPr>
-              <w:t>00:02:52)(</w:t>
-            </w:r>
-            <w:proofErr w:type="gramEnd"/>
-            <w:r>
-              <w:rPr>
-                <w:rFonts w:ascii="Calibri" w:eastAsia="Times New Roman" w:hAnsi="Calibri" w:cs="Calibri"/>
-                <w:color w:val="000000"/>
-                <w:kern w:val="0"/>
-                <w:highlight w:val="green"/>
-                <w14:ligatures w14:val="none"/>
-              </w:rPr>
-              <w:t>F2)</w:t>
+              <w:t>2(00:02:52)(F2)</w:t>
             </w:r>
           </w:p>
           <w:p>
@@ -21939,29 +20107,7 @@
                 <w:highlight w:val="green"/>
                 <w14:ligatures w14:val="none"/>
               </w:rPr>
-              <w:t>1(</w:t>
-            </w:r>
-            <w:proofErr w:type="gramStart"/>
-            <w:r>
-              <w:rPr>
-                <w:rFonts w:ascii="Calibri" w:eastAsia="Times New Roman" w:hAnsi="Calibri" w:cs="Calibri"/>
-                <w:color w:val="000000"/>
-                <w:kern w:val="0"/>
-                <w:highlight w:val="green"/>
-                <w14:ligatures w14:val="none"/>
-              </w:rPr>
-              <w:t>00:05:55)(</w:t>
-            </w:r>
-            <w:proofErr w:type="gramEnd"/>
-            <w:r>
-              <w:rPr>
-                <w:rFonts w:ascii="Calibri" w:eastAsia="Times New Roman" w:hAnsi="Calibri" w:cs="Calibri"/>
-                <w:color w:val="000000"/>
-                <w:kern w:val="0"/>
-                <w:highlight w:val="green"/>
-                <w14:ligatures w14:val="none"/>
-              </w:rPr>
-              <w:t>F2)</w:t>
+              <w:t>1(00:05:55)(F2)</w:t>
             </w:r>
           </w:p>
           <w:p>
@@ -21988,29 +20134,7 @@
                 <w:highlight w:val="green"/>
                 <w14:ligatures w14:val="none"/>
               </w:rPr>
-              <w:t>1(</w:t>
-            </w:r>
-            <w:proofErr w:type="gramStart"/>
-            <w:r>
-              <w:rPr>
-                <w:rFonts w:ascii="Calibri" w:eastAsia="Times New Roman" w:hAnsi="Calibri" w:cs="Calibri"/>
-                <w:color w:val="000000"/>
-                <w:kern w:val="0"/>
-                <w:highlight w:val="green"/>
-                <w14:ligatures w14:val="none"/>
-              </w:rPr>
-              <w:t>00:06:41)(</w:t>
-            </w:r>
-            <w:proofErr w:type="gramEnd"/>
-            <w:r>
-              <w:rPr>
-                <w:rFonts w:ascii="Calibri" w:eastAsia="Times New Roman" w:hAnsi="Calibri" w:cs="Calibri"/>
-                <w:color w:val="000000"/>
-                <w:kern w:val="0"/>
-                <w:highlight w:val="green"/>
-                <w14:ligatures w14:val="none"/>
-              </w:rPr>
-              <w:t>F2)</w:t>
+              <w:t>1(00:06:41)(F2)</w:t>
             </w:r>
           </w:p>
           <w:p>
@@ -22037,29 +20161,7 @@
                 <w:highlight w:val="green"/>
                 <w14:ligatures w14:val="none"/>
               </w:rPr>
-              <w:t>1(</w:t>
-            </w:r>
-            <w:proofErr w:type="gramStart"/>
-            <w:r>
-              <w:rPr>
-                <w:rFonts w:ascii="Calibri" w:eastAsia="Times New Roman" w:hAnsi="Calibri" w:cs="Calibri"/>
-                <w:color w:val="000000"/>
-                <w:kern w:val="0"/>
-                <w:highlight w:val="green"/>
-                <w14:ligatures w14:val="none"/>
-              </w:rPr>
-              <w:t>00:08:11)(</w:t>
-            </w:r>
-            <w:proofErr w:type="gramEnd"/>
-            <w:r>
-              <w:rPr>
-                <w:rFonts w:ascii="Calibri" w:eastAsia="Times New Roman" w:hAnsi="Calibri" w:cs="Calibri"/>
-                <w:color w:val="000000"/>
-                <w:kern w:val="0"/>
-                <w:highlight w:val="green"/>
-                <w14:ligatures w14:val="none"/>
-              </w:rPr>
-              <w:t>F2)</w:t>
+              <w:t>1(00:08:11)(F2)</w:t>
             </w:r>
           </w:p>
           <w:p>
@@ -22230,29 +20332,7 @@
                 <w:highlight w:val="green"/>
                 <w14:ligatures w14:val="none"/>
               </w:rPr>
-              <w:t>1(</w:t>
-            </w:r>
-            <w:proofErr w:type="gramStart"/>
-            <w:r>
-              <w:rPr>
-                <w:rFonts w:ascii="Calibri" w:eastAsia="Times New Roman" w:hAnsi="Calibri" w:cs="Calibri"/>
-                <w:color w:val="000000"/>
-                <w:kern w:val="0"/>
-                <w:highlight w:val="green"/>
-                <w14:ligatures w14:val="none"/>
-              </w:rPr>
-              <w:t>00:11:14)(</w:t>
-            </w:r>
-            <w:proofErr w:type="gramEnd"/>
-            <w:r>
-              <w:rPr>
-                <w:rFonts w:ascii="Calibri" w:eastAsia="Times New Roman" w:hAnsi="Calibri" w:cs="Calibri"/>
-                <w:color w:val="000000"/>
-                <w:kern w:val="0"/>
-                <w:highlight w:val="green"/>
-                <w14:ligatures w14:val="none"/>
-              </w:rPr>
-              <w:t>F2)</w:t>
+              <w:t>1(00:11:14)(F2)</w:t>
             </w:r>
           </w:p>
           <w:p>
@@ -22290,27 +20370,7 @@
           <w:szCs w:val="22"/>
         </w:rPr>
         <w:lastRenderedPageBreak/>
-        <w:t xml:space="preserve">File </w:t>
-      </w:r>
-      <w:proofErr w:type="gramStart"/>
-      <w:r>
-        <w:rPr>
-          <w:rFonts w:ascii="Arial" w:hAnsi="Arial" w:cs="Arial"/>
-          <w:color w:val="000000"/>
-          <w:sz w:val="22"/>
-          <w:szCs w:val="22"/>
-        </w:rPr>
-        <w:t>name :</w:t>
-      </w:r>
-      <w:proofErr w:type="gramEnd"/>
-      <w:r>
-        <w:rPr>
-          <w:rFonts w:ascii="Arial" w:hAnsi="Arial" w:cs="Arial"/>
-          <w:color w:val="000000"/>
-          <w:sz w:val="22"/>
-          <w:szCs w:val="22"/>
-        </w:rPr>
-        <w:t xml:space="preserve"> 29_03_2024_1418_C5_D8_LTPL4_F1</w:t>
+        <w:t>File name : 29_03_2024_1418_C5_D8_LTPL4_F1</w:t>
       </w:r>
     </w:p>
     <w:tbl>
@@ -22904,38 +20964,16 @@
                 <w:kern w:val="0"/>
                 <w14:ligatures w14:val="none"/>
               </w:rPr>
-              <w:t>TIME END</w:t>
-            </w:r>
-            <w:proofErr w:type="gramStart"/>
-            <w:r>
-              <w:rPr>
-                <w:rFonts w:ascii="Calibri" w:eastAsia="Times New Roman" w:hAnsi="Calibri" w:cs="Calibri"/>
-                <w:b/>
-                <w:bCs/>
-                <w:color w:val="000000"/>
-                <w:kern w:val="0"/>
-                <w14:ligatures w14:val="none"/>
-              </w:rPr>
-              <w:t>:</w:t>
-            </w:r>
-            <w:r>
-              <w:rPr>
-                <w:rFonts w:ascii="Calibri" w:eastAsia="Times New Roman" w:hAnsi="Calibri" w:cs="Calibri"/>
-                <w:color w:val="000000"/>
-                <w:kern w:val="0"/>
-                <w14:ligatures w14:val="none"/>
-              </w:rPr>
-              <w:t>  00</w:t>
-            </w:r>
-            <w:proofErr w:type="gramEnd"/>
-            <w:r>
-              <w:rPr>
-                <w:rFonts w:ascii="Calibri" w:eastAsia="Times New Roman" w:hAnsi="Calibri" w:cs="Calibri"/>
-                <w:color w:val="000000"/>
-                <w:kern w:val="0"/>
-                <w14:ligatures w14:val="none"/>
-              </w:rPr>
-              <w:t>:09:13</w:t>
+              <w:t>TIME END:</w:t>
+            </w:r>
+            <w:r>
+              <w:rPr>
+                <w:rFonts w:ascii="Calibri" w:eastAsia="Times New Roman" w:hAnsi="Calibri" w:cs="Calibri"/>
+                <w:color w:val="000000"/>
+                <w:kern w:val="0"/>
+                <w14:ligatures w14:val="none"/>
+              </w:rPr>
+              <w:t>  00:09:13</w:t>
             </w:r>
           </w:p>
           <w:p>
@@ -23272,7 +21310,7 @@
                 <w:highlight w:val="green"/>
                 <w14:ligatures w14:val="none"/>
               </w:rPr>
-              <w:t>Unidentified fish (baby fish)</w:t>
+              <w:t>GUPPYA</w:t>
             </w:r>
           </w:p>
           <w:p>
@@ -23896,29 +21934,7 @@
                 <w:highlight w:val="green"/>
                 <w14:ligatures w14:val="none"/>
               </w:rPr>
-              <w:t>1(</w:t>
-            </w:r>
-            <w:proofErr w:type="gramStart"/>
-            <w:r>
-              <w:rPr>
-                <w:rFonts w:ascii="Calibri" w:eastAsia="Times New Roman" w:hAnsi="Calibri" w:cs="Calibri"/>
-                <w:color w:val="000000"/>
-                <w:kern w:val="0"/>
-                <w:highlight w:val="green"/>
-                <w14:ligatures w14:val="none"/>
-              </w:rPr>
-              <w:t>00:12:49)(</w:t>
-            </w:r>
-            <w:proofErr w:type="gramEnd"/>
-            <w:r>
-              <w:rPr>
-                <w:rFonts w:ascii="Calibri" w:eastAsia="Times New Roman" w:hAnsi="Calibri" w:cs="Calibri"/>
-                <w:color w:val="000000"/>
-                <w:kern w:val="0"/>
-                <w:highlight w:val="green"/>
-                <w14:ligatures w14:val="none"/>
-              </w:rPr>
-              <w:t>F2)</w:t>
+              <w:t>1(00:12:49)(F2)</w:t>
             </w:r>
             <w:r>
               <w:rPr>
@@ -24073,29 +22089,7 @@
                 <w:highlight w:val="green"/>
                 <w14:ligatures w14:val="none"/>
               </w:rPr>
-              <w:t>T1</w:t>
-            </w:r>
-            <w:proofErr w:type="gramStart"/>
-            <w:r>
-              <w:rPr>
-                <w:rFonts w:ascii="Calibri" w:eastAsia="Times New Roman" w:hAnsi="Calibri" w:cs="Calibri"/>
-                <w:color w:val="000000"/>
-                <w:kern w:val="0"/>
-                <w:highlight w:val="green"/>
-                <w14:ligatures w14:val="none"/>
-              </w:rPr>
-              <w:t>=(</w:t>
-            </w:r>
-            <w:proofErr w:type="gramEnd"/>
-            <w:r>
-              <w:rPr>
-                <w:rFonts w:ascii="Calibri" w:eastAsia="Times New Roman" w:hAnsi="Calibri" w:cs="Calibri"/>
-                <w:color w:val="000000"/>
-                <w:kern w:val="0"/>
-                <w:highlight w:val="green"/>
-                <w14:ligatures w14:val="none"/>
-              </w:rPr>
-              <w:t>00:27:13)</w:t>
+              <w:t>T1=(00:27:13)</w:t>
             </w:r>
           </w:p>
           <w:p>
@@ -24174,20 +22168,7 @@
                 <w:highlight w:val="green"/>
               </w:rPr>
               <w:br/>
-            </w:r>
-            <w:proofErr w:type="spellStart"/>
-            <w:r>
-              <w:rPr>
-                <w:highlight w:val="green"/>
-              </w:rPr>
-              <w:t>MaxN</w:t>
-            </w:r>
-            <w:proofErr w:type="spellEnd"/>
-            <w:r>
-              <w:rPr>
-                <w:highlight w:val="green"/>
-              </w:rPr>
-              <w:t>: 1 (F1)</w:t>
+              <w:t>MaxN: 1 (F1)</w:t>
             </w:r>
           </w:p>
           <w:p>
@@ -24358,27 +22339,7 @@
           <w14:ligatures w14:val="none"/>
         </w:rPr>
         <w:lastRenderedPageBreak/>
-        <w:t xml:space="preserve">File </w:t>
-      </w:r>
-      <w:proofErr w:type="gramStart"/>
-      <w:r>
-        <w:rPr>
-          <w:rFonts w:ascii="Arial" w:eastAsia="Times New Roman" w:hAnsi="Arial" w:cs="Arial"/>
-          <w:color w:val="000000"/>
-          <w:kern w:val="0"/>
-          <w14:ligatures w14:val="none"/>
-        </w:rPr>
-        <w:t>name :</w:t>
-      </w:r>
-      <w:proofErr w:type="gramEnd"/>
-      <w:r>
-        <w:rPr>
-          <w:rFonts w:ascii="Arial" w:eastAsia="Times New Roman" w:hAnsi="Arial" w:cs="Arial"/>
-          <w:color w:val="000000"/>
-          <w:kern w:val="0"/>
-          <w14:ligatures w14:val="none"/>
-        </w:rPr>
-        <w:t xml:space="preserve"> 29_03_2024_1424_C14_D9_LTPD6_F1</w:t>
+        <w:t>File name : 29_03_2024_1424_C14_D9_LTPD6_F1</w:t>
       </w:r>
     </w:p>
     <w:tbl>
@@ -24963,38 +22924,16 @@
                 <w:kern w:val="0"/>
                 <w14:ligatures w14:val="none"/>
               </w:rPr>
-              <w:t>TIME END</w:t>
-            </w:r>
-            <w:proofErr w:type="gramStart"/>
-            <w:r>
-              <w:rPr>
-                <w:rFonts w:ascii="Calibri" w:eastAsia="Times New Roman" w:hAnsi="Calibri" w:cs="Calibri"/>
-                <w:b/>
-                <w:bCs/>
-                <w:color w:val="000000"/>
-                <w:kern w:val="0"/>
-                <w14:ligatures w14:val="none"/>
-              </w:rPr>
-              <w:t>:</w:t>
-            </w:r>
-            <w:r>
-              <w:rPr>
-                <w:rFonts w:ascii="Calibri" w:eastAsia="Times New Roman" w:hAnsi="Calibri" w:cs="Calibri"/>
-                <w:color w:val="000000"/>
-                <w:kern w:val="0"/>
-                <w14:ligatures w14:val="none"/>
-              </w:rPr>
-              <w:t>  00</w:t>
-            </w:r>
-            <w:proofErr w:type="gramEnd"/>
-            <w:r>
-              <w:rPr>
-                <w:rFonts w:ascii="Calibri" w:eastAsia="Times New Roman" w:hAnsi="Calibri" w:cs="Calibri"/>
-                <w:color w:val="000000"/>
-                <w:kern w:val="0"/>
-                <w14:ligatures w14:val="none"/>
-              </w:rPr>
-              <w:t>:00:20</w:t>
+              <w:t>TIME END:</w:t>
+            </w:r>
+            <w:r>
+              <w:rPr>
+                <w:rFonts w:ascii="Calibri" w:eastAsia="Times New Roman" w:hAnsi="Calibri" w:cs="Calibri"/>
+                <w:color w:val="000000"/>
+                <w:kern w:val="0"/>
+                <w14:ligatures w14:val="none"/>
+              </w:rPr>
+              <w:t>  00:00:20</w:t>
             </w:r>
           </w:p>
           <w:p>
@@ -25381,29 +23320,7 @@
                 <w:highlight w:val="green"/>
                 <w14:ligatures w14:val="none"/>
               </w:rPr>
-              <w:t>1(</w:t>
-            </w:r>
-            <w:proofErr w:type="gramStart"/>
-            <w:r>
-              <w:rPr>
-                <w:rFonts w:ascii="Calibri" w:eastAsia="Times New Roman" w:hAnsi="Calibri" w:cs="Calibri"/>
-                <w:color w:val="000000"/>
-                <w:kern w:val="0"/>
-                <w:highlight w:val="green"/>
-                <w14:ligatures w14:val="none"/>
-              </w:rPr>
-              <w:t>00:10:35)(</w:t>
-            </w:r>
-            <w:proofErr w:type="gramEnd"/>
-            <w:r>
-              <w:rPr>
-                <w:rFonts w:ascii="Calibri" w:eastAsia="Times New Roman" w:hAnsi="Calibri" w:cs="Calibri"/>
-                <w:color w:val="000000"/>
-                <w:kern w:val="0"/>
-                <w:highlight w:val="green"/>
-                <w14:ligatures w14:val="none"/>
-              </w:rPr>
-              <w:t>F2) MUD</w:t>
+              <w:t>1(00:10:35)(F2) MUD</w:t>
             </w:r>
           </w:p>
           <w:p>
@@ -25430,29 +23347,7 @@
                 <w:highlight w:val="green"/>
                 <w14:ligatures w14:val="none"/>
               </w:rPr>
-              <w:t>1(</w:t>
-            </w:r>
-            <w:proofErr w:type="gramStart"/>
-            <w:r>
-              <w:rPr>
-                <w:rFonts w:ascii="Calibri" w:eastAsia="Times New Roman" w:hAnsi="Calibri" w:cs="Calibri"/>
-                <w:color w:val="000000"/>
-                <w:kern w:val="0"/>
-                <w:highlight w:val="green"/>
-                <w14:ligatures w14:val="none"/>
-              </w:rPr>
-              <w:t>00:14:21)(</w:t>
-            </w:r>
-            <w:proofErr w:type="gramEnd"/>
-            <w:r>
-              <w:rPr>
-                <w:rFonts w:ascii="Calibri" w:eastAsia="Times New Roman" w:hAnsi="Calibri" w:cs="Calibri"/>
-                <w:color w:val="000000"/>
-                <w:kern w:val="0"/>
-                <w:highlight w:val="green"/>
-                <w14:ligatures w14:val="none"/>
-              </w:rPr>
-              <w:t>F2) MUD</w:t>
+              <w:t>1(00:14:21)(F2) MUD</w:t>
             </w:r>
           </w:p>
           <w:p>
@@ -25479,29 +23374,7 @@
                 <w:highlight w:val="green"/>
                 <w14:ligatures w14:val="none"/>
               </w:rPr>
-              <w:t>1(</w:t>
-            </w:r>
-            <w:proofErr w:type="gramStart"/>
-            <w:r>
-              <w:rPr>
-                <w:rFonts w:ascii="Calibri" w:eastAsia="Times New Roman" w:hAnsi="Calibri" w:cs="Calibri"/>
-                <w:color w:val="000000"/>
-                <w:kern w:val="0"/>
-                <w:highlight w:val="green"/>
-                <w14:ligatures w14:val="none"/>
-              </w:rPr>
-              <w:t>00:22:24)(</w:t>
-            </w:r>
-            <w:proofErr w:type="gramEnd"/>
-            <w:r>
-              <w:rPr>
-                <w:rFonts w:ascii="Calibri" w:eastAsia="Times New Roman" w:hAnsi="Calibri" w:cs="Calibri"/>
-                <w:color w:val="000000"/>
-                <w:kern w:val="0"/>
-                <w:highlight w:val="green"/>
-                <w14:ligatures w14:val="none"/>
-              </w:rPr>
-              <w:t>F2) MUD</w:t>
+              <w:t>1(00:22:24)(F2) MUD</w:t>
             </w:r>
           </w:p>
           <w:p>
@@ -25528,29 +23401,7 @@
                 <w:highlight w:val="green"/>
                 <w14:ligatures w14:val="none"/>
               </w:rPr>
-              <w:t>1(</w:t>
-            </w:r>
-            <w:proofErr w:type="gramStart"/>
-            <w:r>
-              <w:rPr>
-                <w:rFonts w:ascii="Calibri" w:eastAsia="Times New Roman" w:hAnsi="Calibri" w:cs="Calibri"/>
-                <w:color w:val="000000"/>
-                <w:kern w:val="0"/>
-                <w:highlight w:val="green"/>
-                <w14:ligatures w14:val="none"/>
-              </w:rPr>
-              <w:t>00:17:02)(</w:t>
-            </w:r>
-            <w:proofErr w:type="gramEnd"/>
-            <w:r>
-              <w:rPr>
-                <w:rFonts w:ascii="Calibri" w:eastAsia="Times New Roman" w:hAnsi="Calibri" w:cs="Calibri"/>
-                <w:color w:val="000000"/>
-                <w:kern w:val="0"/>
-                <w:highlight w:val="green"/>
-                <w14:ligatures w14:val="none"/>
-              </w:rPr>
-              <w:t>F3) SWIMMER</w:t>
+              <w:t>1(00:17:02)(F3) SWIMMER</w:t>
             </w:r>
           </w:p>
           <w:p>
@@ -25645,29 +23496,7 @@
                 <w:highlight w:val="green"/>
                 <w14:ligatures w14:val="none"/>
               </w:rPr>
-              <w:t>1(</w:t>
-            </w:r>
-            <w:proofErr w:type="gramStart"/>
-            <w:r>
-              <w:rPr>
-                <w:rFonts w:ascii="Calibri" w:eastAsia="Times New Roman" w:hAnsi="Calibri" w:cs="Calibri"/>
-                <w:color w:val="000000"/>
-                <w:kern w:val="0"/>
-                <w:highlight w:val="green"/>
-                <w14:ligatures w14:val="none"/>
-              </w:rPr>
-              <w:t>00:27:54)(</w:t>
-            </w:r>
-            <w:proofErr w:type="gramEnd"/>
-            <w:r>
-              <w:rPr>
-                <w:rFonts w:ascii="Calibri" w:eastAsia="Times New Roman" w:hAnsi="Calibri" w:cs="Calibri"/>
-                <w:color w:val="000000"/>
-                <w:kern w:val="0"/>
-                <w:highlight w:val="green"/>
-                <w14:ligatures w14:val="none"/>
-              </w:rPr>
-              <w:t>F2)</w:t>
+              <w:t>1(00:27:54)(F2)</w:t>
             </w:r>
           </w:p>
           <w:p>
@@ -25776,29 +23605,7 @@
                 <w:highlight w:val="green"/>
                 <w14:ligatures w14:val="none"/>
               </w:rPr>
-              <w:t>1(</w:t>
-            </w:r>
-            <w:proofErr w:type="gramStart"/>
-            <w:r>
-              <w:rPr>
-                <w:rFonts w:ascii="Calibri" w:eastAsia="Times New Roman" w:hAnsi="Calibri" w:cs="Calibri"/>
-                <w:color w:val="000000"/>
-                <w:kern w:val="0"/>
-                <w:highlight w:val="green"/>
-                <w14:ligatures w14:val="none"/>
-              </w:rPr>
-              <w:t>00:33:54)(</w:t>
-            </w:r>
-            <w:proofErr w:type="gramEnd"/>
-            <w:r>
-              <w:rPr>
-                <w:rFonts w:ascii="Calibri" w:eastAsia="Times New Roman" w:hAnsi="Calibri" w:cs="Calibri"/>
-                <w:color w:val="000000"/>
-                <w:kern w:val="0"/>
-                <w:highlight w:val="green"/>
-                <w14:ligatures w14:val="none"/>
-              </w:rPr>
-              <w:t>F2)</w:t>
+              <w:t>1(00:33:54)(F2)</w:t>
             </w:r>
           </w:p>
           <w:p>
@@ -25884,29 +23691,7 @@
                 <w:highlight w:val="green"/>
                 <w14:ligatures w14:val="none"/>
               </w:rPr>
-              <w:t>1(</w:t>
-            </w:r>
-            <w:proofErr w:type="gramStart"/>
-            <w:r>
-              <w:rPr>
-                <w:rFonts w:ascii="Calibri" w:eastAsia="Times New Roman" w:hAnsi="Calibri" w:cs="Calibri"/>
-                <w:color w:val="000000"/>
-                <w:kern w:val="0"/>
-                <w:highlight w:val="green"/>
-                <w14:ligatures w14:val="none"/>
-              </w:rPr>
-              <w:t>00:07:33)(</w:t>
-            </w:r>
-            <w:proofErr w:type="gramEnd"/>
-            <w:r>
-              <w:rPr>
-                <w:rFonts w:ascii="Calibri" w:eastAsia="Times New Roman" w:hAnsi="Calibri" w:cs="Calibri"/>
-                <w:color w:val="000000"/>
-                <w:kern w:val="0"/>
-                <w:highlight w:val="green"/>
-                <w14:ligatures w14:val="none"/>
-              </w:rPr>
-              <w:t>F3)</w:t>
+              <w:t>1(00:07:33)(F3)</w:t>
             </w:r>
           </w:p>
           <w:p>
@@ -25977,7 +23762,7 @@
               </w:rPr>
               <w:t>T1=00:32:00(F3)</w:t>
             </w:r>
-            <w:ins w:id="15" w:author="Sophie Wulfing" w:date="2025-12-26T20:40:00Z" w16du:dateUtc="2025-12-27T01:40:00Z">
+            <w:ins w:id="10" w:author="Sophie Wulfing" w:date="2025-12-26T20:40:00Z" w16du:dateUtc="2025-12-27T01:40:00Z">
               <w:r>
                 <w:rPr>
                   <w:rFonts w:ascii="Calibri" w:eastAsia="Times New Roman" w:hAnsi="Calibri" w:cs="Calibri"/>
@@ -25989,7 +23774,7 @@
                 <w:t xml:space="preserve"> new t1</w:t>
               </w:r>
             </w:ins>
-            <w:ins w:id="16" w:author="Sophie Wulfing" w:date="2025-12-26T20:41:00Z" w16du:dateUtc="2025-12-27T01:41:00Z">
+            <w:ins w:id="11" w:author="Sophie Wulfing" w:date="2025-12-26T20:41:00Z" w16du:dateUtc="2025-12-27T01:41:00Z">
               <w:r>
                 <w:rPr>
                   <w:rFonts w:ascii="Calibri" w:eastAsia="Times New Roman" w:hAnsi="Calibri" w:cs="Calibri"/>
@@ -26017,7 +23802,7 @@
                   <w:kern w:val="0"/>
                   <w:highlight w:val="green"/>
                   <w14:ligatures w14:val="none"/>
-                  <w:rPrChange w:id="17" w:author="Sophie Wulfing" w:date="2025-12-26T20:42:00Z" w16du:dateUtc="2025-12-27T01:42:00Z">
+                  <w:rPrChange w:id="12" w:author="Sophie Wulfing" w:date="2025-12-26T20:42:00Z" w16du:dateUtc="2025-12-27T01:42:00Z">
                     <w:rPr>
                       <w:rFonts w:ascii="Calibri" w:eastAsia="Times New Roman" w:hAnsi="Calibri" w:cs="Calibri"/>
                       <w:color w:val="000000"/>
@@ -26031,7 +23816,7 @@
                 <w:t>te</w:t>
               </w:r>
             </w:ins>
-            <w:ins w:id="18" w:author="Sophie Wulfing" w:date="2025-12-26T20:42:00Z" w16du:dateUtc="2025-12-27T01:42:00Z">
+            <w:ins w:id="13" w:author="Sophie Wulfing" w:date="2025-12-26T20:42:00Z" w16du:dateUtc="2025-12-27T01:42:00Z">
               <w:r>
                 <w:rPr>
                   <w:rFonts w:ascii="Calibri" w:eastAsia="Times New Roman" w:hAnsi="Calibri" w:cs="Calibri"/>
@@ -26039,7 +23824,7 @@
                   <w:kern w:val="0"/>
                   <w:highlight w:val="green"/>
                   <w14:ligatures w14:val="none"/>
-                  <w:rPrChange w:id="19" w:author="Sophie Wulfing" w:date="2025-12-26T20:42:00Z" w16du:dateUtc="2025-12-27T01:42:00Z">
+                  <w:rPrChange w:id="14" w:author="Sophie Wulfing" w:date="2025-12-26T20:42:00Z" w16du:dateUtc="2025-12-27T01:42:00Z">
                     <w:rPr>
                       <w:rFonts w:ascii="Calibri" w:eastAsia="Times New Roman" w:hAnsi="Calibri" w:cs="Calibri"/>
                       <w:color w:val="000000"/>
@@ -26088,29 +23873,7 @@
                 <w:highlight w:val="green"/>
                 <w14:ligatures w14:val="none"/>
               </w:rPr>
-              <w:t>1(</w:t>
-            </w:r>
-            <w:proofErr w:type="gramStart"/>
-            <w:r>
-              <w:rPr>
-                <w:rFonts w:ascii="Calibri" w:eastAsia="Times New Roman" w:hAnsi="Calibri" w:cs="Calibri"/>
-                <w:color w:val="000000"/>
-                <w:kern w:val="0"/>
-                <w:highlight w:val="green"/>
-                <w14:ligatures w14:val="none"/>
-              </w:rPr>
-              <w:t>00:32:00)(</w:t>
-            </w:r>
-            <w:proofErr w:type="gramEnd"/>
-            <w:r>
-              <w:rPr>
-                <w:rFonts w:ascii="Calibri" w:eastAsia="Times New Roman" w:hAnsi="Calibri" w:cs="Calibri"/>
-                <w:color w:val="000000"/>
-                <w:kern w:val="0"/>
-                <w:highlight w:val="green"/>
-                <w14:ligatures w14:val="none"/>
-              </w:rPr>
-              <w:t>F3)</w:t>
+              <w:t>1(00:32:00)(F3)</w:t>
             </w:r>
           </w:p>
           <w:p>
@@ -26154,11 +23917,10 @@
               <w:spacing w:after="0" w:line="240" w:lineRule="auto"/>
               <w:textAlignment w:val="baseline"/>
               <w:rPr>
-                <w:ins w:id="20" w:author="Sophie Wulfing" w:date="2025-12-26T20:45:00Z" w16du:dateUtc="2025-12-27T01:45:00Z"/>
-                <w:highlight w:val="green"/>
-              </w:rPr>
-            </w:pPr>
-            <w:proofErr w:type="gramStart"/>
+                <w:ins w:id="15" w:author="Sophie Wulfing" w:date="2025-12-26T20:45:00Z" w16du:dateUtc="2025-12-27T01:45:00Z"/>
+                <w:highlight w:val="green"/>
+              </w:rPr>
+            </w:pPr>
             <w:r>
               <w:rPr>
                 <w:rFonts w:ascii="Calibri" w:eastAsia="Times New Roman" w:hAnsi="Calibri" w:cs="Calibri"/>
@@ -26173,14 +23935,7 @@
               <w:rPr>
                 <w:highlight w:val="green"/>
               </w:rPr>
-              <w:t>:</w:t>
-            </w:r>
-            <w:proofErr w:type="gramEnd"/>
-            <w:r>
-              <w:rPr>
-                <w:highlight w:val="green"/>
-              </w:rPr>
-              <w:t xml:space="preserve"> 00:29:10 (F2)</w:t>
+              <w:t>: 00:29:10 (F2)</w:t>
             </w:r>
           </w:p>
           <w:p>
@@ -26188,7 +23943,7 @@
               <w:spacing w:after="0" w:line="240" w:lineRule="auto"/>
               <w:textAlignment w:val="baseline"/>
               <w:rPr>
-                <w:ins w:id="21" w:author="Sophie Wulfing" w:date="2025-12-26T20:45:00Z" w16du:dateUtc="2025-12-27T01:45:00Z"/>
+                <w:ins w:id="16" w:author="Sophie Wulfing" w:date="2025-12-26T20:45:00Z" w16du:dateUtc="2025-12-27T01:45:00Z"/>
                 <w:highlight w:val="green"/>
               </w:rPr>
             </w:pPr>
@@ -26198,15 +23953,15 @@
               <w:spacing w:after="0" w:line="240" w:lineRule="auto"/>
               <w:textAlignment w:val="baseline"/>
               <w:rPr>
-                <w:ins w:id="22" w:author="Sophie Wulfing" w:date="2025-12-26T20:45:00Z" w16du:dateUtc="2025-12-27T01:45:00Z"/>
-                <w:rFonts w:ascii="Calibri" w:eastAsia="Times New Roman" w:hAnsi="Calibri" w:cs="Calibri"/>
-                <w:color w:val="000000"/>
-                <w:kern w:val="0"/>
-                <w:highlight w:val="green"/>
-                <w14:ligatures w14:val="none"/>
-              </w:rPr>
-            </w:pPr>
-            <w:ins w:id="23" w:author="Sophie Wulfing" w:date="2025-12-26T20:45:00Z" w16du:dateUtc="2025-12-27T01:45:00Z">
+                <w:ins w:id="17" w:author="Sophie Wulfing" w:date="2025-12-26T20:45:00Z" w16du:dateUtc="2025-12-27T01:45:00Z"/>
+                <w:rFonts w:ascii="Calibri" w:eastAsia="Times New Roman" w:hAnsi="Calibri" w:cs="Calibri"/>
+                <w:color w:val="000000"/>
+                <w:kern w:val="0"/>
+                <w:highlight w:val="green"/>
+                <w14:ligatures w14:val="none"/>
+              </w:rPr>
+            </w:pPr>
+            <w:ins w:id="18" w:author="Sophie Wulfing" w:date="2025-12-26T20:45:00Z" w16du:dateUtc="2025-12-27T01:45:00Z">
               <w:r>
                 <w:rPr>
                   <w:rFonts w:ascii="Calibri" w:eastAsia="Times New Roman" w:hAnsi="Calibri" w:cs="Calibri"/>
@@ -26230,8 +23985,7 @@
                 <w14:ligatures w14:val="none"/>
               </w:rPr>
             </w:pPr>
-            <w:proofErr w:type="gramStart"/>
-            <w:ins w:id="24" w:author="Sophie Wulfing" w:date="2025-12-26T20:46:00Z" w16du:dateUtc="2025-12-27T01:46:00Z">
+            <w:ins w:id="19" w:author="Sophie Wulfing" w:date="2025-12-26T20:46:00Z" w16du:dateUtc="2025-12-27T01:46:00Z">
               <w:r>
                 <w:rPr>
                   <w:rFonts w:ascii="Calibri" w:eastAsia="Times New Roman" w:hAnsi="Calibri" w:cs="Calibri"/>
@@ -26240,18 +23994,7 @@
                   <w:highlight w:val="green"/>
                   <w14:ligatures w14:val="none"/>
                 </w:rPr>
-                <w:t>1  32.49</w:t>
-              </w:r>
-              <w:proofErr w:type="gramEnd"/>
-              <w:r>
-                <w:rPr>
-                  <w:rFonts w:ascii="Calibri" w:eastAsia="Times New Roman" w:hAnsi="Calibri" w:cs="Calibri"/>
-                  <w:color w:val="000000"/>
-                  <w:kern w:val="0"/>
-                  <w:highlight w:val="green"/>
-                  <w14:ligatures w14:val="none"/>
-                </w:rPr>
-                <w:t xml:space="preserve"> (F3)</w:t>
+                <w:t>1  32.49 (F3)</w:t>
               </w:r>
             </w:ins>
           </w:p>
@@ -26324,27 +24067,7 @@
           <w14:ligatures w14:val="none"/>
         </w:rPr>
         <w:lastRenderedPageBreak/>
-        <w:t xml:space="preserve">File </w:t>
-      </w:r>
-      <w:proofErr w:type="gramStart"/>
-      <w:r>
-        <w:rPr>
-          <w:rFonts w:ascii="Arial" w:eastAsia="Times New Roman" w:hAnsi="Arial" w:cs="Arial"/>
-          <w:color w:val="000000"/>
-          <w:kern w:val="0"/>
-          <w14:ligatures w14:val="none"/>
-        </w:rPr>
-        <w:t>name :</w:t>
-      </w:r>
-      <w:proofErr w:type="gramEnd"/>
-      <w:r>
-        <w:rPr>
-          <w:rFonts w:ascii="Arial" w:eastAsia="Times New Roman" w:hAnsi="Arial" w:cs="Arial"/>
-          <w:color w:val="000000"/>
-          <w:kern w:val="0"/>
-          <w14:ligatures w14:val="none"/>
-        </w:rPr>
-        <w:t xml:space="preserve"> 29_03_2024_1358_CNEW_D6_TMPL5</w:t>
+        <w:t>File name : 29_03_2024_1358_CNEW_D6_TMPL5</w:t>
       </w:r>
     </w:p>
     <w:tbl>
@@ -26820,31 +24543,7 @@
                 <w:kern w:val="0"/>
                 <w14:ligatures w14:val="none"/>
               </w:rPr>
-              <w:t>F</w:t>
-            </w:r>
-            <w:proofErr w:type="gramStart"/>
-            <w:r>
-              <w:rPr>
-                <w:rFonts w:ascii="Calibri" w:eastAsia="Times New Roman" w:hAnsi="Calibri" w:cs="Calibri"/>
-                <w:b/>
-                <w:bCs/>
-                <w:color w:val="000000"/>
-                <w:kern w:val="0"/>
-                <w14:ligatures w14:val="none"/>
-              </w:rPr>
-              <w:t>3 :</w:t>
-            </w:r>
-            <w:proofErr w:type="gramEnd"/>
-            <w:r>
-              <w:rPr>
-                <w:rFonts w:ascii="Calibri" w:eastAsia="Times New Roman" w:hAnsi="Calibri" w:cs="Calibri"/>
-                <w:b/>
-                <w:bCs/>
-                <w:color w:val="000000"/>
-                <w:kern w:val="0"/>
-                <w14:ligatures w14:val="none"/>
-              </w:rPr>
-              <w:t xml:space="preserve"> </w:t>
+              <w:t xml:space="preserve">F3 : </w:t>
             </w:r>
             <w:r>
               <w:rPr>
@@ -26895,31 +24594,7 @@
                 <w:kern w:val="0"/>
                 <w14:ligatures w14:val="none"/>
               </w:rPr>
-              <w:t>F</w:t>
-            </w:r>
-            <w:proofErr w:type="gramStart"/>
-            <w:r>
-              <w:rPr>
-                <w:rFonts w:ascii="Calibri" w:eastAsia="Times New Roman" w:hAnsi="Calibri" w:cs="Calibri"/>
-                <w:b/>
-                <w:bCs/>
-                <w:color w:val="000000"/>
-                <w:kern w:val="0"/>
-                <w14:ligatures w14:val="none"/>
-              </w:rPr>
-              <w:t>4 :</w:t>
-            </w:r>
-            <w:proofErr w:type="gramEnd"/>
-            <w:r>
-              <w:rPr>
-                <w:rFonts w:ascii="Calibri" w:eastAsia="Times New Roman" w:hAnsi="Calibri" w:cs="Calibri"/>
-                <w:b/>
-                <w:bCs/>
-                <w:color w:val="000000"/>
-                <w:kern w:val="0"/>
-                <w14:ligatures w14:val="none"/>
-              </w:rPr>
-              <w:t xml:space="preserve"> </w:t>
+              <w:t xml:space="preserve">F4 : </w:t>
             </w:r>
             <w:r>
               <w:rPr>
@@ -27863,27 +25538,7 @@
           <w14:ligatures w14:val="none"/>
         </w:rPr>
         <w:lastRenderedPageBreak/>
-        <w:t xml:space="preserve">File </w:t>
-      </w:r>
-      <w:proofErr w:type="gramStart"/>
-      <w:r>
-        <w:rPr>
-          <w:rFonts w:ascii="Arial" w:eastAsia="Times New Roman" w:hAnsi="Arial" w:cs="Arial"/>
-          <w:color w:val="000000"/>
-          <w:kern w:val="0"/>
-          <w14:ligatures w14:val="none"/>
-        </w:rPr>
-        <w:t>name :</w:t>
-      </w:r>
-      <w:proofErr w:type="gramEnd"/>
-      <w:r>
-        <w:rPr>
-          <w:rFonts w:ascii="Arial" w:eastAsia="Times New Roman" w:hAnsi="Arial" w:cs="Arial"/>
-          <w:color w:val="000000"/>
-          <w:kern w:val="0"/>
-          <w14:ligatures w14:val="none"/>
-        </w:rPr>
-        <w:t xml:space="preserve"> 29_03_2024_1344_CN12_D4_TMPL6</w:t>
+        <w:t>File name : 29_03_2024_1344_CN12_D4_TMPL6</w:t>
       </w:r>
     </w:p>
     <w:tbl>
@@ -28476,38 +26131,16 @@
                 <w:kern w:val="0"/>
                 <w14:ligatures w14:val="none"/>
               </w:rPr>
-              <w:t>TIME END</w:t>
-            </w:r>
-            <w:proofErr w:type="gramStart"/>
-            <w:r>
-              <w:rPr>
-                <w:rFonts w:ascii="Calibri" w:eastAsia="Times New Roman" w:hAnsi="Calibri" w:cs="Calibri"/>
-                <w:b/>
-                <w:bCs/>
-                <w:color w:val="000000"/>
-                <w:kern w:val="0"/>
-                <w14:ligatures w14:val="none"/>
-              </w:rPr>
-              <w:t>:</w:t>
-            </w:r>
-            <w:r>
-              <w:rPr>
-                <w:rFonts w:ascii="Calibri" w:eastAsia="Times New Roman" w:hAnsi="Calibri" w:cs="Calibri"/>
-                <w:color w:val="000000"/>
-                <w:kern w:val="0"/>
-                <w14:ligatures w14:val="none"/>
-              </w:rPr>
-              <w:t>  F2</w:t>
-            </w:r>
-            <w:proofErr w:type="gramEnd"/>
-            <w:r>
-              <w:rPr>
-                <w:rFonts w:ascii="Calibri" w:eastAsia="Times New Roman" w:hAnsi="Calibri" w:cs="Calibri"/>
-                <w:color w:val="000000"/>
-                <w:kern w:val="0"/>
-                <w14:ligatures w14:val="none"/>
-              </w:rPr>
-              <w:t xml:space="preserve"> 0:11:</w:t>
+              <w:t>TIME END:</w:t>
+            </w:r>
+            <w:r>
+              <w:rPr>
+                <w:rFonts w:ascii="Calibri" w:eastAsia="Times New Roman" w:hAnsi="Calibri" w:cs="Calibri"/>
+                <w:color w:val="000000"/>
+                <w:kern w:val="0"/>
+                <w14:ligatures w14:val="none"/>
+              </w:rPr>
+              <w:t>  F2 0:11:</w:t>
             </w:r>
             <w:r>
               <w:rPr>
